--- a/originalidade-completo.docx
+++ b/originalidade-completo.docx
@@ -12,7 +12,7 @@
           <w:color w:val="184F95"/>
           <w:sz w:val="42"/>
         </w:rPr>
-        <w:t>Estado da arte e delimitação de originalidade</w:t>
+        <w:t>Delimitação de originalidade</w:t>
       </w:r>
     </w:p>
     <w:p>
@@ -24,7 +24,7 @@
           <w:color w:val="555B66"/>
           <w:sz w:val="23"/>
         </w:rPr>
-        <w:t>Fábrica de software multi-agente — análise comparativa</w:t>
+        <w:t>Fábrica de software multi-agente — a origem da proposta e sua posição no estado da arte</w:t>
       </w:r>
     </w:p>
     <w:p>
@@ -53,7 +53,7 @@
           <w:i w:val="0"/>
           <w:sz w:val="20"/>
         </w:rPr>
-        <w:t xml:space="preserve">Este documento responde a três perguntas: o que já existe que se parece com este trabalho, onde há sobreposição real, e o que o distingue. A conclusão, adiantada: </w:t>
+        <w:t xml:space="preserve">Este documento responde a uma pergunta feita em orientação: se já existem fábricas de software agênticas, o que este trabalho acrescenta. A resposta não passa por comparar funcionalidades — passa por explicitar </w:t>
       </w:r>
       <w:r>
         <w:rPr>
@@ -61,7 +61,7 @@
           <w:i w:val="0"/>
           <w:sz w:val="20"/>
         </w:rPr>
-        <w:t>o trabalho não é plágio, mas vários de seus componentes não são originais</w:t>
+        <w:t>de onde a proposta veio</w:t>
       </w:r>
       <w:r>
         <w:rPr>
@@ -69,7 +69,7 @@
           <w:i w:val="0"/>
           <w:sz w:val="20"/>
         </w:rPr>
-        <w:t xml:space="preserve"> — e a diferença entre honestidade acadêmica e problema é citar, não ser inédito. Um trabalho de conclusão não precisa inventar; precisa dizer com precisão o que herdou e o que acrescentou.</w:t>
+        <w:t>. Ela não nasceu de um produto observado; nasceu de um diagnóstico, registrado na documentação do projeto antes de existir código. É desse diagnóstico que todos os mecanismos descem, e é por ele que a comparação com o estado da arte deve ser feita.</w:t>
       </w:r>
     </w:p>
     <w:p>
@@ -83,21 +83,7 @@
           <w:color w:val="184F95"/>
           <w:sz w:val="26"/>
         </w:rPr>
-        <w:t>1.  O que existe</w:t>
-      </w:r>
-    </w:p>
-    <w:p>
-      <w:pPr>
-        <w:keepNext/>
-        <w:spacing w:before="200" w:after="60"/>
-      </w:pPr>
-      <w:r>
-        <w:rPr>
-          <w:b/>
-          <w:color w:val="1A1A1A"/>
-          <w:sz w:val="21"/>
-        </w:rPr>
-        <w:t>1.1  Agentic Software Factory (softwarefabrik.io)</w:t>
+        <w:t>1.  A origem da proposta: um diagnóstico, não um produto</w:t>
       </w:r>
     </w:p>
     <w:p>
@@ -111,7 +97,7 @@
           <w:i w:val="0"/>
           <w:sz w:val="20"/>
         </w:rPr>
-        <w:t xml:space="preserve">Produto comercial, de Martin Janda, versão v0.30.0 (2026). É o projeto mais próximo, e a semelhança de vocabulário é real: linha de produção estruturada, portão de qualidade, disciplina de git, modelo por papel. Opera em três fases — assistente, execução e </w:t>
+        <w:t xml:space="preserve">A Parte I da documentação do trabalho abre com uma observação sobre o regime em que modelos de linguagem falham. Um modelo escreve bem quando o pedido é curto e tudo o que ele precisa saber cabe numa conversa; pedir “construa este sistema” é outra coisa, porque o trabalho dura horas, atravessa dezenas de arquivos e depende de decisões tomadas no começo que ainda precisam valer no fim. O ponto de partida é a frase que organiza o trabalho inteiro: </w:t>
       </w:r>
       <w:r>
         <w:rPr>
@@ -119,7 +105,7 @@
           <w:i w:val="0"/>
           <w:sz w:val="20"/>
         </w:rPr>
-        <w:t>sign-off</w:t>
+        <w:t>as falhas não são de escrita, são de processo</w:t>
       </w:r>
       <w:r>
         <w:rPr>
@@ -127,7 +113,298 @@
           <w:i w:val="0"/>
           <w:sz w:val="20"/>
         </w:rPr>
-        <w:t>. A entrada é um assistente de seis passos com dezoito modelos de stack; cada execução roda em contêiner Docker efêmero, com sistema de arquivos somente leitura e sem rede; o portão final tem seis papéis revisores.</w:t>
+        <w:t>. O modelo continua produzindo bem cada trecho isolado; o que se perde é a coerência do conjunto.</w:t>
+      </w:r>
+    </w:p>
+    <w:p>
+      <w:pPr>
+        <w:spacing w:after="120"/>
+        <w:jc w:val="both"/>
+      </w:pPr>
+      <w:r>
+        <w:rPr>
+          <w:b w:val="0"/>
+          <w:i w:val="0"/>
+          <w:sz w:val="20"/>
+        </w:rPr>
+        <w:t>Do diagnóstico saem quatro modos de falha, e nenhum deles se resolve com um modelo melhor:</w:t>
+      </w:r>
+    </w:p>
+    <w:tbl>
+      <w:tblPr>
+        <w:tblStyle w:val="TableGrid"/>
+        <w:tblW w:type="auto" w:w="0"/>
+        <w:jc w:val="center"/>
+        <w:tblLook w:firstColumn="1" w:firstRow="1" w:lastColumn="0" w:lastRow="0" w:noHBand="0" w:noVBand="1" w:val="04A0"/>
+      </w:tblPr>
+      <w:tblGrid>
+        <w:gridCol w:w="4759"/>
+        <w:gridCol w:w="4759"/>
+      </w:tblGrid>
+      <w:tr>
+        <w:tc>
+          <w:tcPr>
+            <w:tcW w:type="dxa" w:w="2268"/>
+            <w:shd w:val="clear" w:fill="2A78D6"/>
+          </w:tcPr>
+          <w:p>
+            <w:pPr>
+              <w:spacing w:after="20"/>
+            </w:pPr>
+            <w:r/>
+            <w:r>
+              <w:rPr>
+                <w:b/>
+                <w:color w:val="FFFFFF"/>
+                <w:sz w:val="17"/>
+              </w:rPr>
+              <w:t>Modo de falha</w:t>
+            </w:r>
+          </w:p>
+        </w:tc>
+        <w:tc>
+          <w:tcPr>
+            <w:tcW w:type="dxa" w:w="6803"/>
+            <w:shd w:val="clear" w:fill="2A78D6"/>
+          </w:tcPr>
+          <w:p>
+            <w:pPr>
+              <w:spacing w:after="20"/>
+            </w:pPr>
+            <w:r/>
+            <w:r>
+              <w:rPr>
+                <w:b/>
+                <w:color w:val="FFFFFF"/>
+                <w:sz w:val="17"/>
+              </w:rPr>
+              <w:t>Como se manifesta</w:t>
+            </w:r>
+          </w:p>
+        </w:tc>
+      </w:tr>
+      <w:tr>
+        <w:tc>
+          <w:tcPr>
+            <w:tcW w:type="dxa" w:w="2268"/>
+          </w:tcPr>
+          <w:p>
+            <w:pPr>
+              <w:spacing w:after="20"/>
+            </w:pPr>
+            <w:r/>
+            <w:r>
+              <w:rPr>
+                <w:b w:val="0"/>
+                <w:sz w:val="17"/>
+              </w:rPr>
+              <w:t>Perda de contexto</w:t>
+            </w:r>
+          </w:p>
+        </w:tc>
+        <w:tc>
+          <w:tcPr>
+            <w:tcW w:type="dxa" w:w="6803"/>
+          </w:tcPr>
+          <w:p>
+            <w:pPr>
+              <w:spacing w:after="20"/>
+            </w:pPr>
+            <w:r/>
+            <w:r>
+              <w:rPr>
+                <w:b w:val="0"/>
+                <w:sz w:val="17"/>
+              </w:rPr>
+              <w:t>A conversa cresce, o começo sai de vista, e o modelo contradiz o que ele mesmo decidiu horas antes.</w:t>
+            </w:r>
+          </w:p>
+        </w:tc>
+      </w:tr>
+      <w:tr>
+        <w:tc>
+          <w:tcPr>
+            <w:tcW w:type="dxa" w:w="2268"/>
+            <w:shd w:val="clear" w:fill="F5F5F2"/>
+          </w:tcPr>
+          <w:p>
+            <w:pPr>
+              <w:spacing w:after="20"/>
+            </w:pPr>
+            <w:r/>
+            <w:r>
+              <w:rPr>
+                <w:b w:val="0"/>
+                <w:sz w:val="17"/>
+              </w:rPr>
+              <w:t>Decisão sem rastro</w:t>
+            </w:r>
+          </w:p>
+        </w:tc>
+        <w:tc>
+          <w:tcPr>
+            <w:tcW w:type="dxa" w:w="6803"/>
+            <w:shd w:val="clear" w:fill="F5F5F2"/>
+          </w:tcPr>
+          <w:p>
+            <w:pPr>
+              <w:spacing w:after="20"/>
+            </w:pPr>
+            <w:r/>
+            <w:r>
+              <w:rPr>
+                <w:b w:val="0"/>
+                <w:sz w:val="17"/>
+              </w:rPr>
+              <w:t>O motivo de uma escolha ficou no meio do diálogo. Quando a sessão termina, some junto — e a decisão é tomada de novo, às vezes ao contrário.</w:t>
+            </w:r>
+          </w:p>
+        </w:tc>
+      </w:tr>
+      <w:tr>
+        <w:tc>
+          <w:tcPr>
+            <w:tcW w:type="dxa" w:w="2268"/>
+          </w:tcPr>
+          <w:p>
+            <w:pPr>
+              <w:spacing w:after="20"/>
+            </w:pPr>
+            <w:r/>
+            <w:r>
+              <w:rPr>
+                <w:b w:val="0"/>
+                <w:sz w:val="17"/>
+              </w:rPr>
+              <w:t>Autoaprovação</w:t>
+            </w:r>
+          </w:p>
+        </w:tc>
+        <w:tc>
+          <w:tcPr>
+            <w:tcW w:type="dxa" w:w="6803"/>
+          </w:tcPr>
+          <w:p>
+            <w:pPr>
+              <w:spacing w:after="20"/>
+            </w:pPr>
+            <w:r/>
+            <w:r>
+              <w:rPr>
+                <w:b w:val="0"/>
+                <w:sz w:val="17"/>
+              </w:rPr>
+              <w:t>Quem escreveu o código é quem afirma que está pronto. O mesmo raciocínio que produziu o erro é o que vai procurá-lo.</w:t>
+            </w:r>
+          </w:p>
+        </w:tc>
+      </w:tr>
+      <w:tr>
+        <w:tc>
+          <w:tcPr>
+            <w:tcW w:type="dxa" w:w="2268"/>
+            <w:shd w:val="clear" w:fill="F5F5F2"/>
+          </w:tcPr>
+          <w:p>
+            <w:pPr>
+              <w:spacing w:after="20"/>
+            </w:pPr>
+            <w:r/>
+            <w:r>
+              <w:rPr>
+                <w:b w:val="0"/>
+                <w:sz w:val="17"/>
+              </w:rPr>
+              <w:t>Tentativa sem limite</w:t>
+            </w:r>
+          </w:p>
+        </w:tc>
+        <w:tc>
+          <w:tcPr>
+            <w:tcW w:type="dxa" w:w="6803"/>
+            <w:shd w:val="clear" w:fill="F5F5F2"/>
+          </w:tcPr>
+          <w:p>
+            <w:pPr>
+              <w:spacing w:after="20"/>
+            </w:pPr>
+            <w:r/>
+            <w:r>
+              <w:rPr>
+                <w:b w:val="0"/>
+                <w:sz w:val="17"/>
+              </w:rPr>
+              <w:t>Um ponto difícil consome tentativa após tentativa, trava a fila, e o custo cresce sem que nada avance.</w:t>
+            </w:r>
+          </w:p>
+        </w:tc>
+      </w:tr>
+    </w:tbl>
+    <w:p>
+      <w:pPr>
+        <w:spacing w:after="80"/>
+      </w:pPr>
+    </w:p>
+    <w:p>
+      <w:pPr>
+        <w:spacing w:after="120"/>
+        <w:jc w:val="both"/>
+      </w:pPr>
+      <w:r>
+        <w:rPr>
+          <w:b w:val="0"/>
+          <w:i w:val="0"/>
+          <w:sz w:val="20"/>
+        </w:rPr>
+        <w:t xml:space="preserve">A resposta proposta é não pedir o sistema inteiro de uma vez: dividir o pedido em tarefas pequenas e nomeadas, dar a cada uma um estado explícito registrado fora da conversa, e passar cada entrega por revisores que não a construíram. Daí saem as três regras que a documentação apresenta como origem de todo o resto — </w:t>
+      </w:r>
+      <w:r>
+        <w:rPr>
+          <w:b/>
+          <w:i w:val="0"/>
+          <w:sz w:val="20"/>
+        </w:rPr>
+        <w:t>quem implementa nunca é quem aprova</w:t>
+      </w:r>
+      <w:r>
+        <w:rPr>
+          <w:b w:val="0"/>
+          <w:i w:val="0"/>
+          <w:sz w:val="20"/>
+        </w:rPr>
+        <w:t xml:space="preserve">; </w:t>
+      </w:r>
+      <w:r>
+        <w:rPr>
+          <w:b/>
+          <w:i w:val="0"/>
+          <w:sz w:val="20"/>
+        </w:rPr>
+        <w:t>estado fora da conversa</w:t>
+      </w:r>
+      <w:r>
+        <w:rPr>
+          <w:b w:val="0"/>
+          <w:i w:val="0"/>
+          <w:sz w:val="20"/>
+        </w:rPr>
+        <w:t xml:space="preserve">; e </w:t>
+      </w:r>
+      <w:r>
+        <w:rPr>
+          <w:b/>
+          <w:i w:val="0"/>
+          <w:sz w:val="20"/>
+        </w:rPr>
+        <w:t>falha limitada</w:t>
+      </w:r>
+      <w:r>
+        <w:rPr>
+          <w:b w:val="0"/>
+          <w:i w:val="0"/>
+          <w:sz w:val="20"/>
+        </w:rPr>
+        <w:t>. E daí sai a tese: o gargalo de um sistema como este não está na geração de texto, e sim na governança.</w:t>
       </w:r>
     </w:p>
     <w:tbl>
@@ -156,13 +433,13 @@
                 <w:color w:val="184F95"/>
                 <w:sz w:val="17"/>
               </w:rPr>
-              <w:t xml:space="preserve">A DIVERGÊNCIA ESTRUTURAL  </w:t>
+              <w:t xml:space="preserve">A TESE DA SEGUNDA VERSÃO  </w:t>
             </w:r>
             <w:r>
               <w:rPr>
                 <w:sz w:val="19"/>
               </w:rPr>
-              <w:t>O produto rejeita explicitamente a autonomia: há aprovação humana, com exibição das diferenças, antes de cada passo. Este trabalho vai na direção oposta — uma única intervenção humana, no pedido inicial, e os portões são operados por agentes. São respostas opostas à mesma pergunta, e a autonomia é o problema mais difícil dos dois.</w:t>
+              <w:t>Se a governança é o gargalo, então governança escrita em prosa dentro de um prompt é governança opcional. A segunda versão move para o compilador, para a árvore de supervisão e para o esquema do banco tudo o que hoje é frase imperativa dirigida a um modelo. Ela não precisa ser mais esperta que a primeira: precisa ser mais difícil de operar errado.</w:t>
             </w:r>
           </w:p>
         </w:tc>
@@ -176,15 +453,15 @@
     <w:p>
       <w:pPr>
         <w:keepNext/>
-        <w:spacing w:before="200" w:after="60"/>
+        <w:spacing w:before="320" w:after="100"/>
       </w:pPr>
       <w:r>
         <w:rPr>
           <w:b/>
-          <w:color w:val="1A1A1A"/>
-          <w:sz w:val="21"/>
+          <w:color w:val="184F95"/>
+          <w:sz w:val="26"/>
         </w:rPr>
-        <w:t>1.2  A literatura acadêmica</w:t>
+        <w:t>2.  Cada mecanismo é derivável de um modo de falha</w:t>
       </w:r>
     </w:p>
     <w:p>
@@ -198,115 +475,7 @@
           <w:i w:val="0"/>
           <w:sz w:val="20"/>
         </w:rPr>
-        <w:t xml:space="preserve">ChatDev (arXiv:2307.07924) e MetaGPT, ambos de 2023, são a origem acadêmica da ideia de papéis especializados de agentes produzindo software. O ChatDev organiza papéis de empresa — diretor executivo, diretor técnico, programador, testador, revisor — num ciclo em cascata, com cada fase conduzida por duplas de agentes em diálogo. O MetaGPT usa a mesma metáfora, com procedimentos operacionais padrão codificados. </w:t>
-      </w:r>
-      <w:r>
-        <w:rPr>
-          <w:b/>
-          <w:i w:val="0"/>
-          <w:sz w:val="20"/>
-        </w:rPr>
-        <w:t>Qualquer banca que conheça a área cobrará a citação destes dois.</w:t>
-      </w:r>
-    </w:p>
-    <w:p>
-      <w:pPr>
-        <w:keepNext/>
-        <w:spacing w:before="200" w:after="60"/>
-      </w:pPr>
-      <w:r>
-        <w:rPr>
-          <w:b/>
-          <w:color w:val="1A1A1A"/>
-          <w:sz w:val="21"/>
-        </w:rPr>
-        <w:t>1.3  Frameworks de agentes em Elixir/OTP</w:t>
-      </w:r>
-    </w:p>
-    <w:p>
-      <w:pPr>
-        <w:spacing w:after="120"/>
-        <w:jc w:val="both"/>
-      </w:pPr>
-      <w:r>
-        <w:rPr>
-          <w:b w:val="0"/>
-          <w:i w:val="0"/>
-          <w:sz w:val="20"/>
-        </w:rPr>
-        <w:t xml:space="preserve">Este é o achado mais desconfortável, e precisa ser dito: </w:t>
-      </w:r>
-      <w:r>
-        <w:rPr>
-          <w:b/>
-          <w:i w:val="0"/>
-          <w:sz w:val="20"/>
-        </w:rPr>
-        <w:t>agente como processo supervisionado não é uma ideia original deste trabalho</w:t>
-      </w:r>
-      <w:r>
-        <w:rPr>
-          <w:b w:val="0"/>
-          <w:i w:val="0"/>
-          <w:sz w:val="20"/>
-        </w:rPr>
-        <w:t>. É prática estabelecida na comunidade Elixir, com implementações públicas — Cortex (orquestração multi-agente com fluxos em grafo acíclico e painéis ao vivo), Sagents (supervisão OTP, delegação a subagentes, painel LiveView), SwarmEx e Synapse (com persistência em PostgreSQL). O argumento da escolha de plataforma está correto, mas não é inédito, e apresentá-lo como descoberta seria um erro que um avaliador da área percebe.</w:t>
-      </w:r>
-    </w:p>
-    <w:p>
-      <w:pPr>
-        <w:keepNext/>
-        <w:spacing w:before="200" w:after="60"/>
-      </w:pPr>
-      <w:r>
-        <w:rPr>
-          <w:b/>
-          <w:color w:val="1A1A1A"/>
-          <w:sz w:val="21"/>
-        </w:rPr>
-        <w:t>1.4  O campo em 2026, e a origem do termo</w:t>
-      </w:r>
-    </w:p>
-    <w:p>
-      <w:pPr>
-        <w:spacing w:after="120"/>
-        <w:jc w:val="both"/>
-      </w:pPr>
-      <w:r>
-        <w:rPr>
-          <w:b w:val="0"/>
-          <w:i w:val="0"/>
-          <w:sz w:val="20"/>
-        </w:rPr>
-        <w:t>A Factory.ai posiciona-se comercialmente como fábrica de software agêntica; em repositórios públicos há, entre outros, The Dark Factory, Galley, Prestige e Lorg. E o termo em si não é da era da inteligência artificial: vem da engenharia de software das décadas de 1960 a 1990, notadamente de Cusumano, Japan's Software Factories (1991), que descreve linhas de produção com processo padronizado e reúso.</w:t>
-      </w:r>
-    </w:p>
-    <w:p>
-      <w:pPr>
-        <w:keepNext/>
-        <w:spacing w:before="320" w:after="100"/>
-      </w:pPr>
-      <w:r>
-        <w:rPr>
-          <w:b/>
-          <w:color w:val="184F95"/>
-          <w:sz w:val="26"/>
-        </w:rPr>
-        <w:t>2.  Onde há sobreposição real</w:t>
-      </w:r>
-    </w:p>
-    <w:p>
-      <w:pPr>
-        <w:spacing w:after="120"/>
-        <w:jc w:val="both"/>
-      </w:pPr>
-      <w:r>
-        <w:rPr>
-          <w:b w:val="0"/>
-          <w:i w:val="0"/>
-          <w:sz w:val="20"/>
-        </w:rPr>
-        <w:t>Sem eufemismo. Cada linha abaixo é algo que este trabalho tem e outros também têm.</w:t>
+        <w:t>Esta é a propriedade que sustenta a originalidade da proposta, e ela é verificável: não há mecanismo no sistema que não responda a um dos quatro modos. A derivação está escrita antes do código, e o commit que a implementa vem depois.</w:t>
       </w:r>
     </w:p>
     <w:tbl>
@@ -317,13 +486,14 @@
         <w:tblLook w:firstColumn="1" w:firstRow="1" w:lastColumn="0" w:lastRow="0" w:noHBand="0" w:noVBand="1" w:val="04A0"/>
       </w:tblPr>
       <w:tblGrid>
-        <w:gridCol w:w="4759"/>
-        <w:gridCol w:w="4759"/>
+        <w:gridCol w:w="3173"/>
+        <w:gridCol w:w="3173"/>
+        <w:gridCol w:w="3173"/>
       </w:tblGrid>
       <w:tr>
         <w:tc>
           <w:tcPr>
-            <w:tcW w:type="dxa" w:w="4876"/>
+            <w:tcW w:type="dxa" w:w="1814"/>
             <w:shd w:val="clear" w:fill="2A78D6"/>
           </w:tcPr>
           <w:p>
@@ -335,15 +505,15 @@
               <w:rPr>
                 <w:b/>
                 <w:color w:val="FFFFFF"/>
-                <w:sz w:val="17"/>
+                <w:sz w:val="16"/>
               </w:rPr>
-              <w:t>Mecanismo</w:t>
+              <w:t>Modo de falha</w:t>
             </w:r>
           </w:p>
         </w:tc>
         <w:tc>
           <w:tcPr>
-            <w:tcW w:type="dxa" w:w="4195"/>
+            <w:tcW w:type="dxa" w:w="5443"/>
             <w:shd w:val="clear" w:fill="2A78D6"/>
           </w:tcPr>
           <w:p>
@@ -355,9 +525,29 @@
               <w:rPr>
                 <w:b/>
                 <w:color w:val="FFFFFF"/>
-                <w:sz w:val="17"/>
+                <w:sz w:val="16"/>
               </w:rPr>
-              <w:t>Quem já tem</w:t>
+              <w:t>O mecanismo que responde</w:t>
+            </w:r>
+          </w:p>
+        </w:tc>
+        <w:tc>
+          <w:tcPr>
+            <w:tcW w:type="dxa" w:w="1814"/>
+            <w:shd w:val="clear" w:fill="2A78D6"/>
+          </w:tcPr>
+          <w:p>
+            <w:pPr>
+              <w:spacing w:after="20"/>
+            </w:pPr>
+            <w:r/>
+            <w:r>
+              <w:rPr>
+                <w:b/>
+                <w:color w:val="FFFFFF"/>
+                <w:sz w:val="16"/>
+              </w:rPr>
+              <w:t>Commit</w:t>
             </w:r>
           </w:p>
         </w:tc>
@@ -365,7 +555,7 @@
       <w:tr>
         <w:tc>
           <w:tcPr>
-            <w:tcW w:type="dxa" w:w="4876"/>
+            <w:tcW w:type="dxa" w:w="1814"/>
           </w:tcPr>
           <w:p>
             <w:pPr>
@@ -375,15 +565,15 @@
             <w:r>
               <w:rPr>
                 <w:b w:val="0"/>
-                <w:sz w:val="17"/>
+                <w:sz w:val="16"/>
               </w:rPr>
-              <w:t>Termo “fábrica de software” e a metáfora da linha de produção</w:t>
+              <w:t>Perda de contexto</w:t>
             </w:r>
           </w:p>
         </w:tc>
         <w:tc>
           <w:tcPr>
-            <w:tcW w:type="dxa" w:w="4195"/>
+            <w:tcW w:type="dxa" w:w="5443"/>
           </w:tcPr>
           <w:p>
             <w:pPr>
@@ -393,9 +583,27 @@
             <w:r>
               <w:rPr>
                 <w:b w:val="0"/>
-                <w:sz w:val="17"/>
+                <w:sz w:val="16"/>
               </w:rPr>
-              <w:t>Cusumano (1991); softwarefabrik; Factory.ai</w:t>
+              <w:t>O agente começa frio por desenho, e recebe um índice denso do projeto em vez de varrer arquivos; cada papel recebe só o que usa.</w:t>
+            </w:r>
+          </w:p>
+        </w:tc>
+        <w:tc>
+          <w:tcPr>
+            <w:tcW w:type="dxa" w:w="1814"/>
+          </w:tcPr>
+          <w:p>
+            <w:pPr>
+              <w:spacing w:after="20"/>
+            </w:pPr>
+            <w:r/>
+            <w:r>
+              <w:rPr>
+                <w:b w:val="0"/>
+                <w:sz w:val="16"/>
+              </w:rPr>
+              <w:t>8215dbf, 1a41ca8</w:t>
             </w:r>
           </w:p>
         </w:tc>
@@ -403,7 +611,7 @@
       <w:tr>
         <w:tc>
           <w:tcPr>
-            <w:tcW w:type="dxa" w:w="4876"/>
+            <w:tcW w:type="dxa" w:w="1814"/>
             <w:shd w:val="clear" w:fill="F5F5F2"/>
           </w:tcPr>
           <w:p>
@@ -414,15 +622,15 @@
             <w:r>
               <w:rPr>
                 <w:b w:val="0"/>
-                <w:sz w:val="17"/>
+                <w:sz w:val="16"/>
               </w:rPr>
-              <w:t>Agentes com papéis especializados produzindo software</w:t>
+              <w:t>Decisão sem rastro</w:t>
             </w:r>
           </w:p>
         </w:tc>
         <w:tc>
           <w:tcPr>
-            <w:tcW w:type="dxa" w:w="4195"/>
+            <w:tcW w:type="dxa" w:w="5443"/>
             <w:shd w:val="clear" w:fill="F5F5F2"/>
           </w:tcPr>
           <w:p>
@@ -433,55 +641,15 @@
             <w:r>
               <w:rPr>
                 <w:b w:val="0"/>
-                <w:sz w:val="17"/>
+                <w:sz w:val="16"/>
               </w:rPr>
-              <w:t>ChatDev, MetaGPT (2023)</w:t>
-            </w:r>
-          </w:p>
-        </w:tc>
-      </w:tr>
-      <w:tr>
-        <w:tc>
-          <w:tcPr>
-            <w:tcW w:type="dxa" w:w="4876"/>
-          </w:tcPr>
-          <w:p>
-            <w:pPr>
-              <w:spacing w:after="20"/>
-            </w:pPr>
-            <w:r/>
-            <w:r>
-              <w:rPr>
-                <w:b w:val="0"/>
-                <w:sz w:val="17"/>
-              </w:rPr>
-              <w:t>Portão de qualidade antes de integrar</w:t>
+              <w:t>Toda decisão é gravada com o motivo no instante em que acontece; a história do projeto vira índice consultável.</w:t>
             </w:r>
           </w:p>
         </w:tc>
         <w:tc>
           <w:tcPr>
-            <w:tcW w:type="dxa" w:w="4195"/>
-          </w:tcPr>
-          <w:p>
-            <w:pPr>
-              <w:spacing w:after="20"/>
-            </w:pPr>
-            <w:r/>
-            <w:r>
-              <w:rPr>
-                <w:b w:val="0"/>
-                <w:sz w:val="17"/>
-              </w:rPr>
-              <w:t>softwarefabrik; Galley; Dark Factory</w:t>
-            </w:r>
-          </w:p>
-        </w:tc>
-      </w:tr>
-      <w:tr>
-        <w:tc>
-          <w:tcPr>
-            <w:tcW w:type="dxa" w:w="4876"/>
+            <w:tcW w:type="dxa" w:w="1814"/>
             <w:shd w:val="clear" w:fill="F5F5F2"/>
           </w:tcPr>
           <w:p>
@@ -492,15 +660,73 @@
             <w:r>
               <w:rPr>
                 <w:b w:val="0"/>
-                <w:sz w:val="17"/>
+                <w:sz w:val="16"/>
               </w:rPr>
-              <w:t>Modelo mais forte para uns papéis, mais barato para outros</w:t>
+              <w:t>9d43b61</w:t>
+            </w:r>
+          </w:p>
+        </w:tc>
+      </w:tr>
+      <w:tr>
+        <w:tc>
+          <w:tcPr>
+            <w:tcW w:type="dxa" w:w="1814"/>
+          </w:tcPr>
+          <w:p>
+            <w:pPr>
+              <w:spacing w:after="20"/>
+            </w:pPr>
+            <w:r/>
+            <w:r>
+              <w:rPr>
+                <w:b w:val="0"/>
+                <w:sz w:val="16"/>
+              </w:rPr>
+              <w:t>Autoaprovação</w:t>
             </w:r>
           </w:p>
         </w:tc>
         <w:tc>
           <w:tcPr>
-            <w:tcW w:type="dxa" w:w="4195"/>
+            <w:tcW w:type="dxa" w:w="5443"/>
+          </w:tcPr>
+          <w:p>
+            <w:pPr>
+              <w:spacing w:after="20"/>
+            </w:pPr>
+            <w:r/>
+            <w:r>
+              <w:rPr>
+                <w:b w:val="0"/>
+                <w:sz w:val="16"/>
+              </w:rPr>
+              <w:t>Dois portões operados por quem não construiu — e a ferramenta de escrever não existe para eles.</w:t>
+            </w:r>
+          </w:p>
+        </w:tc>
+        <w:tc>
+          <w:tcPr>
+            <w:tcW w:type="dxa" w:w="1814"/>
+          </w:tcPr>
+          <w:p>
+            <w:pPr>
+              <w:spacing w:after="20"/>
+            </w:pPr>
+            <w:r/>
+            <w:r>
+              <w:rPr>
+                <w:b w:val="0"/>
+                <w:sz w:val="16"/>
+              </w:rPr>
+              <w:t>8017c41, e0bffee</w:t>
+            </w:r>
+          </w:p>
+        </w:tc>
+      </w:tr>
+      <w:tr>
+        <w:tc>
+          <w:tcPr>
+            <w:tcW w:type="dxa" w:w="1814"/>
             <w:shd w:val="clear" w:fill="F5F5F2"/>
           </w:tcPr>
           <w:p>
@@ -511,55 +737,15 @@
             <w:r>
               <w:rPr>
                 <w:b w:val="0"/>
-                <w:sz w:val="17"/>
+                <w:sz w:val="16"/>
               </w:rPr>
-              <w:t>softwarefabrik</w:t>
-            </w:r>
-          </w:p>
-        </w:tc>
-      </w:tr>
-      <w:tr>
-        <w:tc>
-          <w:tcPr>
-            <w:tcW w:type="dxa" w:w="4876"/>
-          </w:tcPr>
-          <w:p>
-            <w:pPr>
-              <w:spacing w:after="20"/>
-            </w:pPr>
-            <w:r/>
-            <w:r>
-              <w:rPr>
-                <w:b w:val="0"/>
-                <w:sz w:val="17"/>
-              </w:rPr>
-              <w:t>Um commit por unidade de trabalho</w:t>
+              <w:t>Tentativa sem limite</w:t>
             </w:r>
           </w:p>
         </w:tc>
         <w:tc>
           <w:tcPr>
-            <w:tcW w:type="dxa" w:w="4195"/>
-          </w:tcPr>
-          <w:p>
-            <w:pPr>
-              <w:spacing w:after="20"/>
-            </w:pPr>
-            <w:r/>
-            <w:r>
-              <w:rPr>
-                <w:b w:val="0"/>
-                <w:sz w:val="17"/>
-              </w:rPr>
-              <w:t>softwarefabrik; Dark Factory</w:t>
-            </w:r>
-          </w:p>
-        </w:tc>
-      </w:tr>
-      <w:tr>
-        <w:tc>
-          <w:tcPr>
-            <w:tcW w:type="dxa" w:w="4876"/>
+            <w:tcW w:type="dxa" w:w="5443"/>
             <w:shd w:val="clear" w:fill="F5F5F2"/>
           </w:tcPr>
           <w:p>
@@ -570,15 +756,15 @@
             <w:r>
               <w:rPr>
                 <w:b w:val="0"/>
-                <w:sz w:val="17"/>
+                <w:sz w:val="16"/>
               </w:rPr>
-              <w:t>Estimativa de custo por execução</w:t>
+              <w:t>Três ciclos por tarefa, escada de resposta ao fracasso com replanejamento, e teto de custo com parada limpa.</w:t>
             </w:r>
           </w:p>
         </w:tc>
         <w:tc>
           <w:tcPr>
-            <w:tcW w:type="dxa" w:w="4195"/>
+            <w:tcW w:type="dxa" w:w="1814"/>
             <w:shd w:val="clear" w:fill="F5F5F2"/>
           </w:tcPr>
           <w:p>
@@ -589,165 +775,9 @@
             <w:r>
               <w:rPr>
                 <w:b w:val="0"/>
-                <w:sz w:val="17"/>
+                <w:sz w:val="16"/>
               </w:rPr>
-              <w:t>softwarefabrik</w:t>
-            </w:r>
-          </w:p>
-        </w:tc>
-      </w:tr>
-      <w:tr>
-        <w:tc>
-          <w:tcPr>
-            <w:tcW w:type="dxa" w:w="4876"/>
-          </w:tcPr>
-          <w:p>
-            <w:pPr>
-              <w:spacing w:after="20"/>
-            </w:pPr>
-            <w:r/>
-            <w:r>
-              <w:rPr>
-                <w:b w:val="0"/>
-                <w:sz w:val="17"/>
-              </w:rPr>
-              <w:t>Agente como processo supervisionado (OTP)</w:t>
-            </w:r>
-          </w:p>
-        </w:tc>
-        <w:tc>
-          <w:tcPr>
-            <w:tcW w:type="dxa" w:w="4195"/>
-          </w:tcPr>
-          <w:p>
-            <w:pPr>
-              <w:spacing w:after="20"/>
-            </w:pPr>
-            <w:r/>
-            <w:r>
-              <w:rPr>
-                <w:b w:val="0"/>
-                <w:sz w:val="17"/>
-              </w:rPr>
-              <w:t>Cortex, Sagents, SwarmEx, Synapse</w:t>
-            </w:r>
-          </w:p>
-        </w:tc>
-      </w:tr>
-      <w:tr>
-        <w:tc>
-          <w:tcPr>
-            <w:tcW w:type="dxa" w:w="4876"/>
-            <w:shd w:val="clear" w:fill="F5F5F2"/>
-          </w:tcPr>
-          <w:p>
-            <w:pPr>
-              <w:spacing w:after="20"/>
-            </w:pPr>
-            <w:r/>
-            <w:r>
-              <w:rPr>
-                <w:b w:val="0"/>
-                <w:sz w:val="17"/>
-              </w:rPr>
-              <w:t>Painel ao vivo acompanhando agentes</w:t>
-            </w:r>
-          </w:p>
-        </w:tc>
-        <w:tc>
-          <w:tcPr>
-            <w:tcW w:type="dxa" w:w="4195"/>
-            <w:shd w:val="clear" w:fill="F5F5F2"/>
-          </w:tcPr>
-          <w:p>
-            <w:pPr>
-              <w:spacing w:after="20"/>
-            </w:pPr>
-            <w:r/>
-            <w:r>
-              <w:rPr>
-                <w:b w:val="0"/>
-                <w:sz w:val="17"/>
-              </w:rPr>
-              <w:t>Cortex, Sagents</w:t>
-            </w:r>
-          </w:p>
-        </w:tc>
-      </w:tr>
-      <w:tr>
-        <w:tc>
-          <w:tcPr>
-            <w:tcW w:type="dxa" w:w="4876"/>
-          </w:tcPr>
-          <w:p>
-            <w:pPr>
-              <w:spacing w:after="20"/>
-            </w:pPr>
-            <w:r/>
-            <w:r>
-              <w:rPr>
-                <w:b w:val="0"/>
-                <w:sz w:val="17"/>
-              </w:rPr>
-              <w:t>Dirigir a ferramenta de linha de comando por arquivos de papel</w:t>
-            </w:r>
-          </w:p>
-        </w:tc>
-        <w:tc>
-          <w:tcPr>
-            <w:tcW w:type="dxa" w:w="4195"/>
-          </w:tcPr>
-          <w:p>
-            <w:pPr>
-              <w:spacing w:after="20"/>
-            </w:pPr>
-            <w:r/>
-            <w:r>
-              <w:rPr>
-                <w:b w:val="0"/>
-                <w:sz w:val="17"/>
-              </w:rPr>
-              <w:t>softwarefabrik (convergência de substrato)</w:t>
-            </w:r>
-          </w:p>
-        </w:tc>
-      </w:tr>
-      <w:tr>
-        <w:tc>
-          <w:tcPr>
-            <w:tcW w:type="dxa" w:w="4876"/>
-            <w:shd w:val="clear" w:fill="F5F5F2"/>
-          </w:tcPr>
-          <w:p>
-            <w:pPr>
-              <w:spacing w:after="20"/>
-            </w:pPr>
-            <w:r/>
-            <w:r>
-              <w:rPr>
-                <w:b w:val="0"/>
-                <w:sz w:val="17"/>
-              </w:rPr>
-              <w:t>Fila durável com persistência em PostgreSQL</w:t>
-            </w:r>
-          </w:p>
-        </w:tc>
-        <w:tc>
-          <w:tcPr>
-            <w:tcW w:type="dxa" w:w="4195"/>
-            <w:shd w:val="clear" w:fill="F5F5F2"/>
-          </w:tcPr>
-          <w:p>
-            <w:pPr>
-              <w:spacing w:after="20"/>
-            </w:pPr>
-            <w:r/>
-            <w:r>
-              <w:rPr>
-                <w:b w:val="0"/>
-                <w:sz w:val="17"/>
-              </w:rPr>
-              <w:t>Synapse</w:t>
+              <w:t>1a41ca8, f5b8fd4</w:t>
             </w:r>
           </w:p>
         </w:tc>
@@ -765,11 +795,11 @@
       </w:pPr>
       <w:r>
         <w:rPr>
-          <w:b/>
+          <w:b w:val="0"/>
           <w:i w:val="0"/>
           <w:sz w:val="20"/>
         </w:rPr>
-        <w:t>São dez itens. Um trabalho que apresentasse os dez como contribuição própria estaria em apuros — não por plágio, mas por falta de revisão da literatura.</w:t>
+        <w:t>A consequência metodológica importa mais que a lista: um mecanismo que não se ligue a um modo de falha nomeado é candidato a remoção, e um modo de falha sem mecanismo é lacuna declarada. O desenho fica auditável.</w:t>
       </w:r>
     </w:p>
     <w:p>
@@ -783,7 +813,37 @@
           <w:color w:val="184F95"/>
           <w:sz w:val="26"/>
         </w:rPr>
-        <w:t>3.  O que distingue este trabalho</w:t>
+        <w:t>3.  O estado da arte, lido pelo mesmo diagnóstico</w:t>
+      </w:r>
+    </w:p>
+    <w:p>
+      <w:pPr>
+        <w:spacing w:after="120"/>
+        <w:jc w:val="both"/>
+      </w:pPr>
+      <w:r>
+        <w:rPr>
+          <w:b w:val="0"/>
+          <w:i w:val="0"/>
+          <w:sz w:val="20"/>
+        </w:rPr>
+        <w:t xml:space="preserve">Existem sistemas próximos, e eles precisam ser citados. Mas a pergunta útil não é “quem também tem portão de qualidade?” — praticamente todos têm. A pergunta é </w:t>
+      </w:r>
+      <w:r>
+        <w:rPr>
+          <w:b/>
+          <w:i w:val="0"/>
+          <w:sz w:val="20"/>
+        </w:rPr>
+        <w:t>qual modo de falha cada projeto resolve, e a que custo</w:t>
+      </w:r>
+      <w:r>
+        <w:rPr>
+          <w:b w:val="0"/>
+          <w:i w:val="0"/>
+          <w:sz w:val="20"/>
+        </w:rPr>
+        <w:t>.</w:t>
       </w:r>
     </w:p>
     <w:p>
@@ -797,154 +857,91 @@
           <w:color w:val="1A1A1A"/>
           <w:sz w:val="21"/>
         </w:rPr>
-        <w:t>3.1  A trilha não-software, com escada de prova</w:t>
+        <w:t>3.1  Os projetos considerados</w:t>
       </w:r>
     </w:p>
     <w:p>
       <w:pPr>
-        <w:spacing w:after="120"/>
-        <w:jc w:val="both"/>
+        <w:pStyle w:val="ListBullet"/>
+        <w:spacing w:after="60"/>
+        <w:ind w:left="397"/>
       </w:pPr>
       <w:r>
         <w:rPr>
-          <w:b w:val="0"/>
-          <w:i w:val="0"/>
+          <w:b/>
           <w:sz w:val="20"/>
         </w:rPr>
-        <w:t xml:space="preserve">É a parte mais provavelmente original: não foi encontrado equivalente publicado. O eixo que separa os dois casos não é “é código?”, e sim </w:t>
-      </w:r>
-      <w:r>
-        <w:rPr>
-          <w:b/>
-          <w:i w:val="0"/>
-          <w:sz w:val="20"/>
-        </w:rPr>
-        <w:t>como se prova que ficou pronto</w:t>
+        <w:t>Agentic Software Factory (softwarefabrik.io)</w:t>
       </w:r>
       <w:r>
         <w:rPr>
           <w:b w:val="0"/>
-          <w:i w:val="0"/>
           <w:sz w:val="20"/>
         </w:rPr>
-        <w:t>. Em software a prova vem de graça — o programa roda e passa ou quebra. Fora dele não vem, e é aí que o desenho degeneraria, com o verificador virando um segundo revisor e dois julgamentos subjetivos custando em dobro.</w:t>
+        <w:t xml:space="preserve"> — produto comercial, de Martin Janda, v0.30.0 (2026). Assistente de entrada com dezoito modelos de stack, execução em contêiner isolado, e portão final com seis papéis revisores. É o sistema mais próximo em vocabulário.</w:t>
       </w:r>
     </w:p>
     <w:p>
       <w:pPr>
-        <w:spacing w:after="120"/>
-        <w:jc w:val="both"/>
+        <w:pStyle w:val="ListBullet"/>
+        <w:spacing w:after="60"/>
+        <w:ind w:left="397"/>
       </w:pPr>
       <w:r>
         <w:rPr>
-          <w:b w:val="0"/>
-          <w:i w:val="0"/>
+          <w:b/>
           <w:sz w:val="20"/>
         </w:rPr>
-        <w:t xml:space="preserve">A solução tem três peças: todo critério fica em um de três degraus — executado, inspecionado ou julgado — e o verificador é </w:t>
-      </w:r>
-      <w:r>
-        <w:rPr>
-          <w:b/>
-          <w:i w:val="0"/>
-          <w:sz w:val="20"/>
-        </w:rPr>
-        <w:t>obrigado a rotular</w:t>
+        <w:t>ChatDev e MetaGPT</w:t>
       </w:r>
       <w:r>
         <w:rPr>
           <w:b w:val="0"/>
-          <w:i w:val="0"/>
           <w:sz w:val="20"/>
         </w:rPr>
-        <w:t xml:space="preserve"> qual usou; a primeira tarefa instala o verificador, antes de qualquer parte do artefato; e a fonte é texto versionado, com o binário gerado por comando, porque versionar o binário como fonte apagaria o portão da revisão. A proporção de critérios apenas julgados fica visível por projeto: quando ela sobe, o sistema está operando com um portão e meio, e isso vira sinal de replanejamento.</w:t>
+        <w:t xml:space="preserve"> (2023) — origem acadêmica da ideia de papéis especializados de agentes produzindo software, organizados em ciclo de vida e conduzidos por diálogo entre pares de agentes.</w:t>
       </w:r>
-    </w:p>
-    <w:tbl>
-      <w:tblPr>
-        <w:tblW w:type="auto" w:w="0"/>
-        <w:jc w:val="center"/>
-        <w:tblLook w:firstColumn="1" w:firstRow="1" w:lastColumn="0" w:lastRow="0" w:noHBand="0" w:noVBand="1" w:val="04A0"/>
-      </w:tblPr>
-      <w:tblGrid>
-        <w:gridCol w:w="9518"/>
-      </w:tblGrid>
-      <w:tr>
-        <w:tc>
-          <w:tcPr>
-            <w:tcW w:type="dxa" w:w="9518"/>
-            <w:shd w:val="clear" w:fill="F2F5FA"/>
-          </w:tcPr>
-          <w:p>
-            <w:pPr>
-              <w:spacing w:after="0"/>
-            </w:pPr>
-            <w:r/>
-            <w:r>
-              <w:rPr>
-                <w:b/>
-                <w:color w:val="184F95"/>
-                <w:sz w:val="17"/>
-              </w:rPr>
-              <w:t xml:space="preserve">REFERÊNCIA  </w:t>
-            </w:r>
-            <w:r>
-              <w:rPr>
-                <w:sz w:val="19"/>
-              </w:rPr>
-              <w:t>Commit 2255150 (01/08) cria a trilha genérica; 9a1c186 (14/08) estende o rótulo de grau de prova também à trilha de software.</w:t>
-            </w:r>
-          </w:p>
-        </w:tc>
-      </w:tr>
-    </w:tbl>
-    <w:p>
-      <w:pPr>
-        <w:spacing w:after="80"/>
-      </w:pPr>
     </w:p>
     <w:p>
       <w:pPr>
-        <w:keepNext/>
-        <w:spacing w:before="200" w:after="60"/>
+        <w:pStyle w:val="ListBullet"/>
+        <w:spacing w:after="60"/>
+        <w:ind w:left="397"/>
       </w:pPr>
       <w:r>
         <w:rPr>
           <w:b/>
-          <w:color w:val="1A1A1A"/>
-          <w:sz w:val="21"/>
+          <w:sz w:val="20"/>
         </w:rPr>
-        <w:t>3.2  Reprojeto guiado pela telemetria da própria operação</w:t>
+        <w:t>Cortex, Sagents, SwarmEx, Synapse</w:t>
+      </w:r>
+      <w:r>
+        <w:rPr>
+          <w:b w:val="0"/>
+          <w:sz w:val="20"/>
+        </w:rPr>
+        <w:t xml:space="preserve"> — bibliotecas de orquestração de agentes em Elixir/OTP, nas quais agente como processo supervisionado já é prática corrente.</w:t>
       </w:r>
     </w:p>
     <w:p>
       <w:pPr>
-        <w:spacing w:after="120"/>
-        <w:jc w:val="both"/>
+        <w:pStyle w:val="ListBullet"/>
+        <w:spacing w:after="60"/>
+        <w:ind w:left="397"/>
       </w:pPr>
       <w:r>
         <w:rPr>
-          <w:b w:val="0"/>
-          <w:i w:val="0"/>
+          <w:b/>
           <w:sz w:val="20"/>
         </w:rPr>
-        <w:t xml:space="preserve">Esta é a contribuição de pesquisa, e a que nenhum outro projeto pode ter, porque depende de dados que só existem neste repositório. A primeira versão rodou seis semanas em uso real, e a segunda é reprojetada a partir do que foi medido: 93,14% dos tokens de entrada são leitura de memória temporária do provedor, e a escrita, com 6,66% dos tokens, carrega cerca de metade da conta; 78% do custo estava em sessões do coordenador fazendo trabalho de máquina de estados. </w:t>
-      </w:r>
-      <w:r>
-        <w:rPr>
-          <w:b/>
-          <w:i w:val="0"/>
-          <w:sz w:val="20"/>
-        </w:rPr>
-        <w:t>Nenhum dos projetos pesquisados publica medição da própria operação</w:t>
+        <w:t>Factory.ai e correlatos</w:t>
       </w:r>
       <w:r>
         <w:rPr>
           <w:b w:val="0"/>
-          <w:i w:val="0"/>
           <w:sz w:val="20"/>
         </w:rPr>
-        <w:t xml:space="preserve"> — os acadêmicos medem qualidade de saída em conjuntos de referência; o comercial estima custo antes de executar, e não mede o gasto acumulado para reprojetar.</w:t>
+        <w:t xml:space="preserve"> — posicionamento comercial de fábrica agêntica; e, antes de tudo isso, o próprio termo “fábrica de software” vem da engenharia de software das décadas de 1960 a 1990 (CUSUMANO, 1991).</w:t>
       </w:r>
     </w:p>
     <w:p>
@@ -958,222 +955,7 @@
           <w:color w:val="1A1A1A"/>
           <w:sz w:val="21"/>
         </w:rPr>
-        <w:t>3.3  Dois portões que fazem perguntas diferentes</w:t>
-      </w:r>
-    </w:p>
-    <w:p>
-      <w:pPr>
-        <w:spacing w:after="120"/>
-        <w:jc w:val="both"/>
-      </w:pPr>
-      <w:r>
-        <w:rPr>
-          <w:b w:val="0"/>
-          <w:i w:val="0"/>
-          <w:sz w:val="20"/>
-        </w:rPr>
-        <w:t xml:space="preserve">Não são dois níveis de zelo. O verificador pergunta “funciona?” e executa os critérios; o revisor pergunta “é o que foi pedido?” e “está correto?”, em seções separadas. O ponto não-óbvio: </w:t>
-      </w:r>
-      <w:r>
-        <w:rPr>
-          <w:b/>
-          <w:i w:val="0"/>
-          <w:sz w:val="20"/>
-        </w:rPr>
-        <w:t>uma entrega pode passar em todos os critérios, não ter defeito nenhum, e ainda assim não ser a tarefa</w:t>
-      </w:r>
-      <w:r>
-        <w:rPr>
-          <w:b w:val="0"/>
-          <w:i w:val="0"/>
-          <w:sz w:val="20"/>
-        </w:rPr>
-        <w:t>, quando o critério foi mal escrito. Reprovar por não-conformidade não exige encontrar defeito. Não foi encontrada essa separação articulada nos projetos pesquisados.</w:t>
-      </w:r>
-    </w:p>
-    <w:p>
-      <w:pPr>
-        <w:keepNext/>
-        <w:spacing w:before="200" w:after="60"/>
-      </w:pPr>
-      <w:r>
-        <w:rPr>
-          <w:b/>
-          <w:color w:val="1A1A1A"/>
-          <w:sz w:val="21"/>
-        </w:rPr>
-        <w:t>3.4  O coordenador não é um agente</w:t>
-      </w:r>
-    </w:p>
-    <w:p>
-      <w:pPr>
-        <w:spacing w:after="120"/>
-        <w:jc w:val="both"/>
-      </w:pPr>
-      <w:r>
-        <w:rPr>
-          <w:b w:val="0"/>
-          <w:i w:val="0"/>
-          <w:sz w:val="20"/>
-        </w:rPr>
-        <w:t xml:space="preserve">No ChatDev e no MetaGPT a coordenação acontece por diálogo entre agentes; na softwarefabrik, quem coordena é o humano. Aqui, quem decide ordem, promoção, roteamento e escalonamento é código determinístico. E a razão não foi estética: mediu-se que o coordenador baseado em modelo consumia trinta e seis idas ao modelo e cerca de 17% do custo de um trabalho para fazer o que é, literalmente, uma máquina de estados. A fronteira que ficou: </w:t>
-      </w:r>
-      <w:r>
-        <w:rPr>
-          <w:b/>
-          <w:i w:val="0"/>
-          <w:sz w:val="20"/>
-        </w:rPr>
-        <w:t>cabe num teste? então é código</w:t>
-      </w:r>
-      <w:r>
-        <w:rPr>
-          <w:b w:val="0"/>
-          <w:i w:val="0"/>
-          <w:sz w:val="20"/>
-        </w:rPr>
-        <w:t>. Replanejar, julgar um marco reprovado e redigir relatório continuam no modelo, porque são julgamento.</w:t>
-      </w:r>
-    </w:p>
-    <w:tbl>
-      <w:tblPr>
-        <w:tblW w:type="auto" w:w="0"/>
-        <w:jc w:val="center"/>
-        <w:tblLook w:firstColumn="1" w:firstRow="1" w:lastColumn="0" w:lastRow="0" w:noHBand="0" w:noVBand="1" w:val="04A0"/>
-      </w:tblPr>
-      <w:tblGrid>
-        <w:gridCol w:w="9518"/>
-      </w:tblGrid>
-      <w:tr>
-        <w:tc>
-          <w:tcPr>
-            <w:tcW w:type="dxa" w:w="9518"/>
-            <w:shd w:val="clear" w:fill="F2F5FA"/>
-          </w:tcPr>
-          <w:p>
-            <w:pPr>
-              <w:spacing w:after="0"/>
-            </w:pPr>
-            <w:r/>
-            <w:r>
-              <w:rPr>
-                <w:b/>
-                <w:color w:val="184F95"/>
-                <w:sz w:val="17"/>
-              </w:rPr>
-              <w:t xml:space="preserve">REFERÊNCIA  </w:t>
-            </w:r>
-            <w:r>
-              <w:rPr>
-                <w:sz w:val="19"/>
-              </w:rPr>
-              <w:t>Commits 91559b8 (02/08), que converte o laço em código testado, e 8017c41 (02/08), cuja mensagem registra: “o pipeline decide sozinho — sem portão de julgamento humano”.</w:t>
-            </w:r>
-          </w:p>
-        </w:tc>
-      </w:tr>
-    </w:tbl>
-    <w:p>
-      <w:pPr>
-        <w:spacing w:after="80"/>
-      </w:pPr>
-    </w:p>
-    <w:p>
-      <w:pPr>
-        <w:keepNext/>
-        <w:spacing w:before="200" w:after="60"/>
-      </w:pPr>
-      <w:r>
-        <w:rPr>
-          <w:b/>
-          <w:color w:val="1A1A1A"/>
-          <w:sz w:val="21"/>
-        </w:rPr>
-        <w:t>3.5  Autoridade como ausência de ferramenta</w:t>
-      </w:r>
-    </w:p>
-    <w:p>
-      <w:pPr>
-        <w:spacing w:after="120"/>
-        <w:jc w:val="both"/>
-      </w:pPr>
-      <w:r>
-        <w:rPr>
-          <w:b w:val="0"/>
-          <w:i w:val="0"/>
-          <w:sz w:val="20"/>
-        </w:rPr>
-        <w:t>“Quem revisa não corrige” é regra em vários projetos. Aqui o revisor não recebe a ferramenta de escrever: a regra deixa de ser interpretável e vira impossibilidade, verificada por um teste que percorre o catálogo de ferramentas de cada papel. Restringir ferramentas por papel é prática conhecida; o que parece próprio é usá-la como o mecanismo de separação de autoridade, e testá-la negativamente.</w:t>
-      </w:r>
-    </w:p>
-    <w:p>
-      <w:pPr>
-        <w:keepNext/>
-        <w:spacing w:before="200" w:after="60"/>
-      </w:pPr>
-      <w:r>
-        <w:rPr>
-          <w:b/>
-          <w:color w:val="1A1A1A"/>
-          <w:sz w:val="21"/>
-        </w:rPr>
-        <w:t>3.6  A escada de resposta ao fracasso</w:t>
-      </w:r>
-    </w:p>
-    <w:p>
-      <w:pPr>
-        <w:spacing w:after="120"/>
-        <w:jc w:val="both"/>
-      </w:pPr>
-      <w:r>
-        <w:rPr>
-          <w:b w:val="0"/>
-          <w:i w:val="0"/>
-          <w:sz w:val="20"/>
-        </w:rPr>
-        <w:t>Quatro degraus, cada um disparado por fato registrado: a primeira reprovação sobe de modelo; a segunda sob o mesmo especialista troca de especialista; três ciclos esgotados replanejam, com o planejador quebrando a tarefa em duas ou três menores; e, esgotando de novo, bloqueia. Limite de tentativas e escalonamento de modelo são comuns. O terceiro degrau é o incomum: reconhecer que o problema pode ser de dimensionamento da tarefa, não de execução, e agir sobre isso automaticamente.</w:t>
-      </w:r>
-    </w:p>
-    <w:p>
-      <w:pPr>
-        <w:keepNext/>
-        <w:spacing w:before="200" w:after="60"/>
-      </w:pPr>
-      <w:r>
-        <w:rPr>
-          <w:b/>
-          <w:color w:val="1A1A1A"/>
-          <w:sz w:val="21"/>
-        </w:rPr>
-        <w:t>3.7  Criação sob demanda</w:t>
-      </w:r>
-    </w:p>
-    <w:p>
-      <w:pPr>
-        <w:spacing w:after="120"/>
-        <w:jc w:val="both"/>
-      </w:pPr>
-      <w:r>
-        <w:rPr>
-          <w:b w:val="0"/>
-          <w:i w:val="0"/>
-          <w:sz w:val="20"/>
-        </w:rPr>
-        <w:t>Nada é pré-fabricado. De uma frase em linguagem natural saem especificação, plano em fases e de oito a vinte tarefas com dependências declaradas; a equipe é sintetizada em dois a cinco especialistas a partir do próprio pedido; e quando o pedido não cabe nas categorias existentes, o planejador cunha o domínio, declarando o trio artefato, geração e verificação. O contraste é direto: a softwarefabrik oferece dezoito modelos de stack, e ChatDev e MetaGPT têm elenco fixo. Aqui não há modelo nem elenco — há síntese.</w:t>
-      </w:r>
-    </w:p>
-    <w:p>
-      <w:pPr>
-        <w:keepNext/>
-        <w:spacing w:before="320" w:after="100"/>
-      </w:pPr>
-      <w:r>
-        <w:rPr>
-          <w:b/>
-          <w:color w:val="184F95"/>
-          <w:sz w:val="26"/>
-        </w:rPr>
-        <w:t>4.  Comparação lado a lado</w:t>
+        <w:t>3.2  Quem resolve o quê</w:t>
       </w:r>
     </w:p>
     <w:tbl>
@@ -1206,13 +988,13 @@
                 <w:color w:val="FFFFFF"/>
                 <w:sz w:val="16"/>
               </w:rPr>
-              <w:t>Eixo</w:t>
+              <w:t>Modo de falha</w:t>
             </w:r>
           </w:p>
         </w:tc>
         <w:tc>
           <w:tcPr>
-            <w:tcW w:type="dxa" w:w="2608"/>
+            <w:tcW w:type="dxa" w:w="2494"/>
             <w:shd w:val="clear" w:fill="2A78D6"/>
           </w:tcPr>
           <w:p>
@@ -1232,7 +1014,7 @@
         </w:tc>
         <w:tc>
           <w:tcPr>
-            <w:tcW w:type="dxa" w:w="2438"/>
+            <w:tcW w:type="dxa" w:w="2494"/>
             <w:shd w:val="clear" w:fill="2A78D6"/>
           </w:tcPr>
           <w:p>
@@ -1252,7 +1034,7 @@
         </w:tc>
         <w:tc>
           <w:tcPr>
-            <w:tcW w:type="dxa" w:w="2324"/>
+            <w:tcW w:type="dxa" w:w="2381"/>
             <w:shd w:val="clear" w:fill="2A78D6"/>
           </w:tcPr>
           <w:p>
@@ -1286,13 +1068,13 @@
                 <w:b w:val="0"/>
                 <w:sz w:val="16"/>
               </w:rPr>
-              <w:t>Quem aprova</w:t>
+              <w:t>Perda de contexto</w:t>
             </w:r>
           </w:p>
         </w:tc>
         <w:tc>
           <w:tcPr>
-            <w:tcW w:type="dxa" w:w="2608"/>
+            <w:tcW w:type="dxa" w:w="2494"/>
           </w:tcPr>
           <w:p>
             <w:pPr>
@@ -1304,13 +1086,13 @@
                 <w:b w:val="0"/>
                 <w:sz w:val="16"/>
               </w:rPr>
-              <w:t>Agentes, sem a ferramenta de escrever</w:t>
+              <w:t>Agente frio por desenho; índice denso; contexto por papel</w:t>
             </w:r>
           </w:p>
         </w:tc>
         <w:tc>
           <w:tcPr>
-            <w:tcW w:type="dxa" w:w="2438"/>
+            <w:tcW w:type="dxa" w:w="2494"/>
           </w:tcPr>
           <w:p>
             <w:pPr>
@@ -1322,13 +1104,13 @@
                 <w:b w:val="0"/>
                 <w:sz w:val="16"/>
               </w:rPr>
-              <w:t>O humano, antes de cada passo</w:t>
+              <w:t>O operador humano sustenta a continuidade entre passos</w:t>
             </w:r>
           </w:p>
         </w:tc>
         <w:tc>
           <w:tcPr>
-            <w:tcW w:type="dxa" w:w="2324"/>
+            <w:tcW w:type="dxa" w:w="2381"/>
           </w:tcPr>
           <w:p>
             <w:pPr>
@@ -1340,7 +1122,7 @@
                 <w:b w:val="0"/>
                 <w:sz w:val="16"/>
               </w:rPr>
-              <w:t>Agentes revisores, em diálogo</w:t>
+              <w:t>O histórico de diálogo é o estado — o modo não é atacado</w:t>
             </w:r>
           </w:p>
         </w:tc>
@@ -1361,13 +1143,13 @@
                 <w:b w:val="0"/>
                 <w:sz w:val="16"/>
               </w:rPr>
-              <w:t>Quem coordena</w:t>
+              <w:t>Decisão sem rastro</w:t>
             </w:r>
           </w:p>
         </w:tc>
         <w:tc>
           <w:tcPr>
-            <w:tcW w:type="dxa" w:w="2608"/>
+            <w:tcW w:type="dxa" w:w="2494"/>
             <w:shd w:val="clear" w:fill="F5F5F2"/>
           </w:tcPr>
           <w:p>
@@ -1380,13 +1162,13 @@
                 <w:b w:val="0"/>
                 <w:sz w:val="16"/>
               </w:rPr>
-              <w:t>Código determinístico</w:t>
+              <w:t>Decisão gravada com o motivo; história indexada</w:t>
             </w:r>
           </w:p>
         </w:tc>
         <w:tc>
           <w:tcPr>
-            <w:tcW w:type="dxa" w:w="2438"/>
+            <w:tcW w:type="dxa" w:w="2494"/>
             <w:shd w:val="clear" w:fill="F5F5F2"/>
           </w:tcPr>
           <w:p>
@@ -1399,13 +1181,13 @@
                 <w:b w:val="0"/>
                 <w:sz w:val="16"/>
               </w:rPr>
-              <w:t>O humano, pela interface</w:t>
+              <w:t>Versionamento e artefatos do espaço de trabalho</w:t>
             </w:r>
           </w:p>
         </w:tc>
         <w:tc>
           <w:tcPr>
-            <w:tcW w:type="dxa" w:w="2324"/>
+            <w:tcW w:type="dxa" w:w="2381"/>
             <w:shd w:val="clear" w:fill="F5F5F2"/>
           </w:tcPr>
           <w:p>
@@ -1418,7 +1200,7 @@
                 <w:b w:val="0"/>
                 <w:sz w:val="16"/>
               </w:rPr>
-              <w:t>Diálogo entre agentes</w:t>
+              <w:t>Não trata</w:t>
             </w:r>
           </w:p>
         </w:tc>
@@ -1438,13 +1220,13 @@
                 <w:b w:val="0"/>
                 <w:sz w:val="16"/>
               </w:rPr>
-              <w:t>Intervenção humana</w:t>
+              <w:t>Autoaprovação</w:t>
             </w:r>
           </w:p>
         </w:tc>
         <w:tc>
           <w:tcPr>
-            <w:tcW w:type="dxa" w:w="2608"/>
+            <w:tcW w:type="dxa" w:w="2494"/>
           </w:tcPr>
           <w:p>
             <w:pPr>
@@ -1456,13 +1238,13 @@
                 <w:b w:val="0"/>
                 <w:sz w:val="16"/>
               </w:rPr>
-              <w:t>Uma só: o pedido inicial</w:t>
+              <w:t>Portões sem a ferramenta de escrever</w:t>
             </w:r>
           </w:p>
         </w:tc>
         <w:tc>
           <w:tcPr>
-            <w:tcW w:type="dxa" w:w="2438"/>
+            <w:tcW w:type="dxa" w:w="2494"/>
           </w:tcPr>
           <w:p>
             <w:pPr>
@@ -1474,13 +1256,13 @@
                 <w:b w:val="0"/>
                 <w:sz w:val="16"/>
               </w:rPr>
-              <w:t>Por aprovação; autonomia rejeitada</w:t>
+              <w:t>Resolvido pela aprovação humana, ao custo da autonomia</w:t>
             </w:r>
           </w:p>
         </w:tc>
         <w:tc>
           <w:tcPr>
-            <w:tcW w:type="dxa" w:w="2324"/>
+            <w:tcW w:type="dxa" w:w="2381"/>
           </w:tcPr>
           <w:p>
             <w:pPr>
@@ -1492,7 +1274,7 @@
                 <w:b w:val="0"/>
                 <w:sz w:val="16"/>
               </w:rPr>
-              <w:t>Pedido inicial</w:t>
+              <w:t>Revisor é agente do mesmo diálogo</w:t>
             </w:r>
           </w:p>
         </w:tc>
@@ -1513,13 +1295,13 @@
                 <w:b w:val="0"/>
                 <w:sz w:val="16"/>
               </w:rPr>
-              <w:t>Origem do projeto</w:t>
+              <w:t>Tentativa sem limite</w:t>
             </w:r>
           </w:p>
         </w:tc>
         <w:tc>
           <w:tcPr>
-            <w:tcW w:type="dxa" w:w="2608"/>
+            <w:tcW w:type="dxa" w:w="2494"/>
             <w:shd w:val="clear" w:fill="F5F5F2"/>
           </w:tcPr>
           <w:p>
@@ -1532,13 +1314,13 @@
                 <w:b w:val="0"/>
                 <w:sz w:val="16"/>
               </w:rPr>
-              <w:t>Sob demanda, sintetizada do pedido</w:t>
+              <w:t>Três ciclos, escada de fracasso, teto por tarefa</w:t>
             </w:r>
           </w:p>
         </w:tc>
         <w:tc>
           <w:tcPr>
-            <w:tcW w:type="dxa" w:w="2438"/>
+            <w:tcW w:type="dxa" w:w="2494"/>
             <w:shd w:val="clear" w:fill="F5F5F2"/>
           </w:tcPr>
           <w:p>
@@ -1551,165 +1333,13 @@
                 <w:b w:val="0"/>
                 <w:sz w:val="16"/>
               </w:rPr>
-              <w:t>Dezoito modelos num assistente</w:t>
+              <w:t>O operador decide quando parar</w:t>
             </w:r>
           </w:p>
         </w:tc>
         <w:tc>
           <w:tcPr>
-            <w:tcW w:type="dxa" w:w="2324"/>
-            <w:shd w:val="clear" w:fill="F5F5F2"/>
-          </w:tcPr>
-          <w:p>
-            <w:pPr>
-              <w:spacing w:after="20"/>
-            </w:pPr>
-            <w:r/>
-            <w:r>
-              <w:rPr>
-                <w:b w:val="0"/>
-                <w:sz w:val="16"/>
-              </w:rPr>
-              <w:t>Elenco fixo de papéis</w:t>
-            </w:r>
-          </w:p>
-        </w:tc>
-      </w:tr>
-      <w:tr>
-        <w:tc>
-          <w:tcPr>
-            <w:tcW w:type="dxa" w:w="1701"/>
-          </w:tcPr>
-          <w:p>
-            <w:pPr>
-              <w:spacing w:after="20"/>
-            </w:pPr>
-            <w:r/>
-            <w:r>
-              <w:rPr>
-                <w:b w:val="0"/>
-                <w:sz w:val="16"/>
-              </w:rPr>
-              <w:t>Isolamento em paralelo</w:t>
-            </w:r>
-          </w:p>
-        </w:tc>
-        <w:tc>
-          <w:tcPr>
-            <w:tcW w:type="dxa" w:w="2608"/>
-          </w:tcPr>
-          <w:p>
-            <w:pPr>
-              <w:spacing w:after="20"/>
-            </w:pPr>
-            <w:r/>
-            <w:r>
-              <w:rPr>
-                <w:b w:val="0"/>
-                <w:sz w:val="16"/>
-              </w:rPr>
-              <w:t>Arquivos declarados, verificados pelo motor</w:t>
-            </w:r>
-          </w:p>
-        </w:tc>
-        <w:tc>
-          <w:tcPr>
-            <w:tcW w:type="dxa" w:w="2438"/>
-          </w:tcPr>
-          <w:p>
-            <w:pPr>
-              <w:spacing w:after="20"/>
-            </w:pPr>
-            <w:r/>
-            <w:r>
-              <w:rPr>
-                <w:b w:val="0"/>
-                <w:sz w:val="16"/>
-              </w:rPr>
-              <w:t>Contêiner Docker efêmero</w:t>
-            </w:r>
-          </w:p>
-        </w:tc>
-        <w:tc>
-          <w:tcPr>
-            <w:tcW w:type="dxa" w:w="2324"/>
-          </w:tcPr>
-          <w:p>
-            <w:pPr>
-              <w:spacing w:after="20"/>
-            </w:pPr>
-            <w:r/>
-            <w:r>
-              <w:rPr>
-                <w:b w:val="0"/>
-                <w:sz w:val="16"/>
-              </w:rPr>
-              <w:t>Não trata</w:t>
-            </w:r>
-          </w:p>
-        </w:tc>
-      </w:tr>
-      <w:tr>
-        <w:tc>
-          <w:tcPr>
-            <w:tcW w:type="dxa" w:w="1701"/>
-            <w:shd w:val="clear" w:fill="F5F5F2"/>
-          </w:tcPr>
-          <w:p>
-            <w:pPr>
-              <w:spacing w:after="20"/>
-            </w:pPr>
-            <w:r/>
-            <w:r>
-              <w:rPr>
-                <w:b w:val="0"/>
-                <w:sz w:val="16"/>
-              </w:rPr>
-              <w:t>Ao falhar</w:t>
-            </w:r>
-          </w:p>
-        </w:tc>
-        <w:tc>
-          <w:tcPr>
-            <w:tcW w:type="dxa" w:w="2608"/>
-            <w:shd w:val="clear" w:fill="F5F5F2"/>
-          </w:tcPr>
-          <w:p>
-            <w:pPr>
-              <w:spacing w:after="20"/>
-            </w:pPr>
-            <w:r/>
-            <w:r>
-              <w:rPr>
-                <w:b w:val="0"/>
-                <w:sz w:val="16"/>
-              </w:rPr>
-              <w:t>Escada de quatro degraus, com replanejamento</w:t>
-            </w:r>
-          </w:p>
-        </w:tc>
-        <w:tc>
-          <w:tcPr>
-            <w:tcW w:type="dxa" w:w="2438"/>
-            <w:shd w:val="clear" w:fill="F5F5F2"/>
-          </w:tcPr>
-          <w:p>
-            <w:pPr>
-              <w:spacing w:after="20"/>
-            </w:pPr>
-            <w:r/>
-            <w:r>
-              <w:rPr>
-                <w:b w:val="0"/>
-                <w:sz w:val="16"/>
-              </w:rPr>
-              <w:t>O humano decide</w:t>
-            </w:r>
-          </w:p>
-        </w:tc>
-        <w:tc>
-          <w:tcPr>
-            <w:tcW w:type="dxa" w:w="2324"/>
+            <w:tcW w:type="dxa" w:w="2381"/>
             <w:shd w:val="clear" w:fill="F5F5F2"/>
           </w:tcPr>
           <w:p>
@@ -1727,154 +1357,271 @@
           </w:p>
         </w:tc>
       </w:tr>
+    </w:tbl>
+    <w:p>
+      <w:pPr>
+        <w:spacing w:after="80"/>
+      </w:pPr>
+    </w:p>
+    <w:p>
+      <w:pPr>
+        <w:spacing w:after="120"/>
+        <w:jc w:val="both"/>
+      </w:pPr>
+      <w:r>
+        <w:rPr>
+          <w:b w:val="0"/>
+          <w:i w:val="0"/>
+          <w:sz w:val="20"/>
+        </w:rPr>
+        <w:t xml:space="preserve">A leitura da tabela é o argumento central deste documento. O sistema comercial mais próximo resolve a autoaprovação </w:t>
+      </w:r>
+      <w:r>
+        <w:rPr>
+          <w:b/>
+          <w:i w:val="0"/>
+          <w:sz w:val="20"/>
+        </w:rPr>
+        <w:t>colocando um humano no portão</w:t>
+      </w:r>
+      <w:r>
+        <w:rPr>
+          <w:b w:val="0"/>
+          <w:i w:val="0"/>
+          <w:sz w:val="20"/>
+        </w:rPr>
+        <w:t xml:space="preserve"> — solução legítima, e a mais segura, mas que responde a uma pergunta diferente da que este trabalho faz. Os sistemas acadêmicos, ao manterem o diálogo como estado, atacam a autoaprovação e deixam a perda de contexto praticamente intocada, que é o primeiro dos quatro modos.</w:t>
+      </w:r>
+    </w:p>
+    <w:p>
+      <w:pPr>
+        <w:keepNext/>
+        <w:spacing w:before="320" w:after="100"/>
+      </w:pPr>
+      <w:r>
+        <w:rPr>
+          <w:b/>
+          <w:color w:val="184F95"/>
+          <w:sz w:val="26"/>
+        </w:rPr>
+        <w:t>4.  As diferenças reais</w:t>
+      </w:r>
+    </w:p>
+    <w:p>
+      <w:pPr>
+        <w:keepNext/>
+        <w:spacing w:before="200" w:after="60"/>
+      </w:pPr>
+      <w:r>
+        <w:rPr>
+          <w:b/>
+          <w:color w:val="1A1A1A"/>
+          <w:sz w:val="21"/>
+        </w:rPr>
+        <w:t>4.1  A autoaprovação é resolvida por ausência de ferramenta, não por presença de humano</w:t>
+      </w:r>
+    </w:p>
+    <w:p>
+      <w:pPr>
+        <w:spacing w:after="120"/>
+        <w:jc w:val="both"/>
+      </w:pPr>
+      <w:r>
+        <w:rPr>
+          <w:b w:val="0"/>
+          <w:i w:val="0"/>
+          <w:sz w:val="20"/>
+        </w:rPr>
+        <w:t xml:space="preserve">Esta é a diferença que decide, porque as duas soluções são mutuamente exclusivas. Colocar o humano no portão resolve a autoaprovação e </w:t>
+      </w:r>
+      <w:r>
+        <w:rPr>
+          <w:b/>
+          <w:i w:val="0"/>
+          <w:sz w:val="20"/>
+        </w:rPr>
+        <w:t>elimina a autonomia</w:t>
+      </w:r>
+      <w:r>
+        <w:rPr>
+          <w:b w:val="0"/>
+          <w:i w:val="0"/>
+          <w:sz w:val="20"/>
+        </w:rPr>
+        <w:t xml:space="preserve">; retirar a ferramenta de escrever do revisor resolve a autoaprovação </w:t>
+      </w:r>
+      <w:r>
+        <w:rPr>
+          <w:b/>
+          <w:i w:val="0"/>
+          <w:sz w:val="20"/>
+        </w:rPr>
+        <w:t>preservando a autonomia</w:t>
+      </w:r>
+      <w:r>
+        <w:rPr>
+          <w:b w:val="0"/>
+          <w:i w:val="0"/>
+          <w:sz w:val="20"/>
+        </w:rPr>
+        <w:t>, e transfere o problema para outro lugar — é preciso então limitar a falha por desenho, porque não há quem interrompa. Todo o limite de ciclos, a escada de resposta ao fracasso e o replanejamento automático existem por causa dessa escolha.</w:t>
+      </w:r>
+    </w:p>
+    <w:p>
+      <w:pPr>
+        <w:spacing w:after="120"/>
+        <w:jc w:val="both"/>
+      </w:pPr>
+      <w:r>
+        <w:rPr>
+          <w:b w:val="0"/>
+          <w:i w:val="0"/>
+          <w:sz w:val="20"/>
+        </w:rPr>
+        <w:t>A regra deixa de ser interpretável e passa a ser impossibilidade: o catálogo de ferramentas do revisor não contém escrita, e há teste que percorre os papéis para garantir isso. É a tese do trabalho — governança como propriedade da estrutura, não como frase — aplicada ao próprio sistema.</w:t>
+      </w:r>
+    </w:p>
+    <w:p>
+      <w:pPr>
+        <w:keepNext/>
+        <w:spacing w:before="200" w:after="60"/>
+      </w:pPr>
+      <w:r>
+        <w:rPr>
+          <w:b/>
+          <w:color w:val="1A1A1A"/>
+          <w:sz w:val="21"/>
+        </w:rPr>
+        <w:t>4.2  O coordenador não é um agente</w:t>
+      </w:r>
+    </w:p>
+    <w:p>
+      <w:pPr>
+        <w:spacing w:after="120"/>
+        <w:jc w:val="both"/>
+      </w:pPr>
+      <w:r>
+        <w:rPr>
+          <w:b w:val="0"/>
+          <w:i w:val="0"/>
+          <w:sz w:val="20"/>
+        </w:rPr>
+        <w:t xml:space="preserve">Nos sistemas acadêmicos a coordenação acontece por diálogo entre agentes; no sistema comercial, quem coordena é o operador. Aqui, quem decide ordem, promoção, roteamento e escalonamento é código determinístico. A decisão foi tomada </w:t>
+      </w:r>
+      <w:r>
+        <w:rPr>
+          <w:b/>
+          <w:i w:val="0"/>
+          <w:sz w:val="20"/>
+        </w:rPr>
+        <w:t>por medição, não por preferência</w:t>
+      </w:r>
+      <w:r>
+        <w:rPr>
+          <w:b w:val="0"/>
+          <w:i w:val="0"/>
+          <w:sz w:val="20"/>
+        </w:rPr>
+        <w:t>: observou-se que o coordenador baseado em modelo consumia cerca de 17% do custo de um trabalho para executar o que é, literalmente, uma máquina de estados. A fronteira adotada é explícita — cabe num teste, então é código; replanejar e julgar um marco reprovado continuam no modelo, porque são julgamento.</w:t>
+      </w:r>
+    </w:p>
+    <w:p>
+      <w:pPr>
+        <w:keepNext/>
+        <w:spacing w:before="200" w:after="60"/>
+      </w:pPr>
+      <w:r>
+        <w:rPr>
+          <w:b/>
+          <w:color w:val="1A1A1A"/>
+          <w:sz w:val="21"/>
+        </w:rPr>
+        <w:t>4.3  Não há catálogo nem elenco: o sistema sintetiza o que precisa</w:t>
+      </w:r>
+    </w:p>
+    <w:p>
+      <w:pPr>
+        <w:spacing w:after="120"/>
+        <w:jc w:val="both"/>
+      </w:pPr>
+      <w:r>
+        <w:rPr>
+          <w:b w:val="0"/>
+          <w:i w:val="0"/>
+          <w:sz w:val="20"/>
+        </w:rPr>
+        <w:t>De uma frase em linguagem natural saem especificação, plano em fases e de oito a vinte tarefas com dependências declaradas; a equipe é sintetizada em dois a cinco especialistas a partir do próprio pedido. O sistema comercial parte de dezoito modelos de stack; os acadêmicos, de um elenco fixo de papéis de empresa. A diferença não é de conveniência: um catálogo delimita o que o sistema aceita construir, enquanto a síntese desloca esse limite para a capacidade de decompor.</w:t>
+      </w:r>
+    </w:p>
+    <w:p>
+      <w:pPr>
+        <w:keepNext/>
+        <w:spacing w:before="200" w:after="60"/>
+      </w:pPr>
+      <w:r>
+        <w:rPr>
+          <w:b/>
+          <w:color w:val="1A1A1A"/>
+          <w:sz w:val="21"/>
+        </w:rPr>
+        <w:t>4.4  O desenho é derivado da telemetria da própria operação</w:t>
+      </w:r>
+    </w:p>
+    <w:p>
+      <w:pPr>
+        <w:spacing w:after="120"/>
+        <w:jc w:val="both"/>
+      </w:pPr>
+      <w:r>
+        <w:rPr>
+          <w:b w:val="0"/>
+          <w:i w:val="0"/>
+          <w:sz w:val="20"/>
+        </w:rPr>
+        <w:t xml:space="preserve">Esta é a contribuição empírica, e é a que nenhum dos projetos comparados pode ter, porque depende de dados que só existem neste repositório. A primeira versão operou seis semanas em uso real, com contabilidade por chamada, e a segunda é reprojetada a partir do que foi medido — inclusive quando a medição contrariou a hipótese de partida. Os sistemas acadêmicos medem qualidade de saída em conjuntos de referência; o comercial estima custo antes de executar. </w:t>
+      </w:r>
+      <w:r>
+        <w:rPr>
+          <w:b/>
+          <w:i w:val="0"/>
+          <w:sz w:val="20"/>
+        </w:rPr>
+        <w:t>Nenhum publica medição da própria operação para reprojetar-se.</w:t>
+      </w:r>
+    </w:p>
+    <w:tbl>
+      <w:tblPr>
+        <w:tblW w:type="auto" w:w="0"/>
+        <w:jc w:val="center"/>
+        <w:tblLook w:firstColumn="1" w:firstRow="1" w:lastColumn="0" w:lastRow="0" w:noHBand="0" w:noVBand="1" w:val="04A0"/>
+      </w:tblPr>
+      <w:tblGrid>
+        <w:gridCol w:w="9518"/>
+      </w:tblGrid>
       <w:tr>
         <w:tc>
           <w:tcPr>
-            <w:tcW w:type="dxa" w:w="1701"/>
+            <w:tcW w:type="dxa" w:w="9518"/>
+            <w:shd w:val="clear" w:fill="F2F5FA"/>
           </w:tcPr>
           <w:p>
             <w:pPr>
-              <w:spacing w:after="20"/>
+              <w:spacing w:after="0"/>
             </w:pPr>
             <w:r/>
             <w:r>
               <w:rPr>
-                <w:b w:val="0"/>
-                <w:sz w:val="16"/>
+                <w:b/>
+                <w:color w:val="184F95"/>
+                <w:sz w:val="17"/>
               </w:rPr>
-              <w:t>Artefatos não-software</w:t>
+              <w:t xml:space="preserve">SOBRE A EXTENSÃO A ARTEFATOS NÃO-SOFTWARE  </w:t>
             </w:r>
-          </w:p>
-        </w:tc>
-        <w:tc>
-          <w:tcPr>
-            <w:tcW w:type="dxa" w:w="2608"/>
-          </w:tcPr>
-          <w:p>
-            <w:pPr>
-              <w:spacing w:after="20"/>
-            </w:pPr>
-            <w:r/>
             <w:r>
               <w:rPr>
-                <w:b w:val="0"/>
-                <w:sz w:val="16"/>
+                <w:sz w:val="19"/>
               </w:rPr>
-              <w:t>Trilha própria, com escada de prova</w:t>
-            </w:r>
-          </w:p>
-        </w:tc>
-        <w:tc>
-          <w:tcPr>
-            <w:tcW w:type="dxa" w:w="2438"/>
-          </w:tcPr>
-          <w:p>
-            <w:pPr>
-              <w:spacing w:after="20"/>
-            </w:pPr>
-            <w:r/>
-            <w:r>
-              <w:rPr>
-                <w:b w:val="0"/>
-                <w:sz w:val="16"/>
-              </w:rPr>
-              <w:t>Não trata</w:t>
-            </w:r>
-          </w:p>
-        </w:tc>
-        <w:tc>
-          <w:tcPr>
-            <w:tcW w:type="dxa" w:w="2324"/>
-          </w:tcPr>
-          <w:p>
-            <w:pPr>
-              <w:spacing w:after="20"/>
-            </w:pPr>
-            <w:r/>
-            <w:r>
-              <w:rPr>
-                <w:b w:val="0"/>
-                <w:sz w:val="16"/>
-              </w:rPr>
-              <w:t>Não trata</w:t>
-            </w:r>
-          </w:p>
-        </w:tc>
-      </w:tr>
-      <w:tr>
-        <w:tc>
-          <w:tcPr>
-            <w:tcW w:type="dxa" w:w="1701"/>
-            <w:shd w:val="clear" w:fill="F5F5F2"/>
-          </w:tcPr>
-          <w:p>
-            <w:pPr>
-              <w:spacing w:after="20"/>
-            </w:pPr>
-            <w:r/>
-            <w:r>
-              <w:rPr>
-                <w:b w:val="0"/>
-                <w:sz w:val="16"/>
-              </w:rPr>
-              <w:t>Base do desenho</w:t>
-            </w:r>
-          </w:p>
-        </w:tc>
-        <w:tc>
-          <w:tcPr>
-            <w:tcW w:type="dxa" w:w="2608"/>
-            <w:shd w:val="clear" w:fill="F5F5F2"/>
-          </w:tcPr>
-          <w:p>
-            <w:pPr>
-              <w:spacing w:after="20"/>
-            </w:pPr>
-            <w:r/>
-            <w:r>
-              <w:rPr>
-                <w:b w:val="0"/>
-                <w:sz w:val="16"/>
-              </w:rPr>
-              <w:t>Telemetria própria: 139 execuções medidas</w:t>
-            </w:r>
-          </w:p>
-        </w:tc>
-        <w:tc>
-          <w:tcPr>
-            <w:tcW w:type="dxa" w:w="2438"/>
-            <w:shd w:val="clear" w:fill="F5F5F2"/>
-          </w:tcPr>
-          <w:p>
-            <w:pPr>
-              <w:spacing w:after="20"/>
-            </w:pPr>
-            <w:r/>
-            <w:r>
-              <w:rPr>
-                <w:b w:val="0"/>
-                <w:sz w:val="16"/>
-              </w:rPr>
-              <w:t>Experiência do autor</w:t>
-            </w:r>
-          </w:p>
-        </w:tc>
-        <w:tc>
-          <w:tcPr>
-            <w:tcW w:type="dxa" w:w="2324"/>
-            <w:shd w:val="clear" w:fill="F5F5F2"/>
-          </w:tcPr>
-          <w:p>
-            <w:pPr>
-              <w:spacing w:after="20"/>
-            </w:pPr>
-            <w:r/>
-            <w:r>
-              <w:rPr>
-                <w:b w:val="0"/>
-                <w:sz w:val="16"/>
-              </w:rPr>
-              <w:t>Conjuntos de referência</w:t>
+              <w:t>O sistema também opera fora de software, com uma escada de prova que obriga o verificador a declarar se o critério foi executado, inspecionado ou julgado. É extensão do mesmo princípio — se a prova não vem de graça, ela tem de ser declarada — e vale registro, mas não é a contribuição central deste trabalho.</w:t>
             </w:r>
           </w:p>
         </w:tc>
@@ -1896,7 +1643,7 @@
           <w:color w:val="184F95"/>
           <w:sz w:val="26"/>
         </w:rPr>
-        <w:t>5.  Evidência documental</w:t>
+        <w:t>5.  Convergência independente, e não plágio</w:t>
       </w:r>
     </w:p>
     <w:p>
@@ -1910,7 +1657,7 @@
           <w:i w:val="0"/>
           <w:sz w:val="20"/>
         </w:rPr>
-        <w:t xml:space="preserve">O repositório é público e a verificação é direta. Entre 18 de julho e 28 de agosto de 2026 acumulou 205 commits, e os conceitos aparecem </w:t>
+        <w:t xml:space="preserve">Há sobreposição real com o estado da arte, e ela deve ser declarada sem eufemismo: o termo “fábrica de software” é anterior à era dos modelos de linguagem; papéis especializados de agentes vêm de ChatDev e MetaGPT; portão de qualidade, um commit por unidade de trabalho, modelo diferente por papel e estimativa de custo existem no produto comercial; e </w:t>
       </w:r>
       <w:r>
         <w:rPr>
@@ -1918,7 +1665,7 @@
           <w:i w:val="0"/>
           <w:sz w:val="20"/>
         </w:rPr>
-        <w:t>em sequência, depois dos incidentes que os motivaram</w:t>
+        <w:t>agente como processo supervisionado é prática corrente na comunidade Elixir</w:t>
       </w:r>
       <w:r>
         <w:rPr>
@@ -1926,7 +1673,169 @@
           <w:i w:val="0"/>
           <w:sz w:val="20"/>
         </w:rPr>
-        <w:t>, não prontos no primeiro dia. Um projeto transcrito chega inteiro; este chegou por acúmulo.</w:t>
+        <w:t>, não invenção deste trabalho. São itens a citar, não a reivindicar.</w:t>
+      </w:r>
+    </w:p>
+    <w:p>
+      <w:pPr>
+        <w:spacing w:after="120"/>
+        <w:jc w:val="both"/>
+      </w:pPr>
+      <w:r>
+        <w:rPr>
+          <w:b w:val="0"/>
+          <w:i w:val="0"/>
+          <w:sz w:val="20"/>
+        </w:rPr>
+        <w:t>Três argumentos sustentam que a semelhança é convergência, e não cópia:</w:t>
+      </w:r>
+    </w:p>
+    <w:p>
+      <w:pPr>
+        <w:pStyle w:val="ListBullet"/>
+        <w:spacing w:after="60"/>
+        <w:ind w:left="397"/>
+      </w:pPr>
+      <w:r>
+        <w:rPr>
+          <w:b/>
+          <w:sz w:val="20"/>
+        </w:rPr>
+        <w:t>O mesmo diagnóstico, sob as mesmas restrições, produz mecanismos parecidos.</w:t>
+      </w:r>
+      <w:r>
+        <w:rPr>
+          <w:b w:val="0"/>
+          <w:sz w:val="20"/>
+        </w:rPr>
+        <w:t xml:space="preserve"> Quem trata quatro modos de falha conhecidos, sobre a mesma família de modelos e com controle de versão como substrato, chega a portões, a limites de tentativa e a separação de papéis. Convergência aqui é </w:t>
+      </w:r>
+      <w:r>
+        <w:rPr>
+          <w:b/>
+          <w:sz w:val="20"/>
+        </w:rPr>
+        <w:t>corroboração do diagnóstico</w:t>
+      </w:r>
+      <w:r>
+        <w:rPr>
+          <w:b w:val="0"/>
+          <w:sz w:val="20"/>
+        </w:rPr>
+        <w:t>, e é assim que a literatura costuma tratar resultados independentes que se encontram.</w:t>
+      </w:r>
+    </w:p>
+    <w:p>
+      <w:pPr>
+        <w:pStyle w:val="ListBullet"/>
+        <w:spacing w:after="60"/>
+        <w:ind w:left="397"/>
+      </w:pPr>
+      <w:r>
+        <w:rPr>
+          <w:b/>
+          <w:sz w:val="20"/>
+        </w:rPr>
+        <w:t>A cronologia mostra derivação, não transcrição.</w:t>
+      </w:r>
+      <w:r>
+        <w:rPr>
+          <w:b w:val="0"/>
+          <w:sz w:val="20"/>
+        </w:rPr>
+        <w:t xml:space="preserve"> Os conceitos aparecem no repositório em sequência, cada um depois do incidente que o motivou, ao longo de seis semanas. Um desenho transcrito chega inteiro; este chegou por acúmulo, e a seção 6 mostra o registro.</w:t>
+      </w:r>
+    </w:p>
+    <w:p>
+      <w:pPr>
+        <w:pStyle w:val="ListBullet"/>
+        <w:spacing w:after="60"/>
+        <w:ind w:left="397"/>
+      </w:pPr>
+      <w:r>
+        <w:rPr>
+          <w:b/>
+          <w:sz w:val="20"/>
+        </w:rPr>
+        <w:t>As soluções divergem onde o problema é o mesmo.</w:t>
+      </w:r>
+      <w:r>
+        <w:rPr>
+          <w:b w:val="0"/>
+          <w:sz w:val="20"/>
+        </w:rPr>
+        <w:t xml:space="preserve"> Autoaprovação é atacada por todos; este trabalho é o único que a resolve sem colocar um humano no caminho, e paga por isso com maquinaria própria de limitação de falha. Divergência sob problema comum é o oposto de cópia.</w:t>
+      </w:r>
+    </w:p>
+    <w:tbl>
+      <w:tblPr>
+        <w:tblW w:type="auto" w:w="0"/>
+        <w:jc w:val="center"/>
+        <w:tblLook w:firstColumn="1" w:firstRow="1" w:lastColumn="0" w:lastRow="0" w:noHBand="0" w:noVBand="1" w:val="04A0"/>
+      </w:tblPr>
+      <w:tblGrid>
+        <w:gridCol w:w="9518"/>
+      </w:tblGrid>
+      <w:tr>
+        <w:tc>
+          <w:tcPr>
+            <w:tcW w:type="dxa" w:w="9518"/>
+            <w:shd w:val="clear" w:fill="F2F5FA"/>
+          </w:tcPr>
+          <w:p>
+            <w:pPr>
+              <w:spacing w:after="0"/>
+            </w:pPr>
+            <w:r/>
+            <w:r>
+              <w:rPr>
+                <w:b/>
+                <w:color w:val="184F95"/>
+                <w:sz w:val="17"/>
+              </w:rPr>
+              <w:t xml:space="preserve">POSICIONAMENTO SUGERIDO  </w:t>
+            </w:r>
+            <w:r>
+              <w:rPr>
+                <w:sz w:val="19"/>
+              </w:rPr>
+              <w:t>O trabalho pode e deve ser apresentado em diálogo com a literatura, e não em oposição a ela: adota o diagnóstico e o vocabulário já estabelecidos, herda mecanismos citados nominalmente, e investiga uma pergunta que os antecessores não fazem — se é possível manter a separação entre construir e aprovar sem operador humano no laço, e o que isso custa. É contribuição incremental declarada, que é o que se espera de um trabalho de conclusão.</w:t>
+            </w:r>
+          </w:p>
+        </w:tc>
+      </w:tr>
+    </w:tbl>
+    <w:p>
+      <w:pPr>
+        <w:spacing w:after="80"/>
+      </w:pPr>
+    </w:p>
+    <w:p>
+      <w:pPr>
+        <w:keepNext/>
+        <w:spacing w:before="320" w:after="100"/>
+      </w:pPr>
+      <w:r>
+        <w:rPr>
+          <w:b/>
+          <w:color w:val="184F95"/>
+          <w:sz w:val="26"/>
+        </w:rPr>
+        <w:t>6.  Evidência documental</w:t>
+      </w:r>
+    </w:p>
+    <w:p>
+      <w:pPr>
+        <w:spacing w:after="120"/>
+        <w:jc w:val="both"/>
+      </w:pPr>
+      <w:r>
+        <w:rPr>
+          <w:b w:val="0"/>
+          <w:i w:val="0"/>
+          <w:sz w:val="20"/>
+        </w:rPr>
+        <w:t>O repositório é público e a verificação é direta. Entre 18 de julho e 28 de agosto de 2026 acumulou 205 commits. Os mecanismos centrais têm commit e data:</w:t>
       </w:r>
     </w:p>
     <w:tbl>
@@ -2054,7 +1963,7 @@
                 <w:b w:val="0"/>
                 <w:sz w:val="16"/>
               </w:rPr>
-              <w:t>I1 — MAPA.md, índice denso do projeto no lugar da varredura de arquivos</w:t>
+              <w:t>Índice denso do projeto no lugar da varredura de arquivos</w:t>
             </w:r>
           </w:p>
         </w:tc>
@@ -2113,7 +2022,7 @@
                 <w:b w:val="0"/>
                 <w:sz w:val="16"/>
               </w:rPr>
-              <w:t>doutrina de custo de contexto: o modelo, a medição e as cinco intervenções</w:t>
+              <w:t>Doutrina de custo de contexto: o modelo, a medição e as intervenções</w:t>
             </w:r>
           </w:p>
         </w:tc>
@@ -2133,7 +2042,7 @@
                 <w:b w:val="0"/>
                 <w:sz w:val="16"/>
               </w:rPr>
-              <w:t>2255150</w:t>
+              <w:t>f5b8fd4</w:t>
             </w:r>
           </w:p>
         </w:tc>
@@ -2169,7 +2078,7 @@
                 <w:b w:val="0"/>
                 <w:sz w:val="16"/>
               </w:rPr>
-              <w:t>trilha genérica — a fábrica deixa de ser só de software</w:t>
+              <w:t>Limiar medido de tamanho de tarefa, antes do despacho</w:t>
             </w:r>
           </w:p>
         </w:tc>
@@ -2190,122 +2099,7 @@
                 <w:b w:val="0"/>
                 <w:sz w:val="16"/>
               </w:rPr>
-              <w:t>f5b8fd4</w:t>
-            </w:r>
-          </w:p>
-        </w:tc>
-        <w:tc>
-          <w:tcPr>
-            <w:tcW w:type="dxa" w:w="907"/>
-            <w:shd w:val="clear" w:fill="F5F5F2"/>
-          </w:tcPr>
-          <w:p>
-            <w:pPr>
-              <w:spacing w:after="20"/>
-            </w:pPr>
-            <w:r/>
-            <w:r>
-              <w:rPr>
-                <w:b w:val="0"/>
-                <w:sz w:val="16"/>
-              </w:rPr>
-              <w:t>01/08</w:t>
-            </w:r>
-          </w:p>
-        </w:tc>
-        <w:tc>
-          <w:tcPr>
-            <w:tcW w:type="dxa" w:w="6917"/>
-            <w:shd w:val="clear" w:fill="F5F5F2"/>
-          </w:tcPr>
-          <w:p>
-            <w:pPr>
-              <w:spacing w:after="20"/>
-            </w:pPr>
-            <w:r/>
-            <w:r>
-              <w:rPr>
-                <w:b w:val="0"/>
-                <w:sz w:val="16"/>
-              </w:rPr>
-              <w:t>limiar medido de tamanho de tarefa, no planejador e antes do despacho</w:t>
-            </w:r>
-          </w:p>
-        </w:tc>
-      </w:tr>
-      <w:tr>
-        <w:tc>
-          <w:tcPr>
-            <w:tcW w:type="dxa" w:w="1247"/>
-          </w:tcPr>
-          <w:p>
-            <w:pPr>
-              <w:spacing w:after="20"/>
-            </w:pPr>
-            <w:r/>
-            <w:r>
-              <w:rPr>
-                <w:b w:val="0"/>
-                <w:sz w:val="16"/>
-              </w:rPr>
               <w:t>1a41ca8</w:t>
-            </w:r>
-          </w:p>
-        </w:tc>
-        <w:tc>
-          <w:tcPr>
-            <w:tcW w:type="dxa" w:w="907"/>
-          </w:tcPr>
-          <w:p>
-            <w:pPr>
-              <w:spacing w:after="20"/>
-            </w:pPr>
-            <w:r/>
-            <w:r>
-              <w:rPr>
-                <w:b w:val="0"/>
-                <w:sz w:val="16"/>
-              </w:rPr>
-              <w:t>02/08</w:t>
-            </w:r>
-          </w:p>
-        </w:tc>
-        <w:tc>
-          <w:tcPr>
-            <w:tcW w:type="dxa" w:w="6917"/>
-          </w:tcPr>
-          <w:p>
-            <w:pPr>
-              <w:spacing w:after="20"/>
-            </w:pPr>
-            <w:r/>
-            <w:r>
-              <w:rPr>
-                <w:b w:val="0"/>
-                <w:sz w:val="16"/>
-              </w:rPr>
-              <w:t>montador de contexto, máquina do pipeline e teto de custo com parada limpa</w:t>
-            </w:r>
-          </w:p>
-        </w:tc>
-      </w:tr>
-      <w:tr>
-        <w:tc>
-          <w:tcPr>
-            <w:tcW w:type="dxa" w:w="1247"/>
-            <w:shd w:val="clear" w:fill="F5F5F2"/>
-          </w:tcPr>
-          <w:p>
-            <w:pPr>
-              <w:spacing w:after="20"/>
-            </w:pPr>
-            <w:r/>
-            <w:r>
-              <w:rPr>
-                <w:b w:val="0"/>
-                <w:sz w:val="16"/>
-              </w:rPr>
-              <w:t>4c559ef</w:t>
             </w:r>
           </w:p>
         </w:tc>
@@ -2343,7 +2137,7 @@
                 <w:b w:val="0"/>
                 <w:sz w:val="16"/>
               </w:rPr>
-              <w:t>I2 (prefixo cacheável) e I5 (critérios executáveis)</w:t>
+              <w:t>Montador de contexto por papel e teto de custo com parada limpa</w:t>
             </w:r>
           </w:p>
         </w:tc>
@@ -2399,7 +2193,7 @@
                 <w:b w:val="0"/>
                 <w:sz w:val="16"/>
               </w:rPr>
-              <w:t>I3 — o laço de orquestração vira código testado</w:t>
+              <w:t>O laço de orquestração vira código testado</w:t>
             </w:r>
           </w:p>
         </w:tc>
@@ -2458,7 +2252,7 @@
                 <w:b w:val="0"/>
                 <w:sz w:val="16"/>
               </w:rPr>
-              <w:t>o pipeline decide sozinho — sem portão de julgamento humano</w:t>
+              <w:t>O pipeline decide sozinho, sem portão de julgamento humano</w:t>
             </w:r>
           </w:p>
         </w:tc>
@@ -2514,7 +2308,7 @@
                 <w:b w:val="0"/>
                 <w:sz w:val="16"/>
               </w:rPr>
-              <w:t>saneamento passa a olhar a árvore git (defeito achado em rodada real)</w:t>
+              <w:t>Saneamento passa a consultar o histórico de versões, não as notas</w:t>
             </w:r>
           </w:p>
         </w:tc>
@@ -2535,7 +2329,7 @@
                 <w:b w:val="0"/>
                 <w:sz w:val="16"/>
               </w:rPr>
-              <w:t>9a1c186</w:t>
+              <w:t>e0bffee</w:t>
             </w:r>
           </w:p>
         </w:tc>
@@ -2554,7 +2348,7 @@
                 <w:b w:val="0"/>
                 <w:sz w:val="16"/>
               </w:rPr>
-              <w:t>14/08</w:t>
+              <w:t>23/08</w:t>
             </w:r>
           </w:p>
         </w:tc>
@@ -2573,122 +2367,7 @@
                 <w:b w:val="0"/>
                 <w:sz w:val="16"/>
               </w:rPr>
-              <w:t>verificador passa a declarar o grau de prova, nas duas trilhas</w:t>
-            </w:r>
-          </w:p>
-        </w:tc>
-      </w:tr>
-      <w:tr>
-        <w:tc>
-          <w:tcPr>
-            <w:tcW w:type="dxa" w:w="1247"/>
-          </w:tcPr>
-          <w:p>
-            <w:pPr>
-              <w:spacing w:after="20"/>
-            </w:pPr>
-            <w:r/>
-            <w:r>
-              <w:rPr>
-                <w:b w:val="0"/>
-                <w:sz w:val="16"/>
-              </w:rPr>
-              <w:t>eb9e51f</w:t>
-            </w:r>
-          </w:p>
-        </w:tc>
-        <w:tc>
-          <w:tcPr>
-            <w:tcW w:type="dxa" w:w="907"/>
-          </w:tcPr>
-          <w:p>
-            <w:pPr>
-              <w:spacing w:after="20"/>
-            </w:pPr>
-            <w:r/>
-            <w:r>
-              <w:rPr>
-                <w:b w:val="0"/>
-                <w:sz w:val="16"/>
-              </w:rPr>
-              <w:t>16/08</w:t>
-            </w:r>
-          </w:p>
-        </w:tc>
-        <w:tc>
-          <w:tcPr>
-            <w:tcW w:type="dxa" w:w="6917"/>
-          </w:tcPr>
-          <w:p>
-            <w:pPr>
-              <w:spacing w:after="20"/>
-            </w:pPr>
-            <w:r/>
-            <w:r>
-              <w:rPr>
-                <w:b w:val="0"/>
-                <w:sz w:val="16"/>
-              </w:rPr>
-              <w:t>prova que a equipe especializada chega ao modelo, e corrige a doutrina</w:t>
-            </w:r>
-          </w:p>
-        </w:tc>
-      </w:tr>
-      <w:tr>
-        <w:tc>
-          <w:tcPr>
-            <w:tcW w:type="dxa" w:w="1247"/>
-            <w:shd w:val="clear" w:fill="F5F5F2"/>
-          </w:tcPr>
-          <w:p>
-            <w:pPr>
-              <w:spacing w:after="20"/>
-            </w:pPr>
-            <w:r/>
-            <w:r>
-              <w:rPr>
-                <w:b w:val="0"/>
-                <w:sz w:val="16"/>
-              </w:rPr>
-              <w:t>e8974c5</w:t>
-            </w:r>
-          </w:p>
-        </w:tc>
-        <w:tc>
-          <w:tcPr>
-            <w:tcW w:type="dxa" w:w="907"/>
-            <w:shd w:val="clear" w:fill="F5F5F2"/>
-          </w:tcPr>
-          <w:p>
-            <w:pPr>
-              <w:spacing w:after="20"/>
-            </w:pPr>
-            <w:r/>
-            <w:r>
-              <w:rPr>
-                <w:b w:val="0"/>
-                <w:sz w:val="16"/>
-              </w:rPr>
-              <w:t>21/08</w:t>
-            </w:r>
-          </w:p>
-        </w:tc>
-        <w:tc>
-          <w:tcPr>
-            <w:tcW w:type="dxa" w:w="6917"/>
-            <w:shd w:val="clear" w:fill="F5F5F2"/>
-          </w:tcPr>
-          <w:p>
-            <w:pPr>
-              <w:spacing w:after="20"/>
-            </w:pPr>
-            <w:r/>
-            <w:r>
-              <w:rPr>
-                <w:b w:val="0"/>
-                <w:sz w:val="16"/>
-              </w:rPr>
-              <w:t>portão do meio avaliado e fechado — 0 s de fila em 43 rodadas</w:t>
+              <w:t>Fechamento do portão nos dois caminhos de saída do construtor</w:t>
             </w:r>
           </w:p>
         </w:tc>
@@ -2759,14 +2438,14 @@
           <w:b/>
           <w:sz w:val="20"/>
         </w:rPr>
-        <w:t>696762e (31/07) — “/status remedido (n=3): o ganho de 12% era ruído”</w:t>
+        <w:t>696762e (31/07) — um ganho de 12% foi remedido e identificado como ruído</w:t>
       </w:r>
       <w:r>
         <w:rPr>
           <w:b w:val="0"/>
           <w:sz w:val="20"/>
         </w:rPr>
-        <w:t>. Um resultado anunciado foi refutado por nova medição, e retirado.</w:t>
+        <w:t>, e a afirmação foi retirada.</w:t>
       </w:r>
     </w:p>
     <w:p>
@@ -2801,14 +2480,14 @@
           <w:b/>
           <w:sz w:val="20"/>
         </w:rPr>
-        <w:t>e8974c5 (21/08) — hipótese avaliada e descartada por medição</w:t>
+        <w:t>e8974c5 (21/08) — hipótese de gargalo avaliada e descartada</w:t>
       </w:r>
       <w:r>
         <w:rPr>
           <w:b w:val="0"/>
           <w:sz w:val="20"/>
         </w:rPr>
-        <w:t>: supunha-se que o portão de verificação seria o gargalo do sistema; medido sobre quarenta e três rodadas, houve zero segundo de espera. A otimização já desenhada foi abandonada por evidência.</w:t>
+        <w:t>: supunha-se que o portão de verificação limitaria a vazão; medido sobre quarenta e três rodadas, houve zero segundo de espera, e a otimização já desenhada foi abandonada.</w:t>
       </w:r>
     </w:p>
     <w:p>
@@ -2836,7 +2515,7 @@
           <w:i w:val="0"/>
           <w:sz w:val="20"/>
         </w:rPr>
-        <w:t>A primeira versão entregou 86 tarefas concluídas de 89, em três projetos de domínios distintos: um jogo de tabuleiro em versão web, multijogador em tempo real (69 de 72 tarefas); um serviço permanente embarcado no computador de placa única que controla uma impressora 3D (11 de 11); e uma plataforma de dados com camada de análise por modelos de linguagem (6 de 6). São 139 execuções gravadas, com tokens, custo, modelo e desfecho, preservadas no repositório.</w:t>
+        <w:t>A primeira versão entregou 86 tarefas concluídas de 89, em três projetos de domínios distintos — um jogo de tabuleiro em versão web multijogador em tempo real; um serviço permanente embarcado no computador de placa única que controla uma impressora 3D; e uma plataforma de dados com camada de análise por modelos de linguagem. São 139 execuções gravadas, com tokens, custo, modelo e desfecho, preservadas no repositório.</w:t>
       </w:r>
     </w:p>
     <w:p>
@@ -2850,43 +2529,7 @@
           <w:color w:val="184F95"/>
           <w:sz w:val="26"/>
         </w:rPr>
-        <w:t>6.  Conclusão e encaminhamento</w:t>
-      </w:r>
-    </w:p>
-    <w:p>
-      <w:pPr>
-        <w:spacing w:after="120"/>
-        <w:jc w:val="both"/>
-      </w:pPr>
-      <w:r>
-        <w:rPr>
-          <w:b w:val="0"/>
-          <w:i w:val="0"/>
-          <w:sz w:val="20"/>
-        </w:rPr>
-        <w:t xml:space="preserve">Não é plágio, e a evidência documental sustenta isso. Mas o trabalho não é inédito no gênero, e não deve se apresentar como se fosse. </w:t>
-      </w:r>
-      <w:r>
-        <w:rPr>
-          <w:b/>
-          <w:i w:val="0"/>
-          <w:sz w:val="20"/>
-        </w:rPr>
-        <w:t>Plágio é sobre atribuição, não sobre ineditismo.</w:t>
-      </w:r>
-    </w:p>
-    <w:p>
-      <w:pPr>
-        <w:spacing w:after="120"/>
-        <w:jc w:val="both"/>
-      </w:pPr>
-      <w:r>
-        <w:rPr>
-          <w:b w:val="0"/>
-          <w:i w:val="0"/>
-          <w:sz w:val="20"/>
-        </w:rPr>
-        <w:t>Três encaminhamentos:</w:t>
+        <w:t>7.  Encaminhamento</w:t>
       </w:r>
     </w:p>
     <w:p>
@@ -2900,14 +2543,14 @@
           <w:b/>
           <w:sz w:val="20"/>
         </w:rPr>
-        <w:t>Escrever a seção de trabalhos relacionados e citar antes de ser perguntado</w:t>
+        <w:t>Escrever a seção de trabalhos relacionados e citar antes de ser questionado</w:t>
       </w:r>
       <w:r>
         <w:rPr>
           <w:b w:val="0"/>
           <w:sz w:val="20"/>
         </w:rPr>
-        <w:t>: ChatDev e MetaGPT pelos papéis; softwarefabrik.io e Factory.ai pela fábrica agêntica comercial; Cortex, Sagents, SwarmEx e Synapse pelo agente como processo supervisionado; Cusumano pelo termo.</w:t>
+        <w:t>: ChatDev e MetaGPT pelos papéis; softwarefabrik.io e Factory.ai pela fábrica agêntica; Cortex, Sagents, SwarmEx e Synapse pelo agente como processo supervisionado; Cusumano pelo termo.</w:t>
       </w:r>
     </w:p>
     <w:p>
@@ -2921,14 +2564,14 @@
           <w:b/>
           <w:sz w:val="20"/>
         </w:rPr>
-        <w:t>Reduzir a afirmação de contribuição ao escopo real</w:t>
+        <w:t>Enunciar a contribuição pela pergunta, não pelo artefato</w:t>
       </w:r>
       <w:r>
         <w:rPr>
           <w:b w:val="0"/>
           <w:sz w:val="20"/>
         </w:rPr>
-        <w:t>. Não “construí uma fábrica de software multi-agente” — isso existe. É “operei uma por seis semanas em três projetos reais, medi onde ela falha e quanto custa, e reprojetei a partir dessa medição”.</w:t>
+        <w:t>: não “construí uma fábrica de software multi-agente”, e sim “investiguei se a separação entre construir e aprovar se sustenta sem operador humano no laço, e medi o que isso custa”.</w:t>
       </w:r>
     </w:p>
     <w:p>
@@ -2942,28 +2585,14 @@
           <w:b/>
           <w:sz w:val="20"/>
         </w:rPr>
-        <w:t>Comparar explicitamente com o vizinho mais próximo</w:t>
+        <w:t>Apresentar a derivação da seção 2 como método</w:t>
       </w:r>
       <w:r>
         <w:rPr>
           <w:b w:val="0"/>
           <w:sz w:val="20"/>
         </w:rPr>
-        <w:t>. Demonstrar que se conhece o projeto mais parecido e que se escolheu diferente, com motivo, é a defesa mais sólida disponível.</w:t>
-      </w:r>
-    </w:p>
-    <w:p>
-      <w:pPr>
-        <w:spacing w:after="200"/>
-        <w:jc w:val="both"/>
-      </w:pPr>
-      <w:r>
-        <w:rPr>
-          <w:b w:val="0"/>
-          <w:i w:val="0"/>
-          <w:sz w:val="20"/>
-        </w:rPr>
-        <w:t>Um trabalho que declara isso com precisão é mais forte do que um que reivindica ineditismo total.</w:t>
+        <w:t>. Um desenho em que cada mecanismo se liga a um modo de falha nomeado é defensável de forma que uma lista de funcionalidades não é.</w:t>
       </w:r>
     </w:p>
     <w:p>
@@ -2977,7 +2606,7 @@
           <w:color w:val="184F95"/>
           <w:sz w:val="26"/>
         </w:rPr>
-        <w:t>Fontes consultadas</w:t>
+        <w:t>Referências</w:t>
       </w:r>
     </w:p>
     <w:p>
@@ -2991,7 +2620,7 @@
           <w:b w:val="0"/>
           <w:sz w:val="18"/>
         </w:rPr>
-        <w:t>softwarefabrik.io — Agentic Software Factory (Martin Janda), v0.30.0, 2026</w:t>
+        <w:t>CUSUMANO, M. Japan's Software Factories. Oxford University Press, 1991.</w:t>
       </w:r>
     </w:p>
     <w:p>
@@ -3005,7 +2634,7 @@
           <w:b w:val="0"/>
           <w:sz w:val="18"/>
         </w:rPr>
-        <w:t>arXiv:2307.07924 — ChatDev: Communicative Agents for Software Development, 2023</w:t>
+        <w:t>QIAN, C. et al. ChatDev: Communicative Agents for Software Development. arXiv:2307.07924, 2023.</w:t>
       </w:r>
     </w:p>
     <w:p>
@@ -3019,7 +2648,7 @@
           <w:b w:val="0"/>
           <w:sz w:val="18"/>
         </w:rPr>
-        <w:t>factory.ai — Factory 2.0: from coding agents to software factories</w:t>
+        <w:t>HONG, S. et al. MetaGPT: Meta Programming for Multi-Agent Collaborative Framework, 2023.</w:t>
       </w:r>
     </w:p>
     <w:p>
@@ -3033,7 +2662,7 @@
           <w:b w:val="0"/>
           <w:sz w:val="18"/>
         </w:rPr>
-        <w:t>github.com/itsHabib/cortex — orquestração multi-agente em Elixir/OTP</w:t>
+        <w:t>JANDA, M. Agentic Software Factory (softwarefabrik.io), v0.30.0, 2026.</w:t>
       </w:r>
     </w:p>
     <w:p>
@@ -3047,7 +2676,7 @@
           <w:b w:val="0"/>
           <w:sz w:val="18"/>
         </w:rPr>
-        <w:t>github.com/sagents-ai/sagents — agentes com supervisão OTP e painel ao vivo</w:t>
+        <w:t>Factory.ai. Factory 2.0: from coding agents to software factories.</w:t>
       </w:r>
     </w:p>
     <w:p>
@@ -3061,7 +2690,7 @@
           <w:b w:val="0"/>
           <w:sz w:val="18"/>
         </w:rPr>
-        <w:t>CUSUMANO, M. Japan's Software Factories. Oxford University Press, 1991</w:t>
+        <w:t>Cortex (github.com/itsHabib/cortex) e Sagents (github.com/sagents-ai/sagents) — orquestração de agentes em Elixir/OTP.</w:t>
       </w:r>
     </w:p>
     <w:sectPr>

--- a/originalidade-completo.docx
+++ b/originalidade-completo.docx
@@ -24,7 +24,7 @@
           <w:color w:val="555B66"/>
           <w:sz w:val="23"/>
         </w:rPr>
-        <w:t>Fábrica de software multi-agente — a origem da proposta e sua posição no estado da arte</w:t>
+        <w:t>Fábrica de software multi-agente — a proposta, sua origem e sua posição no estado da arte</w:t>
       </w:r>
     </w:p>
     <w:p>
@@ -53,7 +53,7 @@
           <w:i w:val="0"/>
           <w:sz w:val="20"/>
         </w:rPr>
-        <w:t xml:space="preserve">Este documento responde a uma pergunta feita em orientação: se já existem fábricas de software agênticas, o que este trabalho acrescenta. A resposta não passa por comparar funcionalidades — passa por explicitar </w:t>
+        <w:t xml:space="preserve">Este documento responde a uma pergunta feita em orientação: já existindo fábricas de software agênticas, o que este trabalho acrescenta. A resposta exige duas coisas que uma tabela de funcionalidades não dá — dizer </w:t>
       </w:r>
       <w:r>
         <w:rPr>
@@ -69,7 +69,23 @@
           <w:i w:val="0"/>
           <w:sz w:val="20"/>
         </w:rPr>
-        <w:t>. Ela não nasceu de um produto observado; nasceu de um diagnóstico, registrado na documentação do projeto antes de existir código. É desse diagnóstico que todos os mecanismos descem, e é por ele que a comparação com o estado da arte deve ser feita.</w:t>
+        <w:t xml:space="preserve"> e dizer </w:t>
+      </w:r>
+      <w:r>
+        <w:rPr>
+          <w:b/>
+          <w:i w:val="0"/>
+          <w:sz w:val="20"/>
+        </w:rPr>
+        <w:t>em que regime ela opera</w:t>
+      </w:r>
+      <w:r>
+        <w:rPr>
+          <w:b w:val="0"/>
+          <w:i w:val="0"/>
+          <w:sz w:val="20"/>
+        </w:rPr>
+        <w:t>. Sem a segunda, a comparação engana: sistemas que resolvem problemas de tamanhos diferentes parecem concorrentes quando não são.</w:t>
       </w:r>
     </w:p>
     <w:p>
@@ -83,7 +99,7 @@
           <w:color w:val="184F95"/>
           <w:sz w:val="26"/>
         </w:rPr>
-        <w:t>1.  A origem da proposta: um diagnóstico, não um produto</w:t>
+        <w:t>1.  O regime: por que a comparação precisa começar aqui</w:t>
       </w:r>
     </w:p>
     <w:p>
@@ -97,7 +113,7 @@
           <w:i w:val="0"/>
           <w:sz w:val="20"/>
         </w:rPr>
-        <w:t xml:space="preserve">A Parte I da documentação do trabalho abre com uma observação sobre o regime em que modelos de linguagem falham. Um modelo escreve bem quando o pedido é curto e tudo o que ele precisa saber cabe numa conversa; pedir “construa este sistema” é outra coisa, porque o trabalho dura horas, atravessa dezenas de arquivos e depende de decisões tomadas no começo que ainda precisam valer no fim. O ponto de partida é a frase que organiza o trabalho inteiro: </w:t>
+        <w:t xml:space="preserve">O artigo do ChatDev reporta o consumo médio de </w:t>
       </w:r>
       <w:r>
         <w:rPr>
@@ -105,7 +121,7 @@
           <w:i w:val="0"/>
           <w:sz w:val="20"/>
         </w:rPr>
-        <w:t>as falhas não são de escrita, são de processo</w:t>
+        <w:t>22.949 tokens para produzir um software inteiro</w:t>
       </w:r>
       <w:r>
         <w:rPr>
@@ -113,21 +129,23 @@
           <w:i w:val="0"/>
           <w:sz w:val="20"/>
         </w:rPr>
-        <w:t>. O modelo continua produzindo bem cada trecho isolado; o que se perde é a coerência do conjunto.</w:t>
+        <w:t xml:space="preserve"> (MetaGPT, 29.279; GPT-Engineer, 7.183). Neste trabalho, o contexto de </w:t>
       </w:r>
-    </w:p>
-    <w:p>
-      <w:pPr>
-        <w:spacing w:after="120"/>
-        <w:jc w:val="both"/>
-      </w:pPr>
+      <w:r>
+        <w:rPr>
+          <w:b/>
+          <w:i w:val="0"/>
+          <w:sz w:val="20"/>
+        </w:rPr>
+        <w:t>um único despacho</w:t>
+      </w:r>
       <w:r>
         <w:rPr>
           <w:b w:val="0"/>
           <w:i w:val="0"/>
           <w:sz w:val="20"/>
         </w:rPr>
-        <w:t>Do diagnóstico saem quatro modos de falha, e nenhum deles se resolve com um modelo melhor:</w:t>
+        <w:t xml:space="preserve"> ficou entre 11 e 14 mil tokens depois de otimizado — e um trabalho medido em operação real consumiu 2,44 milhões de tokens só de leitura. São duas ordens de grandeza de diferença, e elas não são detalhe: são o que define quais problemas existem.</w:t>
       </w:r>
     </w:p>
     <w:tbl>
@@ -138,357 +156,10 @@
         <w:tblLook w:firstColumn="1" w:firstRow="1" w:lastColumn="0" w:lastRow="0" w:noHBand="0" w:noVBand="1" w:val="04A0"/>
       </w:tblPr>
       <w:tblGrid>
-        <w:gridCol w:w="4759"/>
-        <w:gridCol w:w="4759"/>
-      </w:tblGrid>
-      <w:tr>
-        <w:tc>
-          <w:tcPr>
-            <w:tcW w:type="dxa" w:w="2268"/>
-            <w:shd w:val="clear" w:fill="2A78D6"/>
-          </w:tcPr>
-          <w:p>
-            <w:pPr>
-              <w:spacing w:after="20"/>
-            </w:pPr>
-            <w:r/>
-            <w:r>
-              <w:rPr>
-                <w:b/>
-                <w:color w:val="FFFFFF"/>
-                <w:sz w:val="17"/>
-              </w:rPr>
-              <w:t>Modo de falha</w:t>
-            </w:r>
-          </w:p>
-        </w:tc>
-        <w:tc>
-          <w:tcPr>
-            <w:tcW w:type="dxa" w:w="6803"/>
-            <w:shd w:val="clear" w:fill="2A78D6"/>
-          </w:tcPr>
-          <w:p>
-            <w:pPr>
-              <w:spacing w:after="20"/>
-            </w:pPr>
-            <w:r/>
-            <w:r>
-              <w:rPr>
-                <w:b/>
-                <w:color w:val="FFFFFF"/>
-                <w:sz w:val="17"/>
-              </w:rPr>
-              <w:t>Como se manifesta</w:t>
-            </w:r>
-          </w:p>
-        </w:tc>
-      </w:tr>
-      <w:tr>
-        <w:tc>
-          <w:tcPr>
-            <w:tcW w:type="dxa" w:w="2268"/>
-          </w:tcPr>
-          <w:p>
-            <w:pPr>
-              <w:spacing w:after="20"/>
-            </w:pPr>
-            <w:r/>
-            <w:r>
-              <w:rPr>
-                <w:b w:val="0"/>
-                <w:sz w:val="17"/>
-              </w:rPr>
-              <w:t>Perda de contexto</w:t>
-            </w:r>
-          </w:p>
-        </w:tc>
-        <w:tc>
-          <w:tcPr>
-            <w:tcW w:type="dxa" w:w="6803"/>
-          </w:tcPr>
-          <w:p>
-            <w:pPr>
-              <w:spacing w:after="20"/>
-            </w:pPr>
-            <w:r/>
-            <w:r>
-              <w:rPr>
-                <w:b w:val="0"/>
-                <w:sz w:val="17"/>
-              </w:rPr>
-              <w:t>A conversa cresce, o começo sai de vista, e o modelo contradiz o que ele mesmo decidiu horas antes.</w:t>
-            </w:r>
-          </w:p>
-        </w:tc>
-      </w:tr>
-      <w:tr>
-        <w:tc>
-          <w:tcPr>
-            <w:tcW w:type="dxa" w:w="2268"/>
-            <w:shd w:val="clear" w:fill="F5F5F2"/>
-          </w:tcPr>
-          <w:p>
-            <w:pPr>
-              <w:spacing w:after="20"/>
-            </w:pPr>
-            <w:r/>
-            <w:r>
-              <w:rPr>
-                <w:b w:val="0"/>
-                <w:sz w:val="17"/>
-              </w:rPr>
-              <w:t>Decisão sem rastro</w:t>
-            </w:r>
-          </w:p>
-        </w:tc>
-        <w:tc>
-          <w:tcPr>
-            <w:tcW w:type="dxa" w:w="6803"/>
-            <w:shd w:val="clear" w:fill="F5F5F2"/>
-          </w:tcPr>
-          <w:p>
-            <w:pPr>
-              <w:spacing w:after="20"/>
-            </w:pPr>
-            <w:r/>
-            <w:r>
-              <w:rPr>
-                <w:b w:val="0"/>
-                <w:sz w:val="17"/>
-              </w:rPr>
-              <w:t>O motivo de uma escolha ficou no meio do diálogo. Quando a sessão termina, some junto — e a decisão é tomada de novo, às vezes ao contrário.</w:t>
-            </w:r>
-          </w:p>
-        </w:tc>
-      </w:tr>
-      <w:tr>
-        <w:tc>
-          <w:tcPr>
-            <w:tcW w:type="dxa" w:w="2268"/>
-          </w:tcPr>
-          <w:p>
-            <w:pPr>
-              <w:spacing w:after="20"/>
-            </w:pPr>
-            <w:r/>
-            <w:r>
-              <w:rPr>
-                <w:b w:val="0"/>
-                <w:sz w:val="17"/>
-              </w:rPr>
-              <w:t>Autoaprovação</w:t>
-            </w:r>
-          </w:p>
-        </w:tc>
-        <w:tc>
-          <w:tcPr>
-            <w:tcW w:type="dxa" w:w="6803"/>
-          </w:tcPr>
-          <w:p>
-            <w:pPr>
-              <w:spacing w:after="20"/>
-            </w:pPr>
-            <w:r/>
-            <w:r>
-              <w:rPr>
-                <w:b w:val="0"/>
-                <w:sz w:val="17"/>
-              </w:rPr>
-              <w:t>Quem escreveu o código é quem afirma que está pronto. O mesmo raciocínio que produziu o erro é o que vai procurá-lo.</w:t>
-            </w:r>
-          </w:p>
-        </w:tc>
-      </w:tr>
-      <w:tr>
-        <w:tc>
-          <w:tcPr>
-            <w:tcW w:type="dxa" w:w="2268"/>
-            <w:shd w:val="clear" w:fill="F5F5F2"/>
-          </w:tcPr>
-          <w:p>
-            <w:pPr>
-              <w:spacing w:after="20"/>
-            </w:pPr>
-            <w:r/>
-            <w:r>
-              <w:rPr>
-                <w:b w:val="0"/>
-                <w:sz w:val="17"/>
-              </w:rPr>
-              <w:t>Tentativa sem limite</w:t>
-            </w:r>
-          </w:p>
-        </w:tc>
-        <w:tc>
-          <w:tcPr>
-            <w:tcW w:type="dxa" w:w="6803"/>
-            <w:shd w:val="clear" w:fill="F5F5F2"/>
-          </w:tcPr>
-          <w:p>
-            <w:pPr>
-              <w:spacing w:after="20"/>
-            </w:pPr>
-            <w:r/>
-            <w:r>
-              <w:rPr>
-                <w:b w:val="0"/>
-                <w:sz w:val="17"/>
-              </w:rPr>
-              <w:t>Um ponto difícil consome tentativa após tentativa, trava a fila, e o custo cresce sem que nada avance.</w:t>
-            </w:r>
-          </w:p>
-        </w:tc>
-      </w:tr>
-    </w:tbl>
-    <w:p>
-      <w:pPr>
-        <w:spacing w:after="80"/>
-      </w:pPr>
-    </w:p>
-    <w:p>
-      <w:pPr>
-        <w:spacing w:after="120"/>
-        <w:jc w:val="both"/>
-      </w:pPr>
-      <w:r>
-        <w:rPr>
-          <w:b w:val="0"/>
-          <w:i w:val="0"/>
-          <w:sz w:val="20"/>
-        </w:rPr>
-        <w:t xml:space="preserve">A resposta proposta é não pedir o sistema inteiro de uma vez: dividir o pedido em tarefas pequenas e nomeadas, dar a cada uma um estado explícito registrado fora da conversa, e passar cada entrega por revisores que não a construíram. Daí saem as três regras que a documentação apresenta como origem de todo o resto — </w:t>
-      </w:r>
-      <w:r>
-        <w:rPr>
-          <w:b/>
-          <w:i w:val="0"/>
-          <w:sz w:val="20"/>
-        </w:rPr>
-        <w:t>quem implementa nunca é quem aprova</w:t>
-      </w:r>
-      <w:r>
-        <w:rPr>
-          <w:b w:val="0"/>
-          <w:i w:val="0"/>
-          <w:sz w:val="20"/>
-        </w:rPr>
-        <w:t xml:space="preserve">; </w:t>
-      </w:r>
-      <w:r>
-        <w:rPr>
-          <w:b/>
-          <w:i w:val="0"/>
-          <w:sz w:val="20"/>
-        </w:rPr>
-        <w:t>estado fora da conversa</w:t>
-      </w:r>
-      <w:r>
-        <w:rPr>
-          <w:b w:val="0"/>
-          <w:i w:val="0"/>
-          <w:sz w:val="20"/>
-        </w:rPr>
-        <w:t xml:space="preserve">; e </w:t>
-      </w:r>
-      <w:r>
-        <w:rPr>
-          <w:b/>
-          <w:i w:val="0"/>
-          <w:sz w:val="20"/>
-        </w:rPr>
-        <w:t>falha limitada</w:t>
-      </w:r>
-      <w:r>
-        <w:rPr>
-          <w:b w:val="0"/>
-          <w:i w:val="0"/>
-          <w:sz w:val="20"/>
-        </w:rPr>
-        <w:t>. E daí sai a tese: o gargalo de um sistema como este não está na geração de texto, e sim na governança.</w:t>
-      </w:r>
-    </w:p>
-    <w:tbl>
-      <w:tblPr>
-        <w:tblW w:type="auto" w:w="0"/>
-        <w:jc w:val="center"/>
-        <w:tblLook w:firstColumn="1" w:firstRow="1" w:lastColumn="0" w:lastRow="0" w:noHBand="0" w:noVBand="1" w:val="04A0"/>
-      </w:tblPr>
-      <w:tblGrid>
-        <w:gridCol w:w="9518"/>
-      </w:tblGrid>
-      <w:tr>
-        <w:tc>
-          <w:tcPr>
-            <w:tcW w:type="dxa" w:w="9518"/>
-            <w:shd w:val="clear" w:fill="F2F5FA"/>
-          </w:tcPr>
-          <w:p>
-            <w:pPr>
-              <w:spacing w:after="0"/>
-            </w:pPr>
-            <w:r/>
-            <w:r>
-              <w:rPr>
-                <w:b/>
-                <w:color w:val="184F95"/>
-                <w:sz w:val="17"/>
-              </w:rPr>
-              <w:t xml:space="preserve">A TESE DA SEGUNDA VERSÃO  </w:t>
-            </w:r>
-            <w:r>
-              <w:rPr>
-                <w:sz w:val="19"/>
-              </w:rPr>
-              <w:t>Se a governança é o gargalo, então governança escrita em prosa dentro de um prompt é governança opcional. A segunda versão move para o compilador, para a árvore de supervisão e para o esquema do banco tudo o que hoje é frase imperativa dirigida a um modelo. Ela não precisa ser mais esperta que a primeira: precisa ser mais difícil de operar errado.</w:t>
-            </w:r>
-          </w:p>
-        </w:tc>
-      </w:tr>
-    </w:tbl>
-    <w:p>
-      <w:pPr>
-        <w:spacing w:after="80"/>
-      </w:pPr>
-    </w:p>
-    <w:p>
-      <w:pPr>
-        <w:keepNext/>
-        <w:spacing w:before="320" w:after="100"/>
-      </w:pPr>
-      <w:r>
-        <w:rPr>
-          <w:b/>
-          <w:color w:val="184F95"/>
-          <w:sz w:val="26"/>
-        </w:rPr>
-        <w:t>2.  Cada mecanismo é derivável de um modo de falha</w:t>
-      </w:r>
-    </w:p>
-    <w:p>
-      <w:pPr>
-        <w:spacing w:after="120"/>
-        <w:jc w:val="both"/>
-      </w:pPr>
-      <w:r>
-        <w:rPr>
-          <w:b w:val="0"/>
-          <w:i w:val="0"/>
-          <w:sz w:val="20"/>
-        </w:rPr>
-        <w:t>Esta é a propriedade que sustenta a originalidade da proposta, e ela é verificável: não há mecanismo no sistema que não responda a um dos quatro modos. A derivação está escrita antes do código, e o commit que a implementa vem depois.</w:t>
-      </w:r>
-    </w:p>
-    <w:tbl>
-      <w:tblPr>
-        <w:tblStyle w:val="TableGrid"/>
-        <w:tblW w:type="auto" w:w="0"/>
-        <w:jc w:val="center"/>
-        <w:tblLook w:firstColumn="1" w:firstRow="1" w:lastColumn="0" w:lastRow="0" w:noHBand="0" w:noVBand="1" w:val="04A0"/>
-      </w:tblPr>
-      <w:tblGrid>
-        <w:gridCol w:w="3173"/>
-        <w:gridCol w:w="3173"/>
-        <w:gridCol w:w="3173"/>
+        <w:gridCol w:w="2379"/>
+        <w:gridCol w:w="2379"/>
+        <w:gridCol w:w="2379"/>
+        <w:gridCol w:w="2379"/>
       </w:tblGrid>
       <w:tr>
         <w:tc>
@@ -507,13 +178,12 @@
                 <w:color w:val="FFFFFF"/>
                 <w:sz w:val="16"/>
               </w:rPr>
-              <w:t>Modo de falha</w:t>
             </w:r>
           </w:p>
         </w:tc>
         <w:tc>
           <w:tcPr>
-            <w:tcW w:type="dxa" w:w="5443"/>
+            <w:tcW w:type="dxa" w:w="2381"/>
             <w:shd w:val="clear" w:fill="2A78D6"/>
           </w:tcPr>
           <w:p>
@@ -527,488 +197,7 @@
                 <w:color w:val="FFFFFF"/>
                 <w:sz w:val="16"/>
               </w:rPr>
-              <w:t>O mecanismo que responde</w:t>
-            </w:r>
-          </w:p>
-        </w:tc>
-        <w:tc>
-          <w:tcPr>
-            <w:tcW w:type="dxa" w:w="1814"/>
-            <w:shd w:val="clear" w:fill="2A78D6"/>
-          </w:tcPr>
-          <w:p>
-            <w:pPr>
-              <w:spacing w:after="20"/>
-            </w:pPr>
-            <w:r/>
-            <w:r>
-              <w:rPr>
-                <w:b/>
-                <w:color w:val="FFFFFF"/>
-                <w:sz w:val="16"/>
-              </w:rPr>
-              <w:t>Commit</w:t>
-            </w:r>
-          </w:p>
-        </w:tc>
-      </w:tr>
-      <w:tr>
-        <w:tc>
-          <w:tcPr>
-            <w:tcW w:type="dxa" w:w="1814"/>
-          </w:tcPr>
-          <w:p>
-            <w:pPr>
-              <w:spacing w:after="20"/>
-            </w:pPr>
-            <w:r/>
-            <w:r>
-              <w:rPr>
-                <w:b w:val="0"/>
-                <w:sz w:val="16"/>
-              </w:rPr>
-              <w:t>Perda de contexto</w:t>
-            </w:r>
-          </w:p>
-        </w:tc>
-        <w:tc>
-          <w:tcPr>
-            <w:tcW w:type="dxa" w:w="5443"/>
-          </w:tcPr>
-          <w:p>
-            <w:pPr>
-              <w:spacing w:after="20"/>
-            </w:pPr>
-            <w:r/>
-            <w:r>
-              <w:rPr>
-                <w:b w:val="0"/>
-                <w:sz w:val="16"/>
-              </w:rPr>
-              <w:t>O agente começa frio por desenho, e recebe um índice denso do projeto em vez de varrer arquivos; cada papel recebe só o que usa.</w:t>
-            </w:r>
-          </w:p>
-        </w:tc>
-        <w:tc>
-          <w:tcPr>
-            <w:tcW w:type="dxa" w:w="1814"/>
-          </w:tcPr>
-          <w:p>
-            <w:pPr>
-              <w:spacing w:after="20"/>
-            </w:pPr>
-            <w:r/>
-            <w:r>
-              <w:rPr>
-                <w:b w:val="0"/>
-                <w:sz w:val="16"/>
-              </w:rPr>
-              <w:t>8215dbf, 1a41ca8</w:t>
-            </w:r>
-          </w:p>
-        </w:tc>
-      </w:tr>
-      <w:tr>
-        <w:tc>
-          <w:tcPr>
-            <w:tcW w:type="dxa" w:w="1814"/>
-            <w:shd w:val="clear" w:fill="F5F5F2"/>
-          </w:tcPr>
-          <w:p>
-            <w:pPr>
-              <w:spacing w:after="20"/>
-            </w:pPr>
-            <w:r/>
-            <w:r>
-              <w:rPr>
-                <w:b w:val="0"/>
-                <w:sz w:val="16"/>
-              </w:rPr>
-              <w:t>Decisão sem rastro</w:t>
-            </w:r>
-          </w:p>
-        </w:tc>
-        <w:tc>
-          <w:tcPr>
-            <w:tcW w:type="dxa" w:w="5443"/>
-            <w:shd w:val="clear" w:fill="F5F5F2"/>
-          </w:tcPr>
-          <w:p>
-            <w:pPr>
-              <w:spacing w:after="20"/>
-            </w:pPr>
-            <w:r/>
-            <w:r>
-              <w:rPr>
-                <w:b w:val="0"/>
-                <w:sz w:val="16"/>
-              </w:rPr>
-              <w:t>Toda decisão é gravada com o motivo no instante em que acontece; a história do projeto vira índice consultável.</w:t>
-            </w:r>
-          </w:p>
-        </w:tc>
-        <w:tc>
-          <w:tcPr>
-            <w:tcW w:type="dxa" w:w="1814"/>
-            <w:shd w:val="clear" w:fill="F5F5F2"/>
-          </w:tcPr>
-          <w:p>
-            <w:pPr>
-              <w:spacing w:after="20"/>
-            </w:pPr>
-            <w:r/>
-            <w:r>
-              <w:rPr>
-                <w:b w:val="0"/>
-                <w:sz w:val="16"/>
-              </w:rPr>
-              <w:t>9d43b61</w:t>
-            </w:r>
-          </w:p>
-        </w:tc>
-      </w:tr>
-      <w:tr>
-        <w:tc>
-          <w:tcPr>
-            <w:tcW w:type="dxa" w:w="1814"/>
-          </w:tcPr>
-          <w:p>
-            <w:pPr>
-              <w:spacing w:after="20"/>
-            </w:pPr>
-            <w:r/>
-            <w:r>
-              <w:rPr>
-                <w:b w:val="0"/>
-                <w:sz w:val="16"/>
-              </w:rPr>
-              <w:t>Autoaprovação</w:t>
-            </w:r>
-          </w:p>
-        </w:tc>
-        <w:tc>
-          <w:tcPr>
-            <w:tcW w:type="dxa" w:w="5443"/>
-          </w:tcPr>
-          <w:p>
-            <w:pPr>
-              <w:spacing w:after="20"/>
-            </w:pPr>
-            <w:r/>
-            <w:r>
-              <w:rPr>
-                <w:b w:val="0"/>
-                <w:sz w:val="16"/>
-              </w:rPr>
-              <w:t>Dois portões operados por quem não construiu — e a ferramenta de escrever não existe para eles.</w:t>
-            </w:r>
-          </w:p>
-        </w:tc>
-        <w:tc>
-          <w:tcPr>
-            <w:tcW w:type="dxa" w:w="1814"/>
-          </w:tcPr>
-          <w:p>
-            <w:pPr>
-              <w:spacing w:after="20"/>
-            </w:pPr>
-            <w:r/>
-            <w:r>
-              <w:rPr>
-                <w:b w:val="0"/>
-                <w:sz w:val="16"/>
-              </w:rPr>
-              <w:t>8017c41, e0bffee</w:t>
-            </w:r>
-          </w:p>
-        </w:tc>
-      </w:tr>
-      <w:tr>
-        <w:tc>
-          <w:tcPr>
-            <w:tcW w:type="dxa" w:w="1814"/>
-            <w:shd w:val="clear" w:fill="F5F5F2"/>
-          </w:tcPr>
-          <w:p>
-            <w:pPr>
-              <w:spacing w:after="20"/>
-            </w:pPr>
-            <w:r/>
-            <w:r>
-              <w:rPr>
-                <w:b w:val="0"/>
-                <w:sz w:val="16"/>
-              </w:rPr>
-              <w:t>Tentativa sem limite</w:t>
-            </w:r>
-          </w:p>
-        </w:tc>
-        <w:tc>
-          <w:tcPr>
-            <w:tcW w:type="dxa" w:w="5443"/>
-            <w:shd w:val="clear" w:fill="F5F5F2"/>
-          </w:tcPr>
-          <w:p>
-            <w:pPr>
-              <w:spacing w:after="20"/>
-            </w:pPr>
-            <w:r/>
-            <w:r>
-              <w:rPr>
-                <w:b w:val="0"/>
-                <w:sz w:val="16"/>
-              </w:rPr>
-              <w:t>Três ciclos por tarefa, escada de resposta ao fracasso com replanejamento, e teto de custo com parada limpa.</w:t>
-            </w:r>
-          </w:p>
-        </w:tc>
-        <w:tc>
-          <w:tcPr>
-            <w:tcW w:type="dxa" w:w="1814"/>
-            <w:shd w:val="clear" w:fill="F5F5F2"/>
-          </w:tcPr>
-          <w:p>
-            <w:pPr>
-              <w:spacing w:after="20"/>
-            </w:pPr>
-            <w:r/>
-            <w:r>
-              <w:rPr>
-                <w:b w:val="0"/>
-                <w:sz w:val="16"/>
-              </w:rPr>
-              <w:t>1a41ca8, f5b8fd4</w:t>
-            </w:r>
-          </w:p>
-        </w:tc>
-      </w:tr>
-    </w:tbl>
-    <w:p>
-      <w:pPr>
-        <w:spacing w:after="80"/>
-      </w:pPr>
-    </w:p>
-    <w:p>
-      <w:pPr>
-        <w:spacing w:after="120"/>
-        <w:jc w:val="both"/>
-      </w:pPr>
-      <w:r>
-        <w:rPr>
-          <w:b w:val="0"/>
-          <w:i w:val="0"/>
-          <w:sz w:val="20"/>
-        </w:rPr>
-        <w:t>A consequência metodológica importa mais que a lista: um mecanismo que não se ligue a um modo de falha nomeado é candidato a remoção, e um modo de falha sem mecanismo é lacuna declarada. O desenho fica auditável.</w:t>
-      </w:r>
-    </w:p>
-    <w:p>
-      <w:pPr>
-        <w:keepNext/>
-        <w:spacing w:before="320" w:after="100"/>
-      </w:pPr>
-      <w:r>
-        <w:rPr>
-          <w:b/>
-          <w:color w:val="184F95"/>
-          <w:sz w:val="26"/>
-        </w:rPr>
-        <w:t>3.  O estado da arte, lido pelo mesmo diagnóstico</w:t>
-      </w:r>
-    </w:p>
-    <w:p>
-      <w:pPr>
-        <w:spacing w:after="120"/>
-        <w:jc w:val="both"/>
-      </w:pPr>
-      <w:r>
-        <w:rPr>
-          <w:b w:val="0"/>
-          <w:i w:val="0"/>
-          <w:sz w:val="20"/>
-        </w:rPr>
-        <w:t xml:space="preserve">Existem sistemas próximos, e eles precisam ser citados. Mas a pergunta útil não é “quem também tem portão de qualidade?” — praticamente todos têm. A pergunta é </w:t>
-      </w:r>
-      <w:r>
-        <w:rPr>
-          <w:b/>
-          <w:i w:val="0"/>
-          <w:sz w:val="20"/>
-        </w:rPr>
-        <w:t>qual modo de falha cada projeto resolve, e a que custo</w:t>
-      </w:r>
-      <w:r>
-        <w:rPr>
-          <w:b w:val="0"/>
-          <w:i w:val="0"/>
-          <w:sz w:val="20"/>
-        </w:rPr>
-        <w:t>.</w:t>
-      </w:r>
-    </w:p>
-    <w:p>
-      <w:pPr>
-        <w:keepNext/>
-        <w:spacing w:before="200" w:after="60"/>
-      </w:pPr>
-      <w:r>
-        <w:rPr>
-          <w:b/>
-          <w:color w:val="1A1A1A"/>
-          <w:sz w:val="21"/>
-        </w:rPr>
-        <w:t>3.1  Os projetos considerados</w:t>
-      </w:r>
-    </w:p>
-    <w:p>
-      <w:pPr>
-        <w:pStyle w:val="ListBullet"/>
-        <w:spacing w:after="60"/>
-        <w:ind w:left="397"/>
-      </w:pPr>
-      <w:r>
-        <w:rPr>
-          <w:b/>
-          <w:sz w:val="20"/>
-        </w:rPr>
-        <w:t>Agentic Software Factory (softwarefabrik.io)</w:t>
-      </w:r>
-      <w:r>
-        <w:rPr>
-          <w:b w:val="0"/>
-          <w:sz w:val="20"/>
-        </w:rPr>
-        <w:t xml:space="preserve"> — produto comercial, de Martin Janda, v0.30.0 (2026). Assistente de entrada com dezoito modelos de stack, execução em contêiner isolado, e portão final com seis papéis revisores. É o sistema mais próximo em vocabulário.</w:t>
-      </w:r>
-    </w:p>
-    <w:p>
-      <w:pPr>
-        <w:pStyle w:val="ListBullet"/>
-        <w:spacing w:after="60"/>
-        <w:ind w:left="397"/>
-      </w:pPr>
-      <w:r>
-        <w:rPr>
-          <w:b/>
-          <w:sz w:val="20"/>
-        </w:rPr>
-        <w:t>ChatDev e MetaGPT</w:t>
-      </w:r>
-      <w:r>
-        <w:rPr>
-          <w:b w:val="0"/>
-          <w:sz w:val="20"/>
-        </w:rPr>
-        <w:t xml:space="preserve"> (2023) — origem acadêmica da ideia de papéis especializados de agentes produzindo software, organizados em ciclo de vida e conduzidos por diálogo entre pares de agentes.</w:t>
-      </w:r>
-    </w:p>
-    <w:p>
-      <w:pPr>
-        <w:pStyle w:val="ListBullet"/>
-        <w:spacing w:after="60"/>
-        <w:ind w:left="397"/>
-      </w:pPr>
-      <w:r>
-        <w:rPr>
-          <w:b/>
-          <w:sz w:val="20"/>
-        </w:rPr>
-        <w:t>Cortex, Sagents, SwarmEx, Synapse</w:t>
-      </w:r>
-      <w:r>
-        <w:rPr>
-          <w:b w:val="0"/>
-          <w:sz w:val="20"/>
-        </w:rPr>
-        <w:t xml:space="preserve"> — bibliotecas de orquestração de agentes em Elixir/OTP, nas quais agente como processo supervisionado já é prática corrente.</w:t>
-      </w:r>
-    </w:p>
-    <w:p>
-      <w:pPr>
-        <w:pStyle w:val="ListBullet"/>
-        <w:spacing w:after="60"/>
-        <w:ind w:left="397"/>
-      </w:pPr>
-      <w:r>
-        <w:rPr>
-          <w:b/>
-          <w:sz w:val="20"/>
-        </w:rPr>
-        <w:t>Factory.ai e correlatos</w:t>
-      </w:r>
-      <w:r>
-        <w:rPr>
-          <w:b w:val="0"/>
-          <w:sz w:val="20"/>
-        </w:rPr>
-        <w:t xml:space="preserve"> — posicionamento comercial de fábrica agêntica; e, antes de tudo isso, o próprio termo “fábrica de software” vem da engenharia de software das décadas de 1960 a 1990 (CUSUMANO, 1991).</w:t>
-      </w:r>
-    </w:p>
-    <w:p>
-      <w:pPr>
-        <w:keepNext/>
-        <w:spacing w:before="200" w:after="60"/>
-      </w:pPr>
-      <w:r>
-        <w:rPr>
-          <w:b/>
-          <w:color w:val="1A1A1A"/>
-          <w:sz w:val="21"/>
-        </w:rPr>
-        <w:t>3.2  Quem resolve o quê</w:t>
-      </w:r>
-    </w:p>
-    <w:tbl>
-      <w:tblPr>
-        <w:tblStyle w:val="TableGrid"/>
-        <w:tblW w:type="auto" w:w="0"/>
-        <w:jc w:val="center"/>
-        <w:tblLook w:firstColumn="1" w:firstRow="1" w:lastColumn="0" w:lastRow="0" w:noHBand="0" w:noVBand="1" w:val="04A0"/>
-      </w:tblPr>
-      <w:tblGrid>
-        <w:gridCol w:w="2379"/>
-        <w:gridCol w:w="2379"/>
-        <w:gridCol w:w="2379"/>
-        <w:gridCol w:w="2379"/>
-      </w:tblGrid>
-      <w:tr>
-        <w:tc>
-          <w:tcPr>
-            <w:tcW w:type="dxa" w:w="1701"/>
-            <w:shd w:val="clear" w:fill="2A78D6"/>
-          </w:tcPr>
-          <w:p>
-            <w:pPr>
-              <w:spacing w:after="20"/>
-            </w:pPr>
-            <w:r/>
-            <w:r>
-              <w:rPr>
-                <w:b/>
-                <w:color w:val="FFFFFF"/>
-                <w:sz w:val="16"/>
-              </w:rPr>
-              <w:t>Modo de falha</w:t>
-            </w:r>
-          </w:p>
-        </w:tc>
-        <w:tc>
-          <w:tcPr>
-            <w:tcW w:type="dxa" w:w="2494"/>
-            <w:shd w:val="clear" w:fill="2A78D6"/>
-          </w:tcPr>
-          <w:p>
-            <w:pPr>
-              <w:spacing w:after="20"/>
-            </w:pPr>
-            <w:r/>
-            <w:r>
-              <w:rPr>
-                <w:b/>
-                <w:color w:val="FFFFFF"/>
-                <w:sz w:val="16"/>
-              </w:rPr>
-              <w:t>Este trabalho</w:t>
+              <w:t>ChatDev / MetaGPT</w:t>
             </w:r>
           </w:p>
         </w:tc>
@@ -1048,7 +237,7 @@
                 <w:color w:val="FFFFFF"/>
                 <w:sz w:val="16"/>
               </w:rPr>
-              <w:t>ChatDev / MetaGPT</w:t>
+              <w:t>Este trabalho</w:t>
             </w:r>
           </w:p>
         </w:tc>
@@ -1056,7 +245,7 @@
       <w:tr>
         <w:tc>
           <w:tcPr>
-            <w:tcW w:type="dxa" w:w="1701"/>
+            <w:tcW w:type="dxa" w:w="1814"/>
           </w:tcPr>
           <w:p>
             <w:pPr>
@@ -1068,7 +257,25 @@
                 <w:b w:val="0"/>
                 <w:sz w:val="16"/>
               </w:rPr>
-              <w:t>Perda de contexto</w:t>
+              <w:t>Unidade de trabalho</w:t>
+            </w:r>
+          </w:p>
+        </w:tc>
+        <w:tc>
+          <w:tcPr>
+            <w:tcW w:type="dxa" w:w="2381"/>
+          </w:tcPr>
+          <w:p>
+            <w:pPr>
+              <w:spacing w:after="20"/>
+            </w:pPr>
+            <w:r/>
+            <w:r>
+              <w:rPr>
+                <w:b w:val="0"/>
+                <w:sz w:val="16"/>
+              </w:rPr>
+              <w:t>Um programa, numa execução</w:t>
             </w:r>
           </w:p>
         </w:tc>
@@ -1086,25 +293,7 @@
                 <w:b w:val="0"/>
                 <w:sz w:val="16"/>
               </w:rPr>
-              <w:t>Agente frio por desenho; índice denso; contexto por papel</w:t>
-            </w:r>
-          </w:p>
-        </w:tc>
-        <w:tc>
-          <w:tcPr>
-            <w:tcW w:type="dxa" w:w="2494"/>
-          </w:tcPr>
-          <w:p>
-            <w:pPr>
-              <w:spacing w:after="20"/>
-            </w:pPr>
-            <w:r/>
-            <w:r>
-              <w:rPr>
-                <w:b w:val="0"/>
-                <w:sz w:val="16"/>
-              </w:rPr>
-              <w:t>O operador humano sustenta a continuidade entre passos</w:t>
+              <w:t>Um projeto, com aprovação humana a cada passo</w:t>
             </w:r>
           </w:p>
         </w:tc>
@@ -1122,7 +311,7 @@
                 <w:b w:val="0"/>
                 <w:sz w:val="16"/>
               </w:rPr>
-              <w:t>O histórico de diálogo é o estado — o modo não é atacado</w:t>
+              <w:t>Um projeto, decomposto em 8 a 20 tarefas</w:t>
             </w:r>
           </w:p>
         </w:tc>
@@ -1130,7 +319,7 @@
       <w:tr>
         <w:tc>
           <w:tcPr>
-            <w:tcW w:type="dxa" w:w="1701"/>
+            <w:tcW w:type="dxa" w:w="1814"/>
             <w:shd w:val="clear" w:fill="F5F5F2"/>
           </w:tcPr>
           <w:p>
@@ -1143,7 +332,26 @@
                 <w:b w:val="0"/>
                 <w:sz w:val="16"/>
               </w:rPr>
-              <w:t>Decisão sem rastro</w:t>
+              <w:t>Duração típica</w:t>
+            </w:r>
+          </w:p>
+        </w:tc>
+        <w:tc>
+          <w:tcPr>
+            <w:tcW w:type="dxa" w:w="2381"/>
+            <w:shd w:val="clear" w:fill="F5F5F2"/>
+          </w:tcPr>
+          <w:p>
+            <w:pPr>
+              <w:spacing w:after="20"/>
+            </w:pPr>
+            <w:r/>
+            <w:r>
+              <w:rPr>
+                <w:b w:val="0"/>
+                <w:sz w:val="16"/>
+              </w:rPr>
+              <w:t>Uma sessão</w:t>
             </w:r>
           </w:p>
         </w:tc>
@@ -1162,7 +370,140 @@
                 <w:b w:val="0"/>
                 <w:sz w:val="16"/>
               </w:rPr>
-              <w:t>Decisão gravada com o motivo; história indexada</w:t>
+              <w:t>Uma sessão assistida</w:t>
+            </w:r>
+          </w:p>
+        </w:tc>
+        <w:tc>
+          <w:tcPr>
+            <w:tcW w:type="dxa" w:w="2381"/>
+            <w:shd w:val="clear" w:fill="F5F5F2"/>
+          </w:tcPr>
+          <w:p>
+            <w:pPr>
+              <w:spacing w:after="20"/>
+            </w:pPr>
+            <w:r/>
+            <w:r>
+              <w:rPr>
+                <w:b w:val="0"/>
+                <w:sz w:val="16"/>
+              </w:rPr>
+              <w:t>Semanas, com sessões independentes</w:t>
+            </w:r>
+          </w:p>
+        </w:tc>
+      </w:tr>
+      <w:tr>
+        <w:tc>
+          <w:tcPr>
+            <w:tcW w:type="dxa" w:w="1814"/>
+          </w:tcPr>
+          <w:p>
+            <w:pPr>
+              <w:spacing w:after="20"/>
+            </w:pPr>
+            <w:r/>
+            <w:r>
+              <w:rPr>
+                <w:b w:val="0"/>
+                <w:sz w:val="16"/>
+              </w:rPr>
+              <w:t>Custo por unidade</w:t>
+            </w:r>
+          </w:p>
+        </w:tc>
+        <w:tc>
+          <w:tcPr>
+            <w:tcW w:type="dxa" w:w="2381"/>
+          </w:tcPr>
+          <w:p>
+            <w:pPr>
+              <w:spacing w:after="20"/>
+            </w:pPr>
+            <w:r/>
+            <w:r>
+              <w:rPr>
+                <w:b w:val="0"/>
+                <w:sz w:val="16"/>
+              </w:rPr>
+              <w:t>≈ 23 mil tokens por software</w:t>
+            </w:r>
+          </w:p>
+        </w:tc>
+        <w:tc>
+          <w:tcPr>
+            <w:tcW w:type="dxa" w:w="2494"/>
+          </w:tcPr>
+          <w:p>
+            <w:pPr>
+              <w:spacing w:after="20"/>
+            </w:pPr>
+            <w:r/>
+            <w:r>
+              <w:rPr>
+                <w:b w:val="0"/>
+                <w:sz w:val="16"/>
+              </w:rPr>
+              <w:t>Estimado antes da execução</w:t>
+            </w:r>
+          </w:p>
+        </w:tc>
+        <w:tc>
+          <w:tcPr>
+            <w:tcW w:type="dxa" w:w="2381"/>
+          </w:tcPr>
+          <w:p>
+            <w:pPr>
+              <w:spacing w:after="20"/>
+            </w:pPr>
+            <w:r/>
+            <w:r>
+              <w:rPr>
+                <w:b w:val="0"/>
+                <w:sz w:val="16"/>
+              </w:rPr>
+              <w:t>139 execuções medidas; até 2,44 M de leitura numa</w:t>
+            </w:r>
+          </w:p>
+        </w:tc>
+      </w:tr>
+      <w:tr>
+        <w:tc>
+          <w:tcPr>
+            <w:tcW w:type="dxa" w:w="1814"/>
+            <w:shd w:val="clear" w:fill="F5F5F2"/>
+          </w:tcPr>
+          <w:p>
+            <w:pPr>
+              <w:spacing w:after="20"/>
+            </w:pPr>
+            <w:r/>
+            <w:r>
+              <w:rPr>
+                <w:b w:val="0"/>
+                <w:sz w:val="16"/>
+              </w:rPr>
+              <w:t>Escala observada</w:t>
+            </w:r>
+          </w:p>
+        </w:tc>
+        <w:tc>
+          <w:tcPr>
+            <w:tcW w:type="dxa" w:w="2381"/>
+            <w:shd w:val="clear" w:fill="F5F5F2"/>
+          </w:tcPr>
+          <w:p>
+            <w:pPr>
+              <w:spacing w:after="20"/>
+            </w:pPr>
+            <w:r/>
+            <w:r>
+              <w:rPr>
+                <w:b w:val="0"/>
+                <w:sz w:val="16"/>
+              </w:rPr>
+              <w:t>Programas de avaliação</w:t>
             </w:r>
           </w:p>
         </w:tc>
@@ -1181,7 +522,7 @@
                 <w:b w:val="0"/>
                 <w:sz w:val="16"/>
               </w:rPr>
-              <w:t>Versionamento e artefatos do espaço de trabalho</w:t>
+              <w:t>Projetos com operador presente</w:t>
             </w:r>
           </w:p>
         </w:tc>
@@ -1200,159 +541,7 @@
                 <w:b w:val="0"/>
                 <w:sz w:val="16"/>
               </w:rPr>
-              <w:t>Não trata</w:t>
-            </w:r>
-          </w:p>
-        </w:tc>
-      </w:tr>
-      <w:tr>
-        <w:tc>
-          <w:tcPr>
-            <w:tcW w:type="dxa" w:w="1701"/>
-          </w:tcPr>
-          <w:p>
-            <w:pPr>
-              <w:spacing w:after="20"/>
-            </w:pPr>
-            <w:r/>
-            <w:r>
-              <w:rPr>
-                <w:b w:val="0"/>
-                <w:sz w:val="16"/>
-              </w:rPr>
-              <w:t>Autoaprovação</w:t>
-            </w:r>
-          </w:p>
-        </w:tc>
-        <w:tc>
-          <w:tcPr>
-            <w:tcW w:type="dxa" w:w="2494"/>
-          </w:tcPr>
-          <w:p>
-            <w:pPr>
-              <w:spacing w:after="20"/>
-            </w:pPr>
-            <w:r/>
-            <w:r>
-              <w:rPr>
-                <w:b w:val="0"/>
-                <w:sz w:val="16"/>
-              </w:rPr>
-              <w:t>Portões sem a ferramenta de escrever</w:t>
-            </w:r>
-          </w:p>
-        </w:tc>
-        <w:tc>
-          <w:tcPr>
-            <w:tcW w:type="dxa" w:w="2494"/>
-          </w:tcPr>
-          <w:p>
-            <w:pPr>
-              <w:spacing w:after="20"/>
-            </w:pPr>
-            <w:r/>
-            <w:r>
-              <w:rPr>
-                <w:b w:val="0"/>
-                <w:sz w:val="16"/>
-              </w:rPr>
-              <w:t>Resolvido pela aprovação humana, ao custo da autonomia</w:t>
-            </w:r>
-          </w:p>
-        </w:tc>
-        <w:tc>
-          <w:tcPr>
-            <w:tcW w:type="dxa" w:w="2381"/>
-          </w:tcPr>
-          <w:p>
-            <w:pPr>
-              <w:spacing w:after="20"/>
-            </w:pPr>
-            <w:r/>
-            <w:r>
-              <w:rPr>
-                <w:b w:val="0"/>
-                <w:sz w:val="16"/>
-              </w:rPr>
-              <w:t>Revisor é agente do mesmo diálogo</w:t>
-            </w:r>
-          </w:p>
-        </w:tc>
-      </w:tr>
-      <w:tr>
-        <w:tc>
-          <w:tcPr>
-            <w:tcW w:type="dxa" w:w="1701"/>
-            <w:shd w:val="clear" w:fill="F5F5F2"/>
-          </w:tcPr>
-          <w:p>
-            <w:pPr>
-              <w:spacing w:after="20"/>
-            </w:pPr>
-            <w:r/>
-            <w:r>
-              <w:rPr>
-                <w:b w:val="0"/>
-                <w:sz w:val="16"/>
-              </w:rPr>
-              <w:t>Tentativa sem limite</w:t>
-            </w:r>
-          </w:p>
-        </w:tc>
-        <w:tc>
-          <w:tcPr>
-            <w:tcW w:type="dxa" w:w="2494"/>
-            <w:shd w:val="clear" w:fill="F5F5F2"/>
-          </w:tcPr>
-          <w:p>
-            <w:pPr>
-              <w:spacing w:after="20"/>
-            </w:pPr>
-            <w:r/>
-            <w:r>
-              <w:rPr>
-                <w:b w:val="0"/>
-                <w:sz w:val="16"/>
-              </w:rPr>
-              <w:t>Três ciclos, escada de fracasso, teto por tarefa</w:t>
-            </w:r>
-          </w:p>
-        </w:tc>
-        <w:tc>
-          <w:tcPr>
-            <w:tcW w:type="dxa" w:w="2494"/>
-            <w:shd w:val="clear" w:fill="F5F5F2"/>
-          </w:tcPr>
-          <w:p>
-            <w:pPr>
-              <w:spacing w:after="20"/>
-            </w:pPr>
-            <w:r/>
-            <w:r>
-              <w:rPr>
-                <w:b w:val="0"/>
-                <w:sz w:val="16"/>
-              </w:rPr>
-              <w:t>O operador decide quando parar</w:t>
-            </w:r>
-          </w:p>
-        </w:tc>
-        <w:tc>
-          <w:tcPr>
-            <w:tcW w:type="dxa" w:w="2381"/>
-            <w:shd w:val="clear" w:fill="F5F5F2"/>
-          </w:tcPr>
-          <w:p>
-            <w:pPr>
-              <w:spacing w:after="20"/>
-            </w:pPr>
-            <w:r/>
-            <w:r>
-              <w:rPr>
-                <w:b w:val="0"/>
-                <w:sz w:val="16"/>
-              </w:rPr>
-              <w:t>Novo ciclo de diálogo</w:t>
+              <w:t>72 tarefas num só projeto, 86 concluídas em três</w:t>
             </w:r>
           </w:p>
         </w:tc>
@@ -1362,232 +551,6 @@
       <w:pPr>
         <w:spacing w:after="80"/>
       </w:pPr>
-    </w:p>
-    <w:p>
-      <w:pPr>
-        <w:spacing w:after="120"/>
-        <w:jc w:val="both"/>
-      </w:pPr>
-      <w:r>
-        <w:rPr>
-          <w:b w:val="0"/>
-          <w:i w:val="0"/>
-          <w:sz w:val="20"/>
-        </w:rPr>
-        <w:t xml:space="preserve">A leitura da tabela é o argumento central deste documento. O sistema comercial mais próximo resolve a autoaprovação </w:t>
-      </w:r>
-      <w:r>
-        <w:rPr>
-          <w:b/>
-          <w:i w:val="0"/>
-          <w:sz w:val="20"/>
-        </w:rPr>
-        <w:t>colocando um humano no portão</w:t>
-      </w:r>
-      <w:r>
-        <w:rPr>
-          <w:b w:val="0"/>
-          <w:i w:val="0"/>
-          <w:sz w:val="20"/>
-        </w:rPr>
-        <w:t xml:space="preserve"> — solução legítima, e a mais segura, mas que responde a uma pergunta diferente da que este trabalho faz. Os sistemas acadêmicos, ao manterem o diálogo como estado, atacam a autoaprovação e deixam a perda de contexto praticamente intocada, que é o primeiro dos quatro modos.</w:t>
-      </w:r>
-    </w:p>
-    <w:p>
-      <w:pPr>
-        <w:keepNext/>
-        <w:spacing w:before="320" w:after="100"/>
-      </w:pPr>
-      <w:r>
-        <w:rPr>
-          <w:b/>
-          <w:color w:val="184F95"/>
-          <w:sz w:val="26"/>
-        </w:rPr>
-        <w:t>4.  As diferenças reais</w:t>
-      </w:r>
-    </w:p>
-    <w:p>
-      <w:pPr>
-        <w:keepNext/>
-        <w:spacing w:before="200" w:after="60"/>
-      </w:pPr>
-      <w:r>
-        <w:rPr>
-          <w:b/>
-          <w:color w:val="1A1A1A"/>
-          <w:sz w:val="21"/>
-        </w:rPr>
-        <w:t>4.1  A autoaprovação é resolvida por ausência de ferramenta, não por presença de humano</w:t>
-      </w:r>
-    </w:p>
-    <w:p>
-      <w:pPr>
-        <w:spacing w:after="120"/>
-        <w:jc w:val="both"/>
-      </w:pPr>
-      <w:r>
-        <w:rPr>
-          <w:b w:val="0"/>
-          <w:i w:val="0"/>
-          <w:sz w:val="20"/>
-        </w:rPr>
-        <w:t xml:space="preserve">Esta é a diferença que decide, porque as duas soluções são mutuamente exclusivas. Colocar o humano no portão resolve a autoaprovação e </w:t>
-      </w:r>
-      <w:r>
-        <w:rPr>
-          <w:b/>
-          <w:i w:val="0"/>
-          <w:sz w:val="20"/>
-        </w:rPr>
-        <w:t>elimina a autonomia</w:t>
-      </w:r>
-      <w:r>
-        <w:rPr>
-          <w:b w:val="0"/>
-          <w:i w:val="0"/>
-          <w:sz w:val="20"/>
-        </w:rPr>
-        <w:t xml:space="preserve">; retirar a ferramenta de escrever do revisor resolve a autoaprovação </w:t>
-      </w:r>
-      <w:r>
-        <w:rPr>
-          <w:b/>
-          <w:i w:val="0"/>
-          <w:sz w:val="20"/>
-        </w:rPr>
-        <w:t>preservando a autonomia</w:t>
-      </w:r>
-      <w:r>
-        <w:rPr>
-          <w:b w:val="0"/>
-          <w:i w:val="0"/>
-          <w:sz w:val="20"/>
-        </w:rPr>
-        <w:t>, e transfere o problema para outro lugar — é preciso então limitar a falha por desenho, porque não há quem interrompa. Todo o limite de ciclos, a escada de resposta ao fracasso e o replanejamento automático existem por causa dessa escolha.</w:t>
-      </w:r>
-    </w:p>
-    <w:p>
-      <w:pPr>
-        <w:spacing w:after="120"/>
-        <w:jc w:val="both"/>
-      </w:pPr>
-      <w:r>
-        <w:rPr>
-          <w:b w:val="0"/>
-          <w:i w:val="0"/>
-          <w:sz w:val="20"/>
-        </w:rPr>
-        <w:t>A regra deixa de ser interpretável e passa a ser impossibilidade: o catálogo de ferramentas do revisor não contém escrita, e há teste que percorre os papéis para garantir isso. É a tese do trabalho — governança como propriedade da estrutura, não como frase — aplicada ao próprio sistema.</w:t>
-      </w:r>
-    </w:p>
-    <w:p>
-      <w:pPr>
-        <w:keepNext/>
-        <w:spacing w:before="200" w:after="60"/>
-      </w:pPr>
-      <w:r>
-        <w:rPr>
-          <w:b/>
-          <w:color w:val="1A1A1A"/>
-          <w:sz w:val="21"/>
-        </w:rPr>
-        <w:t>4.2  O coordenador não é um agente</w:t>
-      </w:r>
-    </w:p>
-    <w:p>
-      <w:pPr>
-        <w:spacing w:after="120"/>
-        <w:jc w:val="both"/>
-      </w:pPr>
-      <w:r>
-        <w:rPr>
-          <w:b w:val="0"/>
-          <w:i w:val="0"/>
-          <w:sz w:val="20"/>
-        </w:rPr>
-        <w:t xml:space="preserve">Nos sistemas acadêmicos a coordenação acontece por diálogo entre agentes; no sistema comercial, quem coordena é o operador. Aqui, quem decide ordem, promoção, roteamento e escalonamento é código determinístico. A decisão foi tomada </w:t>
-      </w:r>
-      <w:r>
-        <w:rPr>
-          <w:b/>
-          <w:i w:val="0"/>
-          <w:sz w:val="20"/>
-        </w:rPr>
-        <w:t>por medição, não por preferência</w:t>
-      </w:r>
-      <w:r>
-        <w:rPr>
-          <w:b w:val="0"/>
-          <w:i w:val="0"/>
-          <w:sz w:val="20"/>
-        </w:rPr>
-        <w:t>: observou-se que o coordenador baseado em modelo consumia cerca de 17% do custo de um trabalho para executar o que é, literalmente, uma máquina de estados. A fronteira adotada é explícita — cabe num teste, então é código; replanejar e julgar um marco reprovado continuam no modelo, porque são julgamento.</w:t>
-      </w:r>
-    </w:p>
-    <w:p>
-      <w:pPr>
-        <w:keepNext/>
-        <w:spacing w:before="200" w:after="60"/>
-      </w:pPr>
-      <w:r>
-        <w:rPr>
-          <w:b/>
-          <w:color w:val="1A1A1A"/>
-          <w:sz w:val="21"/>
-        </w:rPr>
-        <w:t>4.3  Não há catálogo nem elenco: o sistema sintetiza o que precisa</w:t>
-      </w:r>
-    </w:p>
-    <w:p>
-      <w:pPr>
-        <w:spacing w:after="120"/>
-        <w:jc w:val="both"/>
-      </w:pPr>
-      <w:r>
-        <w:rPr>
-          <w:b w:val="0"/>
-          <w:i w:val="0"/>
-          <w:sz w:val="20"/>
-        </w:rPr>
-        <w:t>De uma frase em linguagem natural saem especificação, plano em fases e de oito a vinte tarefas com dependências declaradas; a equipe é sintetizada em dois a cinco especialistas a partir do próprio pedido. O sistema comercial parte de dezoito modelos de stack; os acadêmicos, de um elenco fixo de papéis de empresa. A diferença não é de conveniência: um catálogo delimita o que o sistema aceita construir, enquanto a síntese desloca esse limite para a capacidade de decompor.</w:t>
-      </w:r>
-    </w:p>
-    <w:p>
-      <w:pPr>
-        <w:keepNext/>
-        <w:spacing w:before="200" w:after="60"/>
-      </w:pPr>
-      <w:r>
-        <w:rPr>
-          <w:b/>
-          <w:color w:val="1A1A1A"/>
-          <w:sz w:val="21"/>
-        </w:rPr>
-        <w:t>4.4  O desenho é derivado da telemetria da própria operação</w:t>
-      </w:r>
-    </w:p>
-    <w:p>
-      <w:pPr>
-        <w:spacing w:after="120"/>
-        <w:jc w:val="both"/>
-      </w:pPr>
-      <w:r>
-        <w:rPr>
-          <w:b w:val="0"/>
-          <w:i w:val="0"/>
-          <w:sz w:val="20"/>
-        </w:rPr>
-        <w:t xml:space="preserve">Esta é a contribuição empírica, e é a que nenhum dos projetos comparados pode ter, porque depende de dados que só existem neste repositório. A primeira versão operou seis semanas em uso real, com contabilidade por chamada, e a segunda é reprojetada a partir do que foi medido — inclusive quando a medição contrariou a hipótese de partida. Os sistemas acadêmicos medem qualidade de saída em conjuntos de referência; o comercial estima custo antes de executar. </w:t>
-      </w:r>
-      <w:r>
-        <w:rPr>
-          <w:b/>
-          <w:i w:val="0"/>
-          <w:sz w:val="20"/>
-        </w:rPr>
-        <w:t>Nenhum publica medição da própria operação para reprojetar-se.</w:t>
-      </w:r>
     </w:p>
     <w:tbl>
       <w:tblPr>
@@ -1615,13 +578,13 @@
                 <w:color w:val="184F95"/>
                 <w:sz w:val="17"/>
               </w:rPr>
-              <w:t xml:space="preserve">SOBRE A EXTENSÃO A ARTEFATOS NÃO-SOFTWARE  </w:t>
+              <w:t xml:space="preserve">A CONSEQUÊNCIA  </w:t>
             </w:r>
             <w:r>
               <w:rPr>
                 <w:sz w:val="19"/>
               </w:rPr>
-              <w:t>O sistema também opera fora de software, com uma escada de prova que obriga o verificador a declarar se o critério foi executado, inspecionado ou julgado. É extensão do mesmo princípio — se a prova não vem de graça, ela tem de ser declarada — e vale registro, mas não é a contribuição central deste trabalho.</w:t>
+              <w:t>Num regime de sessão única, perda de contexto quase não morde: tudo cabe no diálogo. Num regime de semanas, ela é o problema central — e passam a ser necessários mecanismos que não fazem sentido no primeiro: estado que sobrevive à sessão, contexto diferenciado por papel, prefixo estável para reaproveitamento e contabilidade por chamada. Comparar os sistemas sem dizer isso faz parecer que uns têm recursos que outros não têm, quando na verdade resolvem problemas diferentes.</w:t>
             </w:r>
           </w:p>
         </w:tc>
@@ -1643,7 +606,7 @@
           <w:color w:val="184F95"/>
           <w:sz w:val="26"/>
         </w:rPr>
-        <w:t>5.  Convergência independente, e não plágio</w:t>
+        <w:t>2.  A origem da proposta</w:t>
       </w:r>
     </w:p>
     <w:p>
@@ -1657,7 +620,7 @@
           <w:i w:val="0"/>
           <w:sz w:val="20"/>
         </w:rPr>
-        <w:t xml:space="preserve">Há sobreposição real com o estado da arte, e ela deve ser declarada sem eufemismo: o termo “fábrica de software” é anterior à era dos modelos de linguagem; papéis especializados de agentes vêm de ChatDev e MetaGPT; portão de qualidade, um commit por unidade de trabalho, modelo diferente por papel e estimativa de custo existem no produto comercial; e </w:t>
+        <w:t xml:space="preserve">A proposta não nasceu de um produto observado, e sim de um diagnóstico registrado na documentação do trabalho antes de existir código: quando se pede a um modelo de linguagem que construa um sistema inteiro, </w:t>
       </w:r>
       <w:r>
         <w:rPr>
@@ -1665,7 +628,7 @@
           <w:i w:val="0"/>
           <w:sz w:val="20"/>
         </w:rPr>
-        <w:t>agente como processo supervisionado é prática corrente na comunidade Elixir</w:t>
+        <w:t>as falhas não são de escrita, são de processo</w:t>
       </w:r>
       <w:r>
         <w:rPr>
@@ -1673,7 +636,7 @@
           <w:i w:val="0"/>
           <w:sz w:val="20"/>
         </w:rPr>
-        <w:t>, não invenção deste trabalho. São itens a citar, não a reivindicar.</w:t>
+        <w:t>. O modelo continua produzindo bem cada trecho isolado; o que se perde é a coerência do conjunto. Quatro modos de falha aparecem sempre, e nenhum se resolve com um modelo melhor: perda de contexto, decisão sem rastro, autoaprovação e tentativa sem limite.</w:t>
       </w:r>
     </w:p>
     <w:p>
@@ -1687,7 +650,2388 @@
           <w:i w:val="0"/>
           <w:sz w:val="20"/>
         </w:rPr>
-        <w:t>Três argumentos sustentam que a semelhança é convergência, e não cópia:</w:t>
+        <w:t>Daí saem as três regras que a documentação apresenta como origem de todo o resto — quem implementa nunca é quem aprova; estado fora da conversa; falha limitada — e a tese: o gargalo não está na geração de texto, e sim na governança. A segunda versão do sistema leva a tese ao limite: se a governança é o gargalo, governança escrita em prosa dentro de um prompt é governança opcional, e o que puder ser propriedade da estrutura não deve ser frase.</w:t>
+      </w:r>
+    </w:p>
+    <w:p>
+      <w:pPr>
+        <w:keepNext/>
+        <w:spacing w:before="320" w:after="100"/>
+      </w:pPr>
+      <w:r>
+        <w:rPr>
+          <w:b/>
+          <w:color w:val="184F95"/>
+          <w:sz w:val="26"/>
+        </w:rPr>
+        <w:t>3.  As quatro dimensões em que os sistemas realmente diferem</w:t>
+      </w:r>
+    </w:p>
+    <w:p>
+      <w:pPr>
+        <w:spacing w:after="120"/>
+        <w:jc w:val="both"/>
+      </w:pPr>
+      <w:r>
+        <w:rPr>
+          <w:b w:val="0"/>
+          <w:i w:val="0"/>
+          <w:sz w:val="20"/>
+        </w:rPr>
+        <w:t>A pergunta útil não é quem tem portão de qualidade — todos têm. São estas quatro, e cada uma é verificável na documentação dos respectivos projetos.</w:t>
+      </w:r>
+    </w:p>
+    <w:p>
+      <w:pPr>
+        <w:keepNext/>
+        <w:spacing w:before="200" w:after="60"/>
+      </w:pPr>
+      <w:r>
+        <w:rPr>
+          <w:b/>
+          <w:color w:val="1A1A1A"/>
+          <w:sz w:val="21"/>
+        </w:rPr>
+        <w:t>3.1  Onde vive o estado do trabalho</w:t>
+      </w:r>
+    </w:p>
+    <w:p>
+      <w:pPr>
+        <w:spacing w:after="120"/>
+        <w:jc w:val="both"/>
+      </w:pPr>
+      <w:r>
+        <w:rPr>
+          <w:b w:val="0"/>
+          <w:i w:val="0"/>
+          <w:sz w:val="20"/>
+        </w:rPr>
+        <w:t>É a dimensão que decide todas as outras, porque define o que sobrevive ao fim de uma execução.</w:t>
+      </w:r>
+    </w:p>
+    <w:tbl>
+      <w:tblPr>
+        <w:tblStyle w:val="TableGrid"/>
+        <w:tblW w:type="auto" w:w="0"/>
+        <w:jc w:val="center"/>
+        <w:tblLook w:firstColumn="1" w:firstRow="1" w:lastColumn="0" w:lastRow="0" w:noHBand="0" w:noVBand="1" w:val="04A0"/>
+      </w:tblPr>
+      <w:tblGrid>
+        <w:gridCol w:w="3173"/>
+        <w:gridCol w:w="3173"/>
+        <w:gridCol w:w="3173"/>
+      </w:tblGrid>
+      <w:tr>
+        <w:tc>
+          <w:tcPr>
+            <w:tcW w:type="dxa" w:w="1814"/>
+            <w:shd w:val="clear" w:fill="2A78D6"/>
+          </w:tcPr>
+          <w:p>
+            <w:pPr>
+              <w:spacing w:after="20"/>
+            </w:pPr>
+            <w:r/>
+            <w:r>
+              <w:rPr>
+                <w:b/>
+                <w:color w:val="FFFFFF"/>
+                <w:sz w:val="16"/>
+              </w:rPr>
+              <w:t>Sistema</w:t>
+            </w:r>
+          </w:p>
+        </w:tc>
+        <w:tc>
+          <w:tcPr>
+            <w:tcW w:type="dxa" w:w="3742"/>
+            <w:shd w:val="clear" w:fill="2A78D6"/>
+          </w:tcPr>
+          <w:p>
+            <w:pPr>
+              <w:spacing w:after="20"/>
+            </w:pPr>
+            <w:r/>
+            <w:r>
+              <w:rPr>
+                <w:b/>
+                <w:color w:val="FFFFFF"/>
+                <w:sz w:val="16"/>
+              </w:rPr>
+              <w:t>Onde o estado vive</w:t>
+            </w:r>
+          </w:p>
+        </w:tc>
+        <w:tc>
+          <w:tcPr>
+            <w:tcW w:type="dxa" w:w="3515"/>
+            <w:shd w:val="clear" w:fill="2A78D6"/>
+          </w:tcPr>
+          <w:p>
+            <w:pPr>
+              <w:spacing w:after="20"/>
+            </w:pPr>
+            <w:r/>
+            <w:r>
+              <w:rPr>
+                <w:b/>
+                <w:color w:val="FFFFFF"/>
+                <w:sz w:val="16"/>
+              </w:rPr>
+              <w:t>O que acontece ao fim da sessão</w:t>
+            </w:r>
+          </w:p>
+        </w:tc>
+      </w:tr>
+      <w:tr>
+        <w:tc>
+          <w:tcPr>
+            <w:tcW w:type="dxa" w:w="1814"/>
+          </w:tcPr>
+          <w:p>
+            <w:pPr>
+              <w:spacing w:after="20"/>
+            </w:pPr>
+            <w:r/>
+            <w:r>
+              <w:rPr>
+                <w:b w:val="0"/>
+                <w:sz w:val="16"/>
+              </w:rPr>
+              <w:t>ChatDev / MetaGPT</w:t>
+            </w:r>
+          </w:p>
+        </w:tc>
+        <w:tc>
+          <w:tcPr>
+            <w:tcW w:type="dxa" w:w="3742"/>
+          </w:tcPr>
+          <w:p>
+            <w:pPr>
+              <w:spacing w:after="20"/>
+            </w:pPr>
+            <w:r/>
+            <w:r>
+              <w:rPr>
+                <w:b w:val="0"/>
+                <w:sz w:val="16"/>
+              </w:rPr>
+              <w:t>Memória de diálogo, em dois níveis: curta dentro da fase, longa entre fases, compartilhando apenas as soluções de cada subtarefa</w:t>
+            </w:r>
+          </w:p>
+        </w:tc>
+        <w:tc>
+          <w:tcPr>
+            <w:tcW w:type="dxa" w:w="3515"/>
+          </w:tcPr>
+          <w:p>
+            <w:pPr>
+              <w:spacing w:after="20"/>
+            </w:pPr>
+            <w:r/>
+            <w:r>
+              <w:rPr>
+                <w:b w:val="0"/>
+                <w:sz w:val="16"/>
+              </w:rPr>
+              <w:t>A execução termina; não há continuidade prevista entre execuções</w:t>
+            </w:r>
+          </w:p>
+        </w:tc>
+      </w:tr>
+      <w:tr>
+        <w:tc>
+          <w:tcPr>
+            <w:tcW w:type="dxa" w:w="1814"/>
+            <w:shd w:val="clear" w:fill="F5F5F2"/>
+          </w:tcPr>
+          <w:p>
+            <w:pPr>
+              <w:spacing w:after="20"/>
+            </w:pPr>
+            <w:r/>
+            <w:r>
+              <w:rPr>
+                <w:b w:val="0"/>
+                <w:sz w:val="16"/>
+              </w:rPr>
+              <w:t>softwarefabrik.io</w:t>
+            </w:r>
+          </w:p>
+        </w:tc>
+        <w:tc>
+          <w:tcPr>
+            <w:tcW w:type="dxa" w:w="3742"/>
+            <w:shd w:val="clear" w:fill="F5F5F2"/>
+          </w:tcPr>
+          <w:p>
+            <w:pPr>
+              <w:spacing w:after="20"/>
+            </w:pPr>
+            <w:r/>
+            <w:r>
+              <w:rPr>
+                <w:b w:val="0"/>
+                <w:sz w:val="16"/>
+              </w:rPr>
+              <w:t>Espaço de trabalho versionado, mais o operador humano, que sustenta a continuidade</w:t>
+            </w:r>
+          </w:p>
+        </w:tc>
+        <w:tc>
+          <w:tcPr>
+            <w:tcW w:type="dxa" w:w="3515"/>
+            <w:shd w:val="clear" w:fill="F5F5F2"/>
+          </w:tcPr>
+          <w:p>
+            <w:pPr>
+              <w:spacing w:after="20"/>
+            </w:pPr>
+            <w:r/>
+            <w:r>
+              <w:rPr>
+                <w:b w:val="0"/>
+                <w:sz w:val="16"/>
+              </w:rPr>
+              <w:t>O operador retoma; o estado do processo é a aprovação pendente</w:t>
+            </w:r>
+          </w:p>
+        </w:tc>
+      </w:tr>
+      <w:tr>
+        <w:tc>
+          <w:tcPr>
+            <w:tcW w:type="dxa" w:w="1814"/>
+          </w:tcPr>
+          <w:p>
+            <w:pPr>
+              <w:spacing w:after="20"/>
+            </w:pPr>
+            <w:r/>
+            <w:r>
+              <w:rPr>
+                <w:b w:val="0"/>
+                <w:sz w:val="16"/>
+              </w:rPr>
+              <w:t>Este trabalho</w:t>
+            </w:r>
+          </w:p>
+        </w:tc>
+        <w:tc>
+          <w:tcPr>
+            <w:tcW w:type="dxa" w:w="3742"/>
+          </w:tcPr>
+          <w:p>
+            <w:pPr>
+              <w:spacing w:after="20"/>
+            </w:pPr>
+            <w:r/>
+            <w:r>
+              <w:rPr>
+                <w:b w:val="0"/>
+                <w:sz w:val="16"/>
+              </w:rPr>
+              <w:t>Arquivo de tarefa com estado explícito, e banco transacional na segunda versão; a conversa nunca é fonte</w:t>
+            </w:r>
+          </w:p>
+        </w:tc>
+        <w:tc>
+          <w:tcPr>
+            <w:tcW w:type="dxa" w:w="3515"/>
+          </w:tcPr>
+          <w:p>
+            <w:pPr>
+              <w:spacing w:after="20"/>
+            </w:pPr>
+            <w:r/>
+            <w:r>
+              <w:rPr>
+                <w:b w:val="0"/>
+                <w:sz w:val="16"/>
+              </w:rPr>
+              <w:t>Nada se perde: a próxima execução reconstrói lendo o estado e o histórico de versões</w:t>
+            </w:r>
+          </w:p>
+        </w:tc>
+      </w:tr>
+    </w:tbl>
+    <w:p>
+      <w:pPr>
+        <w:spacing w:after="80"/>
+      </w:pPr>
+    </w:p>
+    <w:p>
+      <w:pPr>
+        <w:spacing w:after="120"/>
+        <w:jc w:val="both"/>
+      </w:pPr>
+      <w:r>
+        <w:rPr>
+          <w:b w:val="0"/>
+          <w:i w:val="0"/>
+          <w:sz w:val="20"/>
+        </w:rPr>
+        <w:t xml:space="preserve">O ChatDev </w:t>
+      </w:r>
+      <w:r>
+        <w:rPr>
+          <w:b/>
+          <w:i w:val="0"/>
+          <w:sz w:val="20"/>
+        </w:rPr>
+        <w:t>comprime</w:t>
+      </w:r>
+      <w:r>
+        <w:rPr>
+          <w:b w:val="0"/>
+          <w:i w:val="0"/>
+          <w:sz w:val="20"/>
+        </w:rPr>
+        <w:t xml:space="preserve"> o histórico entre fases, o que é uma resposta real à perda de contexto dentro do regime dele. O que ele não faz — porque não precisa — é sobreviver ao encerramento. Aqui, um agente começa frio a cada despacho </w:t>
+      </w:r>
+      <w:r>
+        <w:rPr>
+          <w:b/>
+          <w:i w:val="0"/>
+          <w:sz w:val="20"/>
+        </w:rPr>
+        <w:t>por desenho</w:t>
+      </w:r>
+      <w:r>
+        <w:rPr>
+          <w:b w:val="0"/>
+          <w:i w:val="0"/>
+          <w:sz w:val="20"/>
+        </w:rPr>
+        <w:t>, e é o sistema que precisa lhe entregar o que ele precisa saber.</w:t>
+      </w:r>
+    </w:p>
+    <w:p>
+      <w:pPr>
+        <w:keepNext/>
+        <w:spacing w:before="200" w:after="60"/>
+      </w:pPr>
+      <w:r>
+        <w:rPr>
+          <w:b/>
+          <w:color w:val="1A1A1A"/>
+          <w:sz w:val="21"/>
+        </w:rPr>
+        <w:t>3.2  O que cada papel recebe</w:t>
+      </w:r>
+    </w:p>
+    <w:p>
+      <w:pPr>
+        <w:spacing w:after="120"/>
+        <w:jc w:val="both"/>
+      </w:pPr>
+      <w:r>
+        <w:rPr>
+          <w:b w:val="0"/>
+          <w:i w:val="0"/>
+          <w:sz w:val="20"/>
+        </w:rPr>
+        <w:t xml:space="preserve">Esta é a dimensão mais específica deste trabalho, e a que menos aparece nos demais. O impulso natural é dar a cada agente o máximo de informação possível; aqui isso é prejuízo, e o motivo é o laço: </w:t>
+      </w:r>
+      <w:r>
+        <w:rPr>
+          <w:b/>
+          <w:i w:val="0"/>
+          <w:sz w:val="20"/>
+        </w:rPr>
+        <w:t>um arquivo que o revisor nunca vai abrir não é um desperdício de uma vez, é um desperdício multiplicado pelo número de voltas daquele despacho</w:t>
+      </w:r>
+      <w:r>
+        <w:rPr>
+          <w:b w:val="0"/>
+          <w:i w:val="0"/>
+          <w:sz w:val="20"/>
+        </w:rPr>
+        <w:t>.</w:t>
+      </w:r>
+    </w:p>
+    <w:tbl>
+      <w:tblPr>
+        <w:tblStyle w:val="TableGrid"/>
+        <w:tblW w:type="auto" w:w="0"/>
+        <w:jc w:val="center"/>
+        <w:tblLook w:firstColumn="1" w:firstRow="1" w:lastColumn="0" w:lastRow="0" w:noHBand="0" w:noVBand="1" w:val="04A0"/>
+      </w:tblPr>
+      <w:tblGrid>
+        <w:gridCol w:w="3173"/>
+        <w:gridCol w:w="3173"/>
+        <w:gridCol w:w="3173"/>
+      </w:tblGrid>
+      <w:tr>
+        <w:tc>
+          <w:tcPr>
+            <w:tcW w:type="dxa" w:w="1814"/>
+            <w:shd w:val="clear" w:fill="2A78D6"/>
+          </w:tcPr>
+          <w:p>
+            <w:pPr>
+              <w:spacing w:after="20"/>
+            </w:pPr>
+            <w:r/>
+            <w:r>
+              <w:rPr>
+                <w:b/>
+                <w:color w:val="FFFFFF"/>
+                <w:sz w:val="16"/>
+              </w:rPr>
+              <w:t>Sistema</w:t>
+            </w:r>
+          </w:p>
+        </w:tc>
+        <w:tc>
+          <w:tcPr>
+            <w:tcW w:type="dxa" w:w="3628"/>
+            <w:shd w:val="clear" w:fill="2A78D6"/>
+          </w:tcPr>
+          <w:p>
+            <w:pPr>
+              <w:spacing w:after="20"/>
+            </w:pPr>
+            <w:r/>
+            <w:r>
+              <w:rPr>
+                <w:b/>
+                <w:color w:val="FFFFFF"/>
+                <w:sz w:val="16"/>
+              </w:rPr>
+              <w:t>O que o construtor recebe</w:t>
+            </w:r>
+          </w:p>
+        </w:tc>
+        <w:tc>
+          <w:tcPr>
+            <w:tcW w:type="dxa" w:w="3628"/>
+            <w:shd w:val="clear" w:fill="2A78D6"/>
+          </w:tcPr>
+          <w:p>
+            <w:pPr>
+              <w:spacing w:after="20"/>
+            </w:pPr>
+            <w:r/>
+            <w:r>
+              <w:rPr>
+                <w:b/>
+                <w:color w:val="FFFFFF"/>
+                <w:sz w:val="16"/>
+              </w:rPr>
+              <w:t>O que o revisor recebe</w:t>
+            </w:r>
+          </w:p>
+        </w:tc>
+      </w:tr>
+      <w:tr>
+        <w:tc>
+          <w:tcPr>
+            <w:tcW w:type="dxa" w:w="1814"/>
+          </w:tcPr>
+          <w:p>
+            <w:pPr>
+              <w:spacing w:after="20"/>
+            </w:pPr>
+            <w:r/>
+            <w:r>
+              <w:rPr>
+                <w:b w:val="0"/>
+                <w:sz w:val="16"/>
+              </w:rPr>
+              <w:t>ChatDev / MetaGPT</w:t>
+            </w:r>
+          </w:p>
+        </w:tc>
+        <w:tc>
+          <w:tcPr>
+            <w:tcW w:type="dxa" w:w="3628"/>
+          </w:tcPr>
+          <w:p>
+            <w:pPr>
+              <w:spacing w:after="20"/>
+            </w:pPr>
+            <w:r/>
+            <w:r>
+              <w:rPr>
+                <w:b w:val="0"/>
+                <w:sz w:val="16"/>
+              </w:rPr>
+              <w:t>O histórico da fase e as soluções das fases anteriores</w:t>
+            </w:r>
+          </w:p>
+        </w:tc>
+        <w:tc>
+          <w:tcPr>
+            <w:tcW w:type="dxa" w:w="3628"/>
+          </w:tcPr>
+          <w:p>
+            <w:pPr>
+              <w:spacing w:after="20"/>
+            </w:pPr>
+            <w:r/>
+            <w:r>
+              <w:rPr>
+                <w:b w:val="0"/>
+                <w:sz w:val="16"/>
+              </w:rPr>
+              <w:t>O mesmo histórico da fase; o papel muda, o contexto não</w:t>
+            </w:r>
+          </w:p>
+        </w:tc>
+      </w:tr>
+      <w:tr>
+        <w:tc>
+          <w:tcPr>
+            <w:tcW w:type="dxa" w:w="1814"/>
+            <w:shd w:val="clear" w:fill="F5F5F2"/>
+          </w:tcPr>
+          <w:p>
+            <w:pPr>
+              <w:spacing w:after="20"/>
+            </w:pPr>
+            <w:r/>
+            <w:r>
+              <w:rPr>
+                <w:b w:val="0"/>
+                <w:sz w:val="16"/>
+              </w:rPr>
+              <w:t>softwarefabrik.io</w:t>
+            </w:r>
+          </w:p>
+        </w:tc>
+        <w:tc>
+          <w:tcPr>
+            <w:tcW w:type="dxa" w:w="3628"/>
+            <w:shd w:val="clear" w:fill="F5F5F2"/>
+          </w:tcPr>
+          <w:p>
+            <w:pPr>
+              <w:spacing w:after="20"/>
+            </w:pPr>
+            <w:r/>
+            <w:r>
+              <w:rPr>
+                <w:b w:val="0"/>
+                <w:sz w:val="16"/>
+              </w:rPr>
+              <w:t>O espaço de trabalho montado no contêiner</w:t>
+            </w:r>
+          </w:p>
+        </w:tc>
+        <w:tc>
+          <w:tcPr>
+            <w:tcW w:type="dxa" w:w="3628"/>
+            <w:shd w:val="clear" w:fill="F5F5F2"/>
+          </w:tcPr>
+          <w:p>
+            <w:pPr>
+              <w:spacing w:after="20"/>
+            </w:pPr>
+            <w:r/>
+            <w:r>
+              <w:rPr>
+                <w:b w:val="0"/>
+                <w:sz w:val="16"/>
+              </w:rPr>
+              <w:t>As diferenças finais, para decisão humana ao fim da execução</w:t>
+            </w:r>
+          </w:p>
+        </w:tc>
+      </w:tr>
+      <w:tr>
+        <w:tc>
+          <w:tcPr>
+            <w:tcW w:type="dxa" w:w="1814"/>
+          </w:tcPr>
+          <w:p>
+            <w:pPr>
+              <w:spacing w:after="20"/>
+            </w:pPr>
+            <w:r/>
+            <w:r>
+              <w:rPr>
+                <w:b w:val="0"/>
+                <w:sz w:val="16"/>
+              </w:rPr>
+              <w:t>Este trabalho</w:t>
+            </w:r>
+          </w:p>
+        </w:tc>
+        <w:tc>
+          <w:tcPr>
+            <w:tcW w:type="dxa" w:w="3628"/>
+          </w:tcPr>
+          <w:p>
+            <w:pPr>
+              <w:spacing w:after="20"/>
+            </w:pPr>
+            <w:r/>
+            <w:r>
+              <w:rPr>
+                <w:b w:val="0"/>
+                <w:sz w:val="16"/>
+              </w:rPr>
+              <w:t>O índice denso do projeto e os arquivos que a tarefa declara tocar</w:t>
+            </w:r>
+          </w:p>
+        </w:tc>
+        <w:tc>
+          <w:tcPr>
+            <w:tcW w:type="dxa" w:w="3628"/>
+          </w:tcPr>
+          <w:p>
+            <w:pPr>
+              <w:spacing w:after="20"/>
+            </w:pPr>
+            <w:r/>
+            <w:r>
+              <w:rPr>
+                <w:b w:val="0"/>
+                <w:sz w:val="16"/>
+              </w:rPr>
+              <w:t>As mudanças e nenhum fonte inteiro; o verificador recebe os critérios e o resultado da passada mecânica já pronto</w:t>
+            </w:r>
+          </w:p>
+        </w:tc>
+      </w:tr>
+    </w:tbl>
+    <w:p>
+      <w:pPr>
+        <w:spacing w:after="80"/>
+      </w:pPr>
+    </w:p>
+    <w:p>
+      <w:pPr>
+        <w:spacing w:after="120"/>
+        <w:jc w:val="both"/>
+      </w:pPr>
+      <w:r>
+        <w:rPr>
+          <w:b w:val="0"/>
+          <w:i w:val="0"/>
+          <w:sz w:val="20"/>
+        </w:rPr>
+        <w:t xml:space="preserve">A formulação que resume o mecanismo está na documentação: </w:t>
+      </w:r>
+      <w:r>
+        <w:rPr>
+          <w:b/>
+          <w:i w:val="0"/>
+          <w:sz w:val="20"/>
+        </w:rPr>
+        <w:t>a informação que sobra em um papel é justamente a que falta em outro</w:t>
+      </w:r>
+      <w:r>
+        <w:rPr>
+          <w:b w:val="0"/>
+          <w:i w:val="0"/>
+          <w:sz w:val="20"/>
+        </w:rPr>
+        <w:t>. Medido na primeira versão, o revisor passou a sair com nenhum arquivo embutido, contra dois ou três do construtor da mesma tarefa, e o contexto do papel caiu de cerca de 35 mil para 15 mil tokens.</w:t>
+      </w:r>
+    </w:p>
+    <w:p>
+      <w:pPr>
+        <w:keepNext/>
+        <w:spacing w:before="200" w:after="60"/>
+      </w:pPr>
+      <w:r>
+        <w:rPr>
+          <w:b/>
+          <w:color w:val="1A1A1A"/>
+          <w:sz w:val="21"/>
+        </w:rPr>
+        <w:t>3.3  Como o custo é tratado</w:t>
+      </w:r>
+    </w:p>
+    <w:tbl>
+      <w:tblPr>
+        <w:tblStyle w:val="TableGrid"/>
+        <w:tblW w:type="auto" w:w="0"/>
+        <w:jc w:val="center"/>
+        <w:tblLook w:firstColumn="1" w:firstRow="1" w:lastColumn="0" w:lastRow="0" w:noHBand="0" w:noVBand="1" w:val="04A0"/>
+      </w:tblPr>
+      <w:tblGrid>
+        <w:gridCol w:w="3173"/>
+        <w:gridCol w:w="3173"/>
+        <w:gridCol w:w="3173"/>
+      </w:tblGrid>
+      <w:tr>
+        <w:tc>
+          <w:tcPr>
+            <w:tcW w:type="dxa" w:w="1814"/>
+            <w:shd w:val="clear" w:fill="2A78D6"/>
+          </w:tcPr>
+          <w:p>
+            <w:pPr>
+              <w:spacing w:after="20"/>
+            </w:pPr>
+            <w:r/>
+            <w:r>
+              <w:rPr>
+                <w:b/>
+                <w:color w:val="FFFFFF"/>
+                <w:sz w:val="16"/>
+              </w:rPr>
+              <w:t>Sistema</w:t>
+            </w:r>
+          </w:p>
+        </w:tc>
+        <w:tc>
+          <w:tcPr>
+            <w:tcW w:type="dxa" w:w="3742"/>
+            <w:shd w:val="clear" w:fill="2A78D6"/>
+          </w:tcPr>
+          <w:p>
+            <w:pPr>
+              <w:spacing w:after="20"/>
+            </w:pPr>
+            <w:r/>
+            <w:r>
+              <w:rPr>
+                <w:b/>
+                <w:color w:val="FFFFFF"/>
+                <w:sz w:val="16"/>
+              </w:rPr>
+              <w:t>O que mede</w:t>
+            </w:r>
+          </w:p>
+        </w:tc>
+        <w:tc>
+          <w:tcPr>
+            <w:tcW w:type="dxa" w:w="3515"/>
+            <w:shd w:val="clear" w:fill="2A78D6"/>
+          </w:tcPr>
+          <w:p>
+            <w:pPr>
+              <w:spacing w:after="20"/>
+            </w:pPr>
+            <w:r/>
+            <w:r>
+              <w:rPr>
+                <w:b/>
+                <w:color w:val="FFFFFF"/>
+                <w:sz w:val="16"/>
+              </w:rPr>
+              <w:t>Para quê</w:t>
+            </w:r>
+          </w:p>
+        </w:tc>
+      </w:tr>
+      <w:tr>
+        <w:tc>
+          <w:tcPr>
+            <w:tcW w:type="dxa" w:w="1814"/>
+          </w:tcPr>
+          <w:p>
+            <w:pPr>
+              <w:spacing w:after="20"/>
+            </w:pPr>
+            <w:r/>
+            <w:r>
+              <w:rPr>
+                <w:b w:val="0"/>
+                <w:sz w:val="16"/>
+              </w:rPr>
+              <w:t>ChatDev / MetaGPT</w:t>
+            </w:r>
+          </w:p>
+        </w:tc>
+        <w:tc>
+          <w:tcPr>
+            <w:tcW w:type="dxa" w:w="3742"/>
+          </w:tcPr>
+          <w:p>
+            <w:pPr>
+              <w:spacing w:after="20"/>
+            </w:pPr>
+            <w:r/>
+            <w:r>
+              <w:rPr>
+                <w:b w:val="0"/>
+                <w:sz w:val="16"/>
+              </w:rPr>
+              <w:t>Consumo agregado por tarefa, publicado no artigo</w:t>
+            </w:r>
+          </w:p>
+        </w:tc>
+        <w:tc>
+          <w:tcPr>
+            <w:tcW w:type="dxa" w:w="3515"/>
+          </w:tcPr>
+          <w:p>
+            <w:pPr>
+              <w:spacing w:after="20"/>
+            </w:pPr>
+            <w:r/>
+            <w:r>
+              <w:rPr>
+                <w:b w:val="0"/>
+                <w:sz w:val="16"/>
+              </w:rPr>
+              <w:t>Comparar frameworks em avaliação</w:t>
+            </w:r>
+          </w:p>
+        </w:tc>
+      </w:tr>
+      <w:tr>
+        <w:tc>
+          <w:tcPr>
+            <w:tcW w:type="dxa" w:w="1814"/>
+            <w:shd w:val="clear" w:fill="F5F5F2"/>
+          </w:tcPr>
+          <w:p>
+            <w:pPr>
+              <w:spacing w:after="20"/>
+            </w:pPr>
+            <w:r/>
+            <w:r>
+              <w:rPr>
+                <w:b w:val="0"/>
+                <w:sz w:val="16"/>
+              </w:rPr>
+              <w:t>softwarefabrik.io</w:t>
+            </w:r>
+          </w:p>
+        </w:tc>
+        <w:tc>
+          <w:tcPr>
+            <w:tcW w:type="dxa" w:w="3742"/>
+            <w:shd w:val="clear" w:fill="F5F5F2"/>
+          </w:tcPr>
+          <w:p>
+            <w:pPr>
+              <w:spacing w:after="20"/>
+            </w:pPr>
+            <w:r/>
+            <w:r>
+              <w:rPr>
+                <w:b w:val="0"/>
+                <w:sz w:val="16"/>
+              </w:rPr>
+              <w:t>Estimativa local em tokens e euros, antes da execução, sem chamar o fornecedor</w:t>
+            </w:r>
+          </w:p>
+        </w:tc>
+        <w:tc>
+          <w:tcPr>
+            <w:tcW w:type="dxa" w:w="3515"/>
+            <w:shd w:val="clear" w:fill="F5F5F2"/>
+          </w:tcPr>
+          <w:p>
+            <w:pPr>
+              <w:spacing w:after="20"/>
+            </w:pPr>
+            <w:r/>
+            <w:r>
+              <w:rPr>
+                <w:b w:val="0"/>
+                <w:sz w:val="16"/>
+              </w:rPr>
+              <w:t>Informar o operador antes de gastar</w:t>
+            </w:r>
+          </w:p>
+        </w:tc>
+      </w:tr>
+      <w:tr>
+        <w:tc>
+          <w:tcPr>
+            <w:tcW w:type="dxa" w:w="1814"/>
+          </w:tcPr>
+          <w:p>
+            <w:pPr>
+              <w:spacing w:after="20"/>
+            </w:pPr>
+            <w:r/>
+            <w:r>
+              <w:rPr>
+                <w:b w:val="0"/>
+                <w:sz w:val="16"/>
+              </w:rPr>
+              <w:t>Este trabalho</w:t>
+            </w:r>
+          </w:p>
+        </w:tc>
+        <w:tc>
+          <w:tcPr>
+            <w:tcW w:type="dxa" w:w="3742"/>
+          </w:tcPr>
+          <w:p>
+            <w:pPr>
+              <w:spacing w:after="20"/>
+            </w:pPr>
+            <w:r/>
+            <w:r>
+              <w:rPr>
+                <w:b w:val="0"/>
+                <w:sz w:val="16"/>
+              </w:rPr>
+              <w:t>Contabilidade por chamada, com separação entre entrada a preço cheio, escrita e leitura de memória temporária do fornecedor</w:t>
+            </w:r>
+          </w:p>
+        </w:tc>
+        <w:tc>
+          <w:tcPr>
+            <w:tcW w:type="dxa" w:w="3515"/>
+          </w:tcPr>
+          <w:p>
+            <w:pPr>
+              <w:spacing w:after="20"/>
+            </w:pPr>
+            <w:r/>
+            <w:r>
+              <w:rPr>
+                <w:b w:val="0"/>
+                <w:sz w:val="16"/>
+              </w:rPr>
+              <w:t>Reprojetar o sistema: a medição decide onde mexer</w:t>
+            </w:r>
+          </w:p>
+        </w:tc>
+      </w:tr>
+    </w:tbl>
+    <w:p>
+      <w:pPr>
+        <w:spacing w:after="80"/>
+      </w:pPr>
+    </w:p>
+    <w:p>
+      <w:pPr>
+        <w:spacing w:after="120"/>
+        <w:jc w:val="both"/>
+      </w:pPr>
+      <w:r>
+        <w:rPr>
+          <w:b w:val="0"/>
+          <w:i w:val="0"/>
+          <w:sz w:val="20"/>
+        </w:rPr>
+        <w:t xml:space="preserve">A diferença não é de precisão, é de finalidade. Medir para comparar e medir para estimar são úteis; medir </w:t>
+      </w:r>
+      <w:r>
+        <w:rPr>
+          <w:b/>
+          <w:i w:val="0"/>
+          <w:sz w:val="20"/>
+        </w:rPr>
+        <w:t>para reprojetar</w:t>
+      </w:r>
+      <w:r>
+        <w:rPr>
+          <w:b w:val="0"/>
+          <w:i w:val="0"/>
+          <w:sz w:val="20"/>
+        </w:rPr>
+        <w:t xml:space="preserve"> é o que produz achado. Foi assim que se descobriu que 93,14% dos tokens de entrada já eram leitura reaproveitada, e que a escrita — com 6,66% dos tokens — carregava cerca de metade da conta. O alvo do redesenho mudou por causa desse número.</w:t>
+      </w:r>
+    </w:p>
+    <w:p>
+      <w:pPr>
+        <w:keepNext/>
+        <w:spacing w:before="200" w:after="60"/>
+      </w:pPr>
+      <w:r>
+        <w:rPr>
+          <w:b/>
+          <w:color w:val="1A1A1A"/>
+          <w:sz w:val="21"/>
+        </w:rPr>
+        <w:t>3.4  Quem aprova, e o que acontece quando falha</w:t>
+      </w:r>
+    </w:p>
+    <w:p>
+      <w:pPr>
+        <w:spacing w:after="120"/>
+        <w:jc w:val="both"/>
+      </w:pPr>
+      <w:r>
+        <w:rPr>
+          <w:b w:val="0"/>
+          <w:i w:val="0"/>
+          <w:sz w:val="20"/>
+        </w:rPr>
+        <w:t>Aqui é preciso corrigir uma simplificação comum: os três sistemas separam quem escreve de quem aprova, e dois deles limitam a repetição. A diferença está em como.</w:t>
+      </w:r>
+    </w:p>
+    <w:tbl>
+      <w:tblPr>
+        <w:tblStyle w:val="TableGrid"/>
+        <w:tblW w:type="auto" w:w="0"/>
+        <w:jc w:val="center"/>
+        <w:tblLook w:firstColumn="1" w:firstRow="1" w:lastColumn="0" w:lastRow="0" w:noHBand="0" w:noVBand="1" w:val="04A0"/>
+      </w:tblPr>
+      <w:tblGrid>
+        <w:gridCol w:w="3173"/>
+        <w:gridCol w:w="3173"/>
+        <w:gridCol w:w="3173"/>
+      </w:tblGrid>
+      <w:tr>
+        <w:tc>
+          <w:tcPr>
+            <w:tcW w:type="dxa" w:w="1814"/>
+            <w:shd w:val="clear" w:fill="2A78D6"/>
+          </w:tcPr>
+          <w:p>
+            <w:pPr>
+              <w:spacing w:after="20"/>
+            </w:pPr>
+            <w:r/>
+            <w:r>
+              <w:rPr>
+                <w:b/>
+                <w:color w:val="FFFFFF"/>
+                <w:sz w:val="16"/>
+              </w:rPr>
+              <w:t>Sistema</w:t>
+            </w:r>
+          </w:p>
+        </w:tc>
+        <w:tc>
+          <w:tcPr>
+            <w:tcW w:type="dxa" w:w="3628"/>
+            <w:shd w:val="clear" w:fill="2A78D6"/>
+          </w:tcPr>
+          <w:p>
+            <w:pPr>
+              <w:spacing w:after="20"/>
+            </w:pPr>
+            <w:r/>
+            <w:r>
+              <w:rPr>
+                <w:b/>
+                <w:color w:val="FFFFFF"/>
+                <w:sz w:val="16"/>
+              </w:rPr>
+              <w:t>Quem aprova</w:t>
+            </w:r>
+          </w:p>
+        </w:tc>
+        <w:tc>
+          <w:tcPr>
+            <w:tcW w:type="dxa" w:w="3628"/>
+            <w:shd w:val="clear" w:fill="2A78D6"/>
+          </w:tcPr>
+          <w:p>
+            <w:pPr>
+              <w:spacing w:after="20"/>
+            </w:pPr>
+            <w:r/>
+            <w:r>
+              <w:rPr>
+                <w:b/>
+                <w:color w:val="FFFFFF"/>
+                <w:sz w:val="16"/>
+              </w:rPr>
+              <w:t>O que acontece ao falhar</w:t>
+            </w:r>
+          </w:p>
+        </w:tc>
+      </w:tr>
+      <w:tr>
+        <w:tc>
+          <w:tcPr>
+            <w:tcW w:type="dxa" w:w="1814"/>
+          </w:tcPr>
+          <w:p>
+            <w:pPr>
+              <w:spacing w:after="20"/>
+            </w:pPr>
+            <w:r/>
+            <w:r>
+              <w:rPr>
+                <w:b w:val="0"/>
+                <w:sz w:val="16"/>
+              </w:rPr>
+              <w:t>ChatDev / MetaGPT</w:t>
+            </w:r>
+          </w:p>
+        </w:tc>
+        <w:tc>
+          <w:tcPr>
+            <w:tcW w:type="dxa" w:w="3628"/>
+          </w:tcPr>
+          <w:p>
+            <w:pPr>
+              <w:spacing w:after="20"/>
+            </w:pPr>
+            <w:r/>
+            <w:r>
+              <w:rPr>
+                <w:b w:val="0"/>
+                <w:sz w:val="16"/>
+              </w:rPr>
+              <w:t>Agente revisor, no mesmo diálogo; ele aponta e o programador corrige — não edita o código</w:t>
+            </w:r>
+          </w:p>
+        </w:tc>
+        <w:tc>
+          <w:tcPr>
+            <w:tcW w:type="dxa" w:w="3628"/>
+          </w:tcPr>
+          <w:p>
+            <w:pPr>
+              <w:spacing w:after="20"/>
+            </w:pPr>
+            <w:r/>
+            <w:r>
+              <w:rPr>
+                <w:b w:val="0"/>
+                <w:sz w:val="16"/>
+              </w:rPr>
+              <w:t>Limite declarado: duas modificações sem mudança, ou dez rodadas de comunicação</w:t>
+            </w:r>
+          </w:p>
+        </w:tc>
+      </w:tr>
+      <w:tr>
+        <w:tc>
+          <w:tcPr>
+            <w:tcW w:type="dxa" w:w="1814"/>
+            <w:shd w:val="clear" w:fill="F5F5F2"/>
+          </w:tcPr>
+          <w:p>
+            <w:pPr>
+              <w:spacing w:after="20"/>
+            </w:pPr>
+            <w:r/>
+            <w:r>
+              <w:rPr>
+                <w:b w:val="0"/>
+                <w:sz w:val="16"/>
+              </w:rPr>
+              <w:t>softwarefabrik.io</w:t>
+            </w:r>
+          </w:p>
+        </w:tc>
+        <w:tc>
+          <w:tcPr>
+            <w:tcW w:type="dxa" w:w="3628"/>
+            <w:shd w:val="clear" w:fill="F5F5F2"/>
+          </w:tcPr>
+          <w:p>
+            <w:pPr>
+              <w:spacing w:after="20"/>
+            </w:pPr>
+            <w:r/>
+            <w:r>
+              <w:rPr>
+                <w:b w:val="0"/>
+                <w:sz w:val="16"/>
+              </w:rPr>
+              <w:t>O operador humano, com as diferenças à vista, num estado de espera por aprovação</w:t>
+            </w:r>
+          </w:p>
+        </w:tc>
+        <w:tc>
+          <w:tcPr>
+            <w:tcW w:type="dxa" w:w="3628"/>
+            <w:shd w:val="clear" w:fill="F5F5F2"/>
+          </w:tcPr>
+          <w:p>
+            <w:pPr>
+              <w:spacing w:after="20"/>
+            </w:pPr>
+            <w:r/>
+            <w:r>
+              <w:rPr>
+                <w:b w:val="0"/>
+                <w:sz w:val="16"/>
+              </w:rPr>
+              <w:t>O operador decide: aprova, rejeita ou intervém</w:t>
+            </w:r>
+          </w:p>
+        </w:tc>
+      </w:tr>
+      <w:tr>
+        <w:tc>
+          <w:tcPr>
+            <w:tcW w:type="dxa" w:w="1814"/>
+          </w:tcPr>
+          <w:p>
+            <w:pPr>
+              <w:spacing w:after="20"/>
+            </w:pPr>
+            <w:r/>
+            <w:r>
+              <w:rPr>
+                <w:b w:val="0"/>
+                <w:sz w:val="16"/>
+              </w:rPr>
+              <w:t>Este trabalho</w:t>
+            </w:r>
+          </w:p>
+        </w:tc>
+        <w:tc>
+          <w:tcPr>
+            <w:tcW w:type="dxa" w:w="3628"/>
+          </w:tcPr>
+          <w:p>
+            <w:pPr>
+              <w:spacing w:after="20"/>
+            </w:pPr>
+            <w:r/>
+            <w:r>
+              <w:rPr>
+                <w:b w:val="0"/>
+                <w:sz w:val="16"/>
+              </w:rPr>
+              <w:t>Dois agentes, com perguntas distintas — funciona? e é o que foi pedido? — e a ferramenta de escrever não existe para eles</w:t>
+            </w:r>
+          </w:p>
+        </w:tc>
+        <w:tc>
+          <w:tcPr>
+            <w:tcW w:type="dxa" w:w="3628"/>
+          </w:tcPr>
+          <w:p>
+            <w:pPr>
+              <w:spacing w:after="20"/>
+            </w:pPr>
+            <w:r/>
+            <w:r>
+              <w:rPr>
+                <w:b w:val="0"/>
+                <w:sz w:val="16"/>
+              </w:rPr>
+              <w:t>Escada de quatro degraus: sobe de modelo, troca de especialista, replaneja a tarefa em menores, e só então bloqueia</w:t>
+            </w:r>
+          </w:p>
+        </w:tc>
+      </w:tr>
+    </w:tbl>
+    <w:p>
+      <w:pPr>
+        <w:spacing w:after="80"/>
+      </w:pPr>
+    </w:p>
+    <w:p>
+      <w:pPr>
+        <w:spacing w:after="120"/>
+        <w:jc w:val="both"/>
+      </w:pPr>
+      <w:r>
+        <w:rPr>
+          <w:b w:val="0"/>
+          <w:i w:val="0"/>
+          <w:sz w:val="20"/>
+        </w:rPr>
+        <w:t>Três observações honestas. A primeira: o revisor do ChatDev também não edita código, e o limite de dez rodadas é um limite real — versões anteriores deste documento afirmavam o contrário, e estavam erradas. A segunda: o que distingue aqui não é ter limite, e sim a escada — em particular o terceiro degrau, que trata o fracasso repetido como possível erro de dimensionamento da tarefa e a redivide automaticamente. A terceira: a proibição de corrigir, aqui, não é convenção do protocolo de diálogo; é ausência da ferramenta no catálogo do papel, com teste que percorre os papéis para garantir.</w:t>
+      </w:r>
+    </w:p>
+    <w:p>
+      <w:pPr>
+        <w:keepNext/>
+        <w:spacing w:before="320" w:after="100"/>
+      </w:pPr>
+      <w:r>
+        <w:rPr>
+          <w:b/>
+          <w:color w:val="184F95"/>
+          <w:sz w:val="26"/>
+        </w:rPr>
+        <w:t>4.  A economia do contexto: as cinco alavancas</w:t>
+      </w:r>
+    </w:p>
+    <w:p>
+      <w:pPr>
+        <w:spacing w:after="120"/>
+        <w:jc w:val="both"/>
+      </w:pPr>
+      <w:r>
+        <w:rPr>
+          <w:b w:val="0"/>
+          <w:i w:val="0"/>
+          <w:sz w:val="20"/>
+        </w:rPr>
+        <w:t xml:space="preserve">Esta seção é a mais concreta do trabalho e a que menos tem equivalente publicado. Ela parte de três fatos encadeados: a interface do modelo não tem memória, então todo o histórico é reenviado a cada chamada; logo o texto de abertura é cobrado de novo a cada volta; e o fornecedor permite reaproveitar esse começo por cerca de um décimo do preço, desde que ele seja </w:t>
+      </w:r>
+      <w:r>
+        <w:rPr>
+          <w:b/>
+          <w:i w:val="0"/>
+          <w:sz w:val="20"/>
+        </w:rPr>
+        <w:t>idêntico caractere por caractere</w:t>
+      </w:r>
+      <w:r>
+        <w:rPr>
+          <w:b w:val="0"/>
+          <w:i w:val="0"/>
+          <w:sz w:val="20"/>
+        </w:rPr>
+        <w:t>.</w:t>
+      </w:r>
+    </w:p>
+    <w:tbl>
+      <w:tblPr>
+        <w:tblStyle w:val="TableGrid"/>
+        <w:tblW w:type="auto" w:w="0"/>
+        <w:jc w:val="center"/>
+        <w:tblLook w:firstColumn="1" w:firstRow="1" w:lastColumn="0" w:lastRow="0" w:noHBand="0" w:noVBand="1" w:val="04A0"/>
+      </w:tblPr>
+      <w:tblGrid>
+        <w:gridCol w:w="3173"/>
+        <w:gridCol w:w="3173"/>
+        <w:gridCol w:w="3173"/>
+      </w:tblGrid>
+      <w:tr>
+        <w:tc>
+          <w:tcPr>
+            <w:tcW w:type="dxa" w:w="2154"/>
+            <w:shd w:val="clear" w:fill="2A78D6"/>
+          </w:tcPr>
+          <w:p>
+            <w:pPr>
+              <w:spacing w:after="20"/>
+            </w:pPr>
+            <w:r/>
+            <w:r>
+              <w:rPr>
+                <w:b/>
+                <w:color w:val="FFFFFF"/>
+                <w:sz w:val="16"/>
+              </w:rPr>
+              <w:t>Alavanca</w:t>
+            </w:r>
+          </w:p>
+        </w:tc>
+        <w:tc>
+          <w:tcPr>
+            <w:tcW w:type="dxa" w:w="4195"/>
+            <w:shd w:val="clear" w:fill="2A78D6"/>
+          </w:tcPr>
+          <w:p>
+            <w:pPr>
+              <w:spacing w:after="20"/>
+            </w:pPr>
+            <w:r/>
+            <w:r>
+              <w:rPr>
+                <w:b/>
+                <w:color w:val="FFFFFF"/>
+                <w:sz w:val="16"/>
+              </w:rPr>
+              <w:t>O que é</w:t>
+            </w:r>
+          </w:p>
+        </w:tc>
+        <w:tc>
+          <w:tcPr>
+            <w:tcW w:type="dxa" w:w="2721"/>
+            <w:shd w:val="clear" w:fill="2A78D6"/>
+          </w:tcPr>
+          <w:p>
+            <w:pPr>
+              <w:spacing w:after="20"/>
+            </w:pPr>
+            <w:r/>
+            <w:r>
+              <w:rPr>
+                <w:b/>
+                <w:color w:val="FFFFFF"/>
+                <w:sz w:val="16"/>
+              </w:rPr>
+              <w:t>Efeito</w:t>
+            </w:r>
+          </w:p>
+        </w:tc>
+      </w:tr>
+      <w:tr>
+        <w:tc>
+          <w:tcPr>
+            <w:tcW w:type="dxa" w:w="2154"/>
+          </w:tcPr>
+          <w:p>
+            <w:pPr>
+              <w:spacing w:after="20"/>
+            </w:pPr>
+            <w:r/>
+            <w:r>
+              <w:rPr>
+                <w:b w:val="0"/>
+                <w:sz w:val="16"/>
+              </w:rPr>
+              <w:t>Começo estável e reaproveitado</w:t>
+            </w:r>
+          </w:p>
+        </w:tc>
+        <w:tc>
+          <w:tcPr>
+            <w:tcW w:type="dxa" w:w="4195"/>
+          </w:tcPr>
+          <w:p>
+            <w:pPr>
+              <w:spacing w:after="20"/>
+            </w:pPr>
+            <w:r/>
+            <w:r>
+              <w:rPr>
+                <w:b w:val="0"/>
+                <w:sz w:val="16"/>
+              </w:rPr>
+              <w:t>Ferramentas, doutrina e índice do projeto idênticos entre despachos</w:t>
+            </w:r>
+          </w:p>
+        </w:tc>
+        <w:tc>
+          <w:tcPr>
+            <w:tcW w:type="dxa" w:w="2721"/>
+          </w:tcPr>
+          <w:p>
+            <w:pPr>
+              <w:spacing w:after="20"/>
+            </w:pPr>
+            <w:r/>
+            <w:r>
+              <w:rPr>
+                <w:b w:val="0"/>
+                <w:sz w:val="16"/>
+              </w:rPr>
+              <w:t>O trecho repetido cai para cerca de um décimo do preço</w:t>
+            </w:r>
+          </w:p>
+        </w:tc>
+      </w:tr>
+      <w:tr>
+        <w:tc>
+          <w:tcPr>
+            <w:tcW w:type="dxa" w:w="2154"/>
+            <w:shd w:val="clear" w:fill="F5F5F2"/>
+          </w:tcPr>
+          <w:p>
+            <w:pPr>
+              <w:spacing w:after="20"/>
+            </w:pPr>
+            <w:r/>
+            <w:r>
+              <w:rPr>
+                <w:b w:val="0"/>
+                <w:sz w:val="16"/>
+              </w:rPr>
+              <w:t>Contexto por papel</w:t>
+            </w:r>
+          </w:p>
+        </w:tc>
+        <w:tc>
+          <w:tcPr>
+            <w:tcW w:type="dxa" w:w="4195"/>
+            <w:shd w:val="clear" w:fill="F5F5F2"/>
+          </w:tcPr>
+          <w:p>
+            <w:pPr>
+              <w:spacing w:after="20"/>
+            </w:pPr>
+            <w:r/>
+            <w:r>
+              <w:rPr>
+                <w:b w:val="0"/>
+                <w:sz w:val="16"/>
+              </w:rPr>
+              <w:t>Quem constrói leva os arquivos da tarefa; quem revisa leva só as mudanças</w:t>
+            </w:r>
+          </w:p>
+        </w:tc>
+        <w:tc>
+          <w:tcPr>
+            <w:tcW w:type="dxa" w:w="2721"/>
+            <w:shd w:val="clear" w:fill="F5F5F2"/>
+          </w:tcPr>
+          <w:p>
+            <w:pPr>
+              <w:spacing w:after="20"/>
+            </w:pPr>
+            <w:r/>
+            <w:r>
+              <w:rPr>
+                <w:b w:val="0"/>
+                <w:sz w:val="16"/>
+              </w:rPr>
+              <w:t>Contexto não usado é pior que ausente: é relido a cada volta</w:t>
+            </w:r>
+          </w:p>
+        </w:tc>
+      </w:tr>
+      <w:tr>
+        <w:tc>
+          <w:tcPr>
+            <w:tcW w:type="dxa" w:w="2154"/>
+          </w:tcPr>
+          <w:p>
+            <w:pPr>
+              <w:spacing w:after="20"/>
+            </w:pPr>
+            <w:r/>
+            <w:r>
+              <w:rPr>
+                <w:b w:val="0"/>
+                <w:sz w:val="16"/>
+              </w:rPr>
+              <w:t>Checagem por comando antes do modelo</w:t>
+            </w:r>
+          </w:p>
+        </w:tc>
+        <w:tc>
+          <w:tcPr>
+            <w:tcW w:type="dxa" w:w="4195"/>
+          </w:tcPr>
+          <w:p>
+            <w:pPr>
+              <w:spacing w:after="20"/>
+            </w:pPr>
+            <w:r/>
+            <w:r>
+              <w:rPr>
+                <w:b w:val="0"/>
+                <w:sz w:val="16"/>
+              </w:rPr>
+              <w:t>Critérios de aceite escritos como comando executável rodam de graça, antes do despacho</w:t>
+            </w:r>
+          </w:p>
+        </w:tc>
+        <w:tc>
+          <w:tcPr>
+            <w:tcW w:type="dxa" w:w="2721"/>
+          </w:tcPr>
+          <w:p>
+            <w:pPr>
+              <w:spacing w:after="20"/>
+            </w:pPr>
+            <w:r/>
+            <w:r>
+              <w:rPr>
+                <w:b w:val="0"/>
+                <w:sz w:val="16"/>
+              </w:rPr>
+              <w:t>O que falha volta sem pagar um agente para confirmar o óbvio</w:t>
+            </w:r>
+          </w:p>
+        </w:tc>
+      </w:tr>
+      <w:tr>
+        <w:tc>
+          <w:tcPr>
+            <w:tcW w:type="dxa" w:w="2154"/>
+            <w:shd w:val="clear" w:fill="F5F5F2"/>
+          </w:tcPr>
+          <w:p>
+            <w:pPr>
+              <w:spacing w:after="20"/>
+            </w:pPr>
+            <w:r/>
+            <w:r>
+              <w:rPr>
+                <w:b w:val="0"/>
+                <w:sz w:val="16"/>
+              </w:rPr>
+              <w:t>Modelo conforme o papel</w:t>
+            </w:r>
+          </w:p>
+        </w:tc>
+        <w:tc>
+          <w:tcPr>
+            <w:tcW w:type="dxa" w:w="4195"/>
+            <w:shd w:val="clear" w:fill="F5F5F2"/>
+          </w:tcPr>
+          <w:p>
+            <w:pPr>
+              <w:spacing w:after="20"/>
+            </w:pPr>
+            <w:r/>
+            <w:r>
+              <w:rPr>
+                <w:b w:val="0"/>
+                <w:sz w:val="16"/>
+              </w:rPr>
+              <w:t>Verificar é mecânico e usa o modelo barato; o retrabalho sobe de modelo</w:t>
+            </w:r>
+          </w:p>
+        </w:tc>
+        <w:tc>
+          <w:tcPr>
+            <w:tcW w:type="dxa" w:w="2721"/>
+            <w:shd w:val="clear" w:fill="F5F5F2"/>
+          </w:tcPr>
+          <w:p>
+            <w:pPr>
+              <w:spacing w:after="20"/>
+            </w:pPr>
+            <w:r/>
+            <w:r>
+              <w:rPr>
+                <w:b w:val="0"/>
+                <w:sz w:val="16"/>
+              </w:rPr>
+              <w:t>A diferença entre as faixas é de cinco vezes no preço de entrada</w:t>
+            </w:r>
+          </w:p>
+        </w:tc>
+      </w:tr>
+      <w:tr>
+        <w:tc>
+          <w:tcPr>
+            <w:tcW w:type="dxa" w:w="2154"/>
+          </w:tcPr>
+          <w:p>
+            <w:pPr>
+              <w:spacing w:after="20"/>
+            </w:pPr>
+            <w:r/>
+            <w:r>
+              <w:rPr>
+                <w:b w:val="0"/>
+                <w:sz w:val="16"/>
+              </w:rPr>
+              <w:t>Trabalho em lote</w:t>
+            </w:r>
+          </w:p>
+        </w:tc>
+        <w:tc>
+          <w:tcPr>
+            <w:tcW w:type="dxa" w:w="4195"/>
+          </w:tcPr>
+          <w:p>
+            <w:pPr>
+              <w:spacing w:after="20"/>
+            </w:pPr>
+            <w:r/>
+            <w:r>
+              <w:rPr>
+                <w:b w:val="0"/>
+                <w:sz w:val="16"/>
+              </w:rPr>
+              <w:t>Reindexação e documentação não precisam de resposta imediata</w:t>
+            </w:r>
+          </w:p>
+        </w:tc>
+        <w:tc>
+          <w:tcPr>
+            <w:tcW w:type="dxa" w:w="2721"/>
+          </w:tcPr>
+          <w:p>
+            <w:pPr>
+              <w:spacing w:after="20"/>
+            </w:pPr>
+            <w:r/>
+            <w:r>
+              <w:rPr>
+                <w:b w:val="0"/>
+                <w:sz w:val="16"/>
+              </w:rPr>
+              <w:t>A via assíncrona do fornecedor cobra metade pelo mesmo trabalho</w:t>
+            </w:r>
+          </w:p>
+        </w:tc>
+      </w:tr>
+    </w:tbl>
+    <w:p>
+      <w:pPr>
+        <w:spacing w:after="80"/>
+      </w:pPr>
+    </w:p>
+    <w:tbl>
+      <w:tblPr>
+        <w:tblW w:type="auto" w:w="0"/>
+        <w:jc w:val="center"/>
+        <w:tblLook w:firstColumn="1" w:firstRow="1" w:lastColumn="0" w:lastRow="0" w:noHBand="0" w:noVBand="1" w:val="04A0"/>
+      </w:tblPr>
+      <w:tblGrid>
+        <w:gridCol w:w="9518"/>
+      </w:tblGrid>
+      <w:tr>
+        <w:tc>
+          <w:tcPr>
+            <w:tcW w:type="dxa" w:w="9518"/>
+            <w:shd w:val="clear" w:fill="F2F5FA"/>
+          </w:tcPr>
+          <w:p>
+            <w:pPr>
+              <w:spacing w:after="0"/>
+            </w:pPr>
+            <w:r/>
+            <w:r>
+              <w:rPr>
+                <w:b/>
+                <w:color w:val="184F95"/>
+                <w:sz w:val="17"/>
+              </w:rPr>
+              <w:t xml:space="preserve">A ARMADILHA QUE ANULA TUDO, EM SILÊNCIO  </w:t>
+            </w:r>
+            <w:r>
+              <w:rPr>
+                <w:sz w:val="19"/>
+              </w:rPr>
+              <w:t>Uma data, um contador ou um número de versão dentro do trecho estável invalida tudo o que vem depois — sem erro e sem aviso, apenas com a economia que não acontece. Por isso o sistema traz um teste que monta esse começo duas vezes, em momentos diferentes, e falha se os bytes divergirem. É um caso exemplar da tese do trabalho: a regra não é pedida ao modelo, é garantida por um teste.</w:t>
+            </w:r>
+          </w:p>
+        </w:tc>
+      </w:tr>
+    </w:tbl>
+    <w:p>
+      <w:pPr>
+        <w:spacing w:after="80"/>
+      </w:pPr>
+    </w:p>
+    <w:p>
+      <w:pPr>
+        <w:spacing w:after="120"/>
+        <w:jc w:val="both"/>
+      </w:pPr>
+      <w:r>
+        <w:rPr>
+          <w:b w:val="0"/>
+          <w:i w:val="0"/>
+          <w:sz w:val="20"/>
+        </w:rPr>
+        <w:t xml:space="preserve">A segunda alavanca merece o destaque porque contraria a intuição, e porque é onde a diferença em relação aos demais é mais clara: nos sistemas comparados, o papel muda e o contexto não. </w:t>
+      </w:r>
+      <w:r>
+        <w:rPr>
+          <w:b/>
+          <w:i w:val="0"/>
+          <w:sz w:val="20"/>
+        </w:rPr>
+        <w:t>Aqui o contexto é função do papel</w:t>
+      </w:r>
+      <w:r>
+        <w:rPr>
+          <w:b w:val="0"/>
+          <w:i w:val="0"/>
+          <w:sz w:val="20"/>
+        </w:rPr>
+        <w:t>, e essa decisão está isolada num único módulo, para que a política seja auditável em um lugar só.</w:t>
+      </w:r>
+    </w:p>
+    <w:p>
+      <w:pPr>
+        <w:keepNext/>
+        <w:spacing w:before="320" w:after="100"/>
+      </w:pPr>
+      <w:r>
+        <w:rPr>
+          <w:b/>
+          <w:color w:val="184F95"/>
+          <w:sz w:val="26"/>
+        </w:rPr>
+        <w:t>5.  A memória do projeto: dois índices, duas perguntas</w:t>
+      </w:r>
+    </w:p>
+    <w:p>
+      <w:pPr>
+        <w:spacing w:after="120"/>
+        <w:jc w:val="both"/>
+      </w:pPr>
+      <w:r>
+        <w:rPr>
+          <w:b w:val="0"/>
+          <w:i w:val="0"/>
+          <w:sz w:val="20"/>
+        </w:rPr>
+        <w:t>Como todo agente começa sem memória do que houve antes, o sistema entrega o conhecimento pronto, em camadas — e distingue duas perguntas que costumam ser confundidas quando se fala em memória para agentes.</w:t>
+      </w:r>
+    </w:p>
+    <w:tbl>
+      <w:tblPr>
+        <w:tblStyle w:val="TableGrid"/>
+        <w:tblW w:type="auto" w:w="0"/>
+        <w:jc w:val="center"/>
+        <w:tblLook w:firstColumn="1" w:firstRow="1" w:lastColumn="0" w:lastRow="0" w:noHBand="0" w:noVBand="1" w:val="04A0"/>
+      </w:tblPr>
+      <w:tblGrid>
+        <w:gridCol w:w="3173"/>
+        <w:gridCol w:w="3173"/>
+        <w:gridCol w:w="3173"/>
+      </w:tblGrid>
+      <w:tr>
+        <w:tc>
+          <w:tcPr>
+            <w:tcW w:type="dxa" w:w="2494"/>
+            <w:shd w:val="clear" w:fill="2A78D6"/>
+          </w:tcPr>
+          <w:p>
+            <w:pPr>
+              <w:spacing w:after="20"/>
+            </w:pPr>
+            <w:r/>
+            <w:r>
+              <w:rPr>
+                <w:b/>
+                <w:color w:val="FFFFFF"/>
+                <w:sz w:val="16"/>
+              </w:rPr>
+              <w:t>A pergunta</w:t>
+            </w:r>
+          </w:p>
+        </w:tc>
+        <w:tc>
+          <w:tcPr>
+            <w:tcW w:type="dxa" w:w="3742"/>
+            <w:shd w:val="clear" w:fill="2A78D6"/>
+          </w:tcPr>
+          <w:p>
+            <w:pPr>
+              <w:spacing w:after="20"/>
+            </w:pPr>
+            <w:r/>
+            <w:r>
+              <w:rPr>
+                <w:b/>
+                <w:color w:val="FFFFFF"/>
+                <w:sz w:val="16"/>
+              </w:rPr>
+              <w:t>O que responde</w:t>
+            </w:r>
+          </w:p>
+        </w:tc>
+        <w:tc>
+          <w:tcPr>
+            <w:tcW w:type="dxa" w:w="2835"/>
+            <w:shd w:val="clear" w:fill="2A78D6"/>
+          </w:tcPr>
+          <w:p>
+            <w:pPr>
+              <w:spacing w:after="20"/>
+            </w:pPr>
+            <w:r/>
+            <w:r>
+              <w:rPr>
+                <w:b/>
+                <w:color w:val="FFFFFF"/>
+                <w:sz w:val="16"/>
+              </w:rPr>
+              <w:t>Propriedades</w:t>
+            </w:r>
+          </w:p>
+        </w:tc>
+      </w:tr>
+      <w:tr>
+        <w:tc>
+          <w:tcPr>
+            <w:tcW w:type="dxa" w:w="2494"/>
+          </w:tcPr>
+          <w:p>
+            <w:pPr>
+              <w:spacing w:after="20"/>
+            </w:pPr>
+            <w:r/>
+            <w:r>
+              <w:rPr>
+                <w:b w:val="0"/>
+                <w:sz w:val="16"/>
+              </w:rPr>
+              <w:t>“O que existe e como se chama?”</w:t>
+            </w:r>
+          </w:p>
+        </w:tc>
+        <w:tc>
+          <w:tcPr>
+            <w:tcW w:type="dxa" w:w="3742"/>
+          </w:tcPr>
+          <w:p>
+            <w:pPr>
+              <w:spacing w:after="20"/>
+            </w:pPr>
+            <w:r/>
+            <w:r>
+              <w:rPr>
+                <w:b w:val="0"/>
+                <w:sz w:val="16"/>
+              </w:rPr>
+              <w:t>Índice gerado por script: árvore de arquivos com a assinatura de cada função e uma linha de propósito</w:t>
+            </w:r>
+          </w:p>
+        </w:tc>
+        <w:tc>
+          <w:tcPr>
+            <w:tcW w:type="dxa" w:w="2835"/>
+          </w:tcPr>
+          <w:p>
+            <w:pPr>
+              <w:spacing w:after="20"/>
+            </w:pPr>
+            <w:r/>
+            <w:r>
+              <w:rPr>
+                <w:b w:val="0"/>
+                <w:sz w:val="16"/>
+              </w:rPr>
+              <w:t>Exato, completo, custo zero, sempre atualizado; vai inteiro no prompt</w:t>
+            </w:r>
+          </w:p>
+        </w:tc>
+      </w:tr>
+      <w:tr>
+        <w:tc>
+          <w:tcPr>
+            <w:tcW w:type="dxa" w:w="2494"/>
+            <w:shd w:val="clear" w:fill="F5F5F2"/>
+          </w:tcPr>
+          <w:p>
+            <w:pPr>
+              <w:spacing w:after="20"/>
+            </w:pPr>
+            <w:r/>
+            <w:r>
+              <w:rPr>
+                <w:b w:val="0"/>
+                <w:sz w:val="16"/>
+              </w:rPr>
+              <w:t>“Isto já foi resolvido aqui, e o que foi decidido?”</w:t>
+            </w:r>
+          </w:p>
+        </w:tc>
+        <w:tc>
+          <w:tcPr>
+            <w:tcW w:type="dxa" w:w="3742"/>
+            <w:shd w:val="clear" w:fill="F5F5F2"/>
+          </w:tcPr>
+          <w:p>
+            <w:pPr>
+              <w:spacing w:after="20"/>
+            </w:pPr>
+            <w:r/>
+            <w:r>
+              <w:rPr>
+                <w:b w:val="0"/>
+                <w:sz w:val="16"/>
+              </w:rPr>
+              <w:t>Índice por significado sobre a história do projeto — decisões com o motivo, achados de revisão, tarefas concluídas</w:t>
+            </w:r>
+          </w:p>
+        </w:tc>
+        <w:tc>
+          <w:tcPr>
+            <w:tcW w:type="dxa" w:w="2835"/>
+            <w:shd w:val="clear" w:fill="F5F5F2"/>
+          </w:tcPr>
+          <w:p>
+            <w:pPr>
+              <w:spacing w:after="20"/>
+            </w:pPr>
+            <w:r/>
+            <w:r>
+              <w:rPr>
+                <w:b w:val="0"/>
+                <w:sz w:val="16"/>
+              </w:rPr>
+              <w:t>Aproximado, sob demanda, só os melhores trechos, com a fonte citada</w:t>
+            </w:r>
+          </w:p>
+        </w:tc>
+      </w:tr>
+    </w:tbl>
+    <w:p>
+      <w:pPr>
+        <w:spacing w:after="80"/>
+      </w:pPr>
+    </w:p>
+    <w:p>
+      <w:pPr>
+        <w:spacing w:after="120"/>
+        <w:jc w:val="both"/>
+      </w:pPr>
+      <w:r>
+        <w:rPr>
+          <w:b w:val="0"/>
+          <w:i w:val="0"/>
+          <w:sz w:val="20"/>
+        </w:rPr>
+        <w:t xml:space="preserve">Dois detalhes que a distinção esclarece. O material indexado por significado </w:t>
+      </w:r>
+      <w:r>
+        <w:rPr>
+          <w:b/>
+          <w:i w:val="0"/>
+          <w:sz w:val="20"/>
+        </w:rPr>
+        <w:t>não é o código</w:t>
+      </w:r>
+      <w:r>
+        <w:rPr>
+          <w:b w:val="0"/>
+          <w:i w:val="0"/>
+          <w:sz w:val="20"/>
+        </w:rPr>
+        <w:t xml:space="preserve"> — disso o índice gerado já dá conta, de graça e com exatidão; é a história do projeto. E a busca é híbrida porque o vetor perde nome próprio, enquanto a busca textual perde sinônimo: uma cobre o buraco da outra. A documentação inclui ainda a regra de quando </w:t>
+      </w:r>
+      <w:r>
+        <w:rPr>
+          <w:b/>
+          <w:i w:val="0"/>
+          <w:sz w:val="20"/>
+        </w:rPr>
+        <w:t>não</w:t>
+      </w:r>
+      <w:r>
+        <w:rPr>
+          <w:b w:val="0"/>
+          <w:i w:val="0"/>
+          <w:sz w:val="20"/>
+        </w:rPr>
+        <w:t xml:space="preserve"> usar o índice por significado — ele não substitui o índice exato nem responde o que uma consulta ao banco responde melhor. Fora disso, é custo com cara de sofisticação.</w:t>
+      </w:r>
+    </w:p>
+    <w:p>
+      <w:pPr>
+        <w:keepNext/>
+        <w:spacing w:before="320" w:after="100"/>
+      </w:pPr>
+      <w:r>
+        <w:rPr>
+          <w:b/>
+          <w:color w:val="184F95"/>
+          <w:sz w:val="26"/>
+        </w:rPr>
+        <w:t>6.  O que é herdado, e citado</w:t>
+      </w:r>
+    </w:p>
+    <w:p>
+      <w:pPr>
+        <w:spacing w:after="120"/>
+        <w:jc w:val="both"/>
+      </w:pPr>
+      <w:r>
+        <w:rPr>
+          <w:b w:val="0"/>
+          <w:i w:val="0"/>
+          <w:sz w:val="20"/>
+        </w:rPr>
+        <w:t>Há sobreposição real, e ela deve ser declarada sem eufemismo:</w:t>
+      </w:r>
+    </w:p>
+    <w:tbl>
+      <w:tblPr>
+        <w:tblStyle w:val="TableGrid"/>
+        <w:tblW w:type="auto" w:w="0"/>
+        <w:jc w:val="center"/>
+        <w:tblLook w:firstColumn="1" w:firstRow="1" w:lastColumn="0" w:lastRow="0" w:noHBand="0" w:noVBand="1" w:val="04A0"/>
+      </w:tblPr>
+      <w:tblGrid>
+        <w:gridCol w:w="4759"/>
+        <w:gridCol w:w="4759"/>
+      </w:tblGrid>
+      <w:tr>
+        <w:tc>
+          <w:tcPr>
+            <w:tcW w:type="dxa" w:w="4762"/>
+            <w:shd w:val="clear" w:fill="2A78D6"/>
+          </w:tcPr>
+          <w:p>
+            <w:pPr>
+              <w:spacing w:after="20"/>
+            </w:pPr>
+            <w:r/>
+            <w:r>
+              <w:rPr>
+                <w:b/>
+                <w:color w:val="FFFFFF"/>
+                <w:sz w:val="17"/>
+              </w:rPr>
+              <w:t>Mecanismo</w:t>
+            </w:r>
+          </w:p>
+        </w:tc>
+        <w:tc>
+          <w:tcPr>
+            <w:tcW w:type="dxa" w:w="4309"/>
+            <w:shd w:val="clear" w:fill="2A78D6"/>
+          </w:tcPr>
+          <w:p>
+            <w:pPr>
+              <w:spacing w:after="20"/>
+            </w:pPr>
+            <w:r/>
+            <w:r>
+              <w:rPr>
+                <w:b/>
+                <w:color w:val="FFFFFF"/>
+                <w:sz w:val="17"/>
+              </w:rPr>
+              <w:t>Origem a citar</w:t>
+            </w:r>
+          </w:p>
+        </w:tc>
+      </w:tr>
+      <w:tr>
+        <w:tc>
+          <w:tcPr>
+            <w:tcW w:type="dxa" w:w="4762"/>
+          </w:tcPr>
+          <w:p>
+            <w:pPr>
+              <w:spacing w:after="20"/>
+            </w:pPr>
+            <w:r/>
+            <w:r>
+              <w:rPr>
+                <w:b w:val="0"/>
+                <w:sz w:val="17"/>
+              </w:rPr>
+              <w:t>O termo “fábrica de software” e a metáfora da linha de produção</w:t>
+            </w:r>
+          </w:p>
+        </w:tc>
+        <w:tc>
+          <w:tcPr>
+            <w:tcW w:type="dxa" w:w="4309"/>
+          </w:tcPr>
+          <w:p>
+            <w:pPr>
+              <w:spacing w:after="20"/>
+            </w:pPr>
+            <w:r/>
+            <w:r>
+              <w:rPr>
+                <w:b w:val="0"/>
+                <w:sz w:val="17"/>
+              </w:rPr>
+              <w:t>CUSUMANO, 1991 — anterior aos modelos de linguagem</w:t>
+            </w:r>
+          </w:p>
+        </w:tc>
+      </w:tr>
+      <w:tr>
+        <w:tc>
+          <w:tcPr>
+            <w:tcW w:type="dxa" w:w="4762"/>
+            <w:shd w:val="clear" w:fill="F5F5F2"/>
+          </w:tcPr>
+          <w:p>
+            <w:pPr>
+              <w:spacing w:after="20"/>
+            </w:pPr>
+            <w:r/>
+            <w:r>
+              <w:rPr>
+                <w:b w:val="0"/>
+                <w:sz w:val="17"/>
+              </w:rPr>
+              <w:t>Papéis especializados de agentes produzindo software</w:t>
+            </w:r>
+          </w:p>
+        </w:tc>
+        <w:tc>
+          <w:tcPr>
+            <w:tcW w:type="dxa" w:w="4309"/>
+            <w:shd w:val="clear" w:fill="F5F5F2"/>
+          </w:tcPr>
+          <w:p>
+            <w:pPr>
+              <w:spacing w:after="20"/>
+            </w:pPr>
+            <w:r/>
+            <w:r>
+              <w:rPr>
+                <w:b w:val="0"/>
+                <w:sz w:val="17"/>
+              </w:rPr>
+              <w:t>ChatDev e MetaGPT, 2023</w:t>
+            </w:r>
+          </w:p>
+        </w:tc>
+      </w:tr>
+      <w:tr>
+        <w:tc>
+          <w:tcPr>
+            <w:tcW w:type="dxa" w:w="4762"/>
+          </w:tcPr>
+          <w:p>
+            <w:pPr>
+              <w:spacing w:after="20"/>
+            </w:pPr>
+            <w:r/>
+            <w:r>
+              <w:rPr>
+                <w:b w:val="0"/>
+                <w:sz w:val="17"/>
+              </w:rPr>
+              <w:t>Separação entre quem escreve e quem revisa</w:t>
+            </w:r>
+          </w:p>
+        </w:tc>
+        <w:tc>
+          <w:tcPr>
+            <w:tcW w:type="dxa" w:w="4309"/>
+          </w:tcPr>
+          <w:p>
+            <w:pPr>
+              <w:spacing w:after="20"/>
+            </w:pPr>
+            <w:r/>
+            <w:r>
+              <w:rPr>
+                <w:b w:val="0"/>
+                <w:sz w:val="17"/>
+              </w:rPr>
+              <w:t>ChatDev — o revisor aponta, o programador corrige</w:t>
+            </w:r>
+          </w:p>
+        </w:tc>
+      </w:tr>
+      <w:tr>
+        <w:tc>
+          <w:tcPr>
+            <w:tcW w:type="dxa" w:w="4762"/>
+            <w:shd w:val="clear" w:fill="F5F5F2"/>
+          </w:tcPr>
+          <w:p>
+            <w:pPr>
+              <w:spacing w:after="20"/>
+            </w:pPr>
+            <w:r/>
+            <w:r>
+              <w:rPr>
+                <w:b w:val="0"/>
+                <w:sz w:val="17"/>
+              </w:rPr>
+              <w:t>Limite declarado de iteração</w:t>
+            </w:r>
+          </w:p>
+        </w:tc>
+        <w:tc>
+          <w:tcPr>
+            <w:tcW w:type="dxa" w:w="4309"/>
+            <w:shd w:val="clear" w:fill="F5F5F2"/>
+          </w:tcPr>
+          <w:p>
+            <w:pPr>
+              <w:spacing w:after="20"/>
+            </w:pPr>
+            <w:r/>
+            <w:r>
+              <w:rPr>
+                <w:b w:val="0"/>
+                <w:sz w:val="17"/>
+              </w:rPr>
+              <w:t>ChatDev — dez rodadas ou duas modificações sem mudança</w:t>
+            </w:r>
+          </w:p>
+        </w:tc>
+      </w:tr>
+      <w:tr>
+        <w:tc>
+          <w:tcPr>
+            <w:tcW w:type="dxa" w:w="4762"/>
+          </w:tcPr>
+          <w:p>
+            <w:pPr>
+              <w:spacing w:after="20"/>
+            </w:pPr>
+            <w:r/>
+            <w:r>
+              <w:rPr>
+                <w:b w:val="0"/>
+                <w:sz w:val="17"/>
+              </w:rPr>
+              <w:t>Portão de qualidade, commit por unidade, modelo por papel, estimativa de custo</w:t>
+            </w:r>
+          </w:p>
+        </w:tc>
+        <w:tc>
+          <w:tcPr>
+            <w:tcW w:type="dxa" w:w="4309"/>
+          </w:tcPr>
+          <w:p>
+            <w:pPr>
+              <w:spacing w:after="20"/>
+            </w:pPr>
+            <w:r/>
+            <w:r>
+              <w:rPr>
+                <w:b w:val="0"/>
+                <w:sz w:val="17"/>
+              </w:rPr>
+              <w:t>softwarefabrik.io</w:t>
+            </w:r>
+          </w:p>
+        </w:tc>
+      </w:tr>
+      <w:tr>
+        <w:tc>
+          <w:tcPr>
+            <w:tcW w:type="dxa" w:w="4762"/>
+            <w:shd w:val="clear" w:fill="F5F5F2"/>
+          </w:tcPr>
+          <w:p>
+            <w:pPr>
+              <w:spacing w:after="20"/>
+            </w:pPr>
+            <w:r/>
+            <w:r>
+              <w:rPr>
+                <w:b w:val="0"/>
+                <w:sz w:val="17"/>
+              </w:rPr>
+              <w:t>Agente como processo supervisionado em OTP</w:t>
+            </w:r>
+          </w:p>
+        </w:tc>
+        <w:tc>
+          <w:tcPr>
+            <w:tcW w:type="dxa" w:w="4309"/>
+            <w:shd w:val="clear" w:fill="F5F5F2"/>
+          </w:tcPr>
+          <w:p>
+            <w:pPr>
+              <w:spacing w:after="20"/>
+            </w:pPr>
+            <w:r/>
+            <w:r>
+              <w:rPr>
+                <w:b w:val="0"/>
+                <w:sz w:val="17"/>
+              </w:rPr>
+              <w:t>Cortex, Sagents, SwarmEx, Synapse — prática corrente em Elixir</w:t>
+            </w:r>
+          </w:p>
+        </w:tc>
+      </w:tr>
+    </w:tbl>
+    <w:p>
+      <w:pPr>
+        <w:spacing w:after="80"/>
+      </w:pPr>
+    </w:p>
+    <w:p>
+      <w:pPr>
+        <w:spacing w:after="120"/>
+        <w:jc w:val="both"/>
+      </w:pPr>
+      <w:r>
+        <w:rPr>
+          <w:b/>
+          <w:i w:val="0"/>
+          <w:sz w:val="20"/>
+        </w:rPr>
+        <w:t>São itens a citar, não a reivindicar.</w:t>
+      </w:r>
+    </w:p>
+    <w:p>
+      <w:pPr>
+        <w:keepNext/>
+        <w:spacing w:before="320" w:after="100"/>
+      </w:pPr>
+      <w:r>
+        <w:rPr>
+          <w:b/>
+          <w:color w:val="184F95"/>
+          <w:sz w:val="26"/>
+        </w:rPr>
+        <w:t>7.  Convergência independente, e não plágio</w:t>
+      </w:r>
+    </w:p>
+    <w:p>
+      <w:pPr>
+        <w:spacing w:after="120"/>
+        <w:jc w:val="both"/>
+      </w:pPr>
+      <w:r>
+        <w:rPr>
+          <w:b w:val="0"/>
+          <w:i w:val="0"/>
+          <w:sz w:val="20"/>
+        </w:rPr>
+        <w:t>Três argumentos, em ordem de força:</w:t>
       </w:r>
     </w:p>
     <w:p>
@@ -1701,28 +3045,35 @@
           <w:b/>
           <w:sz w:val="20"/>
         </w:rPr>
-        <w:t>O mesmo diagnóstico, sob as mesmas restrições, produz mecanismos parecidos.</w:t>
+        <w:t>As soluções divergem onde o problema é o mesmo.</w:t>
       </w:r>
       <w:r>
         <w:rPr>
           <w:b w:val="0"/>
           <w:sz w:val="20"/>
         </w:rPr>
-        <w:t xml:space="preserve"> Quem trata quatro modos de falha conhecidos, sobre a mesma família de modelos e com controle de versão como substrato, chega a portões, a limites de tentativa e a separação de papéis. Convergência aqui é </w:t>
+        <w:t xml:space="preserve"> A autoaprovação é atacada pelos três sistemas. O comercial resolve pondo um humano no portão, ao custo da autonomia; os acadêmicos, por convenção do protocolo de diálogo; este, por ausência da ferramenta no catálogo do papel. Divergência sob problema comum é o oposto de cópia.</w:t>
       </w:r>
+    </w:p>
+    <w:p>
+      <w:pPr>
+        <w:pStyle w:val="ListBullet"/>
+        <w:spacing w:after="60"/>
+        <w:ind w:left="397"/>
+      </w:pPr>
       <w:r>
         <w:rPr>
           <w:b/>
           <w:sz w:val="20"/>
         </w:rPr>
-        <w:t>corroboração do diagnóstico</w:t>
+        <w:t>O regime é diferente, e os mecanismos acompanham.</w:t>
       </w:r>
       <w:r>
         <w:rPr>
           <w:b w:val="0"/>
           <w:sz w:val="20"/>
         </w:rPr>
-        <w:t>, e é assim que a literatura costuma tratar resultados independentes que se encontram.</w:t>
+        <w:t xml:space="preserve"> Contexto por papel, começo reaproveitado e estado que sobrevive à sessão não são melhorias sobre os sistemas de sessão única: são exigências de um regime que eles não enfrentam.</w:t>
       </w:r>
     </w:p>
     <w:p>
@@ -1743,28 +3094,7 @@
           <w:b w:val="0"/>
           <w:sz w:val="20"/>
         </w:rPr>
-        <w:t xml:space="preserve"> Os conceitos aparecem no repositório em sequência, cada um depois do incidente que o motivou, ao longo de seis semanas. Um desenho transcrito chega inteiro; este chegou por acúmulo, e a seção 6 mostra o registro.</w:t>
-      </w:r>
-    </w:p>
-    <w:p>
-      <w:pPr>
-        <w:pStyle w:val="ListBullet"/>
-        <w:spacing w:after="60"/>
-        <w:ind w:left="397"/>
-      </w:pPr>
-      <w:r>
-        <w:rPr>
-          <w:b/>
-          <w:sz w:val="20"/>
-        </w:rPr>
-        <w:t>As soluções divergem onde o problema é o mesmo.</w:t>
-      </w:r>
-      <w:r>
-        <w:rPr>
-          <w:b w:val="0"/>
-          <w:sz w:val="20"/>
-        </w:rPr>
-        <w:t xml:space="preserve"> Autoaprovação é atacada por todos; este trabalho é o único que a resolve sem colocar um humano no caminho, e paga por isso com maquinaria própria de limitação de falha. Divergência sob problema comum é o oposto de cópia.</w:t>
+        <w:t xml:space="preserve"> Os conceitos aparecem no repositório em sequência, cada um depois do incidente que o motivou, ao longo de seis semanas.</w:t>
       </w:r>
     </w:p>
     <w:tbl>
@@ -1799,7 +3129,7 @@
               <w:rPr>
                 <w:sz w:val="19"/>
               </w:rPr>
-              <w:t>O trabalho pode e deve ser apresentado em diálogo com a literatura, e não em oposição a ela: adota o diagnóstico e o vocabulário já estabelecidos, herda mecanismos citados nominalmente, e investiga uma pergunta que os antecessores não fazem — se é possível manter a separação entre construir e aprovar sem operador humano no laço, e o que isso custa. É contribuição incremental declarada, que é o que se espera de um trabalho de conclusão.</w:t>
+              <w:t>O trabalho deve ser apresentado em diálogo com a literatura, e não em oposição a ela: adota o diagnóstico e o vocabulário já estabelecidos, herda mecanismos citados nominalmente, e investiga uma pergunta que os antecessores não fazem — se a separação entre construir e aprovar se sustenta sem operador humano no laço, num regime de semanas, e quanto isso custa. É contribuição incremental declarada, que é o que se espera de um trabalho de conclusão.</w:t>
             </w:r>
           </w:p>
         </w:tc>
@@ -1821,7 +3151,7 @@
           <w:color w:val="184F95"/>
           <w:sz w:val="26"/>
         </w:rPr>
-        <w:t>6.  Evidência documental</w:t>
+        <w:t>8.  Evidência</w:t>
       </w:r>
     </w:p>
     <w:p>
@@ -1835,7 +3165,7 @@
           <w:i w:val="0"/>
           <w:sz w:val="20"/>
         </w:rPr>
-        <w:t>O repositório é público e a verificação é direta. Entre 18 de julho e 28 de agosto de 2026 acumulou 205 commits. Os mecanismos centrais têm commit e data:</w:t>
+        <w:t>O repositório é público, com 205 commits entre 18 de julho e 28 de agosto de 2026. Os mecanismos centrais têm commit e data:</w:t>
       </w:r>
     </w:p>
     <w:tbl>
@@ -2022,7 +3352,7 @@
                 <w:b w:val="0"/>
                 <w:sz w:val="16"/>
               </w:rPr>
-              <w:t>Doutrina de custo de contexto: o modelo, a medição e as intervenções</w:t>
+              <w:t>Doutrina de custo: o modelo, a medição e as cinco alavancas</w:t>
             </w:r>
           </w:p>
         </w:tc>
@@ -2042,7 +3372,7 @@
                 <w:b w:val="0"/>
                 <w:sz w:val="16"/>
               </w:rPr>
-              <w:t>f5b8fd4</w:t>
+              <w:t>1a41ca8</w:t>
             </w:r>
           </w:p>
         </w:tc>
@@ -2060,7 +3390,7 @@
                 <w:b w:val="0"/>
                 <w:sz w:val="16"/>
               </w:rPr>
-              <w:t>01/08</w:t>
+              <w:t>02/08</w:t>
             </w:r>
           </w:p>
         </w:tc>
@@ -2078,7 +3408,7 @@
                 <w:b w:val="0"/>
                 <w:sz w:val="16"/>
               </w:rPr>
-              <w:t>Limiar medido de tamanho de tarefa, antes do despacho</w:t>
+              <w:t>Montador de contexto por papel e teto de custo com parada limpa</w:t>
             </w:r>
           </w:p>
         </w:tc>
@@ -2099,7 +3429,7 @@
                 <w:b w:val="0"/>
                 <w:sz w:val="16"/>
               </w:rPr>
-              <w:t>1a41ca8</w:t>
+              <w:t>4c559ef</w:t>
             </w:r>
           </w:p>
         </w:tc>
@@ -2137,7 +3467,7 @@
                 <w:b w:val="0"/>
                 <w:sz w:val="16"/>
               </w:rPr>
-              <w:t>Montador de contexto por papel e teto de custo com parada limpa</w:t>
+              <w:t>Começo reaproveitável e critérios de aceite executáveis</w:t>
             </w:r>
           </w:p>
         </w:tc>
@@ -2272,63 +3602,6 @@
                 <w:b w:val="0"/>
                 <w:sz w:val="16"/>
               </w:rPr>
-              <w:t>cdedec2</w:t>
-            </w:r>
-          </w:p>
-        </w:tc>
-        <w:tc>
-          <w:tcPr>
-            <w:tcW w:type="dxa" w:w="907"/>
-          </w:tcPr>
-          <w:p>
-            <w:pPr>
-              <w:spacing w:after="20"/>
-            </w:pPr>
-            <w:r/>
-            <w:r>
-              <w:rPr>
-                <w:b w:val="0"/>
-                <w:sz w:val="16"/>
-              </w:rPr>
-              <w:t>02/08</w:t>
-            </w:r>
-          </w:p>
-        </w:tc>
-        <w:tc>
-          <w:tcPr>
-            <w:tcW w:type="dxa" w:w="6917"/>
-          </w:tcPr>
-          <w:p>
-            <w:pPr>
-              <w:spacing w:after="20"/>
-            </w:pPr>
-            <w:r/>
-            <w:r>
-              <w:rPr>
-                <w:b w:val="0"/>
-                <w:sz w:val="16"/>
-              </w:rPr>
-              <w:t>Saneamento passa a consultar o histórico de versões, não as notas</w:t>
-            </w:r>
-          </w:p>
-        </w:tc>
-      </w:tr>
-      <w:tr>
-        <w:tc>
-          <w:tcPr>
-            <w:tcW w:type="dxa" w:w="1247"/>
-            <w:shd w:val="clear" w:fill="F5F5F2"/>
-          </w:tcPr>
-          <w:p>
-            <w:pPr>
-              <w:spacing w:after="20"/>
-            </w:pPr>
-            <w:r/>
-            <w:r>
-              <w:rPr>
-                <w:b w:val="0"/>
-                <w:sz w:val="16"/>
-              </w:rPr>
               <w:t>e0bffee</w:t>
             </w:r>
           </w:p>
@@ -2336,7 +3609,6 @@
         <w:tc>
           <w:tcPr>
             <w:tcW w:type="dxa" w:w="907"/>
-            <w:shd w:val="clear" w:fill="F5F5F2"/>
           </w:tcPr>
           <w:p>
             <w:pPr>
@@ -2355,7 +3627,6 @@
         <w:tc>
           <w:tcPr>
             <w:tcW w:type="dxa" w:w="6917"/>
-            <w:shd w:val="clear" w:fill="F5F5F2"/>
           </w:tcPr>
           <w:p>
             <w:pPr>
@@ -2403,7 +3674,7 @@
           <w:i w:val="0"/>
           <w:sz w:val="20"/>
         </w:rPr>
-        <w:t>O sinal de que o método é honesto não é a medição que confirma o que já se supunha, e sim a que obriga a mudar de rumo. Quatro casos, todos registrados em commit:</w:t>
+        <w:t>O sinal de que o método é honesto não é a medição que confirma o que já se supunha, e sim a que obriga a mudar de rumo:</w:t>
       </w:r>
     </w:p>
     <w:p>
@@ -2424,7 +3695,7 @@
           <w:b w:val="0"/>
           <w:sz w:val="20"/>
         </w:rPr>
-        <w:t>, para poder confrontá-las com o resultado depois.</w:t>
+        <w:t>, para confrontá-las com o resultado depois.</w:t>
       </w:r>
     </w:p>
     <w:p>
@@ -2466,7 +3737,7 @@
           <w:b w:val="0"/>
           <w:sz w:val="20"/>
         </w:rPr>
-        <w:t>. O instrumento estava errado, e foi corrigido antes de qualquer conclusão.</w:t>
+        <w:t>; o instrumento foi corrigido antes de qualquer conclusão.</w:t>
       </w:r>
     </w:p>
     <w:p>
@@ -2492,20 +3763,6 @@
     </w:p>
     <w:p>
       <w:pPr>
-        <w:keepNext/>
-        <w:spacing w:before="200" w:after="60"/>
-      </w:pPr>
-      <w:r>
-        <w:rPr>
-          <w:b/>
-          <w:color w:val="1A1A1A"/>
-          <w:sz w:val="21"/>
-        </w:rPr>
-        <w:t>Operação real</w:t>
-      </w:r>
-    </w:p>
-    <w:p>
-      <w:pPr>
         <w:spacing w:after="120"/>
         <w:jc w:val="both"/>
       </w:pPr>
@@ -2515,8 +3772,51 @@
           <w:i w:val="0"/>
           <w:sz w:val="20"/>
         </w:rPr>
-        <w:t>A primeira versão entregou 86 tarefas concluídas de 89, em três projetos de domínios distintos — um jogo de tabuleiro em versão web multijogador em tempo real; um serviço permanente embarcado no computador de placa única que controla uma impressora 3D; e uma plataforma de dados com camada de análise por modelos de linguagem. São 139 execuções gravadas, com tokens, custo, modelo e desfecho, preservadas no repositório.</w:t>
+        <w:t>Em operação real, a primeira versão entregou 86 tarefas concluídas de 89, em três projetos de domínios distintos — um jogo de tabuleiro em versão web multijogador em tempo real; um serviço permanente embarcado no computador de placa única que controla uma impressora 3D; e uma plataforma de dados com camada de análise por modelos de linguagem. São 139 execuções gravadas e preservadas no repositório.</w:t>
       </w:r>
+    </w:p>
+    <w:tbl>
+      <w:tblPr>
+        <w:tblW w:type="auto" w:w="0"/>
+        <w:jc w:val="center"/>
+        <w:tblLook w:firstColumn="1" w:firstRow="1" w:lastColumn="0" w:lastRow="0" w:noHBand="0" w:noVBand="1" w:val="04A0"/>
+      </w:tblPr>
+      <w:tblGrid>
+        <w:gridCol w:w="9518"/>
+      </w:tblGrid>
+      <w:tr>
+        <w:tc>
+          <w:tcPr>
+            <w:tcW w:type="dxa" w:w="9518"/>
+            <w:shd w:val="clear" w:fill="F2F5FA"/>
+          </w:tcPr>
+          <w:p>
+            <w:pPr>
+              <w:spacing w:after="0"/>
+            </w:pPr>
+            <w:r/>
+            <w:r>
+              <w:rPr>
+                <w:b/>
+                <w:color w:val="184F95"/>
+                <w:sz w:val="17"/>
+              </w:rPr>
+              <w:t xml:space="preserve">SOBRE A EXTENSÃO A ARTEFATOS NÃO-SOFTWARE  </w:t>
+            </w:r>
+            <w:r>
+              <w:rPr>
+                <w:sz w:val="19"/>
+              </w:rPr>
+              <w:t>O sistema também opera fora de software, com uma escada de prova que obriga o verificador a declarar se o critério foi executado, inspecionado ou julgado. É extensão do mesmo princípio — se a prova não vem de graça, ela tem de ser declarada — e vale registro, mas não é a contribuição central deste trabalho.</w:t>
+            </w:r>
+          </w:p>
+        </w:tc>
+      </w:tr>
+    </w:tbl>
+    <w:p>
+      <w:pPr>
+        <w:spacing w:after="80"/>
+      </w:pPr>
     </w:p>
     <w:p>
       <w:pPr>
@@ -2529,7 +3829,28 @@
           <w:color w:val="184F95"/>
           <w:sz w:val="26"/>
         </w:rPr>
-        <w:t>7.  Encaminhamento</w:t>
+        <w:t>9.  Encaminhamento</w:t>
+      </w:r>
+    </w:p>
+    <w:p>
+      <w:pPr>
+        <w:pStyle w:val="ListBullet"/>
+        <w:spacing w:after="60"/>
+        <w:ind w:left="397"/>
+      </w:pPr>
+      <w:r>
+        <w:rPr>
+          <w:b/>
+          <w:sz w:val="20"/>
+        </w:rPr>
+        <w:t>Declarar o regime na primeira página do trabalho</w:t>
+      </w:r>
+      <w:r>
+        <w:rPr>
+          <w:b w:val="0"/>
+          <w:sz w:val="20"/>
+        </w:rPr>
+        <w:t>. É ele que torna a comparação honesta e que explica por que metade dos mecanismos existe.</w:t>
       </w:r>
     </w:p>
     <w:p>
@@ -2550,7 +3871,7 @@
           <w:b w:val="0"/>
           <w:sz w:val="20"/>
         </w:rPr>
-        <w:t>: ChatDev e MetaGPT pelos papéis; softwarefabrik.io e Factory.ai pela fábrica agêntica; Cortex, Sagents, SwarmEx e Synapse pelo agente como processo supervisionado; Cusumano pelo termo.</w:t>
+        <w:t>: ChatDev e MetaGPT; softwarefabrik.io e Factory.ai; os frameworks de agentes em Elixir/OTP; e Cusumano pelo termo.</w:t>
       </w:r>
     </w:p>
     <w:p>
@@ -2571,28 +3892,7 @@
           <w:b w:val="0"/>
           <w:sz w:val="20"/>
         </w:rPr>
-        <w:t>: não “construí uma fábrica de software multi-agente”, e sim “investiguei se a separação entre construir e aprovar se sustenta sem operador humano no laço, e medi o que isso custa”.</w:t>
-      </w:r>
-    </w:p>
-    <w:p>
-      <w:pPr>
-        <w:pStyle w:val="ListBullet"/>
-        <w:spacing w:after="60"/>
-        <w:ind w:left="397"/>
-      </w:pPr>
-      <w:r>
-        <w:rPr>
-          <w:b/>
-          <w:sz w:val="20"/>
-        </w:rPr>
-        <w:t>Apresentar a derivação da seção 2 como método</w:t>
-      </w:r>
-      <w:r>
-        <w:rPr>
-          <w:b w:val="0"/>
-          <w:sz w:val="20"/>
-        </w:rPr>
-        <w:t>. Um desenho em que cada mecanismo se liga a um modo de falha nomeado é defensável de forma que uma lista de funcionalidades não é.</w:t>
+        <w:t>: não “construí uma fábrica de software multi-agente”, e sim “investiguei se a separação entre construir e aprovar se sustenta sem operador humano no laço, num regime de semanas, e medi o que isso custa”.</w:t>
       </w:r>
     </w:p>
     <w:p>
@@ -2648,7 +3948,7 @@
           <w:b w:val="0"/>
           <w:sz w:val="18"/>
         </w:rPr>
-        <w:t>HONG, S. et al. MetaGPT: Meta Programming for Multi-Agent Collaborative Framework, 2023.</w:t>
+        <w:t>HONG, S. et al. MetaGPT: Meta Programming for a Multi-Agent Collaborative Framework, 2023.</w:t>
       </w:r>
     </w:p>
     <w:p>
@@ -2662,7 +3962,7 @@
           <w:b w:val="0"/>
           <w:sz w:val="18"/>
         </w:rPr>
-        <w:t>JANDA, M. Agentic Software Factory (softwarefabrik.io), v0.30.0, 2026.</w:t>
+        <w:t>JANDA, M. Agentic Software Factory. softwarefabrik.io, v0.30.0, 2026.</w:t>
       </w:r>
     </w:p>
     <w:p>
@@ -2690,7 +3990,7 @@
           <w:b w:val="0"/>
           <w:sz w:val="18"/>
         </w:rPr>
-        <w:t>Cortex (github.com/itsHabib/cortex) e Sagents (github.com/sagents-ai/sagents) — orquestração de agentes em Elixir/OTP.</w:t>
+        <w:t>Cortex (github.com/itsHabib/cortex); Sagents (github.com/sagents-ai/sagents).</w:t>
       </w:r>
     </w:p>
     <w:sectPr>

--- a/originalidade-completo.docx
+++ b/originalidade-completo.docx
@@ -12,7 +12,7 @@
           <w:color w:val="184F95"/>
           <w:sz w:val="42"/>
         </w:rPr>
-        <w:t>Delimitação de originalidade</w:t>
+        <w:t>Arquitetura comparada</w:t>
       </w:r>
     </w:p>
     <w:p>
@@ -24,7 +24,7 @@
           <w:color w:val="555B66"/>
           <w:sz w:val="23"/>
         </w:rPr>
-        <w:t>Fábrica de software multi-agente — a proposta, sua origem e sua posição no estado da arte</w:t>
+        <w:t>Fábrica de software multi-agente — este trabalho e os sistemas correlatos</w:t>
       </w:r>
     </w:p>
     <w:p>
@@ -53,39 +53,7 @@
           <w:i w:val="0"/>
           <w:sz w:val="20"/>
         </w:rPr>
-        <w:t xml:space="preserve">Este documento responde a uma pergunta feita em orientação: já existindo fábricas de software agênticas, o que este trabalho acrescenta. A resposta exige duas coisas que uma tabela de funcionalidades não dá — dizer </w:t>
-      </w:r>
-      <w:r>
-        <w:rPr>
-          <w:b/>
-          <w:i w:val="0"/>
-          <w:sz w:val="20"/>
-        </w:rPr>
-        <w:t>de onde a proposta veio</w:t>
-      </w:r>
-      <w:r>
-        <w:rPr>
-          <w:b w:val="0"/>
-          <w:i w:val="0"/>
-          <w:sz w:val="20"/>
-        </w:rPr>
-        <w:t xml:space="preserve"> e dizer </w:t>
-      </w:r>
-      <w:r>
-        <w:rPr>
-          <w:b/>
-          <w:i w:val="0"/>
-          <w:sz w:val="20"/>
-        </w:rPr>
-        <w:t>em que regime ela opera</w:t>
-      </w:r>
-      <w:r>
-        <w:rPr>
-          <w:b w:val="0"/>
-          <w:i w:val="0"/>
-          <w:sz w:val="20"/>
-        </w:rPr>
-        <w:t>. Sem a segunda, a comparação engana: sistemas que resolvem problemas de tamanhos diferentes parecem concorrentes quando não são.</w:t>
+        <w:t>Comparação entre quatro sistemas que constroem software com múltiplos agentes. O recorte é arquitetural: como cada um organiza o trabalho, como os agentes se conectam, onde vive o estado, quem decide o que acontece em seguida e como a autoridade de cada papel é imposta. Ferramentas, linguagens e custos ficam de fora de propósito — são consequência das escolhas abaixo, não causa.</w:t>
       </w:r>
     </w:p>
     <w:p>
@@ -99,7 +67,105 @@
           <w:color w:val="184F95"/>
           <w:sz w:val="26"/>
         </w:rPr>
-        <w:t>1.  O regime: por que a comparação precisa começar aqui</w:t>
+        <w:t>1.  Os sistemas comparados</w:t>
+      </w:r>
+    </w:p>
+    <w:p>
+      <w:pPr>
+        <w:pStyle w:val="ListBullet"/>
+        <w:spacing w:after="60"/>
+        <w:ind w:left="397"/>
+      </w:pPr>
+      <w:r>
+        <w:rPr>
+          <w:b/>
+          <w:sz w:val="20"/>
+        </w:rPr>
+        <w:t>ChatDev</w:t>
+      </w:r>
+      <w:r>
+        <w:rPr>
+          <w:b w:val="0"/>
+          <w:sz w:val="20"/>
+        </w:rPr>
+        <w:t xml:space="preserve"> (arXiv:2307.07924, 2023) — agentes com papéis de empresa de software percorrem um ciclo em cascata. Cada fase é decomposta em subtarefas, e cada subtarefa é resolvida por uma dupla de agentes conversando.</w:t>
+      </w:r>
+    </w:p>
+    <w:p>
+      <w:pPr>
+        <w:pStyle w:val="ListBullet"/>
+        <w:spacing w:after="60"/>
+        <w:ind w:left="397"/>
+      </w:pPr>
+      <w:r>
+        <w:rPr>
+          <w:b/>
+          <w:sz w:val="20"/>
+        </w:rPr>
+        <w:t>MetaGPT</w:t>
+      </w:r>
+      <w:r>
+        <w:rPr>
+          <w:b w:val="0"/>
+          <w:sz w:val="20"/>
+        </w:rPr>
+        <w:t xml:space="preserve"> (arXiv:2308.00352, 2023) — mesma metáfora de empresa, mas a coordenação acontece por um quadro de mensagens compartilhado: cada papel publica o que produziu e assina o que lhe interessa. Procedimentos operacionais padrão definem a sequência.</w:t>
+      </w:r>
+    </w:p>
+    <w:p>
+      <w:pPr>
+        <w:pStyle w:val="ListBullet"/>
+        <w:spacing w:after="60"/>
+        <w:ind w:left="397"/>
+      </w:pPr>
+      <w:r>
+        <w:rPr>
+          <w:b/>
+          <w:sz w:val="20"/>
+        </w:rPr>
+        <w:t>softwarefabrik.io</w:t>
+      </w:r>
+      <w:r>
+        <w:rPr>
+          <w:b w:val="0"/>
+          <w:sz w:val="20"/>
+        </w:rPr>
+        <w:t xml:space="preserve"> (produto comercial, v0.30.0, 2026) — um assistente coleta o pedido, uma execução isolada produz o trabalho, e um comitê de revisores prepara a decisão final, que é humana.</w:t>
+      </w:r>
+    </w:p>
+    <w:p>
+      <w:pPr>
+        <w:pStyle w:val="ListBullet"/>
+        <w:spacing w:after="60"/>
+        <w:ind w:left="397"/>
+      </w:pPr>
+      <w:r>
+        <w:rPr>
+          <w:b/>
+          <w:sz w:val="20"/>
+        </w:rPr>
+        <w:t>Este trabalho</w:t>
+      </w:r>
+      <w:r>
+        <w:rPr>
+          <w:b w:val="0"/>
+          <w:sz w:val="20"/>
+        </w:rPr>
+        <w:t xml:space="preserve"> — o pedido é decomposto numa fila de tarefas nomeadas, com dependências declaradas; cada tarefa percorre um pipeline próprio, e uma máquina de estados decide o que vem depois.</w:t>
+      </w:r>
+    </w:p>
+    <w:p>
+      <w:pPr>
+        <w:keepNext/>
+        <w:spacing w:before="320" w:after="100"/>
+      </w:pPr>
+      <w:r>
+        <w:rPr>
+          <w:b/>
+          <w:color w:val="184F95"/>
+          <w:sz w:val="26"/>
+        </w:rPr>
+        <w:t>2.  A forma de cada arquitetura</w:t>
       </w:r>
     </w:p>
     <w:p>
@@ -113,39 +179,7 @@
           <w:i w:val="0"/>
           <w:sz w:val="20"/>
         </w:rPr>
-        <w:t xml:space="preserve">O artigo do ChatDev reporta o consumo médio de </w:t>
-      </w:r>
-      <w:r>
-        <w:rPr>
-          <w:b/>
-          <w:i w:val="0"/>
-          <w:sz w:val="20"/>
-        </w:rPr>
-        <w:t>22.949 tokens para produzir um software inteiro</w:t>
-      </w:r>
-      <w:r>
-        <w:rPr>
-          <w:b w:val="0"/>
-          <w:i w:val="0"/>
-          <w:sz w:val="20"/>
-        </w:rPr>
-        <w:t xml:space="preserve"> (MetaGPT, 29.279; GPT-Engineer, 7.183). Neste trabalho, o contexto de </w:t>
-      </w:r>
-      <w:r>
-        <w:rPr>
-          <w:b/>
-          <w:i w:val="0"/>
-          <w:sz w:val="20"/>
-        </w:rPr>
-        <w:t>um único despacho</w:t>
-      </w:r>
-      <w:r>
-        <w:rPr>
-          <w:b w:val="0"/>
-          <w:i w:val="0"/>
-          <w:sz w:val="20"/>
-        </w:rPr>
-        <w:t xml:space="preserve"> ficou entre 11 e 14 mil tokens depois de otimizado — e um trabalho medido em operação real consumiu 2,44 milhões de tokens só de leitura. São duas ordens de grandeza de diferença, e elas não são detalhe: são o que define quais problemas existem.</w:t>
+        <w:t>Antes das dimensões, a topologia — é ela que explica a maior parte das diferenças seguintes.</w:t>
       </w:r>
     </w:p>
     <w:tbl>
@@ -156,15 +190,2295 @@
         <w:tblLook w:firstColumn="1" w:firstRow="1" w:lastColumn="0" w:lastRow="0" w:noHBand="0" w:noVBand="1" w:val="04A0"/>
       </w:tblPr>
       <w:tblGrid>
-        <w:gridCol w:w="2379"/>
-        <w:gridCol w:w="2379"/>
-        <w:gridCol w:w="2379"/>
-        <w:gridCol w:w="2379"/>
+        <w:gridCol w:w="4759"/>
+        <w:gridCol w:w="4759"/>
       </w:tblGrid>
       <w:tr>
         <w:tc>
           <w:tcPr>
-            <w:tcW w:type="dxa" w:w="1814"/>
+            <w:tcW w:type="dxa" w:w="1928"/>
+            <w:shd w:val="clear" w:fill="2A78D6"/>
+          </w:tcPr>
+          <w:p>
+            <w:pPr>
+              <w:spacing w:after="20"/>
+            </w:pPr>
+            <w:r/>
+            <w:r>
+              <w:rPr>
+                <w:b/>
+                <w:color w:val="FFFFFF"/>
+                <w:sz w:val="17"/>
+              </w:rPr>
+              <w:t>Sistema</w:t>
+            </w:r>
+          </w:p>
+        </w:tc>
+        <w:tc>
+          <w:tcPr>
+            <w:tcW w:type="dxa" w:w="7143"/>
+            <w:shd w:val="clear" w:fill="2A78D6"/>
+          </w:tcPr>
+          <w:p>
+            <w:pPr>
+              <w:spacing w:after="20"/>
+            </w:pPr>
+            <w:r/>
+            <w:r>
+              <w:rPr>
+                <w:b/>
+                <w:color w:val="FFFFFF"/>
+                <w:sz w:val="17"/>
+              </w:rPr>
+              <w:t>Como os agentes se conectam</w:t>
+            </w:r>
+          </w:p>
+        </w:tc>
+      </w:tr>
+      <w:tr>
+        <w:tc>
+          <w:tcPr>
+            <w:tcW w:type="dxa" w:w="1928"/>
+          </w:tcPr>
+          <w:p>
+            <w:pPr>
+              <w:spacing w:after="20"/>
+            </w:pPr>
+            <w:r/>
+            <w:r>
+              <w:rPr>
+                <w:b w:val="0"/>
+                <w:sz w:val="17"/>
+              </w:rPr>
+              <w:t>ChatDev</w:t>
+            </w:r>
+          </w:p>
+        </w:tc>
+        <w:tc>
+          <w:tcPr>
+            <w:tcW w:type="dxa" w:w="7143"/>
+          </w:tcPr>
+          <w:p>
+            <w:pPr>
+              <w:spacing w:after="20"/>
+            </w:pPr>
+            <w:r/>
+            <w:r>
+              <w:rPr>
+                <w:b w:val="0"/>
+                <w:sz w:val="17"/>
+              </w:rPr>
+              <w:t>Duplas em diálogo, encadeadas por fase. A conversa é o canal, e o próximo par recebe o resultado da fase anterior.</w:t>
+            </w:r>
+          </w:p>
+        </w:tc>
+      </w:tr>
+      <w:tr>
+        <w:tc>
+          <w:tcPr>
+            <w:tcW w:type="dxa" w:w="1928"/>
+            <w:shd w:val="clear" w:fill="F5F5F2"/>
+          </w:tcPr>
+          <w:p>
+            <w:pPr>
+              <w:spacing w:after="20"/>
+            </w:pPr>
+            <w:r/>
+            <w:r>
+              <w:rPr>
+                <w:b w:val="0"/>
+                <w:sz w:val="17"/>
+              </w:rPr>
+              <w:t>MetaGPT</w:t>
+            </w:r>
+          </w:p>
+        </w:tc>
+        <w:tc>
+          <w:tcPr>
+            <w:tcW w:type="dxa" w:w="7143"/>
+            <w:shd w:val="clear" w:fill="F5F5F2"/>
+          </w:tcPr>
+          <w:p>
+            <w:pPr>
+              <w:spacing w:after="20"/>
+            </w:pPr>
+            <w:r/>
+            <w:r>
+              <w:rPr>
+                <w:b w:val="0"/>
+                <w:sz w:val="17"/>
+              </w:rPr>
+              <w:t>Rede desacoplada: ninguém fala com ninguém diretamente. Todos publicam num quadro compartilhado e assinam o que interessa ao seu papel.</w:t>
+            </w:r>
+          </w:p>
+        </w:tc>
+      </w:tr>
+      <w:tr>
+        <w:tc>
+          <w:tcPr>
+            <w:tcW w:type="dxa" w:w="1928"/>
+          </w:tcPr>
+          <w:p>
+            <w:pPr>
+              <w:spacing w:after="20"/>
+            </w:pPr>
+            <w:r/>
+            <w:r>
+              <w:rPr>
+                <w:b w:val="0"/>
+                <w:sz w:val="17"/>
+              </w:rPr>
+              <w:t>softwarefabrik.io</w:t>
+            </w:r>
+          </w:p>
+        </w:tc>
+        <w:tc>
+          <w:tcPr>
+            <w:tcW w:type="dxa" w:w="7143"/>
+          </w:tcPr>
+          <w:p>
+            <w:pPr>
+              <w:spacing w:after="20"/>
+            </w:pPr>
+            <w:r/>
+            <w:r>
+              <w:rPr>
+                <w:b w:val="0"/>
+                <w:sz w:val="17"/>
+              </w:rPr>
+              <w:t>Uma execução linear produz o trabalho; ao fim, um comitê de seis revisores avalia em paralelo e o operador decide.</w:t>
+            </w:r>
+          </w:p>
+        </w:tc>
+      </w:tr>
+      <w:tr>
+        <w:tc>
+          <w:tcPr>
+            <w:tcW w:type="dxa" w:w="1928"/>
+            <w:shd w:val="clear" w:fill="F5F5F2"/>
+          </w:tcPr>
+          <w:p>
+            <w:pPr>
+              <w:spacing w:after="20"/>
+            </w:pPr>
+            <w:r/>
+            <w:r>
+              <w:rPr>
+                <w:b w:val="0"/>
+                <w:sz w:val="17"/>
+              </w:rPr>
+              <w:t>Este trabalho</w:t>
+            </w:r>
+          </w:p>
+        </w:tc>
+        <w:tc>
+          <w:tcPr>
+            <w:tcW w:type="dxa" w:w="7143"/>
+            <w:shd w:val="clear" w:fill="F5F5F2"/>
+          </w:tcPr>
+          <w:p>
+            <w:pPr>
+              <w:spacing w:after="20"/>
+            </w:pPr>
+            <w:r/>
+            <w:r>
+              <w:rPr>
+                <w:b w:val="0"/>
+                <w:sz w:val="17"/>
+              </w:rPr>
+              <w:t>Fila de tarefas ordenada por dependência. Cada tarefa percorre construtor, verificador e revisor, em série; tarefas independentes correm em paralelo.</w:t>
+            </w:r>
+          </w:p>
+        </w:tc>
+      </w:tr>
+    </w:tbl>
+    <w:p>
+      <w:pPr>
+        <w:spacing w:after="80"/>
+      </w:pPr>
+    </w:p>
+    <w:p>
+      <w:pPr>
+        <w:keepNext/>
+        <w:spacing w:before="320" w:after="100"/>
+      </w:pPr>
+      <w:r>
+        <w:rPr>
+          <w:b/>
+          <w:color w:val="184F95"/>
+          <w:sz w:val="26"/>
+        </w:rPr>
+        <w:t>3.  Como o trabalho é organizado</w:t>
+      </w:r>
+    </w:p>
+    <w:tbl>
+      <w:tblPr>
+        <w:tblStyle w:val="TableGrid"/>
+        <w:tblW w:type="auto" w:w="0"/>
+        <w:jc w:val="center"/>
+        <w:tblLook w:firstColumn="1" w:firstRow="1" w:lastColumn="0" w:lastRow="0" w:noHBand="0" w:noVBand="1" w:val="04A0"/>
+      </w:tblPr>
+      <w:tblGrid>
+        <w:gridCol w:w="1904"/>
+        <w:gridCol w:w="1904"/>
+        <w:gridCol w:w="1904"/>
+        <w:gridCol w:w="1904"/>
+        <w:gridCol w:w="1904"/>
+      </w:tblGrid>
+      <w:tr>
+        <w:tc>
+          <w:tcPr>
+            <w:tcW w:type="dxa" w:w="1644"/>
+            <w:shd w:val="clear" w:fill="2A78D6"/>
+          </w:tcPr>
+          <w:p>
+            <w:pPr>
+              <w:spacing w:after="20"/>
+            </w:pPr>
+            <w:r/>
+            <w:r>
+              <w:rPr>
+                <w:b/>
+                <w:color w:val="FFFFFF"/>
+                <w:sz w:val="15"/>
+              </w:rPr>
+              <w:t>Dimensão</w:t>
+            </w:r>
+          </w:p>
+        </w:tc>
+        <w:tc>
+          <w:tcPr>
+            <w:tcW w:type="dxa" w:w="1871"/>
+            <w:shd w:val="clear" w:fill="2A78D6"/>
+          </w:tcPr>
+          <w:p>
+            <w:pPr>
+              <w:spacing w:after="20"/>
+            </w:pPr>
+            <w:r/>
+            <w:r>
+              <w:rPr>
+                <w:b/>
+                <w:color w:val="FFFFFF"/>
+                <w:sz w:val="15"/>
+              </w:rPr>
+              <w:t>ChatDev</w:t>
+            </w:r>
+          </w:p>
+        </w:tc>
+        <w:tc>
+          <w:tcPr>
+            <w:tcW w:type="dxa" w:w="1871"/>
+            <w:shd w:val="clear" w:fill="2A78D6"/>
+          </w:tcPr>
+          <w:p>
+            <w:pPr>
+              <w:spacing w:after="20"/>
+            </w:pPr>
+            <w:r/>
+            <w:r>
+              <w:rPr>
+                <w:b/>
+                <w:color w:val="FFFFFF"/>
+                <w:sz w:val="15"/>
+              </w:rPr>
+              <w:t>MetaGPT</w:t>
+            </w:r>
+          </w:p>
+        </w:tc>
+        <w:tc>
+          <w:tcPr>
+            <w:tcW w:type="dxa" w:w="1871"/>
+            <w:shd w:val="clear" w:fill="2A78D6"/>
+          </w:tcPr>
+          <w:p>
+            <w:pPr>
+              <w:spacing w:after="20"/>
+            </w:pPr>
+            <w:r/>
+            <w:r>
+              <w:rPr>
+                <w:b/>
+                <w:color w:val="FFFFFF"/>
+                <w:sz w:val="15"/>
+              </w:rPr>
+              <w:t>softwarefabrik.io</w:t>
+            </w:r>
+          </w:p>
+        </w:tc>
+        <w:tc>
+          <w:tcPr>
+            <w:tcW w:type="dxa" w:w="1928"/>
+            <w:shd w:val="clear" w:fill="2A78D6"/>
+          </w:tcPr>
+          <w:p>
+            <w:pPr>
+              <w:spacing w:after="20"/>
+            </w:pPr>
+            <w:r/>
+            <w:r>
+              <w:rPr>
+                <w:b/>
+                <w:color w:val="FFFFFF"/>
+                <w:sz w:val="15"/>
+              </w:rPr>
+              <w:t>Este trabalho</w:t>
+            </w:r>
+          </w:p>
+        </w:tc>
+      </w:tr>
+      <w:tr>
+        <w:tc>
+          <w:tcPr>
+            <w:tcW w:type="dxa" w:w="1644"/>
+          </w:tcPr>
+          <w:p>
+            <w:pPr>
+              <w:spacing w:after="20"/>
+            </w:pPr>
+            <w:r/>
+            <w:r>
+              <w:rPr>
+                <w:b w:val="0"/>
+                <w:sz w:val="15"/>
+              </w:rPr>
+              <w:t>Metáfora organizadora</w:t>
+            </w:r>
+          </w:p>
+        </w:tc>
+        <w:tc>
+          <w:tcPr>
+            <w:tcW w:type="dxa" w:w="1871"/>
+          </w:tcPr>
+          <w:p>
+            <w:pPr>
+              <w:spacing w:after="20"/>
+            </w:pPr>
+            <w:r/>
+            <w:r>
+              <w:rPr>
+                <w:b w:val="0"/>
+                <w:sz w:val="15"/>
+              </w:rPr>
+              <w:t>Empresa de software em cascata</w:t>
+            </w:r>
+          </w:p>
+        </w:tc>
+        <w:tc>
+          <w:tcPr>
+            <w:tcW w:type="dxa" w:w="1871"/>
+          </w:tcPr>
+          <w:p>
+            <w:pPr>
+              <w:spacing w:after="20"/>
+            </w:pPr>
+            <w:r/>
+            <w:r>
+              <w:rPr>
+                <w:b w:val="0"/>
+                <w:sz w:val="15"/>
+              </w:rPr>
+              <w:t>Linha de montagem regida por procedimentos</w:t>
+            </w:r>
+          </w:p>
+        </w:tc>
+        <w:tc>
+          <w:tcPr>
+            <w:tcW w:type="dxa" w:w="1871"/>
+          </w:tcPr>
+          <w:p>
+            <w:pPr>
+              <w:spacing w:after="20"/>
+            </w:pPr>
+            <w:r/>
+            <w:r>
+              <w:rPr>
+                <w:b w:val="0"/>
+                <w:sz w:val="15"/>
+              </w:rPr>
+              <w:t>Linha de montagem com posto de inspeção</w:t>
+            </w:r>
+          </w:p>
+        </w:tc>
+        <w:tc>
+          <w:tcPr>
+            <w:tcW w:type="dxa" w:w="1928"/>
+          </w:tcPr>
+          <w:p>
+            <w:pPr>
+              <w:spacing w:after="20"/>
+            </w:pPr>
+            <w:r/>
+            <w:r>
+              <w:rPr>
+                <w:b w:val="0"/>
+                <w:sz w:val="15"/>
+              </w:rPr>
+              <w:t>Linha de produção com fila de tarefas</w:t>
+            </w:r>
+          </w:p>
+        </w:tc>
+      </w:tr>
+      <w:tr>
+        <w:tc>
+          <w:tcPr>
+            <w:tcW w:type="dxa" w:w="1644"/>
+            <w:shd w:val="clear" w:fill="F5F5F2"/>
+          </w:tcPr>
+          <w:p>
+            <w:pPr>
+              <w:spacing w:after="20"/>
+            </w:pPr>
+            <w:r/>
+            <w:r>
+              <w:rPr>
+                <w:b w:val="0"/>
+                <w:sz w:val="15"/>
+              </w:rPr>
+              <w:t>Unidade de trabalho</w:t>
+            </w:r>
+          </w:p>
+        </w:tc>
+        <w:tc>
+          <w:tcPr>
+            <w:tcW w:type="dxa" w:w="1871"/>
+            <w:shd w:val="clear" w:fill="F5F5F2"/>
+          </w:tcPr>
+          <w:p>
+            <w:pPr>
+              <w:spacing w:after="20"/>
+            </w:pPr>
+            <w:r/>
+            <w:r>
+              <w:rPr>
+                <w:b w:val="0"/>
+                <w:sz w:val="15"/>
+              </w:rPr>
+              <w:t>Subtarefa de uma fase, resolvida em diálogo</w:t>
+            </w:r>
+          </w:p>
+        </w:tc>
+        <w:tc>
+          <w:tcPr>
+            <w:tcW w:type="dxa" w:w="1871"/>
+            <w:shd w:val="clear" w:fill="F5F5F2"/>
+          </w:tcPr>
+          <w:p>
+            <w:pPr>
+              <w:spacing w:after="20"/>
+            </w:pPr>
+            <w:r/>
+            <w:r>
+              <w:rPr>
+                <w:b w:val="0"/>
+                <w:sz w:val="15"/>
+              </w:rPr>
+              <w:t>Etapa do procedimento, com artefato de saída</w:t>
+            </w:r>
+          </w:p>
+        </w:tc>
+        <w:tc>
+          <w:tcPr>
+            <w:tcW w:type="dxa" w:w="1871"/>
+            <w:shd w:val="clear" w:fill="F5F5F2"/>
+          </w:tcPr>
+          <w:p>
+            <w:pPr>
+              <w:spacing w:after="20"/>
+            </w:pPr>
+            <w:r/>
+            <w:r>
+              <w:rPr>
+                <w:b w:val="0"/>
+                <w:sz w:val="15"/>
+              </w:rPr>
+              <w:t>Uma execução sobre o projeto</w:t>
+            </w:r>
+          </w:p>
+        </w:tc>
+        <w:tc>
+          <w:tcPr>
+            <w:tcW w:type="dxa" w:w="1928"/>
+            <w:shd w:val="clear" w:fill="F5F5F2"/>
+          </w:tcPr>
+          <w:p>
+            <w:pPr>
+              <w:spacing w:after="20"/>
+            </w:pPr>
+            <w:r/>
+            <w:r>
+              <w:rPr>
+                <w:b w:val="0"/>
+                <w:sz w:val="15"/>
+              </w:rPr>
+              <w:t>Tarefa nomeada, com estado, dependências e arquivos declarados</w:t>
+            </w:r>
+          </w:p>
+        </w:tc>
+      </w:tr>
+      <w:tr>
+        <w:tc>
+          <w:tcPr>
+            <w:tcW w:type="dxa" w:w="1644"/>
+          </w:tcPr>
+          <w:p>
+            <w:pPr>
+              <w:spacing w:after="20"/>
+            </w:pPr>
+            <w:r/>
+            <w:r>
+              <w:rPr>
+                <w:b w:val="0"/>
+                <w:sz w:val="15"/>
+              </w:rPr>
+              <w:t>Como o sistema é estendido</w:t>
+            </w:r>
+          </w:p>
+        </w:tc>
+        <w:tc>
+          <w:tcPr>
+            <w:tcW w:type="dxa" w:w="1871"/>
+          </w:tcPr>
+          <w:p>
+            <w:pPr>
+              <w:spacing w:after="20"/>
+            </w:pPr>
+            <w:r/>
+            <w:r>
+              <w:rPr>
+                <w:b w:val="0"/>
+                <w:sz w:val="15"/>
+              </w:rPr>
+              <w:t>Novo papel é um novo texto no elenco fixo</w:t>
+            </w:r>
+          </w:p>
+        </w:tc>
+        <w:tc>
+          <w:tcPr>
+            <w:tcW w:type="dxa" w:w="1871"/>
+          </w:tcPr>
+          <w:p>
+            <w:pPr>
+              <w:spacing w:after="20"/>
+            </w:pPr>
+            <w:r/>
+            <w:r>
+              <w:rPr>
+                <w:b w:val="0"/>
+                <w:sz w:val="15"/>
+              </w:rPr>
+              <w:t>Nova etapa e novo artefato no procedimento</w:t>
+            </w:r>
+          </w:p>
+        </w:tc>
+        <w:tc>
+          <w:tcPr>
+            <w:tcW w:type="dxa" w:w="1871"/>
+          </w:tcPr>
+          <w:p>
+            <w:pPr>
+              <w:spacing w:after="20"/>
+            </w:pPr>
+            <w:r/>
+            <w:r>
+              <w:rPr>
+                <w:b w:val="0"/>
+                <w:sz w:val="15"/>
+              </w:rPr>
+              <w:t>Novo modelo de stack ou novo adaptador</w:t>
+            </w:r>
+          </w:p>
+        </w:tc>
+        <w:tc>
+          <w:tcPr>
+            <w:tcW w:type="dxa" w:w="1928"/>
+          </w:tcPr>
+          <w:p>
+            <w:pPr>
+              <w:spacing w:after="20"/>
+            </w:pPr>
+            <w:r/>
+            <w:r>
+              <w:rPr>
+                <w:b w:val="0"/>
+                <w:sz w:val="15"/>
+              </w:rPr>
+              <w:t>A equipe é sintetizada por projeto; domínio novo exige declarar artefato, geração e verificação</w:t>
+            </w:r>
+          </w:p>
+        </w:tc>
+      </w:tr>
+    </w:tbl>
+    <w:p>
+      <w:pPr>
+        <w:spacing w:after="80"/>
+      </w:pPr>
+    </w:p>
+    <w:p>
+      <w:pPr>
+        <w:spacing w:after="120"/>
+        <w:jc w:val="both"/>
+      </w:pPr>
+      <w:r>
+        <w:rPr>
+          <w:b w:val="0"/>
+          <w:i w:val="0"/>
+          <w:sz w:val="20"/>
+        </w:rPr>
+        <w:t>Os três primeiros partem de um catálogo — de papéis, de etapas ou de modelos de stack — definido antes de conhecer o pedido. O quarto não tem catálogo: a especificação, o plano, as tarefas e a equipe são derivados do próprio pedido. A diferença aparece no limite: um catálogo delimita o que o sistema aceita construir; a síntese desloca esse limite para a capacidade de decompor.</w:t>
+      </w:r>
+    </w:p>
+    <w:p>
+      <w:pPr>
+        <w:keepNext/>
+        <w:spacing w:before="320" w:after="100"/>
+      </w:pPr>
+      <w:r>
+        <w:rPr>
+          <w:b/>
+          <w:color w:val="184F95"/>
+          <w:sz w:val="26"/>
+        </w:rPr>
+        <w:t>4.  Como os agentes se conectam, e quem decide o próximo passo</w:t>
+      </w:r>
+    </w:p>
+    <w:tbl>
+      <w:tblPr>
+        <w:tblStyle w:val="TableGrid"/>
+        <w:tblW w:type="auto" w:w="0"/>
+        <w:jc w:val="center"/>
+        <w:tblLook w:firstColumn="1" w:firstRow="1" w:lastColumn="0" w:lastRow="0" w:noHBand="0" w:noVBand="1" w:val="04A0"/>
+      </w:tblPr>
+      <w:tblGrid>
+        <w:gridCol w:w="1904"/>
+        <w:gridCol w:w="1904"/>
+        <w:gridCol w:w="1904"/>
+        <w:gridCol w:w="1904"/>
+        <w:gridCol w:w="1904"/>
+      </w:tblGrid>
+      <w:tr>
+        <w:tc>
+          <w:tcPr>
+            <w:tcW w:type="dxa" w:w="1644"/>
+            <w:shd w:val="clear" w:fill="2A78D6"/>
+          </w:tcPr>
+          <w:p>
+            <w:pPr>
+              <w:spacing w:after="20"/>
+            </w:pPr>
+            <w:r/>
+            <w:r>
+              <w:rPr>
+                <w:b/>
+                <w:color w:val="FFFFFF"/>
+                <w:sz w:val="15"/>
+              </w:rPr>
+              <w:t>Dimensão</w:t>
+            </w:r>
+          </w:p>
+        </w:tc>
+        <w:tc>
+          <w:tcPr>
+            <w:tcW w:type="dxa" w:w="1871"/>
+            <w:shd w:val="clear" w:fill="2A78D6"/>
+          </w:tcPr>
+          <w:p>
+            <w:pPr>
+              <w:spacing w:after="20"/>
+            </w:pPr>
+            <w:r/>
+            <w:r>
+              <w:rPr>
+                <w:b/>
+                <w:color w:val="FFFFFF"/>
+                <w:sz w:val="15"/>
+              </w:rPr>
+              <w:t>ChatDev</w:t>
+            </w:r>
+          </w:p>
+        </w:tc>
+        <w:tc>
+          <w:tcPr>
+            <w:tcW w:type="dxa" w:w="1871"/>
+            <w:shd w:val="clear" w:fill="2A78D6"/>
+          </w:tcPr>
+          <w:p>
+            <w:pPr>
+              <w:spacing w:after="20"/>
+            </w:pPr>
+            <w:r/>
+            <w:r>
+              <w:rPr>
+                <w:b/>
+                <w:color w:val="FFFFFF"/>
+                <w:sz w:val="15"/>
+              </w:rPr>
+              <w:t>MetaGPT</w:t>
+            </w:r>
+          </w:p>
+        </w:tc>
+        <w:tc>
+          <w:tcPr>
+            <w:tcW w:type="dxa" w:w="1871"/>
+            <w:shd w:val="clear" w:fill="2A78D6"/>
+          </w:tcPr>
+          <w:p>
+            <w:pPr>
+              <w:spacing w:after="20"/>
+            </w:pPr>
+            <w:r/>
+            <w:r>
+              <w:rPr>
+                <w:b/>
+                <w:color w:val="FFFFFF"/>
+                <w:sz w:val="15"/>
+              </w:rPr>
+              <w:t>softwarefabrik.io</w:t>
+            </w:r>
+          </w:p>
+        </w:tc>
+        <w:tc>
+          <w:tcPr>
+            <w:tcW w:type="dxa" w:w="1928"/>
+            <w:shd w:val="clear" w:fill="2A78D6"/>
+          </w:tcPr>
+          <w:p>
+            <w:pPr>
+              <w:spacing w:after="20"/>
+            </w:pPr>
+            <w:r/>
+            <w:r>
+              <w:rPr>
+                <w:b/>
+                <w:color w:val="FFFFFF"/>
+                <w:sz w:val="15"/>
+              </w:rPr>
+              <w:t>Este trabalho</w:t>
+            </w:r>
+          </w:p>
+        </w:tc>
+      </w:tr>
+      <w:tr>
+        <w:tc>
+          <w:tcPr>
+            <w:tcW w:type="dxa" w:w="1644"/>
+          </w:tcPr>
+          <w:p>
+            <w:pPr>
+              <w:spacing w:after="20"/>
+            </w:pPr>
+            <w:r/>
+            <w:r>
+              <w:rPr>
+                <w:b w:val="0"/>
+                <w:sz w:val="15"/>
+              </w:rPr>
+              <w:t>Canal entre agentes</w:t>
+            </w:r>
+          </w:p>
+        </w:tc>
+        <w:tc>
+          <w:tcPr>
+            <w:tcW w:type="dxa" w:w="1871"/>
+          </w:tcPr>
+          <w:p>
+            <w:pPr>
+              <w:spacing w:after="20"/>
+            </w:pPr>
+            <w:r/>
+            <w:r>
+              <w:rPr>
+                <w:b w:val="0"/>
+                <w:sz w:val="15"/>
+              </w:rPr>
+              <w:t>Diálogo direto, em duplas</w:t>
+            </w:r>
+          </w:p>
+        </w:tc>
+        <w:tc>
+          <w:tcPr>
+            <w:tcW w:type="dxa" w:w="1871"/>
+          </w:tcPr>
+          <w:p>
+            <w:pPr>
+              <w:spacing w:after="20"/>
+            </w:pPr>
+            <w:r/>
+            <w:r>
+              <w:rPr>
+                <w:b w:val="0"/>
+                <w:sz w:val="15"/>
+              </w:rPr>
+              <w:t>Quadro de mensagens, com publicação e assinatura</w:t>
+            </w:r>
+          </w:p>
+        </w:tc>
+        <w:tc>
+          <w:tcPr>
+            <w:tcW w:type="dxa" w:w="1871"/>
+          </w:tcPr>
+          <w:p>
+            <w:pPr>
+              <w:spacing w:after="20"/>
+            </w:pPr>
+            <w:r/>
+            <w:r>
+              <w:rPr>
+                <w:b w:val="0"/>
+                <w:sz w:val="15"/>
+              </w:rPr>
+              <w:t>O espaço de trabalho compartilhado</w:t>
+            </w:r>
+          </w:p>
+        </w:tc>
+        <w:tc>
+          <w:tcPr>
+            <w:tcW w:type="dxa" w:w="1928"/>
+          </w:tcPr>
+          <w:p>
+            <w:pPr>
+              <w:spacing w:after="20"/>
+            </w:pPr>
+            <w:r/>
+            <w:r>
+              <w:rPr>
+                <w:b w:val="0"/>
+                <w:sz w:val="15"/>
+              </w:rPr>
+              <w:t>O arquivo da tarefa e o commit</w:t>
+            </w:r>
+          </w:p>
+        </w:tc>
+      </w:tr>
+      <w:tr>
+        <w:tc>
+          <w:tcPr>
+            <w:tcW w:type="dxa" w:w="1644"/>
+            <w:shd w:val="clear" w:fill="F5F5F2"/>
+          </w:tcPr>
+          <w:p>
+            <w:pPr>
+              <w:spacing w:after="20"/>
+            </w:pPr>
+            <w:r/>
+            <w:r>
+              <w:rPr>
+                <w:b w:val="0"/>
+                <w:sz w:val="15"/>
+              </w:rPr>
+              <w:t>Quem decide o próximo passo</w:t>
+            </w:r>
+          </w:p>
+        </w:tc>
+        <w:tc>
+          <w:tcPr>
+            <w:tcW w:type="dxa" w:w="1871"/>
+            <w:shd w:val="clear" w:fill="F5F5F2"/>
+          </w:tcPr>
+          <w:p>
+            <w:pPr>
+              <w:spacing w:after="20"/>
+            </w:pPr>
+            <w:r/>
+            <w:r>
+              <w:rPr>
+                <w:b w:val="0"/>
+                <w:sz w:val="15"/>
+              </w:rPr>
+              <w:t>A cascata: a fase seguinte é fixa</w:t>
+            </w:r>
+          </w:p>
+        </w:tc>
+        <w:tc>
+          <w:tcPr>
+            <w:tcW w:type="dxa" w:w="1871"/>
+            <w:shd w:val="clear" w:fill="F5F5F2"/>
+          </w:tcPr>
+          <w:p>
+            <w:pPr>
+              <w:spacing w:after="20"/>
+            </w:pPr>
+            <w:r/>
+            <w:r>
+              <w:rPr>
+                <w:b w:val="0"/>
+                <w:sz w:val="15"/>
+              </w:rPr>
+              <w:t>O procedimento: a sequência é fixa</w:t>
+            </w:r>
+          </w:p>
+        </w:tc>
+        <w:tc>
+          <w:tcPr>
+            <w:tcW w:type="dxa" w:w="1871"/>
+            <w:shd w:val="clear" w:fill="F5F5F2"/>
+          </w:tcPr>
+          <w:p>
+            <w:pPr>
+              <w:spacing w:after="20"/>
+            </w:pPr>
+            <w:r/>
+            <w:r>
+              <w:rPr>
+                <w:b w:val="0"/>
+                <w:sz w:val="15"/>
+              </w:rPr>
+              <w:t>O operador humano, no ponto de aprovação</w:t>
+            </w:r>
+          </w:p>
+        </w:tc>
+        <w:tc>
+          <w:tcPr>
+            <w:tcW w:type="dxa" w:w="1928"/>
+            <w:shd w:val="clear" w:fill="F5F5F2"/>
+          </w:tcPr>
+          <w:p>
+            <w:pPr>
+              <w:spacing w:after="20"/>
+            </w:pPr>
+            <w:r/>
+            <w:r>
+              <w:rPr>
+                <w:b w:val="0"/>
+                <w:sz w:val="15"/>
+              </w:rPr>
+              <w:t>Máquina de estados, a partir das dependências e do estado da tarefa</w:t>
+            </w:r>
+          </w:p>
+        </w:tc>
+      </w:tr>
+      <w:tr>
+        <w:tc>
+          <w:tcPr>
+            <w:tcW w:type="dxa" w:w="1644"/>
+          </w:tcPr>
+          <w:p>
+            <w:pPr>
+              <w:spacing w:after="20"/>
+            </w:pPr>
+            <w:r/>
+            <w:r>
+              <w:rPr>
+                <w:b w:val="0"/>
+                <w:sz w:val="15"/>
+              </w:rPr>
+              <w:t>Lugar do humano na arquitetura</w:t>
+            </w:r>
+          </w:p>
+        </w:tc>
+        <w:tc>
+          <w:tcPr>
+            <w:tcW w:type="dxa" w:w="1871"/>
+          </w:tcPr>
+          <w:p>
+            <w:pPr>
+              <w:spacing w:after="20"/>
+            </w:pPr>
+            <w:r/>
+            <w:r>
+              <w:rPr>
+                <w:b w:val="0"/>
+                <w:sz w:val="15"/>
+              </w:rPr>
+              <w:t>Fornece o pedido e observa</w:t>
+            </w:r>
+          </w:p>
+        </w:tc>
+        <w:tc>
+          <w:tcPr>
+            <w:tcW w:type="dxa" w:w="1871"/>
+          </w:tcPr>
+          <w:p>
+            <w:pPr>
+              <w:spacing w:after="20"/>
+            </w:pPr>
+            <w:r/>
+            <w:r>
+              <w:rPr>
+                <w:b w:val="0"/>
+                <w:sz w:val="15"/>
+              </w:rPr>
+              <w:t>Fornece o pedido e observa</w:t>
+            </w:r>
+          </w:p>
+        </w:tc>
+        <w:tc>
+          <w:tcPr>
+            <w:tcW w:type="dxa" w:w="1871"/>
+          </w:tcPr>
+          <w:p>
+            <w:pPr>
+              <w:spacing w:after="20"/>
+            </w:pPr>
+            <w:r/>
+            <w:r>
+              <w:rPr>
+                <w:b w:val="0"/>
+                <w:sz w:val="15"/>
+              </w:rPr>
+              <w:t>É componente do laço: o portão de aprovação</w:t>
+            </w:r>
+          </w:p>
+        </w:tc>
+        <w:tc>
+          <w:tcPr>
+            <w:tcW w:type="dxa" w:w="1928"/>
+          </w:tcPr>
+          <w:p>
+            <w:pPr>
+              <w:spacing w:after="20"/>
+            </w:pPr>
+            <w:r/>
+            <w:r>
+              <w:rPr>
+                <w:b w:val="0"/>
+                <w:sz w:val="15"/>
+              </w:rPr>
+              <w:t>Fornece o pedido; fica fora do laço de decisão</w:t>
+            </w:r>
+          </w:p>
+        </w:tc>
+      </w:tr>
+    </w:tbl>
+    <w:p>
+      <w:pPr>
+        <w:spacing w:after="80"/>
+      </w:pPr>
+    </w:p>
+    <w:p>
+      <w:pPr>
+        <w:spacing w:after="120"/>
+        <w:jc w:val="both"/>
+      </w:pPr>
+      <w:r>
+        <w:rPr>
+          <w:b w:val="0"/>
+          <w:i w:val="0"/>
+          <w:sz w:val="20"/>
+        </w:rPr>
+        <w:t xml:space="preserve">Aqui está a divergência de fundo. Em ChatDev e MetaGPT a ordem do trabalho é </w:t>
+      </w:r>
+      <w:r>
+        <w:rPr>
+          <w:b/>
+          <w:i w:val="0"/>
+          <w:sz w:val="20"/>
+        </w:rPr>
+        <w:t>fixada no desenho</w:t>
+      </w:r>
+      <w:r>
+        <w:rPr>
+          <w:b w:val="0"/>
+          <w:i w:val="0"/>
+          <w:sz w:val="20"/>
+        </w:rPr>
+        <w:t xml:space="preserve"> — cascata ou procedimento — e não muda em execução. Em softwarefabrik a ordem existe, mas o avanço depende de uma decisão humana. Neste trabalho a ordem é </w:t>
+      </w:r>
+      <w:r>
+        <w:rPr>
+          <w:b/>
+          <w:i w:val="0"/>
+          <w:sz w:val="20"/>
+        </w:rPr>
+        <w:t>derivada em execução</w:t>
+      </w:r>
+      <w:r>
+        <w:rPr>
+          <w:b w:val="0"/>
+          <w:i w:val="0"/>
+          <w:sz w:val="20"/>
+        </w:rPr>
+        <w:t>: uma tarefa só fica disponível quando suas dependências concluem, e a fila se reordena sozinha a cada mudança de estado.</w:t>
+      </w:r>
+    </w:p>
+    <w:p>
+      <w:pPr>
+        <w:keepNext/>
+        <w:spacing w:before="320" w:after="100"/>
+      </w:pPr>
+      <w:r>
+        <w:rPr>
+          <w:b/>
+          <w:color w:val="184F95"/>
+          <w:sz w:val="26"/>
+        </w:rPr>
+        <w:t>5.  Onde vivem o estado e a autoridade</w:t>
+      </w:r>
+    </w:p>
+    <w:tbl>
+      <w:tblPr>
+        <w:tblStyle w:val="TableGrid"/>
+        <w:tblW w:type="auto" w:w="0"/>
+        <w:jc w:val="center"/>
+        <w:tblLook w:firstColumn="1" w:firstRow="1" w:lastColumn="0" w:lastRow="0" w:noHBand="0" w:noVBand="1" w:val="04A0"/>
+      </w:tblPr>
+      <w:tblGrid>
+        <w:gridCol w:w="1904"/>
+        <w:gridCol w:w="1904"/>
+        <w:gridCol w:w="1904"/>
+        <w:gridCol w:w="1904"/>
+        <w:gridCol w:w="1904"/>
+      </w:tblGrid>
+      <w:tr>
+        <w:tc>
+          <w:tcPr>
+            <w:tcW w:type="dxa" w:w="1644"/>
+            <w:shd w:val="clear" w:fill="2A78D6"/>
+          </w:tcPr>
+          <w:p>
+            <w:pPr>
+              <w:spacing w:after="20"/>
+            </w:pPr>
+            <w:r/>
+            <w:r>
+              <w:rPr>
+                <w:b/>
+                <w:color w:val="FFFFFF"/>
+                <w:sz w:val="15"/>
+              </w:rPr>
+              <w:t>Dimensão</w:t>
+            </w:r>
+          </w:p>
+        </w:tc>
+        <w:tc>
+          <w:tcPr>
+            <w:tcW w:type="dxa" w:w="1871"/>
+            <w:shd w:val="clear" w:fill="2A78D6"/>
+          </w:tcPr>
+          <w:p>
+            <w:pPr>
+              <w:spacing w:after="20"/>
+            </w:pPr>
+            <w:r/>
+            <w:r>
+              <w:rPr>
+                <w:b/>
+                <w:color w:val="FFFFFF"/>
+                <w:sz w:val="15"/>
+              </w:rPr>
+              <w:t>ChatDev</w:t>
+            </w:r>
+          </w:p>
+        </w:tc>
+        <w:tc>
+          <w:tcPr>
+            <w:tcW w:type="dxa" w:w="1871"/>
+            <w:shd w:val="clear" w:fill="2A78D6"/>
+          </w:tcPr>
+          <w:p>
+            <w:pPr>
+              <w:spacing w:after="20"/>
+            </w:pPr>
+            <w:r/>
+            <w:r>
+              <w:rPr>
+                <w:b/>
+                <w:color w:val="FFFFFF"/>
+                <w:sz w:val="15"/>
+              </w:rPr>
+              <w:t>MetaGPT</w:t>
+            </w:r>
+          </w:p>
+        </w:tc>
+        <w:tc>
+          <w:tcPr>
+            <w:tcW w:type="dxa" w:w="1871"/>
+            <w:shd w:val="clear" w:fill="2A78D6"/>
+          </w:tcPr>
+          <w:p>
+            <w:pPr>
+              <w:spacing w:after="20"/>
+            </w:pPr>
+            <w:r/>
+            <w:r>
+              <w:rPr>
+                <w:b/>
+                <w:color w:val="FFFFFF"/>
+                <w:sz w:val="15"/>
+              </w:rPr>
+              <w:t>softwarefabrik.io</w:t>
+            </w:r>
+          </w:p>
+        </w:tc>
+        <w:tc>
+          <w:tcPr>
+            <w:tcW w:type="dxa" w:w="1928"/>
+            <w:shd w:val="clear" w:fill="2A78D6"/>
+          </w:tcPr>
+          <w:p>
+            <w:pPr>
+              <w:spacing w:after="20"/>
+            </w:pPr>
+            <w:r/>
+            <w:r>
+              <w:rPr>
+                <w:b/>
+                <w:color w:val="FFFFFF"/>
+                <w:sz w:val="15"/>
+              </w:rPr>
+              <w:t>Este trabalho</w:t>
+            </w:r>
+          </w:p>
+        </w:tc>
+      </w:tr>
+      <w:tr>
+        <w:tc>
+          <w:tcPr>
+            <w:tcW w:type="dxa" w:w="1644"/>
+          </w:tcPr>
+          <w:p>
+            <w:pPr>
+              <w:spacing w:after="20"/>
+            </w:pPr>
+            <w:r/>
+            <w:r>
+              <w:rPr>
+                <w:b w:val="0"/>
+                <w:sz w:val="15"/>
+              </w:rPr>
+              <w:t>Onde vive o estado</w:t>
+            </w:r>
+          </w:p>
+        </w:tc>
+        <w:tc>
+          <w:tcPr>
+            <w:tcW w:type="dxa" w:w="1871"/>
+          </w:tcPr>
+          <w:p>
+            <w:pPr>
+              <w:spacing w:after="20"/>
+            </w:pPr>
+            <w:r/>
+            <w:r>
+              <w:rPr>
+                <w:b w:val="0"/>
+                <w:sz w:val="15"/>
+              </w:rPr>
+              <w:t>Memória de diálogo: curta dentro da fase, longa entre fases</w:t>
+            </w:r>
+          </w:p>
+        </w:tc>
+        <w:tc>
+          <w:tcPr>
+            <w:tcW w:type="dxa" w:w="1871"/>
+          </w:tcPr>
+          <w:p>
+            <w:pPr>
+              <w:spacing w:after="20"/>
+            </w:pPr>
+            <w:r/>
+            <w:r>
+              <w:rPr>
+                <w:b w:val="0"/>
+                <w:sz w:val="15"/>
+              </w:rPr>
+              <w:t>Quadro de mensagens e memória global, consultáveis pelos papéis</w:t>
+            </w:r>
+          </w:p>
+        </w:tc>
+        <w:tc>
+          <w:tcPr>
+            <w:tcW w:type="dxa" w:w="1871"/>
+          </w:tcPr>
+          <w:p>
+            <w:pPr>
+              <w:spacing w:after="20"/>
+            </w:pPr>
+            <w:r/>
+            <w:r>
+              <w:rPr>
+                <w:b w:val="0"/>
+                <w:sz w:val="15"/>
+              </w:rPr>
+              <w:t>Espaço de trabalho versionado, mais o estado de espera por aprovação</w:t>
+            </w:r>
+          </w:p>
+        </w:tc>
+        <w:tc>
+          <w:tcPr>
+            <w:tcW w:type="dxa" w:w="1928"/>
+          </w:tcPr>
+          <w:p>
+            <w:pPr>
+              <w:spacing w:after="20"/>
+            </w:pPr>
+            <w:r/>
+            <w:r>
+              <w:rPr>
+                <w:b w:val="0"/>
+                <w:sz w:val="15"/>
+              </w:rPr>
+              <w:t>Arquivo de tarefa com estado explícito, e banco transacional; a conversa nunca é fonte</w:t>
+            </w:r>
+          </w:p>
+        </w:tc>
+      </w:tr>
+      <w:tr>
+        <w:tc>
+          <w:tcPr>
+            <w:tcW w:type="dxa" w:w="1644"/>
+            <w:shd w:val="clear" w:fill="F5F5F2"/>
+          </w:tcPr>
+          <w:p>
+            <w:pPr>
+              <w:spacing w:after="20"/>
+            </w:pPr>
+            <w:r/>
+            <w:r>
+              <w:rPr>
+                <w:b w:val="0"/>
+                <w:sz w:val="15"/>
+              </w:rPr>
+              <w:t>Interface entre papéis</w:t>
+            </w:r>
+          </w:p>
+        </w:tc>
+        <w:tc>
+          <w:tcPr>
+            <w:tcW w:type="dxa" w:w="1871"/>
+            <w:shd w:val="clear" w:fill="F5F5F2"/>
+          </w:tcPr>
+          <w:p>
+            <w:pPr>
+              <w:spacing w:after="20"/>
+            </w:pPr>
+            <w:r/>
+            <w:r>
+              <w:rPr>
+                <w:b w:val="0"/>
+                <w:sz w:val="15"/>
+              </w:rPr>
+              <w:t>A própria conversa</w:t>
+            </w:r>
+          </w:p>
+        </w:tc>
+        <w:tc>
+          <w:tcPr>
+            <w:tcW w:type="dxa" w:w="1871"/>
+            <w:shd w:val="clear" w:fill="F5F5F2"/>
+          </w:tcPr>
+          <w:p>
+            <w:pPr>
+              <w:spacing w:after="20"/>
+            </w:pPr>
+            <w:r/>
+            <w:r>
+              <w:rPr>
+                <w:b w:val="0"/>
+                <w:sz w:val="15"/>
+              </w:rPr>
+              <w:t>Artefatos estruturados: requisitos, projeto, interfaces</w:t>
+            </w:r>
+          </w:p>
+        </w:tc>
+        <w:tc>
+          <w:tcPr>
+            <w:tcW w:type="dxa" w:w="1871"/>
+            <w:shd w:val="clear" w:fill="F5F5F2"/>
+          </w:tcPr>
+          <w:p>
+            <w:pPr>
+              <w:spacing w:after="20"/>
+            </w:pPr>
+            <w:r/>
+            <w:r>
+              <w:rPr>
+                <w:b w:val="0"/>
+                <w:sz w:val="15"/>
+              </w:rPr>
+              <w:t>O espaço de trabalho e as diferenças acumuladas</w:t>
+            </w:r>
+          </w:p>
+        </w:tc>
+        <w:tc>
+          <w:tcPr>
+            <w:tcW w:type="dxa" w:w="1928"/>
+            <w:shd w:val="clear" w:fill="F5F5F2"/>
+          </w:tcPr>
+          <w:p>
+            <w:pPr>
+              <w:spacing w:after="20"/>
+            </w:pPr>
+            <w:r/>
+            <w:r>
+              <w:rPr>
+                <w:b w:val="0"/>
+                <w:sz w:val="15"/>
+              </w:rPr>
+              <w:t>O arquivo da tarefa, com seções separadas por papel</w:t>
+            </w:r>
+          </w:p>
+        </w:tc>
+      </w:tr>
+      <w:tr>
+        <w:tc>
+          <w:tcPr>
+            <w:tcW w:type="dxa" w:w="1644"/>
+          </w:tcPr>
+          <w:p>
+            <w:pPr>
+              <w:spacing w:after="20"/>
+            </w:pPr>
+            <w:r/>
+            <w:r>
+              <w:rPr>
+                <w:b w:val="0"/>
+                <w:sz w:val="15"/>
+              </w:rPr>
+              <w:t>Onde a autoridade do papel é definida</w:t>
+            </w:r>
+          </w:p>
+        </w:tc>
+        <w:tc>
+          <w:tcPr>
+            <w:tcW w:type="dxa" w:w="1871"/>
+          </w:tcPr>
+          <w:p>
+            <w:pPr>
+              <w:spacing w:after="20"/>
+            </w:pPr>
+            <w:r/>
+            <w:r>
+              <w:rPr>
+                <w:b w:val="0"/>
+                <w:sz w:val="15"/>
+              </w:rPr>
+              <w:t>No texto do papel</w:t>
+            </w:r>
+          </w:p>
+        </w:tc>
+        <w:tc>
+          <w:tcPr>
+            <w:tcW w:type="dxa" w:w="1871"/>
+          </w:tcPr>
+          <w:p>
+            <w:pPr>
+              <w:spacing w:after="20"/>
+            </w:pPr>
+            <w:r/>
+            <w:r>
+              <w:rPr>
+                <w:b w:val="0"/>
+                <w:sz w:val="15"/>
+              </w:rPr>
+              <w:t>Na especificação de ação do papel, dentro do procedimento</w:t>
+            </w:r>
+          </w:p>
+        </w:tc>
+        <w:tc>
+          <w:tcPr>
+            <w:tcW w:type="dxa" w:w="1871"/>
+          </w:tcPr>
+          <w:p>
+            <w:pPr>
+              <w:spacing w:after="20"/>
+            </w:pPr>
+            <w:r/>
+            <w:r>
+              <w:rPr>
+                <w:b w:val="0"/>
+                <w:sz w:val="15"/>
+              </w:rPr>
+              <w:t>Em arquivos de papel escritos no espaço de trabalho antes da execução</w:t>
+            </w:r>
+          </w:p>
+        </w:tc>
+        <w:tc>
+          <w:tcPr>
+            <w:tcW w:type="dxa" w:w="1928"/>
+          </w:tcPr>
+          <w:p>
+            <w:pPr>
+              <w:spacing w:after="20"/>
+            </w:pPr>
+            <w:r/>
+            <w:r>
+              <w:rPr>
+                <w:b w:val="0"/>
+                <w:sz w:val="15"/>
+              </w:rPr>
+              <w:t>No catálogo de ferramentas do papel: o revisor não recebe a ferramenta de escrever</w:t>
+            </w:r>
+          </w:p>
+        </w:tc>
+      </w:tr>
+    </w:tbl>
+    <w:p>
+      <w:pPr>
+        <w:spacing w:after="80"/>
+      </w:pPr>
+    </w:p>
+    <w:p>
+      <w:pPr>
+        <w:spacing w:after="120"/>
+        <w:jc w:val="both"/>
+      </w:pPr>
+      <w:r>
+        <w:rPr>
+          <w:b w:val="0"/>
+          <w:i w:val="0"/>
+          <w:sz w:val="20"/>
+        </w:rPr>
+        <w:t xml:space="preserve">A linha do meio é a mais reveladora. MetaGPT resolve a comunicação com </w:t>
+      </w:r>
+      <w:r>
+        <w:rPr>
+          <w:b/>
+          <w:i w:val="0"/>
+          <w:sz w:val="20"/>
+        </w:rPr>
+        <w:t>artefatos padronizados</w:t>
+      </w:r>
+      <w:r>
+        <w:rPr>
+          <w:b w:val="0"/>
+          <w:i w:val="0"/>
+          <w:sz w:val="20"/>
+        </w:rPr>
+        <w:t xml:space="preserve"> em vez de conversa, o que é a mesma intuição deste trabalho — a diferença é que ali o artefato circula entre papéis dentro de uma execução, e aqui ele é o estado persistente da tarefa, que sobrevive ao fim da sessão.</w:t>
+      </w:r>
+    </w:p>
+    <w:p>
+      <w:pPr>
+        <w:spacing w:after="120"/>
+        <w:jc w:val="both"/>
+      </w:pPr>
+      <w:r>
+        <w:rPr>
+          <w:b w:val="0"/>
+          <w:i w:val="0"/>
+          <w:sz w:val="20"/>
+        </w:rPr>
+        <w:t xml:space="preserve">A última linha é a que separa três abordagens de um mesmo problema. Nos dois sistemas acadêmicos, a autoridade é </w:t>
+      </w:r>
+      <w:r>
+        <w:rPr>
+          <w:b/>
+          <w:i w:val="0"/>
+          <w:sz w:val="20"/>
+        </w:rPr>
+        <w:t>texto que o modelo interpreta</w:t>
+      </w:r>
+      <w:r>
+        <w:rPr>
+          <w:b w:val="0"/>
+          <w:i w:val="0"/>
+          <w:sz w:val="20"/>
+        </w:rPr>
+        <w:t xml:space="preserve">; no comercial, é uma </w:t>
+      </w:r>
+      <w:r>
+        <w:rPr>
+          <w:b/>
+          <w:i w:val="0"/>
+          <w:sz w:val="20"/>
+        </w:rPr>
+        <w:t>barreira de interface, com o humano atrás dela</w:t>
+      </w:r>
+      <w:r>
+        <w:rPr>
+          <w:b w:val="0"/>
+          <w:i w:val="0"/>
+          <w:sz w:val="20"/>
+        </w:rPr>
+        <w:t xml:space="preserve">; aqui, é </w:t>
+      </w:r>
+      <w:r>
+        <w:rPr>
+          <w:b/>
+          <w:i w:val="0"/>
+          <w:sz w:val="20"/>
+        </w:rPr>
+        <w:t>a ausência da ferramenta no catálogo do papel</w:t>
+      </w:r>
+      <w:r>
+        <w:rPr>
+          <w:b w:val="0"/>
+          <w:i w:val="0"/>
+          <w:sz w:val="20"/>
+        </w:rPr>
+        <w:t xml:space="preserve"> — o revisor não deixa de corrigir porque foi instruído a não corrigir, e sim porque a ação não existe para ele.</w:t>
+      </w:r>
+    </w:p>
+    <w:p>
+      <w:pPr>
+        <w:keepNext/>
+        <w:spacing w:before="320" w:after="100"/>
+      </w:pPr>
+      <w:r>
+        <w:rPr>
+          <w:b/>
+          <w:color w:val="184F95"/>
+          <w:sz w:val="26"/>
+        </w:rPr>
+        <w:t>6.  Qualidade, fracasso e concorrência</w:t>
+      </w:r>
+    </w:p>
+    <w:tbl>
+      <w:tblPr>
+        <w:tblStyle w:val="TableGrid"/>
+        <w:tblW w:type="auto" w:w="0"/>
+        <w:jc w:val="center"/>
+        <w:tblLook w:firstColumn="1" w:firstRow="1" w:lastColumn="0" w:lastRow="0" w:noHBand="0" w:noVBand="1" w:val="04A0"/>
+      </w:tblPr>
+      <w:tblGrid>
+        <w:gridCol w:w="1904"/>
+        <w:gridCol w:w="1904"/>
+        <w:gridCol w:w="1904"/>
+        <w:gridCol w:w="1904"/>
+        <w:gridCol w:w="1904"/>
+      </w:tblGrid>
+      <w:tr>
+        <w:tc>
+          <w:tcPr>
+            <w:tcW w:type="dxa" w:w="1644"/>
+            <w:shd w:val="clear" w:fill="2A78D6"/>
+          </w:tcPr>
+          <w:p>
+            <w:pPr>
+              <w:spacing w:after="20"/>
+            </w:pPr>
+            <w:r/>
+            <w:r>
+              <w:rPr>
+                <w:b/>
+                <w:color w:val="FFFFFF"/>
+                <w:sz w:val="15"/>
+              </w:rPr>
+              <w:t>Dimensão</w:t>
+            </w:r>
+          </w:p>
+        </w:tc>
+        <w:tc>
+          <w:tcPr>
+            <w:tcW w:type="dxa" w:w="1871"/>
+            <w:shd w:val="clear" w:fill="2A78D6"/>
+          </w:tcPr>
+          <w:p>
+            <w:pPr>
+              <w:spacing w:after="20"/>
+            </w:pPr>
+            <w:r/>
+            <w:r>
+              <w:rPr>
+                <w:b/>
+                <w:color w:val="FFFFFF"/>
+                <w:sz w:val="15"/>
+              </w:rPr>
+              <w:t>ChatDev</w:t>
+            </w:r>
+          </w:p>
+        </w:tc>
+        <w:tc>
+          <w:tcPr>
+            <w:tcW w:type="dxa" w:w="1871"/>
+            <w:shd w:val="clear" w:fill="2A78D6"/>
+          </w:tcPr>
+          <w:p>
+            <w:pPr>
+              <w:spacing w:after="20"/>
+            </w:pPr>
+            <w:r/>
+            <w:r>
+              <w:rPr>
+                <w:b/>
+                <w:color w:val="FFFFFF"/>
+                <w:sz w:val="15"/>
+              </w:rPr>
+              <w:t>MetaGPT</w:t>
+            </w:r>
+          </w:p>
+        </w:tc>
+        <w:tc>
+          <w:tcPr>
+            <w:tcW w:type="dxa" w:w="1871"/>
+            <w:shd w:val="clear" w:fill="2A78D6"/>
+          </w:tcPr>
+          <w:p>
+            <w:pPr>
+              <w:spacing w:after="20"/>
+            </w:pPr>
+            <w:r/>
+            <w:r>
+              <w:rPr>
+                <w:b/>
+                <w:color w:val="FFFFFF"/>
+                <w:sz w:val="15"/>
+              </w:rPr>
+              <w:t>softwarefabrik.io</w:t>
+            </w:r>
+          </w:p>
+        </w:tc>
+        <w:tc>
+          <w:tcPr>
+            <w:tcW w:type="dxa" w:w="1928"/>
+            <w:shd w:val="clear" w:fill="2A78D6"/>
+          </w:tcPr>
+          <w:p>
+            <w:pPr>
+              <w:spacing w:after="20"/>
+            </w:pPr>
+            <w:r/>
+            <w:r>
+              <w:rPr>
+                <w:b/>
+                <w:color w:val="FFFFFF"/>
+                <w:sz w:val="15"/>
+              </w:rPr>
+              <w:t>Este trabalho</w:t>
+            </w:r>
+          </w:p>
+        </w:tc>
+      </w:tr>
+      <w:tr>
+        <w:tc>
+          <w:tcPr>
+            <w:tcW w:type="dxa" w:w="1644"/>
+          </w:tcPr>
+          <w:p>
+            <w:pPr>
+              <w:spacing w:after="20"/>
+            </w:pPr>
+            <w:r/>
+            <w:r>
+              <w:rPr>
+                <w:b w:val="0"/>
+                <w:sz w:val="15"/>
+              </w:rPr>
+              <w:t>Controle de qualidade</w:t>
+            </w:r>
+          </w:p>
+        </w:tc>
+        <w:tc>
+          <w:tcPr>
+            <w:tcW w:type="dxa" w:w="1871"/>
+          </w:tcPr>
+          <w:p>
+            <w:pPr>
+              <w:spacing w:after="20"/>
+            </w:pPr>
+            <w:r/>
+            <w:r>
+              <w:rPr>
+                <w:b w:val="0"/>
+                <w:sz w:val="15"/>
+              </w:rPr>
+              <w:t>Revisor e testador dentro do diálogo; o revisor aponta e o programador corrige</w:t>
+            </w:r>
+          </w:p>
+        </w:tc>
+        <w:tc>
+          <w:tcPr>
+            <w:tcW w:type="dxa" w:w="1871"/>
+          </w:tcPr>
+          <w:p>
+            <w:pPr>
+              <w:spacing w:after="20"/>
+            </w:pPr>
+            <w:r/>
+            <w:r>
+              <w:rPr>
+                <w:b w:val="0"/>
+                <w:sz w:val="15"/>
+              </w:rPr>
+              <w:t>Revisão embutida nas etapas do procedimento, com artefato conferido</w:t>
+            </w:r>
+          </w:p>
+        </w:tc>
+        <w:tc>
+          <w:tcPr>
+            <w:tcW w:type="dxa" w:w="1871"/>
+          </w:tcPr>
+          <w:p>
+            <w:pPr>
+              <w:spacing w:after="20"/>
+            </w:pPr>
+            <w:r/>
+            <w:r>
+              <w:rPr>
+                <w:b w:val="0"/>
+                <w:sz w:val="15"/>
+              </w:rPr>
+              <w:t>Comitê de seis revisores em paralelo, e decisão humana ao fim</w:t>
+            </w:r>
+          </w:p>
+        </w:tc>
+        <w:tc>
+          <w:tcPr>
+            <w:tcW w:type="dxa" w:w="1928"/>
+          </w:tcPr>
+          <w:p>
+            <w:pPr>
+              <w:spacing w:after="20"/>
+            </w:pPr>
+            <w:r/>
+            <w:r>
+              <w:rPr>
+                <w:b w:val="0"/>
+                <w:sz w:val="15"/>
+              </w:rPr>
+              <w:t>Dois portões em série, com perguntas distintas: funciona? e é o que foi pedido?</w:t>
+            </w:r>
+          </w:p>
+        </w:tc>
+      </w:tr>
+      <w:tr>
+        <w:tc>
+          <w:tcPr>
+            <w:tcW w:type="dxa" w:w="1644"/>
+            <w:shd w:val="clear" w:fill="F5F5F2"/>
+          </w:tcPr>
+          <w:p>
+            <w:pPr>
+              <w:spacing w:after="20"/>
+            </w:pPr>
+            <w:r/>
+            <w:r>
+              <w:rPr>
+                <w:b w:val="0"/>
+                <w:sz w:val="15"/>
+              </w:rPr>
+              <w:t>Resposta ao fracasso</w:t>
+            </w:r>
+          </w:p>
+        </w:tc>
+        <w:tc>
+          <w:tcPr>
+            <w:tcW w:type="dxa" w:w="1871"/>
+            <w:shd w:val="clear" w:fill="F5F5F2"/>
+          </w:tcPr>
+          <w:p>
+            <w:pPr>
+              <w:spacing w:after="20"/>
+            </w:pPr>
+            <w:r/>
+            <w:r>
+              <w:rPr>
+                <w:b w:val="0"/>
+                <w:sz w:val="15"/>
+              </w:rPr>
+              <w:t>Limite declarado de rodadas por subtarefa; passa adiante ao atingir</w:t>
+            </w:r>
+          </w:p>
+        </w:tc>
+        <w:tc>
+          <w:tcPr>
+            <w:tcW w:type="dxa" w:w="1871"/>
+            <w:shd w:val="clear" w:fill="F5F5F2"/>
+          </w:tcPr>
+          <w:p>
+            <w:pPr>
+              <w:spacing w:after="20"/>
+            </w:pPr>
+            <w:r/>
+            <w:r>
+              <w:rPr>
+                <w:b w:val="0"/>
+                <w:sz w:val="15"/>
+              </w:rPr>
+              <w:t>Repetição dentro da etapa do procedimento</w:t>
+            </w:r>
+          </w:p>
+        </w:tc>
+        <w:tc>
+          <w:tcPr>
+            <w:tcW w:type="dxa" w:w="1871"/>
+            <w:shd w:val="clear" w:fill="F5F5F2"/>
+          </w:tcPr>
+          <w:p>
+            <w:pPr>
+              <w:spacing w:after="20"/>
+            </w:pPr>
+            <w:r/>
+            <w:r>
+              <w:rPr>
+                <w:b w:val="0"/>
+                <w:sz w:val="15"/>
+              </w:rPr>
+              <w:t>O operador decide: aprova, rejeita ou intervém</w:t>
+            </w:r>
+          </w:p>
+        </w:tc>
+        <w:tc>
+          <w:tcPr>
+            <w:tcW w:type="dxa" w:w="1928"/>
+            <w:shd w:val="clear" w:fill="F5F5F2"/>
+          </w:tcPr>
+          <w:p>
+            <w:pPr>
+              <w:spacing w:after="20"/>
+            </w:pPr>
+            <w:r/>
+            <w:r>
+              <w:rPr>
+                <w:b w:val="0"/>
+                <w:sz w:val="15"/>
+              </w:rPr>
+              <w:t>Escada: sobe de modelo, troca de especialista, redivide a tarefa e só então bloqueia</w:t>
+            </w:r>
+          </w:p>
+        </w:tc>
+      </w:tr>
+      <w:tr>
+        <w:tc>
+          <w:tcPr>
+            <w:tcW w:type="dxa" w:w="1644"/>
+          </w:tcPr>
+          <w:p>
+            <w:pPr>
+              <w:spacing w:after="20"/>
+            </w:pPr>
+            <w:r/>
+            <w:r>
+              <w:rPr>
+                <w:b w:val="0"/>
+                <w:sz w:val="15"/>
+              </w:rPr>
+              <w:t>Concorrência</w:t>
+            </w:r>
+          </w:p>
+        </w:tc>
+        <w:tc>
+          <w:tcPr>
+            <w:tcW w:type="dxa" w:w="1871"/>
+          </w:tcPr>
+          <w:p>
+            <w:pPr>
+              <w:spacing w:after="20"/>
+            </w:pPr>
+            <w:r/>
+            <w:r>
+              <w:rPr>
+                <w:b w:val="0"/>
+                <w:sz w:val="15"/>
+              </w:rPr>
+              <w:t>Sequencial: uma conversa por vez</w:t>
+            </w:r>
+          </w:p>
+        </w:tc>
+        <w:tc>
+          <w:tcPr>
+            <w:tcW w:type="dxa" w:w="1871"/>
+          </w:tcPr>
+          <w:p>
+            <w:pPr>
+              <w:spacing w:after="20"/>
+            </w:pPr>
+            <w:r/>
+            <w:r>
+              <w:rPr>
+                <w:b w:val="0"/>
+                <w:sz w:val="15"/>
+              </w:rPr>
+              <w:t>Sequencial pelo procedimento, com o quadro permitindo desacoplamento</w:t>
+            </w:r>
+          </w:p>
+        </w:tc>
+        <w:tc>
+          <w:tcPr>
+            <w:tcW w:type="dxa" w:w="1871"/>
+          </w:tcPr>
+          <w:p>
+            <w:pPr>
+              <w:spacing w:after="20"/>
+            </w:pPr>
+            <w:r/>
+            <w:r>
+              <w:rPr>
+                <w:b w:val="0"/>
+                <w:sz w:val="15"/>
+              </w:rPr>
+              <w:t>Uma execução por vez, isolada em contêiner</w:t>
+            </w:r>
+          </w:p>
+        </w:tc>
+        <w:tc>
+          <w:tcPr>
+            <w:tcW w:type="dxa" w:w="1928"/>
+          </w:tcPr>
+          <w:p>
+            <w:pPr>
+              <w:spacing w:after="20"/>
+            </w:pPr>
+            <w:r/>
+            <w:r>
+              <w:rPr>
+                <w:b w:val="0"/>
+                <w:sz w:val="15"/>
+              </w:rPr>
+              <w:t>Até três tarefas em paralelo, quando os arquivos declarados não se cruzam</w:t>
+            </w:r>
+          </w:p>
+        </w:tc>
+      </w:tr>
+    </w:tbl>
+    <w:p>
+      <w:pPr>
+        <w:spacing w:after="80"/>
+      </w:pPr>
+    </w:p>
+    <w:p>
+      <w:pPr>
+        <w:spacing w:after="120"/>
+        <w:jc w:val="both"/>
+      </w:pPr>
+      <w:r>
+        <w:rPr>
+          <w:b w:val="0"/>
+          <w:i w:val="0"/>
+          <w:sz w:val="20"/>
+        </w:rPr>
+        <w:t>Os quatro separam quem produz de quem avalia, e três dos quatro limitam a repetição. A diferença na linha do meio não é ter limite: é o que acontece ao atingi-lo. Nos outros, o sistema segue adiante ou entrega o problema ao humano; aqui, a resposta muda de natureza a cada degrau — primeiro muda o modelo, depois muda o agente, depois muda a própria tarefa. O terceiro degrau é o incomum: tratar o fracasso repetido como sintoma de tarefa mal dimensionada, e redividi-la automaticamente.</w:t>
+      </w:r>
+    </w:p>
+    <w:p>
+      <w:pPr>
+        <w:spacing w:after="120"/>
+        <w:jc w:val="both"/>
+      </w:pPr>
+      <w:r>
+        <w:rPr>
+          <w:b w:val="0"/>
+          <w:i w:val="0"/>
+          <w:sz w:val="20"/>
+        </w:rPr>
+        <w:t>Na última linha, a fronteira de isolamento também difere. O sistema comercial isola por contêiner, um por execução; aqui o isolamento é lógico, pelos arquivos que cada tarefa declara tocar, verificado antes do despacho — o que permite paralelismo dentro de uma mesma árvore de trabalho.</w:t>
+      </w:r>
+    </w:p>
+    <w:p>
+      <w:pPr>
+        <w:keepNext/>
+        <w:spacing w:before="320" w:after="100"/>
+      </w:pPr>
+      <w:r>
+        <w:rPr>
+          <w:b/>
+          <w:color w:val="184F95"/>
+          <w:sz w:val="26"/>
+        </w:rPr>
+        <w:t>7.  O que as quatro arquiteturas compartilham</w:t>
+      </w:r>
+    </w:p>
+    <w:p>
+      <w:pPr>
+        <w:spacing w:after="120"/>
+        <w:jc w:val="both"/>
+      </w:pPr>
+      <w:r>
+        <w:rPr>
+          <w:b w:val="0"/>
+          <w:i w:val="0"/>
+          <w:sz w:val="20"/>
+        </w:rPr>
+        <w:t>A convergência é grande, e reconhecê-la é parte da comparação. Cinco escolhas estruturais aparecem nos quatro sistemas:</w:t>
+      </w:r>
+    </w:p>
+    <w:p>
+      <w:pPr>
+        <w:pStyle w:val="ListBullet"/>
+        <w:spacing w:after="60"/>
+        <w:ind w:left="397"/>
+      </w:pPr>
+      <w:r>
+        <w:rPr>
+          <w:b/>
+          <w:sz w:val="20"/>
+        </w:rPr>
+        <w:t>Papéis especializados no lugar de um agente único.</w:t>
+      </w:r>
+      <w:r>
+        <w:rPr>
+          <w:b w:val="0"/>
+          <w:sz w:val="20"/>
+        </w:rPr>
+        <w:t xml:space="preserve"> Todos rejeitam a ideia de um único agente generalista, e todos relatam ganho com a especialização.</w:t>
+      </w:r>
+    </w:p>
+    <w:p>
+      <w:pPr>
+        <w:pStyle w:val="ListBullet"/>
+        <w:spacing w:after="60"/>
+        <w:ind w:left="397"/>
+      </w:pPr>
+      <w:r>
+        <w:rPr>
+          <w:b/>
+          <w:sz w:val="20"/>
+        </w:rPr>
+        <w:t>Decomposição antes da execução.</w:t>
+      </w:r>
+      <w:r>
+        <w:rPr>
+          <w:b w:val="0"/>
+          <w:sz w:val="20"/>
+        </w:rPr>
+        <w:t xml:space="preserve"> O pedido nunca é entregue inteiro ao modelo: vira fases, etapas, execuções ou tarefas.</w:t>
+      </w:r>
+    </w:p>
+    <w:p>
+      <w:pPr>
+        <w:pStyle w:val="ListBullet"/>
+        <w:spacing w:after="60"/>
+        <w:ind w:left="397"/>
+      </w:pPr>
+      <w:r>
+        <w:rPr>
+          <w:b/>
+          <w:sz w:val="20"/>
+        </w:rPr>
+        <w:t>Separação entre quem produz e quem avalia.</w:t>
+      </w:r>
+      <w:r>
+        <w:rPr>
+          <w:b w:val="0"/>
+          <w:sz w:val="20"/>
+        </w:rPr>
+        <w:t xml:space="preserve"> Em nenhum dos quatro quem escreveu é quem aprova — o que muda é como a separação é imposta.</w:t>
+      </w:r>
+    </w:p>
+    <w:p>
+      <w:pPr>
+        <w:pStyle w:val="ListBullet"/>
+        <w:spacing w:after="60"/>
+        <w:ind w:left="397"/>
+      </w:pPr>
+      <w:r>
+        <w:rPr>
+          <w:b/>
+          <w:sz w:val="20"/>
+        </w:rPr>
+        <w:t>Artefato versionado como saída.</w:t>
+      </w:r>
+      <w:r>
+        <w:rPr>
+          <w:b w:val="0"/>
+          <w:sz w:val="20"/>
+        </w:rPr>
+        <w:t xml:space="preserve"> O controle de versão é o meio comum de registrar o que foi produzido.</w:t>
+      </w:r>
+    </w:p>
+    <w:p>
+      <w:pPr>
+        <w:pStyle w:val="ListBullet"/>
+        <w:spacing w:after="60"/>
+        <w:ind w:left="397"/>
+      </w:pPr>
+      <w:r>
+        <w:rPr>
+          <w:b/>
+          <w:sz w:val="20"/>
+        </w:rPr>
+        <w:t>Algum limite de repetição.</w:t>
+      </w:r>
+      <w:r>
+        <w:rPr>
+          <w:b w:val="0"/>
+          <w:sz w:val="20"/>
+        </w:rPr>
+        <w:t xml:space="preserve"> Três dos quatro declaram um teto explícito; no quarto, o humano cumpre esse papel.</w:t>
+      </w:r>
+    </w:p>
+    <w:tbl>
+      <w:tblPr>
+        <w:tblW w:type="auto" w:w="0"/>
+        <w:jc w:val="center"/>
+        <w:tblLook w:firstColumn="1" w:firstRow="1" w:lastColumn="0" w:lastRow="0" w:noHBand="0" w:noVBand="1" w:val="04A0"/>
+      </w:tblPr>
+      <w:tblGrid>
+        <w:gridCol w:w="9518"/>
+      </w:tblGrid>
+      <w:tr>
+        <w:tc>
+          <w:tcPr>
+            <w:tcW w:type="dxa" w:w="9518"/>
+            <w:shd w:val="clear" w:fill="F2F5FA"/>
+          </w:tcPr>
+          <w:p>
+            <w:pPr>
+              <w:spacing w:after="0"/>
+            </w:pPr>
+            <w:r/>
+            <w:r>
+              <w:rPr>
+                <w:b/>
+                <w:color w:val="184F95"/>
+                <w:sz w:val="17"/>
+              </w:rPr>
+              <w:t xml:space="preserve">LEITURA  </w:t>
+            </w:r>
+            <w:r>
+              <w:rPr>
+                <w:sz w:val="19"/>
+              </w:rPr>
+              <w:t>Que quatro sistemas construídos de forma independente cheguem às mesmas cinco escolhas sugere que elas não são preferências de projeto, e sim respostas necessárias às limitações do substrato — modelos de linguagem sem memória entre execuções, produzindo artefatos que precisam ser conferidos por alguém que não os produziu.</w:t>
+            </w:r>
+          </w:p>
+        </w:tc>
+      </w:tr>
+    </w:tbl>
+    <w:p>
+      <w:pPr>
+        <w:spacing w:after="80"/>
+      </w:pPr>
+    </w:p>
+    <w:p>
+      <w:pPr>
+        <w:keepNext/>
+        <w:spacing w:before="320" w:after="100"/>
+      </w:pPr>
+      <w:r>
+        <w:rPr>
+          <w:b/>
+          <w:color w:val="184F95"/>
+          <w:sz w:val="26"/>
+        </w:rPr>
+        <w:t>8.  As três divergências estruturais</w:t>
+      </w:r>
+    </w:p>
+    <w:p>
+      <w:pPr>
+        <w:spacing w:after="120"/>
+        <w:jc w:val="both"/>
+      </w:pPr>
+      <w:r>
+        <w:rPr>
+          <w:b w:val="0"/>
+          <w:i w:val="0"/>
+          <w:sz w:val="20"/>
+        </w:rPr>
+        <w:t>Descontado o que é comum, restam três escolhas que separam as arquiteturas. Cada uma tem consequência direta sobre o que o sistema consegue fazer.</w:t>
+      </w:r>
+    </w:p>
+    <w:p>
+      <w:pPr>
+        <w:keepNext/>
+        <w:spacing w:before="200" w:after="60"/>
+      </w:pPr>
+      <w:r>
+        <w:rPr>
+          <w:b/>
+          <w:color w:val="1A1A1A"/>
+          <w:sz w:val="21"/>
+        </w:rPr>
+        <w:t>8.1  O estado está dentro ou fora da conversa?</w:t>
+      </w:r>
+    </w:p>
+    <w:tbl>
+      <w:tblPr>
+        <w:tblStyle w:val="TableGrid"/>
+        <w:tblW w:type="auto" w:w="0"/>
+        <w:jc w:val="center"/>
+        <w:tblLook w:firstColumn="1" w:firstRow="1" w:lastColumn="0" w:lastRow="0" w:noHBand="0" w:noVBand="1" w:val="04A0"/>
+      </w:tblPr>
+      <w:tblGrid>
+        <w:gridCol w:w="3173"/>
+        <w:gridCol w:w="3173"/>
+        <w:gridCol w:w="3173"/>
+      </w:tblGrid>
+      <w:tr>
+        <w:tc>
+          <w:tcPr>
+            <w:tcW w:type="dxa" w:w="1587"/>
             <w:shd w:val="clear" w:fill="2A78D6"/>
           </w:tcPr>
           <w:p>
@@ -178,12 +2492,13 @@
                 <w:color w:val="FFFFFF"/>
                 <w:sz w:val="16"/>
               </w:rPr>
+              <w:t>Posição</w:t>
             </w:r>
           </w:p>
         </w:tc>
         <w:tc>
           <w:tcPr>
-            <w:tcW w:type="dxa" w:w="2381"/>
+            <w:tcW w:type="dxa" w:w="3628"/>
             <w:shd w:val="clear" w:fill="2A78D6"/>
           </w:tcPr>
           <w:p>
@@ -197,7 +2512,517 @@
                 <w:color w:val="FFFFFF"/>
                 <w:sz w:val="16"/>
               </w:rPr>
-              <w:t>ChatDev / MetaGPT</w:t>
+              <w:t>Sistemas</w:t>
+            </w:r>
+          </w:p>
+        </w:tc>
+        <w:tc>
+          <w:tcPr>
+            <w:tcW w:type="dxa" w:w="3855"/>
+            <w:shd w:val="clear" w:fill="2A78D6"/>
+          </w:tcPr>
+          <w:p>
+            <w:pPr>
+              <w:spacing w:after="20"/>
+            </w:pPr>
+            <w:r/>
+            <w:r>
+              <w:rPr>
+                <w:b/>
+                <w:color w:val="FFFFFF"/>
+                <w:sz w:val="16"/>
+              </w:rPr>
+              <w:t>Consequência arquitetural</w:t>
+            </w:r>
+          </w:p>
+        </w:tc>
+      </w:tr>
+      <w:tr>
+        <w:tc>
+          <w:tcPr>
+            <w:tcW w:type="dxa" w:w="1587"/>
+          </w:tcPr>
+          <w:p>
+            <w:pPr>
+              <w:spacing w:after="20"/>
+            </w:pPr>
+            <w:r/>
+            <w:r>
+              <w:rPr>
+                <w:b w:val="0"/>
+                <w:sz w:val="16"/>
+              </w:rPr>
+              <w:t>Dentro</w:t>
+            </w:r>
+          </w:p>
+        </w:tc>
+        <w:tc>
+          <w:tcPr>
+            <w:tcW w:type="dxa" w:w="3628"/>
+          </w:tcPr>
+          <w:p>
+            <w:pPr>
+              <w:spacing w:after="20"/>
+            </w:pPr>
+            <w:r/>
+            <w:r>
+              <w:rPr>
+                <w:b w:val="0"/>
+                <w:sz w:val="16"/>
+              </w:rPr>
+              <w:t>ChatDev — memória de diálogo em dois níveis</w:t>
+            </w:r>
+          </w:p>
+        </w:tc>
+        <w:tc>
+          <w:tcPr>
+            <w:tcW w:type="dxa" w:w="3855"/>
+          </w:tcPr>
+          <w:p>
+            <w:pPr>
+              <w:spacing w:after="20"/>
+            </w:pPr>
+            <w:r/>
+            <w:r>
+              <w:rPr>
+                <w:b w:val="0"/>
+                <w:sz w:val="16"/>
+              </w:rPr>
+              <w:t>A execução é a unidade: ao terminar, não há a que voltar</w:t>
+            </w:r>
+          </w:p>
+        </w:tc>
+      </w:tr>
+      <w:tr>
+        <w:tc>
+          <w:tcPr>
+            <w:tcW w:type="dxa" w:w="1587"/>
+            <w:shd w:val="clear" w:fill="F5F5F2"/>
+          </w:tcPr>
+          <w:p>
+            <w:pPr>
+              <w:spacing w:after="20"/>
+            </w:pPr>
+            <w:r/>
+            <w:r>
+              <w:rPr>
+                <w:b w:val="0"/>
+                <w:sz w:val="16"/>
+              </w:rPr>
+              <w:t>Externo, em memória</w:t>
+            </w:r>
+          </w:p>
+        </w:tc>
+        <w:tc>
+          <w:tcPr>
+            <w:tcW w:type="dxa" w:w="3628"/>
+            <w:shd w:val="clear" w:fill="F5F5F2"/>
+          </w:tcPr>
+          <w:p>
+            <w:pPr>
+              <w:spacing w:after="20"/>
+            </w:pPr>
+            <w:r/>
+            <w:r>
+              <w:rPr>
+                <w:b w:val="0"/>
+                <w:sz w:val="16"/>
+              </w:rPr>
+              <w:t>MetaGPT — quadro de mensagens e memória global</w:t>
+            </w:r>
+          </w:p>
+        </w:tc>
+        <w:tc>
+          <w:tcPr>
+            <w:tcW w:type="dxa" w:w="3855"/>
+            <w:shd w:val="clear" w:fill="F5F5F2"/>
+          </w:tcPr>
+          <w:p>
+            <w:pPr>
+              <w:spacing w:after="20"/>
+            </w:pPr>
+            <w:r/>
+            <w:r>
+              <w:rPr>
+                <w:b w:val="0"/>
+                <w:sz w:val="16"/>
+              </w:rPr>
+              <w:t>Os papéis se desacoplam, mas o estado ainda vive dentro da execução</w:t>
+            </w:r>
+          </w:p>
+        </w:tc>
+      </w:tr>
+      <w:tr>
+        <w:tc>
+          <w:tcPr>
+            <w:tcW w:type="dxa" w:w="1587"/>
+          </w:tcPr>
+          <w:p>
+            <w:pPr>
+              <w:spacing w:after="20"/>
+            </w:pPr>
+            <w:r/>
+            <w:r>
+              <w:rPr>
+                <w:b w:val="0"/>
+                <w:sz w:val="16"/>
+              </w:rPr>
+              <w:t>Fora, persistente</w:t>
+            </w:r>
+          </w:p>
+        </w:tc>
+        <w:tc>
+          <w:tcPr>
+            <w:tcW w:type="dxa" w:w="3628"/>
+          </w:tcPr>
+          <w:p>
+            <w:pPr>
+              <w:spacing w:after="20"/>
+            </w:pPr>
+            <w:r/>
+            <w:r>
+              <w:rPr>
+                <w:b w:val="0"/>
+                <w:sz w:val="16"/>
+              </w:rPr>
+              <w:t>softwarefabrik — espaço de trabalho; este trabalho — arquivo de tarefa e banco</w:t>
+            </w:r>
+          </w:p>
+        </w:tc>
+        <w:tc>
+          <w:tcPr>
+            <w:tcW w:type="dxa" w:w="3855"/>
+          </w:tcPr>
+          <w:p>
+            <w:pPr>
+              <w:spacing w:after="20"/>
+            </w:pPr>
+            <w:r/>
+            <w:r>
+              <w:rPr>
+                <w:b w:val="0"/>
+                <w:sz w:val="16"/>
+              </w:rPr>
+              <w:t>O trabalho sobrevive ao fim da sessão e pode ser retomado por outra execução</w:t>
+            </w:r>
+          </w:p>
+        </w:tc>
+      </w:tr>
+    </w:tbl>
+    <w:p>
+      <w:pPr>
+        <w:spacing w:after="80"/>
+      </w:pPr>
+    </w:p>
+    <w:p>
+      <w:pPr>
+        <w:keepNext/>
+        <w:spacing w:before="200" w:after="60"/>
+      </w:pPr>
+      <w:r>
+        <w:rPr>
+          <w:b/>
+          <w:color w:val="1A1A1A"/>
+          <w:sz w:val="21"/>
+        </w:rPr>
+        <w:t>8.2  Quem fecha o laço de controle?</w:t>
+      </w:r>
+    </w:p>
+    <w:tbl>
+      <w:tblPr>
+        <w:tblStyle w:val="TableGrid"/>
+        <w:tblW w:type="auto" w:w="0"/>
+        <w:jc w:val="center"/>
+        <w:tblLook w:firstColumn="1" w:firstRow="1" w:lastColumn="0" w:lastRow="0" w:noHBand="0" w:noVBand="1" w:val="04A0"/>
+      </w:tblPr>
+      <w:tblGrid>
+        <w:gridCol w:w="3173"/>
+        <w:gridCol w:w="3173"/>
+        <w:gridCol w:w="3173"/>
+      </w:tblGrid>
+      <w:tr>
+        <w:tc>
+          <w:tcPr>
+            <w:tcW w:type="dxa" w:w="2041"/>
+            <w:shd w:val="clear" w:fill="2A78D6"/>
+          </w:tcPr>
+          <w:p>
+            <w:pPr>
+              <w:spacing w:after="20"/>
+            </w:pPr>
+            <w:r/>
+            <w:r>
+              <w:rPr>
+                <w:b/>
+                <w:color w:val="FFFFFF"/>
+                <w:sz w:val="16"/>
+              </w:rPr>
+              <w:t>Quem fecha</w:t>
+            </w:r>
+          </w:p>
+        </w:tc>
+        <w:tc>
+          <w:tcPr>
+            <w:tcW w:type="dxa" w:w="3175"/>
+            <w:shd w:val="clear" w:fill="2A78D6"/>
+          </w:tcPr>
+          <w:p>
+            <w:pPr>
+              <w:spacing w:after="20"/>
+            </w:pPr>
+            <w:r/>
+            <w:r>
+              <w:rPr>
+                <w:b/>
+                <w:color w:val="FFFFFF"/>
+                <w:sz w:val="16"/>
+              </w:rPr>
+              <w:t>Sistemas</w:t>
+            </w:r>
+          </w:p>
+        </w:tc>
+        <w:tc>
+          <w:tcPr>
+            <w:tcW w:type="dxa" w:w="3855"/>
+            <w:shd w:val="clear" w:fill="2A78D6"/>
+          </w:tcPr>
+          <w:p>
+            <w:pPr>
+              <w:spacing w:after="20"/>
+            </w:pPr>
+            <w:r/>
+            <w:r>
+              <w:rPr>
+                <w:b/>
+                <w:color w:val="FFFFFF"/>
+                <w:sz w:val="16"/>
+              </w:rPr>
+              <w:t>Consequência arquitetural</w:t>
+            </w:r>
+          </w:p>
+        </w:tc>
+      </w:tr>
+      <w:tr>
+        <w:tc>
+          <w:tcPr>
+            <w:tcW w:type="dxa" w:w="2041"/>
+          </w:tcPr>
+          <w:p>
+            <w:pPr>
+              <w:spacing w:after="20"/>
+            </w:pPr>
+            <w:r/>
+            <w:r>
+              <w:rPr>
+                <w:b w:val="0"/>
+                <w:sz w:val="16"/>
+              </w:rPr>
+              <w:t>A estrutura do processo</w:t>
+            </w:r>
+          </w:p>
+        </w:tc>
+        <w:tc>
+          <w:tcPr>
+            <w:tcW w:type="dxa" w:w="3175"/>
+          </w:tcPr>
+          <w:p>
+            <w:pPr>
+              <w:spacing w:after="20"/>
+            </w:pPr>
+            <w:r/>
+            <w:r>
+              <w:rPr>
+                <w:b w:val="0"/>
+                <w:sz w:val="16"/>
+              </w:rPr>
+              <w:t>ChatDev (cascata) e MetaGPT (procedimento)</w:t>
+            </w:r>
+          </w:p>
+        </w:tc>
+        <w:tc>
+          <w:tcPr>
+            <w:tcW w:type="dxa" w:w="3855"/>
+          </w:tcPr>
+          <w:p>
+            <w:pPr>
+              <w:spacing w:after="20"/>
+            </w:pPr>
+            <w:r/>
+            <w:r>
+              <w:rPr>
+                <w:b w:val="0"/>
+                <w:sz w:val="16"/>
+              </w:rPr>
+              <w:t>A ordem é conhecida antes de começar e não muda em execução</w:t>
+            </w:r>
+          </w:p>
+        </w:tc>
+      </w:tr>
+      <w:tr>
+        <w:tc>
+          <w:tcPr>
+            <w:tcW w:type="dxa" w:w="2041"/>
+            <w:shd w:val="clear" w:fill="F5F5F2"/>
+          </w:tcPr>
+          <w:p>
+            <w:pPr>
+              <w:spacing w:after="20"/>
+            </w:pPr>
+            <w:r/>
+            <w:r>
+              <w:rPr>
+                <w:b w:val="0"/>
+                <w:sz w:val="16"/>
+              </w:rPr>
+              <w:t>O operador humano</w:t>
+            </w:r>
+          </w:p>
+        </w:tc>
+        <w:tc>
+          <w:tcPr>
+            <w:tcW w:type="dxa" w:w="3175"/>
+            <w:shd w:val="clear" w:fill="F5F5F2"/>
+          </w:tcPr>
+          <w:p>
+            <w:pPr>
+              <w:spacing w:after="20"/>
+            </w:pPr>
+            <w:r/>
+            <w:r>
+              <w:rPr>
+                <w:b w:val="0"/>
+                <w:sz w:val="16"/>
+              </w:rPr>
+              <w:t>softwarefabrik</w:t>
+            </w:r>
+          </w:p>
+        </w:tc>
+        <w:tc>
+          <w:tcPr>
+            <w:tcW w:type="dxa" w:w="3855"/>
+            <w:shd w:val="clear" w:fill="F5F5F2"/>
+          </w:tcPr>
+          <w:p>
+            <w:pPr>
+              <w:spacing w:after="20"/>
+            </w:pPr>
+            <w:r/>
+            <w:r>
+              <w:rPr>
+                <w:b w:val="0"/>
+                <w:sz w:val="16"/>
+              </w:rPr>
+              <w:t>O sistema avança na velocidade da atenção de uma pessoa</w:t>
+            </w:r>
+          </w:p>
+        </w:tc>
+      </w:tr>
+      <w:tr>
+        <w:tc>
+          <w:tcPr>
+            <w:tcW w:type="dxa" w:w="2041"/>
+          </w:tcPr>
+          <w:p>
+            <w:pPr>
+              <w:spacing w:after="20"/>
+            </w:pPr>
+            <w:r/>
+            <w:r>
+              <w:rPr>
+                <w:b w:val="0"/>
+                <w:sz w:val="16"/>
+              </w:rPr>
+              <w:t>Código que lê estado e decide</w:t>
+            </w:r>
+          </w:p>
+        </w:tc>
+        <w:tc>
+          <w:tcPr>
+            <w:tcW w:type="dxa" w:w="3175"/>
+          </w:tcPr>
+          <w:p>
+            <w:pPr>
+              <w:spacing w:after="20"/>
+            </w:pPr>
+            <w:r/>
+            <w:r>
+              <w:rPr>
+                <w:b w:val="0"/>
+                <w:sz w:val="16"/>
+              </w:rPr>
+              <w:t>Este trabalho</w:t>
+            </w:r>
+          </w:p>
+        </w:tc>
+        <w:tc>
+          <w:tcPr>
+            <w:tcW w:type="dxa" w:w="3855"/>
+          </w:tcPr>
+          <w:p>
+            <w:pPr>
+              <w:spacing w:after="20"/>
+            </w:pPr>
+            <w:r/>
+            <w:r>
+              <w:rPr>
+                <w:b w:val="0"/>
+                <w:sz w:val="16"/>
+              </w:rPr>
+              <w:t>A ordem é derivada em execução, das dependências e do estado de cada tarefa</w:t>
+            </w:r>
+          </w:p>
+        </w:tc>
+      </w:tr>
+    </w:tbl>
+    <w:p>
+      <w:pPr>
+        <w:spacing w:after="80"/>
+      </w:pPr>
+    </w:p>
+    <w:p>
+      <w:pPr>
+        <w:keepNext/>
+        <w:spacing w:before="200" w:after="60"/>
+      </w:pPr>
+      <w:r>
+        <w:rPr>
+          <w:b/>
+          <w:color w:val="1A1A1A"/>
+          <w:sz w:val="21"/>
+        </w:rPr>
+        <w:t>8.3  Como a autoridade de um papel é imposta?</w:t>
+      </w:r>
+    </w:p>
+    <w:tbl>
+      <w:tblPr>
+        <w:tblStyle w:val="TableGrid"/>
+        <w:tblW w:type="auto" w:w="0"/>
+        <w:jc w:val="center"/>
+        <w:tblLook w:firstColumn="1" w:firstRow="1" w:lastColumn="0" w:lastRow="0" w:noHBand="0" w:noVBand="1" w:val="04A0"/>
+      </w:tblPr>
+      <w:tblGrid>
+        <w:gridCol w:w="3173"/>
+        <w:gridCol w:w="3173"/>
+        <w:gridCol w:w="3173"/>
+      </w:tblGrid>
+      <w:tr>
+        <w:tc>
+          <w:tcPr>
+            <w:tcW w:type="dxa" w:w="2041"/>
+            <w:shd w:val="clear" w:fill="2A78D6"/>
+          </w:tcPr>
+          <w:p>
+            <w:pPr>
+              <w:spacing w:after="20"/>
+            </w:pPr>
+            <w:r/>
+            <w:r>
+              <w:rPr>
+                <w:b/>
+                <w:color w:val="FFFFFF"/>
+                <w:sz w:val="16"/>
+              </w:rPr>
+              <w:t>Mecanismo</w:t>
             </w:r>
           </w:p>
         </w:tc>
@@ -217,13 +3042,13 @@
                 <w:color w:val="FFFFFF"/>
                 <w:sz w:val="16"/>
               </w:rPr>
-              <w:t>softwarefabrik.io</w:t>
+              <w:t>Sistemas</w:t>
             </w:r>
           </w:p>
         </w:tc>
         <w:tc>
           <w:tcPr>
-            <w:tcW w:type="dxa" w:w="2381"/>
+            <w:tcW w:type="dxa" w:w="4535"/>
             <w:shd w:val="clear" w:fill="2A78D6"/>
           </w:tcPr>
           <w:p>
@@ -237,7 +3062,7 @@
                 <w:color w:val="FFFFFF"/>
                 <w:sz w:val="16"/>
               </w:rPr>
-              <w:t>Este trabalho</w:t>
+              <w:t>Consequência arquitetural</w:t>
             </w:r>
           </w:p>
         </w:tc>
@@ -245,7 +3070,7 @@
       <w:tr>
         <w:tc>
           <w:tcPr>
-            <w:tcW w:type="dxa" w:w="1814"/>
+            <w:tcW w:type="dxa" w:w="2041"/>
           </w:tcPr>
           <w:p>
             <w:pPr>
@@ -257,25 +3082,7 @@
                 <w:b w:val="0"/>
                 <w:sz w:val="16"/>
               </w:rPr>
-              <w:t>Unidade de trabalho</w:t>
-            </w:r>
-          </w:p>
-        </w:tc>
-        <w:tc>
-          <w:tcPr>
-            <w:tcW w:type="dxa" w:w="2381"/>
-          </w:tcPr>
-          <w:p>
-            <w:pPr>
-              <w:spacing w:after="20"/>
-            </w:pPr>
-            <w:r/>
-            <w:r>
-              <w:rPr>
-                <w:b w:val="0"/>
-                <w:sz w:val="16"/>
-              </w:rPr>
-              <w:t>Um programa, numa execução</w:t>
+              <w:t>Texto no papel</w:t>
             </w:r>
           </w:p>
         </w:tc>
@@ -293,13 +3100,13 @@
                 <w:b w:val="0"/>
                 <w:sz w:val="16"/>
               </w:rPr>
-              <w:t>Um projeto, com aprovação humana a cada passo</w:t>
+              <w:t>ChatDev e MetaGPT</w:t>
             </w:r>
           </w:p>
         </w:tc>
         <w:tc>
           <w:tcPr>
-            <w:tcW w:type="dxa" w:w="2381"/>
+            <w:tcW w:type="dxa" w:w="4535"/>
           </w:tcPr>
           <w:p>
             <w:pPr>
@@ -311,7 +3118,7 @@
                 <w:b w:val="0"/>
                 <w:sz w:val="16"/>
               </w:rPr>
-              <w:t>Um projeto, decomposto em 8 a 20 tarefas</w:t>
+              <w:t>A regra é interpretada pelo modelo, e pode ser contornada por ele</w:t>
             </w:r>
           </w:p>
         </w:tc>
@@ -319,7 +3126,7 @@
       <w:tr>
         <w:tc>
           <w:tcPr>
-            <w:tcW w:type="dxa" w:w="1814"/>
+            <w:tcW w:type="dxa" w:w="2041"/>
             <w:shd w:val="clear" w:fill="F5F5F2"/>
           </w:tcPr>
           <w:p>
@@ -332,26 +3139,7 @@
                 <w:b w:val="0"/>
                 <w:sz w:val="16"/>
               </w:rPr>
-              <w:t>Duração típica</w:t>
-            </w:r>
-          </w:p>
-        </w:tc>
-        <w:tc>
-          <w:tcPr>
-            <w:tcW w:type="dxa" w:w="2381"/>
-            <w:shd w:val="clear" w:fill="F5F5F2"/>
-          </w:tcPr>
-          <w:p>
-            <w:pPr>
-              <w:spacing w:after="20"/>
-            </w:pPr>
-            <w:r/>
-            <w:r>
-              <w:rPr>
-                <w:b w:val="0"/>
-                <w:sz w:val="16"/>
-              </w:rPr>
-              <w:t>Uma sessão</w:t>
+              <w:t>Barreira de interface</w:t>
             </w:r>
           </w:p>
         </w:tc>
@@ -370,13 +3158,13 @@
                 <w:b w:val="0"/>
                 <w:sz w:val="16"/>
               </w:rPr>
-              <w:t>Uma sessão assistida</w:t>
+              <w:t>softwarefabrik</w:t>
             </w:r>
           </w:p>
         </w:tc>
         <w:tc>
           <w:tcPr>
-            <w:tcW w:type="dxa" w:w="2381"/>
+            <w:tcW w:type="dxa" w:w="4535"/>
             <w:shd w:val="clear" w:fill="F5F5F2"/>
           </w:tcPr>
           <w:p>
@@ -389,7 +3177,7 @@
                 <w:b w:val="0"/>
                 <w:sz w:val="16"/>
               </w:rPr>
-              <w:t>Semanas, com sessões independentes</w:t>
+              <w:t>A regra é garantida, ao custo de exigir um humano presente</w:t>
             </w:r>
           </w:p>
         </w:tc>
@@ -397,7 +3185,7 @@
       <w:tr>
         <w:tc>
           <w:tcPr>
-            <w:tcW w:type="dxa" w:w="1814"/>
+            <w:tcW w:type="dxa" w:w="2041"/>
           </w:tcPr>
           <w:p>
             <w:pPr>
@@ -409,25 +3197,7 @@
                 <w:b w:val="0"/>
                 <w:sz w:val="16"/>
               </w:rPr>
-              <w:t>Custo por unidade</w:t>
-            </w:r>
-          </w:p>
-        </w:tc>
-        <w:tc>
-          <w:tcPr>
-            <w:tcW w:type="dxa" w:w="2381"/>
-          </w:tcPr>
-          <w:p>
-            <w:pPr>
-              <w:spacing w:after="20"/>
-            </w:pPr>
-            <w:r/>
-            <w:r>
-              <w:rPr>
-                <w:b w:val="0"/>
-                <w:sz w:val="16"/>
-              </w:rPr>
-              <w:t>≈ 23 mil tokens por software</w:t>
+              <w:t>Catálogo de ferramentas</w:t>
             </w:r>
           </w:p>
         </w:tc>
@@ -445,13 +3215,13 @@
                 <w:b w:val="0"/>
                 <w:sz w:val="16"/>
               </w:rPr>
-              <w:t>Estimado antes da execução</w:t>
+              <w:t>Este trabalho</w:t>
             </w:r>
           </w:p>
         </w:tc>
         <w:tc>
           <w:tcPr>
-            <w:tcW w:type="dxa" w:w="2381"/>
+            <w:tcW w:type="dxa" w:w="4535"/>
           </w:tcPr>
           <w:p>
             <w:pPr>
@@ -463,85 +3233,7 @@
                 <w:b w:val="0"/>
                 <w:sz w:val="16"/>
               </w:rPr>
-              <w:t>139 execuções medidas; até 2,44 M de leitura numa</w:t>
-            </w:r>
-          </w:p>
-        </w:tc>
-      </w:tr>
-      <w:tr>
-        <w:tc>
-          <w:tcPr>
-            <w:tcW w:type="dxa" w:w="1814"/>
-            <w:shd w:val="clear" w:fill="F5F5F2"/>
-          </w:tcPr>
-          <w:p>
-            <w:pPr>
-              <w:spacing w:after="20"/>
-            </w:pPr>
-            <w:r/>
-            <w:r>
-              <w:rPr>
-                <w:b w:val="0"/>
-                <w:sz w:val="16"/>
-              </w:rPr>
-              <w:t>Escala observada</w:t>
-            </w:r>
-          </w:p>
-        </w:tc>
-        <w:tc>
-          <w:tcPr>
-            <w:tcW w:type="dxa" w:w="2381"/>
-            <w:shd w:val="clear" w:fill="F5F5F2"/>
-          </w:tcPr>
-          <w:p>
-            <w:pPr>
-              <w:spacing w:after="20"/>
-            </w:pPr>
-            <w:r/>
-            <w:r>
-              <w:rPr>
-                <w:b w:val="0"/>
-                <w:sz w:val="16"/>
-              </w:rPr>
-              <w:t>Programas de avaliação</w:t>
-            </w:r>
-          </w:p>
-        </w:tc>
-        <w:tc>
-          <w:tcPr>
-            <w:tcW w:type="dxa" w:w="2494"/>
-            <w:shd w:val="clear" w:fill="F5F5F2"/>
-          </w:tcPr>
-          <w:p>
-            <w:pPr>
-              <w:spacing w:after="20"/>
-            </w:pPr>
-            <w:r/>
-            <w:r>
-              <w:rPr>
-                <w:b w:val="0"/>
-                <w:sz w:val="16"/>
-              </w:rPr>
-              <w:t>Projetos com operador presente</w:t>
-            </w:r>
-          </w:p>
-        </w:tc>
-        <w:tc>
-          <w:tcPr>
-            <w:tcW w:type="dxa" w:w="2381"/>
-            <w:shd w:val="clear" w:fill="F5F5F2"/>
-          </w:tcPr>
-          <w:p>
-            <w:pPr>
-              <w:spacing w:after="20"/>
-            </w:pPr>
-            <w:r/>
-            <w:r>
-              <w:rPr>
-                <w:b w:val="0"/>
-                <w:sz w:val="16"/>
-              </w:rPr>
-              <w:t>72 tarefas num só projeto, 86 concluídas em três</w:t>
+              <w:t>A regra vira impossibilidade: a ação não existe para aquele papel</w:t>
             </w:r>
           </w:p>
         </w:tc>
@@ -578,13 +3270,13 @@
                 <w:color w:val="184F95"/>
                 <w:sz w:val="17"/>
               </w:rPr>
-              <w:t xml:space="preserve">A CONSEQUÊNCIA  </w:t>
+              <w:t xml:space="preserve">AS TRÊS EM UMA FRASE  </w:t>
             </w:r>
             <w:r>
               <w:rPr>
                 <w:sz w:val="19"/>
               </w:rPr>
-              <w:t>Num regime de sessão única, perda de contexto quase não morde: tudo cabe no diálogo. Num regime de semanas, ela é o problema central — e passam a ser necessários mecanismos que não fazem sentido no primeiro: estado que sobrevive à sessão, contexto diferenciado por papel, prefixo estável para reaproveitamento e contabilidade por chamada. Comparar os sistemas sem dizer isso faz parecer que uns têm recursos que outros não têm, quando na verdade resolvem problemas diferentes.</w:t>
+              <w:t>As arquiteturas divergem em onde guardam o estado, em quem decide o próximo passo e em como impõem a autoridade dos papéis. Este trabalho ocupa a combinação que os outros não ocupam: estado fora da conversa e persistente, laço de controle fechado por código, e autoridade imposta por ausência de ferramenta — o que o coloca no único ponto do espaço em que a separação entre construir e aprovar se mantém sem operador humano presente.</w:t>
             </w:r>
           </w:p>
         </w:tc>
@@ -606,7 +3298,7 @@
           <w:color w:val="184F95"/>
           <w:sz w:val="26"/>
         </w:rPr>
-        <w:t>2.  A origem da proposta</w:t>
+        <w:t>9.  Registro do desenvolvimento</w:t>
       </w:r>
     </w:p>
     <w:p>
@@ -620,2552 +3312,7 @@
           <w:i w:val="0"/>
           <w:sz w:val="20"/>
         </w:rPr>
-        <w:t xml:space="preserve">A proposta não nasceu de um produto observado, e sim de um diagnóstico registrado na documentação do trabalho antes de existir código: quando se pede a um modelo de linguagem que construa um sistema inteiro, </w:t>
-      </w:r>
-      <w:r>
-        <w:rPr>
-          <w:b/>
-          <w:i w:val="0"/>
-          <w:sz w:val="20"/>
-        </w:rPr>
-        <w:t>as falhas não são de escrita, são de processo</w:t>
-      </w:r>
-      <w:r>
-        <w:rPr>
-          <w:b w:val="0"/>
-          <w:i w:val="0"/>
-          <w:sz w:val="20"/>
-        </w:rPr>
-        <w:t>. O modelo continua produzindo bem cada trecho isolado; o que se perde é a coerência do conjunto. Quatro modos de falha aparecem sempre, e nenhum se resolve com um modelo melhor: perda de contexto, decisão sem rastro, autoaprovação e tentativa sem limite.</w:t>
-      </w:r>
-    </w:p>
-    <w:p>
-      <w:pPr>
-        <w:spacing w:after="120"/>
-        <w:jc w:val="both"/>
-      </w:pPr>
-      <w:r>
-        <w:rPr>
-          <w:b w:val="0"/>
-          <w:i w:val="0"/>
-          <w:sz w:val="20"/>
-        </w:rPr>
-        <w:t>Daí saem as três regras que a documentação apresenta como origem de todo o resto — quem implementa nunca é quem aprova; estado fora da conversa; falha limitada — e a tese: o gargalo não está na geração de texto, e sim na governança. A segunda versão do sistema leva a tese ao limite: se a governança é o gargalo, governança escrita em prosa dentro de um prompt é governança opcional, e o que puder ser propriedade da estrutura não deve ser frase.</w:t>
-      </w:r>
-    </w:p>
-    <w:p>
-      <w:pPr>
-        <w:keepNext/>
-        <w:spacing w:before="320" w:after="100"/>
-      </w:pPr>
-      <w:r>
-        <w:rPr>
-          <w:b/>
-          <w:color w:val="184F95"/>
-          <w:sz w:val="26"/>
-        </w:rPr>
-        <w:t>3.  As quatro dimensões em que os sistemas realmente diferem</w:t>
-      </w:r>
-    </w:p>
-    <w:p>
-      <w:pPr>
-        <w:spacing w:after="120"/>
-        <w:jc w:val="both"/>
-      </w:pPr>
-      <w:r>
-        <w:rPr>
-          <w:b w:val="0"/>
-          <w:i w:val="0"/>
-          <w:sz w:val="20"/>
-        </w:rPr>
-        <w:t>A pergunta útil não é quem tem portão de qualidade — todos têm. São estas quatro, e cada uma é verificável na documentação dos respectivos projetos.</w:t>
-      </w:r>
-    </w:p>
-    <w:p>
-      <w:pPr>
-        <w:keepNext/>
-        <w:spacing w:before="200" w:after="60"/>
-      </w:pPr>
-      <w:r>
-        <w:rPr>
-          <w:b/>
-          <w:color w:val="1A1A1A"/>
-          <w:sz w:val="21"/>
-        </w:rPr>
-        <w:t>3.1  Onde vive o estado do trabalho</w:t>
-      </w:r>
-    </w:p>
-    <w:p>
-      <w:pPr>
-        <w:spacing w:after="120"/>
-        <w:jc w:val="both"/>
-      </w:pPr>
-      <w:r>
-        <w:rPr>
-          <w:b w:val="0"/>
-          <w:i w:val="0"/>
-          <w:sz w:val="20"/>
-        </w:rPr>
-        <w:t>É a dimensão que decide todas as outras, porque define o que sobrevive ao fim de uma execução.</w:t>
-      </w:r>
-    </w:p>
-    <w:tbl>
-      <w:tblPr>
-        <w:tblStyle w:val="TableGrid"/>
-        <w:tblW w:type="auto" w:w="0"/>
-        <w:jc w:val="center"/>
-        <w:tblLook w:firstColumn="1" w:firstRow="1" w:lastColumn="0" w:lastRow="0" w:noHBand="0" w:noVBand="1" w:val="04A0"/>
-      </w:tblPr>
-      <w:tblGrid>
-        <w:gridCol w:w="3173"/>
-        <w:gridCol w:w="3173"/>
-        <w:gridCol w:w="3173"/>
-      </w:tblGrid>
-      <w:tr>
-        <w:tc>
-          <w:tcPr>
-            <w:tcW w:type="dxa" w:w="1814"/>
-            <w:shd w:val="clear" w:fill="2A78D6"/>
-          </w:tcPr>
-          <w:p>
-            <w:pPr>
-              <w:spacing w:after="20"/>
-            </w:pPr>
-            <w:r/>
-            <w:r>
-              <w:rPr>
-                <w:b/>
-                <w:color w:val="FFFFFF"/>
-                <w:sz w:val="16"/>
-              </w:rPr>
-              <w:t>Sistema</w:t>
-            </w:r>
-          </w:p>
-        </w:tc>
-        <w:tc>
-          <w:tcPr>
-            <w:tcW w:type="dxa" w:w="3742"/>
-            <w:shd w:val="clear" w:fill="2A78D6"/>
-          </w:tcPr>
-          <w:p>
-            <w:pPr>
-              <w:spacing w:after="20"/>
-            </w:pPr>
-            <w:r/>
-            <w:r>
-              <w:rPr>
-                <w:b/>
-                <w:color w:val="FFFFFF"/>
-                <w:sz w:val="16"/>
-              </w:rPr>
-              <w:t>Onde o estado vive</w:t>
-            </w:r>
-          </w:p>
-        </w:tc>
-        <w:tc>
-          <w:tcPr>
-            <w:tcW w:type="dxa" w:w="3515"/>
-            <w:shd w:val="clear" w:fill="2A78D6"/>
-          </w:tcPr>
-          <w:p>
-            <w:pPr>
-              <w:spacing w:after="20"/>
-            </w:pPr>
-            <w:r/>
-            <w:r>
-              <w:rPr>
-                <w:b/>
-                <w:color w:val="FFFFFF"/>
-                <w:sz w:val="16"/>
-              </w:rPr>
-              <w:t>O que acontece ao fim da sessão</w:t>
-            </w:r>
-          </w:p>
-        </w:tc>
-      </w:tr>
-      <w:tr>
-        <w:tc>
-          <w:tcPr>
-            <w:tcW w:type="dxa" w:w="1814"/>
-          </w:tcPr>
-          <w:p>
-            <w:pPr>
-              <w:spacing w:after="20"/>
-            </w:pPr>
-            <w:r/>
-            <w:r>
-              <w:rPr>
-                <w:b w:val="0"/>
-                <w:sz w:val="16"/>
-              </w:rPr>
-              <w:t>ChatDev / MetaGPT</w:t>
-            </w:r>
-          </w:p>
-        </w:tc>
-        <w:tc>
-          <w:tcPr>
-            <w:tcW w:type="dxa" w:w="3742"/>
-          </w:tcPr>
-          <w:p>
-            <w:pPr>
-              <w:spacing w:after="20"/>
-            </w:pPr>
-            <w:r/>
-            <w:r>
-              <w:rPr>
-                <w:b w:val="0"/>
-                <w:sz w:val="16"/>
-              </w:rPr>
-              <w:t>Memória de diálogo, em dois níveis: curta dentro da fase, longa entre fases, compartilhando apenas as soluções de cada subtarefa</w:t>
-            </w:r>
-          </w:p>
-        </w:tc>
-        <w:tc>
-          <w:tcPr>
-            <w:tcW w:type="dxa" w:w="3515"/>
-          </w:tcPr>
-          <w:p>
-            <w:pPr>
-              <w:spacing w:after="20"/>
-            </w:pPr>
-            <w:r/>
-            <w:r>
-              <w:rPr>
-                <w:b w:val="0"/>
-                <w:sz w:val="16"/>
-              </w:rPr>
-              <w:t>A execução termina; não há continuidade prevista entre execuções</w:t>
-            </w:r>
-          </w:p>
-        </w:tc>
-      </w:tr>
-      <w:tr>
-        <w:tc>
-          <w:tcPr>
-            <w:tcW w:type="dxa" w:w="1814"/>
-            <w:shd w:val="clear" w:fill="F5F5F2"/>
-          </w:tcPr>
-          <w:p>
-            <w:pPr>
-              <w:spacing w:after="20"/>
-            </w:pPr>
-            <w:r/>
-            <w:r>
-              <w:rPr>
-                <w:b w:val="0"/>
-                <w:sz w:val="16"/>
-              </w:rPr>
-              <w:t>softwarefabrik.io</w:t>
-            </w:r>
-          </w:p>
-        </w:tc>
-        <w:tc>
-          <w:tcPr>
-            <w:tcW w:type="dxa" w:w="3742"/>
-            <w:shd w:val="clear" w:fill="F5F5F2"/>
-          </w:tcPr>
-          <w:p>
-            <w:pPr>
-              <w:spacing w:after="20"/>
-            </w:pPr>
-            <w:r/>
-            <w:r>
-              <w:rPr>
-                <w:b w:val="0"/>
-                <w:sz w:val="16"/>
-              </w:rPr>
-              <w:t>Espaço de trabalho versionado, mais o operador humano, que sustenta a continuidade</w:t>
-            </w:r>
-          </w:p>
-        </w:tc>
-        <w:tc>
-          <w:tcPr>
-            <w:tcW w:type="dxa" w:w="3515"/>
-            <w:shd w:val="clear" w:fill="F5F5F2"/>
-          </w:tcPr>
-          <w:p>
-            <w:pPr>
-              <w:spacing w:after="20"/>
-            </w:pPr>
-            <w:r/>
-            <w:r>
-              <w:rPr>
-                <w:b w:val="0"/>
-                <w:sz w:val="16"/>
-              </w:rPr>
-              <w:t>O operador retoma; o estado do processo é a aprovação pendente</w:t>
-            </w:r>
-          </w:p>
-        </w:tc>
-      </w:tr>
-      <w:tr>
-        <w:tc>
-          <w:tcPr>
-            <w:tcW w:type="dxa" w:w="1814"/>
-          </w:tcPr>
-          <w:p>
-            <w:pPr>
-              <w:spacing w:after="20"/>
-            </w:pPr>
-            <w:r/>
-            <w:r>
-              <w:rPr>
-                <w:b w:val="0"/>
-                <w:sz w:val="16"/>
-              </w:rPr>
-              <w:t>Este trabalho</w:t>
-            </w:r>
-          </w:p>
-        </w:tc>
-        <w:tc>
-          <w:tcPr>
-            <w:tcW w:type="dxa" w:w="3742"/>
-          </w:tcPr>
-          <w:p>
-            <w:pPr>
-              <w:spacing w:after="20"/>
-            </w:pPr>
-            <w:r/>
-            <w:r>
-              <w:rPr>
-                <w:b w:val="0"/>
-                <w:sz w:val="16"/>
-              </w:rPr>
-              <w:t>Arquivo de tarefa com estado explícito, e banco transacional na segunda versão; a conversa nunca é fonte</w:t>
-            </w:r>
-          </w:p>
-        </w:tc>
-        <w:tc>
-          <w:tcPr>
-            <w:tcW w:type="dxa" w:w="3515"/>
-          </w:tcPr>
-          <w:p>
-            <w:pPr>
-              <w:spacing w:after="20"/>
-            </w:pPr>
-            <w:r/>
-            <w:r>
-              <w:rPr>
-                <w:b w:val="0"/>
-                <w:sz w:val="16"/>
-              </w:rPr>
-              <w:t>Nada se perde: a próxima execução reconstrói lendo o estado e o histórico de versões</w:t>
-            </w:r>
-          </w:p>
-        </w:tc>
-      </w:tr>
-    </w:tbl>
-    <w:p>
-      <w:pPr>
-        <w:spacing w:after="80"/>
-      </w:pPr>
-    </w:p>
-    <w:p>
-      <w:pPr>
-        <w:spacing w:after="120"/>
-        <w:jc w:val="both"/>
-      </w:pPr>
-      <w:r>
-        <w:rPr>
-          <w:b w:val="0"/>
-          <w:i w:val="0"/>
-          <w:sz w:val="20"/>
-        </w:rPr>
-        <w:t xml:space="preserve">O ChatDev </w:t>
-      </w:r>
-      <w:r>
-        <w:rPr>
-          <w:b/>
-          <w:i w:val="0"/>
-          <w:sz w:val="20"/>
-        </w:rPr>
-        <w:t>comprime</w:t>
-      </w:r>
-      <w:r>
-        <w:rPr>
-          <w:b w:val="0"/>
-          <w:i w:val="0"/>
-          <w:sz w:val="20"/>
-        </w:rPr>
-        <w:t xml:space="preserve"> o histórico entre fases, o que é uma resposta real à perda de contexto dentro do regime dele. O que ele não faz — porque não precisa — é sobreviver ao encerramento. Aqui, um agente começa frio a cada despacho </w:t>
-      </w:r>
-      <w:r>
-        <w:rPr>
-          <w:b/>
-          <w:i w:val="0"/>
-          <w:sz w:val="20"/>
-        </w:rPr>
-        <w:t>por desenho</w:t>
-      </w:r>
-      <w:r>
-        <w:rPr>
-          <w:b w:val="0"/>
-          <w:i w:val="0"/>
-          <w:sz w:val="20"/>
-        </w:rPr>
-        <w:t>, e é o sistema que precisa lhe entregar o que ele precisa saber.</w:t>
-      </w:r>
-    </w:p>
-    <w:p>
-      <w:pPr>
-        <w:keepNext/>
-        <w:spacing w:before="200" w:after="60"/>
-      </w:pPr>
-      <w:r>
-        <w:rPr>
-          <w:b/>
-          <w:color w:val="1A1A1A"/>
-          <w:sz w:val="21"/>
-        </w:rPr>
-        <w:t>3.2  O que cada papel recebe</w:t>
-      </w:r>
-    </w:p>
-    <w:p>
-      <w:pPr>
-        <w:spacing w:after="120"/>
-        <w:jc w:val="both"/>
-      </w:pPr>
-      <w:r>
-        <w:rPr>
-          <w:b w:val="0"/>
-          <w:i w:val="0"/>
-          <w:sz w:val="20"/>
-        </w:rPr>
-        <w:t xml:space="preserve">Esta é a dimensão mais específica deste trabalho, e a que menos aparece nos demais. O impulso natural é dar a cada agente o máximo de informação possível; aqui isso é prejuízo, e o motivo é o laço: </w:t>
-      </w:r>
-      <w:r>
-        <w:rPr>
-          <w:b/>
-          <w:i w:val="0"/>
-          <w:sz w:val="20"/>
-        </w:rPr>
-        <w:t>um arquivo que o revisor nunca vai abrir não é um desperdício de uma vez, é um desperdício multiplicado pelo número de voltas daquele despacho</w:t>
-      </w:r>
-      <w:r>
-        <w:rPr>
-          <w:b w:val="0"/>
-          <w:i w:val="0"/>
-          <w:sz w:val="20"/>
-        </w:rPr>
-        <w:t>.</w:t>
-      </w:r>
-    </w:p>
-    <w:tbl>
-      <w:tblPr>
-        <w:tblStyle w:val="TableGrid"/>
-        <w:tblW w:type="auto" w:w="0"/>
-        <w:jc w:val="center"/>
-        <w:tblLook w:firstColumn="1" w:firstRow="1" w:lastColumn="0" w:lastRow="0" w:noHBand="0" w:noVBand="1" w:val="04A0"/>
-      </w:tblPr>
-      <w:tblGrid>
-        <w:gridCol w:w="3173"/>
-        <w:gridCol w:w="3173"/>
-        <w:gridCol w:w="3173"/>
-      </w:tblGrid>
-      <w:tr>
-        <w:tc>
-          <w:tcPr>
-            <w:tcW w:type="dxa" w:w="1814"/>
-            <w:shd w:val="clear" w:fill="2A78D6"/>
-          </w:tcPr>
-          <w:p>
-            <w:pPr>
-              <w:spacing w:after="20"/>
-            </w:pPr>
-            <w:r/>
-            <w:r>
-              <w:rPr>
-                <w:b/>
-                <w:color w:val="FFFFFF"/>
-                <w:sz w:val="16"/>
-              </w:rPr>
-              <w:t>Sistema</w:t>
-            </w:r>
-          </w:p>
-        </w:tc>
-        <w:tc>
-          <w:tcPr>
-            <w:tcW w:type="dxa" w:w="3628"/>
-            <w:shd w:val="clear" w:fill="2A78D6"/>
-          </w:tcPr>
-          <w:p>
-            <w:pPr>
-              <w:spacing w:after="20"/>
-            </w:pPr>
-            <w:r/>
-            <w:r>
-              <w:rPr>
-                <w:b/>
-                <w:color w:val="FFFFFF"/>
-                <w:sz w:val="16"/>
-              </w:rPr>
-              <w:t>O que o construtor recebe</w:t>
-            </w:r>
-          </w:p>
-        </w:tc>
-        <w:tc>
-          <w:tcPr>
-            <w:tcW w:type="dxa" w:w="3628"/>
-            <w:shd w:val="clear" w:fill="2A78D6"/>
-          </w:tcPr>
-          <w:p>
-            <w:pPr>
-              <w:spacing w:after="20"/>
-            </w:pPr>
-            <w:r/>
-            <w:r>
-              <w:rPr>
-                <w:b/>
-                <w:color w:val="FFFFFF"/>
-                <w:sz w:val="16"/>
-              </w:rPr>
-              <w:t>O que o revisor recebe</w:t>
-            </w:r>
-          </w:p>
-        </w:tc>
-      </w:tr>
-      <w:tr>
-        <w:tc>
-          <w:tcPr>
-            <w:tcW w:type="dxa" w:w="1814"/>
-          </w:tcPr>
-          <w:p>
-            <w:pPr>
-              <w:spacing w:after="20"/>
-            </w:pPr>
-            <w:r/>
-            <w:r>
-              <w:rPr>
-                <w:b w:val="0"/>
-                <w:sz w:val="16"/>
-              </w:rPr>
-              <w:t>ChatDev / MetaGPT</w:t>
-            </w:r>
-          </w:p>
-        </w:tc>
-        <w:tc>
-          <w:tcPr>
-            <w:tcW w:type="dxa" w:w="3628"/>
-          </w:tcPr>
-          <w:p>
-            <w:pPr>
-              <w:spacing w:after="20"/>
-            </w:pPr>
-            <w:r/>
-            <w:r>
-              <w:rPr>
-                <w:b w:val="0"/>
-                <w:sz w:val="16"/>
-              </w:rPr>
-              <w:t>O histórico da fase e as soluções das fases anteriores</w:t>
-            </w:r>
-          </w:p>
-        </w:tc>
-        <w:tc>
-          <w:tcPr>
-            <w:tcW w:type="dxa" w:w="3628"/>
-          </w:tcPr>
-          <w:p>
-            <w:pPr>
-              <w:spacing w:after="20"/>
-            </w:pPr>
-            <w:r/>
-            <w:r>
-              <w:rPr>
-                <w:b w:val="0"/>
-                <w:sz w:val="16"/>
-              </w:rPr>
-              <w:t>O mesmo histórico da fase; o papel muda, o contexto não</w:t>
-            </w:r>
-          </w:p>
-        </w:tc>
-      </w:tr>
-      <w:tr>
-        <w:tc>
-          <w:tcPr>
-            <w:tcW w:type="dxa" w:w="1814"/>
-            <w:shd w:val="clear" w:fill="F5F5F2"/>
-          </w:tcPr>
-          <w:p>
-            <w:pPr>
-              <w:spacing w:after="20"/>
-            </w:pPr>
-            <w:r/>
-            <w:r>
-              <w:rPr>
-                <w:b w:val="0"/>
-                <w:sz w:val="16"/>
-              </w:rPr>
-              <w:t>softwarefabrik.io</w:t>
-            </w:r>
-          </w:p>
-        </w:tc>
-        <w:tc>
-          <w:tcPr>
-            <w:tcW w:type="dxa" w:w="3628"/>
-            <w:shd w:val="clear" w:fill="F5F5F2"/>
-          </w:tcPr>
-          <w:p>
-            <w:pPr>
-              <w:spacing w:after="20"/>
-            </w:pPr>
-            <w:r/>
-            <w:r>
-              <w:rPr>
-                <w:b w:val="0"/>
-                <w:sz w:val="16"/>
-              </w:rPr>
-              <w:t>O espaço de trabalho montado no contêiner</w:t>
-            </w:r>
-          </w:p>
-        </w:tc>
-        <w:tc>
-          <w:tcPr>
-            <w:tcW w:type="dxa" w:w="3628"/>
-            <w:shd w:val="clear" w:fill="F5F5F2"/>
-          </w:tcPr>
-          <w:p>
-            <w:pPr>
-              <w:spacing w:after="20"/>
-            </w:pPr>
-            <w:r/>
-            <w:r>
-              <w:rPr>
-                <w:b w:val="0"/>
-                <w:sz w:val="16"/>
-              </w:rPr>
-              <w:t>As diferenças finais, para decisão humana ao fim da execução</w:t>
-            </w:r>
-          </w:p>
-        </w:tc>
-      </w:tr>
-      <w:tr>
-        <w:tc>
-          <w:tcPr>
-            <w:tcW w:type="dxa" w:w="1814"/>
-          </w:tcPr>
-          <w:p>
-            <w:pPr>
-              <w:spacing w:after="20"/>
-            </w:pPr>
-            <w:r/>
-            <w:r>
-              <w:rPr>
-                <w:b w:val="0"/>
-                <w:sz w:val="16"/>
-              </w:rPr>
-              <w:t>Este trabalho</w:t>
-            </w:r>
-          </w:p>
-        </w:tc>
-        <w:tc>
-          <w:tcPr>
-            <w:tcW w:type="dxa" w:w="3628"/>
-          </w:tcPr>
-          <w:p>
-            <w:pPr>
-              <w:spacing w:after="20"/>
-            </w:pPr>
-            <w:r/>
-            <w:r>
-              <w:rPr>
-                <w:b w:val="0"/>
-                <w:sz w:val="16"/>
-              </w:rPr>
-              <w:t>O índice denso do projeto e os arquivos que a tarefa declara tocar</w:t>
-            </w:r>
-          </w:p>
-        </w:tc>
-        <w:tc>
-          <w:tcPr>
-            <w:tcW w:type="dxa" w:w="3628"/>
-          </w:tcPr>
-          <w:p>
-            <w:pPr>
-              <w:spacing w:after="20"/>
-            </w:pPr>
-            <w:r/>
-            <w:r>
-              <w:rPr>
-                <w:b w:val="0"/>
-                <w:sz w:val="16"/>
-              </w:rPr>
-              <w:t>As mudanças e nenhum fonte inteiro; o verificador recebe os critérios e o resultado da passada mecânica já pronto</w:t>
-            </w:r>
-          </w:p>
-        </w:tc>
-      </w:tr>
-    </w:tbl>
-    <w:p>
-      <w:pPr>
-        <w:spacing w:after="80"/>
-      </w:pPr>
-    </w:p>
-    <w:p>
-      <w:pPr>
-        <w:spacing w:after="120"/>
-        <w:jc w:val="both"/>
-      </w:pPr>
-      <w:r>
-        <w:rPr>
-          <w:b w:val="0"/>
-          <w:i w:val="0"/>
-          <w:sz w:val="20"/>
-        </w:rPr>
-        <w:t xml:space="preserve">A formulação que resume o mecanismo está na documentação: </w:t>
-      </w:r>
-      <w:r>
-        <w:rPr>
-          <w:b/>
-          <w:i w:val="0"/>
-          <w:sz w:val="20"/>
-        </w:rPr>
-        <w:t>a informação que sobra em um papel é justamente a que falta em outro</w:t>
-      </w:r>
-      <w:r>
-        <w:rPr>
-          <w:b w:val="0"/>
-          <w:i w:val="0"/>
-          <w:sz w:val="20"/>
-        </w:rPr>
-        <w:t>. Medido na primeira versão, o revisor passou a sair com nenhum arquivo embutido, contra dois ou três do construtor da mesma tarefa, e o contexto do papel caiu de cerca de 35 mil para 15 mil tokens.</w:t>
-      </w:r>
-    </w:p>
-    <w:p>
-      <w:pPr>
-        <w:keepNext/>
-        <w:spacing w:before="200" w:after="60"/>
-      </w:pPr>
-      <w:r>
-        <w:rPr>
-          <w:b/>
-          <w:color w:val="1A1A1A"/>
-          <w:sz w:val="21"/>
-        </w:rPr>
-        <w:t>3.3  Como o custo é tratado</w:t>
-      </w:r>
-    </w:p>
-    <w:tbl>
-      <w:tblPr>
-        <w:tblStyle w:val="TableGrid"/>
-        <w:tblW w:type="auto" w:w="0"/>
-        <w:jc w:val="center"/>
-        <w:tblLook w:firstColumn="1" w:firstRow="1" w:lastColumn="0" w:lastRow="0" w:noHBand="0" w:noVBand="1" w:val="04A0"/>
-      </w:tblPr>
-      <w:tblGrid>
-        <w:gridCol w:w="3173"/>
-        <w:gridCol w:w="3173"/>
-        <w:gridCol w:w="3173"/>
-      </w:tblGrid>
-      <w:tr>
-        <w:tc>
-          <w:tcPr>
-            <w:tcW w:type="dxa" w:w="1814"/>
-            <w:shd w:val="clear" w:fill="2A78D6"/>
-          </w:tcPr>
-          <w:p>
-            <w:pPr>
-              <w:spacing w:after="20"/>
-            </w:pPr>
-            <w:r/>
-            <w:r>
-              <w:rPr>
-                <w:b/>
-                <w:color w:val="FFFFFF"/>
-                <w:sz w:val="16"/>
-              </w:rPr>
-              <w:t>Sistema</w:t>
-            </w:r>
-          </w:p>
-        </w:tc>
-        <w:tc>
-          <w:tcPr>
-            <w:tcW w:type="dxa" w:w="3742"/>
-            <w:shd w:val="clear" w:fill="2A78D6"/>
-          </w:tcPr>
-          <w:p>
-            <w:pPr>
-              <w:spacing w:after="20"/>
-            </w:pPr>
-            <w:r/>
-            <w:r>
-              <w:rPr>
-                <w:b/>
-                <w:color w:val="FFFFFF"/>
-                <w:sz w:val="16"/>
-              </w:rPr>
-              <w:t>O que mede</w:t>
-            </w:r>
-          </w:p>
-        </w:tc>
-        <w:tc>
-          <w:tcPr>
-            <w:tcW w:type="dxa" w:w="3515"/>
-            <w:shd w:val="clear" w:fill="2A78D6"/>
-          </w:tcPr>
-          <w:p>
-            <w:pPr>
-              <w:spacing w:after="20"/>
-            </w:pPr>
-            <w:r/>
-            <w:r>
-              <w:rPr>
-                <w:b/>
-                <w:color w:val="FFFFFF"/>
-                <w:sz w:val="16"/>
-              </w:rPr>
-              <w:t>Para quê</w:t>
-            </w:r>
-          </w:p>
-        </w:tc>
-      </w:tr>
-      <w:tr>
-        <w:tc>
-          <w:tcPr>
-            <w:tcW w:type="dxa" w:w="1814"/>
-          </w:tcPr>
-          <w:p>
-            <w:pPr>
-              <w:spacing w:after="20"/>
-            </w:pPr>
-            <w:r/>
-            <w:r>
-              <w:rPr>
-                <w:b w:val="0"/>
-                <w:sz w:val="16"/>
-              </w:rPr>
-              <w:t>ChatDev / MetaGPT</w:t>
-            </w:r>
-          </w:p>
-        </w:tc>
-        <w:tc>
-          <w:tcPr>
-            <w:tcW w:type="dxa" w:w="3742"/>
-          </w:tcPr>
-          <w:p>
-            <w:pPr>
-              <w:spacing w:after="20"/>
-            </w:pPr>
-            <w:r/>
-            <w:r>
-              <w:rPr>
-                <w:b w:val="0"/>
-                <w:sz w:val="16"/>
-              </w:rPr>
-              <w:t>Consumo agregado por tarefa, publicado no artigo</w:t>
-            </w:r>
-          </w:p>
-        </w:tc>
-        <w:tc>
-          <w:tcPr>
-            <w:tcW w:type="dxa" w:w="3515"/>
-          </w:tcPr>
-          <w:p>
-            <w:pPr>
-              <w:spacing w:after="20"/>
-            </w:pPr>
-            <w:r/>
-            <w:r>
-              <w:rPr>
-                <w:b w:val="0"/>
-                <w:sz w:val="16"/>
-              </w:rPr>
-              <w:t>Comparar frameworks em avaliação</w:t>
-            </w:r>
-          </w:p>
-        </w:tc>
-      </w:tr>
-      <w:tr>
-        <w:tc>
-          <w:tcPr>
-            <w:tcW w:type="dxa" w:w="1814"/>
-            <w:shd w:val="clear" w:fill="F5F5F2"/>
-          </w:tcPr>
-          <w:p>
-            <w:pPr>
-              <w:spacing w:after="20"/>
-            </w:pPr>
-            <w:r/>
-            <w:r>
-              <w:rPr>
-                <w:b w:val="0"/>
-                <w:sz w:val="16"/>
-              </w:rPr>
-              <w:t>softwarefabrik.io</w:t>
-            </w:r>
-          </w:p>
-        </w:tc>
-        <w:tc>
-          <w:tcPr>
-            <w:tcW w:type="dxa" w:w="3742"/>
-            <w:shd w:val="clear" w:fill="F5F5F2"/>
-          </w:tcPr>
-          <w:p>
-            <w:pPr>
-              <w:spacing w:after="20"/>
-            </w:pPr>
-            <w:r/>
-            <w:r>
-              <w:rPr>
-                <w:b w:val="0"/>
-                <w:sz w:val="16"/>
-              </w:rPr>
-              <w:t>Estimativa local em tokens e euros, antes da execução, sem chamar o fornecedor</w:t>
-            </w:r>
-          </w:p>
-        </w:tc>
-        <w:tc>
-          <w:tcPr>
-            <w:tcW w:type="dxa" w:w="3515"/>
-            <w:shd w:val="clear" w:fill="F5F5F2"/>
-          </w:tcPr>
-          <w:p>
-            <w:pPr>
-              <w:spacing w:after="20"/>
-            </w:pPr>
-            <w:r/>
-            <w:r>
-              <w:rPr>
-                <w:b w:val="0"/>
-                <w:sz w:val="16"/>
-              </w:rPr>
-              <w:t>Informar o operador antes de gastar</w:t>
-            </w:r>
-          </w:p>
-        </w:tc>
-      </w:tr>
-      <w:tr>
-        <w:tc>
-          <w:tcPr>
-            <w:tcW w:type="dxa" w:w="1814"/>
-          </w:tcPr>
-          <w:p>
-            <w:pPr>
-              <w:spacing w:after="20"/>
-            </w:pPr>
-            <w:r/>
-            <w:r>
-              <w:rPr>
-                <w:b w:val="0"/>
-                <w:sz w:val="16"/>
-              </w:rPr>
-              <w:t>Este trabalho</w:t>
-            </w:r>
-          </w:p>
-        </w:tc>
-        <w:tc>
-          <w:tcPr>
-            <w:tcW w:type="dxa" w:w="3742"/>
-          </w:tcPr>
-          <w:p>
-            <w:pPr>
-              <w:spacing w:after="20"/>
-            </w:pPr>
-            <w:r/>
-            <w:r>
-              <w:rPr>
-                <w:b w:val="0"/>
-                <w:sz w:val="16"/>
-              </w:rPr>
-              <w:t>Contabilidade por chamada, com separação entre entrada a preço cheio, escrita e leitura de memória temporária do fornecedor</w:t>
-            </w:r>
-          </w:p>
-        </w:tc>
-        <w:tc>
-          <w:tcPr>
-            <w:tcW w:type="dxa" w:w="3515"/>
-          </w:tcPr>
-          <w:p>
-            <w:pPr>
-              <w:spacing w:after="20"/>
-            </w:pPr>
-            <w:r/>
-            <w:r>
-              <w:rPr>
-                <w:b w:val="0"/>
-                <w:sz w:val="16"/>
-              </w:rPr>
-              <w:t>Reprojetar o sistema: a medição decide onde mexer</w:t>
-            </w:r>
-          </w:p>
-        </w:tc>
-      </w:tr>
-    </w:tbl>
-    <w:p>
-      <w:pPr>
-        <w:spacing w:after="80"/>
-      </w:pPr>
-    </w:p>
-    <w:p>
-      <w:pPr>
-        <w:spacing w:after="120"/>
-        <w:jc w:val="both"/>
-      </w:pPr>
-      <w:r>
-        <w:rPr>
-          <w:b w:val="0"/>
-          <w:i w:val="0"/>
-          <w:sz w:val="20"/>
-        </w:rPr>
-        <w:t xml:space="preserve">A diferença não é de precisão, é de finalidade. Medir para comparar e medir para estimar são úteis; medir </w:t>
-      </w:r>
-      <w:r>
-        <w:rPr>
-          <w:b/>
-          <w:i w:val="0"/>
-          <w:sz w:val="20"/>
-        </w:rPr>
-        <w:t>para reprojetar</w:t>
-      </w:r>
-      <w:r>
-        <w:rPr>
-          <w:b w:val="0"/>
-          <w:i w:val="0"/>
-          <w:sz w:val="20"/>
-        </w:rPr>
-        <w:t xml:space="preserve"> é o que produz achado. Foi assim que se descobriu que 93,14% dos tokens de entrada já eram leitura reaproveitada, e que a escrita — com 6,66% dos tokens — carregava cerca de metade da conta. O alvo do redesenho mudou por causa desse número.</w:t>
-      </w:r>
-    </w:p>
-    <w:p>
-      <w:pPr>
-        <w:keepNext/>
-        <w:spacing w:before="200" w:after="60"/>
-      </w:pPr>
-      <w:r>
-        <w:rPr>
-          <w:b/>
-          <w:color w:val="1A1A1A"/>
-          <w:sz w:val="21"/>
-        </w:rPr>
-        <w:t>3.4  Quem aprova, e o que acontece quando falha</w:t>
-      </w:r>
-    </w:p>
-    <w:p>
-      <w:pPr>
-        <w:spacing w:after="120"/>
-        <w:jc w:val="both"/>
-      </w:pPr>
-      <w:r>
-        <w:rPr>
-          <w:b w:val="0"/>
-          <w:i w:val="0"/>
-          <w:sz w:val="20"/>
-        </w:rPr>
-        <w:t>Aqui é preciso corrigir uma simplificação comum: os três sistemas separam quem escreve de quem aprova, e dois deles limitam a repetição. A diferença está em como.</w:t>
-      </w:r>
-    </w:p>
-    <w:tbl>
-      <w:tblPr>
-        <w:tblStyle w:val="TableGrid"/>
-        <w:tblW w:type="auto" w:w="0"/>
-        <w:jc w:val="center"/>
-        <w:tblLook w:firstColumn="1" w:firstRow="1" w:lastColumn="0" w:lastRow="0" w:noHBand="0" w:noVBand="1" w:val="04A0"/>
-      </w:tblPr>
-      <w:tblGrid>
-        <w:gridCol w:w="3173"/>
-        <w:gridCol w:w="3173"/>
-        <w:gridCol w:w="3173"/>
-      </w:tblGrid>
-      <w:tr>
-        <w:tc>
-          <w:tcPr>
-            <w:tcW w:type="dxa" w:w="1814"/>
-            <w:shd w:val="clear" w:fill="2A78D6"/>
-          </w:tcPr>
-          <w:p>
-            <w:pPr>
-              <w:spacing w:after="20"/>
-            </w:pPr>
-            <w:r/>
-            <w:r>
-              <w:rPr>
-                <w:b/>
-                <w:color w:val="FFFFFF"/>
-                <w:sz w:val="16"/>
-              </w:rPr>
-              <w:t>Sistema</w:t>
-            </w:r>
-          </w:p>
-        </w:tc>
-        <w:tc>
-          <w:tcPr>
-            <w:tcW w:type="dxa" w:w="3628"/>
-            <w:shd w:val="clear" w:fill="2A78D6"/>
-          </w:tcPr>
-          <w:p>
-            <w:pPr>
-              <w:spacing w:after="20"/>
-            </w:pPr>
-            <w:r/>
-            <w:r>
-              <w:rPr>
-                <w:b/>
-                <w:color w:val="FFFFFF"/>
-                <w:sz w:val="16"/>
-              </w:rPr>
-              <w:t>Quem aprova</w:t>
-            </w:r>
-          </w:p>
-        </w:tc>
-        <w:tc>
-          <w:tcPr>
-            <w:tcW w:type="dxa" w:w="3628"/>
-            <w:shd w:val="clear" w:fill="2A78D6"/>
-          </w:tcPr>
-          <w:p>
-            <w:pPr>
-              <w:spacing w:after="20"/>
-            </w:pPr>
-            <w:r/>
-            <w:r>
-              <w:rPr>
-                <w:b/>
-                <w:color w:val="FFFFFF"/>
-                <w:sz w:val="16"/>
-              </w:rPr>
-              <w:t>O que acontece ao falhar</w:t>
-            </w:r>
-          </w:p>
-        </w:tc>
-      </w:tr>
-      <w:tr>
-        <w:tc>
-          <w:tcPr>
-            <w:tcW w:type="dxa" w:w="1814"/>
-          </w:tcPr>
-          <w:p>
-            <w:pPr>
-              <w:spacing w:after="20"/>
-            </w:pPr>
-            <w:r/>
-            <w:r>
-              <w:rPr>
-                <w:b w:val="0"/>
-                <w:sz w:val="16"/>
-              </w:rPr>
-              <w:t>ChatDev / MetaGPT</w:t>
-            </w:r>
-          </w:p>
-        </w:tc>
-        <w:tc>
-          <w:tcPr>
-            <w:tcW w:type="dxa" w:w="3628"/>
-          </w:tcPr>
-          <w:p>
-            <w:pPr>
-              <w:spacing w:after="20"/>
-            </w:pPr>
-            <w:r/>
-            <w:r>
-              <w:rPr>
-                <w:b w:val="0"/>
-                <w:sz w:val="16"/>
-              </w:rPr>
-              <w:t>Agente revisor, no mesmo diálogo; ele aponta e o programador corrige — não edita o código</w:t>
-            </w:r>
-          </w:p>
-        </w:tc>
-        <w:tc>
-          <w:tcPr>
-            <w:tcW w:type="dxa" w:w="3628"/>
-          </w:tcPr>
-          <w:p>
-            <w:pPr>
-              <w:spacing w:after="20"/>
-            </w:pPr>
-            <w:r/>
-            <w:r>
-              <w:rPr>
-                <w:b w:val="0"/>
-                <w:sz w:val="16"/>
-              </w:rPr>
-              <w:t>Limite declarado: duas modificações sem mudança, ou dez rodadas de comunicação</w:t>
-            </w:r>
-          </w:p>
-        </w:tc>
-      </w:tr>
-      <w:tr>
-        <w:tc>
-          <w:tcPr>
-            <w:tcW w:type="dxa" w:w="1814"/>
-            <w:shd w:val="clear" w:fill="F5F5F2"/>
-          </w:tcPr>
-          <w:p>
-            <w:pPr>
-              <w:spacing w:after="20"/>
-            </w:pPr>
-            <w:r/>
-            <w:r>
-              <w:rPr>
-                <w:b w:val="0"/>
-                <w:sz w:val="16"/>
-              </w:rPr>
-              <w:t>softwarefabrik.io</w:t>
-            </w:r>
-          </w:p>
-        </w:tc>
-        <w:tc>
-          <w:tcPr>
-            <w:tcW w:type="dxa" w:w="3628"/>
-            <w:shd w:val="clear" w:fill="F5F5F2"/>
-          </w:tcPr>
-          <w:p>
-            <w:pPr>
-              <w:spacing w:after="20"/>
-            </w:pPr>
-            <w:r/>
-            <w:r>
-              <w:rPr>
-                <w:b w:val="0"/>
-                <w:sz w:val="16"/>
-              </w:rPr>
-              <w:t>O operador humano, com as diferenças à vista, num estado de espera por aprovação</w:t>
-            </w:r>
-          </w:p>
-        </w:tc>
-        <w:tc>
-          <w:tcPr>
-            <w:tcW w:type="dxa" w:w="3628"/>
-            <w:shd w:val="clear" w:fill="F5F5F2"/>
-          </w:tcPr>
-          <w:p>
-            <w:pPr>
-              <w:spacing w:after="20"/>
-            </w:pPr>
-            <w:r/>
-            <w:r>
-              <w:rPr>
-                <w:b w:val="0"/>
-                <w:sz w:val="16"/>
-              </w:rPr>
-              <w:t>O operador decide: aprova, rejeita ou intervém</w:t>
-            </w:r>
-          </w:p>
-        </w:tc>
-      </w:tr>
-      <w:tr>
-        <w:tc>
-          <w:tcPr>
-            <w:tcW w:type="dxa" w:w="1814"/>
-          </w:tcPr>
-          <w:p>
-            <w:pPr>
-              <w:spacing w:after="20"/>
-            </w:pPr>
-            <w:r/>
-            <w:r>
-              <w:rPr>
-                <w:b w:val="0"/>
-                <w:sz w:val="16"/>
-              </w:rPr>
-              <w:t>Este trabalho</w:t>
-            </w:r>
-          </w:p>
-        </w:tc>
-        <w:tc>
-          <w:tcPr>
-            <w:tcW w:type="dxa" w:w="3628"/>
-          </w:tcPr>
-          <w:p>
-            <w:pPr>
-              <w:spacing w:after="20"/>
-            </w:pPr>
-            <w:r/>
-            <w:r>
-              <w:rPr>
-                <w:b w:val="0"/>
-                <w:sz w:val="16"/>
-              </w:rPr>
-              <w:t>Dois agentes, com perguntas distintas — funciona? e é o que foi pedido? — e a ferramenta de escrever não existe para eles</w:t>
-            </w:r>
-          </w:p>
-        </w:tc>
-        <w:tc>
-          <w:tcPr>
-            <w:tcW w:type="dxa" w:w="3628"/>
-          </w:tcPr>
-          <w:p>
-            <w:pPr>
-              <w:spacing w:after="20"/>
-            </w:pPr>
-            <w:r/>
-            <w:r>
-              <w:rPr>
-                <w:b w:val="0"/>
-                <w:sz w:val="16"/>
-              </w:rPr>
-              <w:t>Escada de quatro degraus: sobe de modelo, troca de especialista, replaneja a tarefa em menores, e só então bloqueia</w:t>
-            </w:r>
-          </w:p>
-        </w:tc>
-      </w:tr>
-    </w:tbl>
-    <w:p>
-      <w:pPr>
-        <w:spacing w:after="80"/>
-      </w:pPr>
-    </w:p>
-    <w:p>
-      <w:pPr>
-        <w:spacing w:after="120"/>
-        <w:jc w:val="both"/>
-      </w:pPr>
-      <w:r>
-        <w:rPr>
-          <w:b w:val="0"/>
-          <w:i w:val="0"/>
-          <w:sz w:val="20"/>
-        </w:rPr>
-        <w:t>Três observações honestas. A primeira: o revisor do ChatDev também não edita código, e o limite de dez rodadas é um limite real — versões anteriores deste documento afirmavam o contrário, e estavam erradas. A segunda: o que distingue aqui não é ter limite, e sim a escada — em particular o terceiro degrau, que trata o fracasso repetido como possível erro de dimensionamento da tarefa e a redivide automaticamente. A terceira: a proibição de corrigir, aqui, não é convenção do protocolo de diálogo; é ausência da ferramenta no catálogo do papel, com teste que percorre os papéis para garantir.</w:t>
-      </w:r>
-    </w:p>
-    <w:p>
-      <w:pPr>
-        <w:keepNext/>
-        <w:spacing w:before="320" w:after="100"/>
-      </w:pPr>
-      <w:r>
-        <w:rPr>
-          <w:b/>
-          <w:color w:val="184F95"/>
-          <w:sz w:val="26"/>
-        </w:rPr>
-        <w:t>4.  A economia do contexto: as cinco alavancas</w:t>
-      </w:r>
-    </w:p>
-    <w:p>
-      <w:pPr>
-        <w:spacing w:after="120"/>
-        <w:jc w:val="both"/>
-      </w:pPr>
-      <w:r>
-        <w:rPr>
-          <w:b w:val="0"/>
-          <w:i w:val="0"/>
-          <w:sz w:val="20"/>
-        </w:rPr>
-        <w:t xml:space="preserve">Esta seção é a mais concreta do trabalho e a que menos tem equivalente publicado. Ela parte de três fatos encadeados: a interface do modelo não tem memória, então todo o histórico é reenviado a cada chamada; logo o texto de abertura é cobrado de novo a cada volta; e o fornecedor permite reaproveitar esse começo por cerca de um décimo do preço, desde que ele seja </w:t>
-      </w:r>
-      <w:r>
-        <w:rPr>
-          <w:b/>
-          <w:i w:val="0"/>
-          <w:sz w:val="20"/>
-        </w:rPr>
-        <w:t>idêntico caractere por caractere</w:t>
-      </w:r>
-      <w:r>
-        <w:rPr>
-          <w:b w:val="0"/>
-          <w:i w:val="0"/>
-          <w:sz w:val="20"/>
-        </w:rPr>
-        <w:t>.</w:t>
-      </w:r>
-    </w:p>
-    <w:tbl>
-      <w:tblPr>
-        <w:tblStyle w:val="TableGrid"/>
-        <w:tblW w:type="auto" w:w="0"/>
-        <w:jc w:val="center"/>
-        <w:tblLook w:firstColumn="1" w:firstRow="1" w:lastColumn="0" w:lastRow="0" w:noHBand="0" w:noVBand="1" w:val="04A0"/>
-      </w:tblPr>
-      <w:tblGrid>
-        <w:gridCol w:w="3173"/>
-        <w:gridCol w:w="3173"/>
-        <w:gridCol w:w="3173"/>
-      </w:tblGrid>
-      <w:tr>
-        <w:tc>
-          <w:tcPr>
-            <w:tcW w:type="dxa" w:w="2154"/>
-            <w:shd w:val="clear" w:fill="2A78D6"/>
-          </w:tcPr>
-          <w:p>
-            <w:pPr>
-              <w:spacing w:after="20"/>
-            </w:pPr>
-            <w:r/>
-            <w:r>
-              <w:rPr>
-                <w:b/>
-                <w:color w:val="FFFFFF"/>
-                <w:sz w:val="16"/>
-              </w:rPr>
-              <w:t>Alavanca</w:t>
-            </w:r>
-          </w:p>
-        </w:tc>
-        <w:tc>
-          <w:tcPr>
-            <w:tcW w:type="dxa" w:w="4195"/>
-            <w:shd w:val="clear" w:fill="2A78D6"/>
-          </w:tcPr>
-          <w:p>
-            <w:pPr>
-              <w:spacing w:after="20"/>
-            </w:pPr>
-            <w:r/>
-            <w:r>
-              <w:rPr>
-                <w:b/>
-                <w:color w:val="FFFFFF"/>
-                <w:sz w:val="16"/>
-              </w:rPr>
-              <w:t>O que é</w:t>
-            </w:r>
-          </w:p>
-        </w:tc>
-        <w:tc>
-          <w:tcPr>
-            <w:tcW w:type="dxa" w:w="2721"/>
-            <w:shd w:val="clear" w:fill="2A78D6"/>
-          </w:tcPr>
-          <w:p>
-            <w:pPr>
-              <w:spacing w:after="20"/>
-            </w:pPr>
-            <w:r/>
-            <w:r>
-              <w:rPr>
-                <w:b/>
-                <w:color w:val="FFFFFF"/>
-                <w:sz w:val="16"/>
-              </w:rPr>
-              <w:t>Efeito</w:t>
-            </w:r>
-          </w:p>
-        </w:tc>
-      </w:tr>
-      <w:tr>
-        <w:tc>
-          <w:tcPr>
-            <w:tcW w:type="dxa" w:w="2154"/>
-          </w:tcPr>
-          <w:p>
-            <w:pPr>
-              <w:spacing w:after="20"/>
-            </w:pPr>
-            <w:r/>
-            <w:r>
-              <w:rPr>
-                <w:b w:val="0"/>
-                <w:sz w:val="16"/>
-              </w:rPr>
-              <w:t>Começo estável e reaproveitado</w:t>
-            </w:r>
-          </w:p>
-        </w:tc>
-        <w:tc>
-          <w:tcPr>
-            <w:tcW w:type="dxa" w:w="4195"/>
-          </w:tcPr>
-          <w:p>
-            <w:pPr>
-              <w:spacing w:after="20"/>
-            </w:pPr>
-            <w:r/>
-            <w:r>
-              <w:rPr>
-                <w:b w:val="0"/>
-                <w:sz w:val="16"/>
-              </w:rPr>
-              <w:t>Ferramentas, doutrina e índice do projeto idênticos entre despachos</w:t>
-            </w:r>
-          </w:p>
-        </w:tc>
-        <w:tc>
-          <w:tcPr>
-            <w:tcW w:type="dxa" w:w="2721"/>
-          </w:tcPr>
-          <w:p>
-            <w:pPr>
-              <w:spacing w:after="20"/>
-            </w:pPr>
-            <w:r/>
-            <w:r>
-              <w:rPr>
-                <w:b w:val="0"/>
-                <w:sz w:val="16"/>
-              </w:rPr>
-              <w:t>O trecho repetido cai para cerca de um décimo do preço</w:t>
-            </w:r>
-          </w:p>
-        </w:tc>
-      </w:tr>
-      <w:tr>
-        <w:tc>
-          <w:tcPr>
-            <w:tcW w:type="dxa" w:w="2154"/>
-            <w:shd w:val="clear" w:fill="F5F5F2"/>
-          </w:tcPr>
-          <w:p>
-            <w:pPr>
-              <w:spacing w:after="20"/>
-            </w:pPr>
-            <w:r/>
-            <w:r>
-              <w:rPr>
-                <w:b w:val="0"/>
-                <w:sz w:val="16"/>
-              </w:rPr>
-              <w:t>Contexto por papel</w:t>
-            </w:r>
-          </w:p>
-        </w:tc>
-        <w:tc>
-          <w:tcPr>
-            <w:tcW w:type="dxa" w:w="4195"/>
-            <w:shd w:val="clear" w:fill="F5F5F2"/>
-          </w:tcPr>
-          <w:p>
-            <w:pPr>
-              <w:spacing w:after="20"/>
-            </w:pPr>
-            <w:r/>
-            <w:r>
-              <w:rPr>
-                <w:b w:val="0"/>
-                <w:sz w:val="16"/>
-              </w:rPr>
-              <w:t>Quem constrói leva os arquivos da tarefa; quem revisa leva só as mudanças</w:t>
-            </w:r>
-          </w:p>
-        </w:tc>
-        <w:tc>
-          <w:tcPr>
-            <w:tcW w:type="dxa" w:w="2721"/>
-            <w:shd w:val="clear" w:fill="F5F5F2"/>
-          </w:tcPr>
-          <w:p>
-            <w:pPr>
-              <w:spacing w:after="20"/>
-            </w:pPr>
-            <w:r/>
-            <w:r>
-              <w:rPr>
-                <w:b w:val="0"/>
-                <w:sz w:val="16"/>
-              </w:rPr>
-              <w:t>Contexto não usado é pior que ausente: é relido a cada volta</w:t>
-            </w:r>
-          </w:p>
-        </w:tc>
-      </w:tr>
-      <w:tr>
-        <w:tc>
-          <w:tcPr>
-            <w:tcW w:type="dxa" w:w="2154"/>
-          </w:tcPr>
-          <w:p>
-            <w:pPr>
-              <w:spacing w:after="20"/>
-            </w:pPr>
-            <w:r/>
-            <w:r>
-              <w:rPr>
-                <w:b w:val="0"/>
-                <w:sz w:val="16"/>
-              </w:rPr>
-              <w:t>Checagem por comando antes do modelo</w:t>
-            </w:r>
-          </w:p>
-        </w:tc>
-        <w:tc>
-          <w:tcPr>
-            <w:tcW w:type="dxa" w:w="4195"/>
-          </w:tcPr>
-          <w:p>
-            <w:pPr>
-              <w:spacing w:after="20"/>
-            </w:pPr>
-            <w:r/>
-            <w:r>
-              <w:rPr>
-                <w:b w:val="0"/>
-                <w:sz w:val="16"/>
-              </w:rPr>
-              <w:t>Critérios de aceite escritos como comando executável rodam de graça, antes do despacho</w:t>
-            </w:r>
-          </w:p>
-        </w:tc>
-        <w:tc>
-          <w:tcPr>
-            <w:tcW w:type="dxa" w:w="2721"/>
-          </w:tcPr>
-          <w:p>
-            <w:pPr>
-              <w:spacing w:after="20"/>
-            </w:pPr>
-            <w:r/>
-            <w:r>
-              <w:rPr>
-                <w:b w:val="0"/>
-                <w:sz w:val="16"/>
-              </w:rPr>
-              <w:t>O que falha volta sem pagar um agente para confirmar o óbvio</w:t>
-            </w:r>
-          </w:p>
-        </w:tc>
-      </w:tr>
-      <w:tr>
-        <w:tc>
-          <w:tcPr>
-            <w:tcW w:type="dxa" w:w="2154"/>
-            <w:shd w:val="clear" w:fill="F5F5F2"/>
-          </w:tcPr>
-          <w:p>
-            <w:pPr>
-              <w:spacing w:after="20"/>
-            </w:pPr>
-            <w:r/>
-            <w:r>
-              <w:rPr>
-                <w:b w:val="0"/>
-                <w:sz w:val="16"/>
-              </w:rPr>
-              <w:t>Modelo conforme o papel</w:t>
-            </w:r>
-          </w:p>
-        </w:tc>
-        <w:tc>
-          <w:tcPr>
-            <w:tcW w:type="dxa" w:w="4195"/>
-            <w:shd w:val="clear" w:fill="F5F5F2"/>
-          </w:tcPr>
-          <w:p>
-            <w:pPr>
-              <w:spacing w:after="20"/>
-            </w:pPr>
-            <w:r/>
-            <w:r>
-              <w:rPr>
-                <w:b w:val="0"/>
-                <w:sz w:val="16"/>
-              </w:rPr>
-              <w:t>Verificar é mecânico e usa o modelo barato; o retrabalho sobe de modelo</w:t>
-            </w:r>
-          </w:p>
-        </w:tc>
-        <w:tc>
-          <w:tcPr>
-            <w:tcW w:type="dxa" w:w="2721"/>
-            <w:shd w:val="clear" w:fill="F5F5F2"/>
-          </w:tcPr>
-          <w:p>
-            <w:pPr>
-              <w:spacing w:after="20"/>
-            </w:pPr>
-            <w:r/>
-            <w:r>
-              <w:rPr>
-                <w:b w:val="0"/>
-                <w:sz w:val="16"/>
-              </w:rPr>
-              <w:t>A diferença entre as faixas é de cinco vezes no preço de entrada</w:t>
-            </w:r>
-          </w:p>
-        </w:tc>
-      </w:tr>
-      <w:tr>
-        <w:tc>
-          <w:tcPr>
-            <w:tcW w:type="dxa" w:w="2154"/>
-          </w:tcPr>
-          <w:p>
-            <w:pPr>
-              <w:spacing w:after="20"/>
-            </w:pPr>
-            <w:r/>
-            <w:r>
-              <w:rPr>
-                <w:b w:val="0"/>
-                <w:sz w:val="16"/>
-              </w:rPr>
-              <w:t>Trabalho em lote</w:t>
-            </w:r>
-          </w:p>
-        </w:tc>
-        <w:tc>
-          <w:tcPr>
-            <w:tcW w:type="dxa" w:w="4195"/>
-          </w:tcPr>
-          <w:p>
-            <w:pPr>
-              <w:spacing w:after="20"/>
-            </w:pPr>
-            <w:r/>
-            <w:r>
-              <w:rPr>
-                <w:b w:val="0"/>
-                <w:sz w:val="16"/>
-              </w:rPr>
-              <w:t>Reindexação e documentação não precisam de resposta imediata</w:t>
-            </w:r>
-          </w:p>
-        </w:tc>
-        <w:tc>
-          <w:tcPr>
-            <w:tcW w:type="dxa" w:w="2721"/>
-          </w:tcPr>
-          <w:p>
-            <w:pPr>
-              <w:spacing w:after="20"/>
-            </w:pPr>
-            <w:r/>
-            <w:r>
-              <w:rPr>
-                <w:b w:val="0"/>
-                <w:sz w:val="16"/>
-              </w:rPr>
-              <w:t>A via assíncrona do fornecedor cobra metade pelo mesmo trabalho</w:t>
-            </w:r>
-          </w:p>
-        </w:tc>
-      </w:tr>
-    </w:tbl>
-    <w:p>
-      <w:pPr>
-        <w:spacing w:after="80"/>
-      </w:pPr>
-    </w:p>
-    <w:tbl>
-      <w:tblPr>
-        <w:tblW w:type="auto" w:w="0"/>
-        <w:jc w:val="center"/>
-        <w:tblLook w:firstColumn="1" w:firstRow="1" w:lastColumn="0" w:lastRow="0" w:noHBand="0" w:noVBand="1" w:val="04A0"/>
-      </w:tblPr>
-      <w:tblGrid>
-        <w:gridCol w:w="9518"/>
-      </w:tblGrid>
-      <w:tr>
-        <w:tc>
-          <w:tcPr>
-            <w:tcW w:type="dxa" w:w="9518"/>
-            <w:shd w:val="clear" w:fill="F2F5FA"/>
-          </w:tcPr>
-          <w:p>
-            <w:pPr>
-              <w:spacing w:after="0"/>
-            </w:pPr>
-            <w:r/>
-            <w:r>
-              <w:rPr>
-                <w:b/>
-                <w:color w:val="184F95"/>
-                <w:sz w:val="17"/>
-              </w:rPr>
-              <w:t xml:space="preserve">A ARMADILHA QUE ANULA TUDO, EM SILÊNCIO  </w:t>
-            </w:r>
-            <w:r>
-              <w:rPr>
-                <w:sz w:val="19"/>
-              </w:rPr>
-              <w:t>Uma data, um contador ou um número de versão dentro do trecho estável invalida tudo o que vem depois — sem erro e sem aviso, apenas com a economia que não acontece. Por isso o sistema traz um teste que monta esse começo duas vezes, em momentos diferentes, e falha se os bytes divergirem. É um caso exemplar da tese do trabalho: a regra não é pedida ao modelo, é garantida por um teste.</w:t>
-            </w:r>
-          </w:p>
-        </w:tc>
-      </w:tr>
-    </w:tbl>
-    <w:p>
-      <w:pPr>
-        <w:spacing w:after="80"/>
-      </w:pPr>
-    </w:p>
-    <w:p>
-      <w:pPr>
-        <w:spacing w:after="120"/>
-        <w:jc w:val="both"/>
-      </w:pPr>
-      <w:r>
-        <w:rPr>
-          <w:b w:val="0"/>
-          <w:i w:val="0"/>
-          <w:sz w:val="20"/>
-        </w:rPr>
-        <w:t xml:space="preserve">A segunda alavanca merece o destaque porque contraria a intuição, e porque é onde a diferença em relação aos demais é mais clara: nos sistemas comparados, o papel muda e o contexto não. </w:t>
-      </w:r>
-      <w:r>
-        <w:rPr>
-          <w:b/>
-          <w:i w:val="0"/>
-          <w:sz w:val="20"/>
-        </w:rPr>
-        <w:t>Aqui o contexto é função do papel</w:t>
-      </w:r>
-      <w:r>
-        <w:rPr>
-          <w:b w:val="0"/>
-          <w:i w:val="0"/>
-          <w:sz w:val="20"/>
-        </w:rPr>
-        <w:t>, e essa decisão está isolada num único módulo, para que a política seja auditável em um lugar só.</w:t>
-      </w:r>
-    </w:p>
-    <w:p>
-      <w:pPr>
-        <w:keepNext/>
-        <w:spacing w:before="320" w:after="100"/>
-      </w:pPr>
-      <w:r>
-        <w:rPr>
-          <w:b/>
-          <w:color w:val="184F95"/>
-          <w:sz w:val="26"/>
-        </w:rPr>
-        <w:t>5.  A memória do projeto: dois índices, duas perguntas</w:t>
-      </w:r>
-    </w:p>
-    <w:p>
-      <w:pPr>
-        <w:spacing w:after="120"/>
-        <w:jc w:val="both"/>
-      </w:pPr>
-      <w:r>
-        <w:rPr>
-          <w:b w:val="0"/>
-          <w:i w:val="0"/>
-          <w:sz w:val="20"/>
-        </w:rPr>
-        <w:t>Como todo agente começa sem memória do que houve antes, o sistema entrega o conhecimento pronto, em camadas — e distingue duas perguntas que costumam ser confundidas quando se fala em memória para agentes.</w:t>
-      </w:r>
-    </w:p>
-    <w:tbl>
-      <w:tblPr>
-        <w:tblStyle w:val="TableGrid"/>
-        <w:tblW w:type="auto" w:w="0"/>
-        <w:jc w:val="center"/>
-        <w:tblLook w:firstColumn="1" w:firstRow="1" w:lastColumn="0" w:lastRow="0" w:noHBand="0" w:noVBand="1" w:val="04A0"/>
-      </w:tblPr>
-      <w:tblGrid>
-        <w:gridCol w:w="3173"/>
-        <w:gridCol w:w="3173"/>
-        <w:gridCol w:w="3173"/>
-      </w:tblGrid>
-      <w:tr>
-        <w:tc>
-          <w:tcPr>
-            <w:tcW w:type="dxa" w:w="2494"/>
-            <w:shd w:val="clear" w:fill="2A78D6"/>
-          </w:tcPr>
-          <w:p>
-            <w:pPr>
-              <w:spacing w:after="20"/>
-            </w:pPr>
-            <w:r/>
-            <w:r>
-              <w:rPr>
-                <w:b/>
-                <w:color w:val="FFFFFF"/>
-                <w:sz w:val="16"/>
-              </w:rPr>
-              <w:t>A pergunta</w:t>
-            </w:r>
-          </w:p>
-        </w:tc>
-        <w:tc>
-          <w:tcPr>
-            <w:tcW w:type="dxa" w:w="3742"/>
-            <w:shd w:val="clear" w:fill="2A78D6"/>
-          </w:tcPr>
-          <w:p>
-            <w:pPr>
-              <w:spacing w:after="20"/>
-            </w:pPr>
-            <w:r/>
-            <w:r>
-              <w:rPr>
-                <w:b/>
-                <w:color w:val="FFFFFF"/>
-                <w:sz w:val="16"/>
-              </w:rPr>
-              <w:t>O que responde</w:t>
-            </w:r>
-          </w:p>
-        </w:tc>
-        <w:tc>
-          <w:tcPr>
-            <w:tcW w:type="dxa" w:w="2835"/>
-            <w:shd w:val="clear" w:fill="2A78D6"/>
-          </w:tcPr>
-          <w:p>
-            <w:pPr>
-              <w:spacing w:after="20"/>
-            </w:pPr>
-            <w:r/>
-            <w:r>
-              <w:rPr>
-                <w:b/>
-                <w:color w:val="FFFFFF"/>
-                <w:sz w:val="16"/>
-              </w:rPr>
-              <w:t>Propriedades</w:t>
-            </w:r>
-          </w:p>
-        </w:tc>
-      </w:tr>
-      <w:tr>
-        <w:tc>
-          <w:tcPr>
-            <w:tcW w:type="dxa" w:w="2494"/>
-          </w:tcPr>
-          <w:p>
-            <w:pPr>
-              <w:spacing w:after="20"/>
-            </w:pPr>
-            <w:r/>
-            <w:r>
-              <w:rPr>
-                <w:b w:val="0"/>
-                <w:sz w:val="16"/>
-              </w:rPr>
-              <w:t>“O que existe e como se chama?”</w:t>
-            </w:r>
-          </w:p>
-        </w:tc>
-        <w:tc>
-          <w:tcPr>
-            <w:tcW w:type="dxa" w:w="3742"/>
-          </w:tcPr>
-          <w:p>
-            <w:pPr>
-              <w:spacing w:after="20"/>
-            </w:pPr>
-            <w:r/>
-            <w:r>
-              <w:rPr>
-                <w:b w:val="0"/>
-                <w:sz w:val="16"/>
-              </w:rPr>
-              <w:t>Índice gerado por script: árvore de arquivos com a assinatura de cada função e uma linha de propósito</w:t>
-            </w:r>
-          </w:p>
-        </w:tc>
-        <w:tc>
-          <w:tcPr>
-            <w:tcW w:type="dxa" w:w="2835"/>
-          </w:tcPr>
-          <w:p>
-            <w:pPr>
-              <w:spacing w:after="20"/>
-            </w:pPr>
-            <w:r/>
-            <w:r>
-              <w:rPr>
-                <w:b w:val="0"/>
-                <w:sz w:val="16"/>
-              </w:rPr>
-              <w:t>Exato, completo, custo zero, sempre atualizado; vai inteiro no prompt</w:t>
-            </w:r>
-          </w:p>
-        </w:tc>
-      </w:tr>
-      <w:tr>
-        <w:tc>
-          <w:tcPr>
-            <w:tcW w:type="dxa" w:w="2494"/>
-            <w:shd w:val="clear" w:fill="F5F5F2"/>
-          </w:tcPr>
-          <w:p>
-            <w:pPr>
-              <w:spacing w:after="20"/>
-            </w:pPr>
-            <w:r/>
-            <w:r>
-              <w:rPr>
-                <w:b w:val="0"/>
-                <w:sz w:val="16"/>
-              </w:rPr>
-              <w:t>“Isto já foi resolvido aqui, e o que foi decidido?”</w:t>
-            </w:r>
-          </w:p>
-        </w:tc>
-        <w:tc>
-          <w:tcPr>
-            <w:tcW w:type="dxa" w:w="3742"/>
-            <w:shd w:val="clear" w:fill="F5F5F2"/>
-          </w:tcPr>
-          <w:p>
-            <w:pPr>
-              <w:spacing w:after="20"/>
-            </w:pPr>
-            <w:r/>
-            <w:r>
-              <w:rPr>
-                <w:b w:val="0"/>
-                <w:sz w:val="16"/>
-              </w:rPr>
-              <w:t>Índice por significado sobre a história do projeto — decisões com o motivo, achados de revisão, tarefas concluídas</w:t>
-            </w:r>
-          </w:p>
-        </w:tc>
-        <w:tc>
-          <w:tcPr>
-            <w:tcW w:type="dxa" w:w="2835"/>
-            <w:shd w:val="clear" w:fill="F5F5F2"/>
-          </w:tcPr>
-          <w:p>
-            <w:pPr>
-              <w:spacing w:after="20"/>
-            </w:pPr>
-            <w:r/>
-            <w:r>
-              <w:rPr>
-                <w:b w:val="0"/>
-                <w:sz w:val="16"/>
-              </w:rPr>
-              <w:t>Aproximado, sob demanda, só os melhores trechos, com a fonte citada</w:t>
-            </w:r>
-          </w:p>
-        </w:tc>
-      </w:tr>
-    </w:tbl>
-    <w:p>
-      <w:pPr>
-        <w:spacing w:after="80"/>
-      </w:pPr>
-    </w:p>
-    <w:p>
-      <w:pPr>
-        <w:spacing w:after="120"/>
-        <w:jc w:val="both"/>
-      </w:pPr>
-      <w:r>
-        <w:rPr>
-          <w:b w:val="0"/>
-          <w:i w:val="0"/>
-          <w:sz w:val="20"/>
-        </w:rPr>
-        <w:t xml:space="preserve">Dois detalhes que a distinção esclarece. O material indexado por significado </w:t>
-      </w:r>
-      <w:r>
-        <w:rPr>
-          <w:b/>
-          <w:i w:val="0"/>
-          <w:sz w:val="20"/>
-        </w:rPr>
-        <w:t>não é o código</w:t>
-      </w:r>
-      <w:r>
-        <w:rPr>
-          <w:b w:val="0"/>
-          <w:i w:val="0"/>
-          <w:sz w:val="20"/>
-        </w:rPr>
-        <w:t xml:space="preserve"> — disso o índice gerado já dá conta, de graça e com exatidão; é a história do projeto. E a busca é híbrida porque o vetor perde nome próprio, enquanto a busca textual perde sinônimo: uma cobre o buraco da outra. A documentação inclui ainda a regra de quando </w:t>
-      </w:r>
-      <w:r>
-        <w:rPr>
-          <w:b/>
-          <w:i w:val="0"/>
-          <w:sz w:val="20"/>
-        </w:rPr>
-        <w:t>não</w:t>
-      </w:r>
-      <w:r>
-        <w:rPr>
-          <w:b w:val="0"/>
-          <w:i w:val="0"/>
-          <w:sz w:val="20"/>
-        </w:rPr>
-        <w:t xml:space="preserve"> usar o índice por significado — ele não substitui o índice exato nem responde o que uma consulta ao banco responde melhor. Fora disso, é custo com cara de sofisticação.</w:t>
-      </w:r>
-    </w:p>
-    <w:p>
-      <w:pPr>
-        <w:keepNext/>
-        <w:spacing w:before="320" w:after="100"/>
-      </w:pPr>
-      <w:r>
-        <w:rPr>
-          <w:b/>
-          <w:color w:val="184F95"/>
-          <w:sz w:val="26"/>
-        </w:rPr>
-        <w:t>6.  O que é herdado, e citado</w:t>
-      </w:r>
-    </w:p>
-    <w:p>
-      <w:pPr>
-        <w:spacing w:after="120"/>
-        <w:jc w:val="both"/>
-      </w:pPr>
-      <w:r>
-        <w:rPr>
-          <w:b w:val="0"/>
-          <w:i w:val="0"/>
-          <w:sz w:val="20"/>
-        </w:rPr>
-        <w:t>Há sobreposição real, e ela deve ser declarada sem eufemismo:</w:t>
-      </w:r>
-    </w:p>
-    <w:tbl>
-      <w:tblPr>
-        <w:tblStyle w:val="TableGrid"/>
-        <w:tblW w:type="auto" w:w="0"/>
-        <w:jc w:val="center"/>
-        <w:tblLook w:firstColumn="1" w:firstRow="1" w:lastColumn="0" w:lastRow="0" w:noHBand="0" w:noVBand="1" w:val="04A0"/>
-      </w:tblPr>
-      <w:tblGrid>
-        <w:gridCol w:w="4759"/>
-        <w:gridCol w:w="4759"/>
-      </w:tblGrid>
-      <w:tr>
-        <w:tc>
-          <w:tcPr>
-            <w:tcW w:type="dxa" w:w="4762"/>
-            <w:shd w:val="clear" w:fill="2A78D6"/>
-          </w:tcPr>
-          <w:p>
-            <w:pPr>
-              <w:spacing w:after="20"/>
-            </w:pPr>
-            <w:r/>
-            <w:r>
-              <w:rPr>
-                <w:b/>
-                <w:color w:val="FFFFFF"/>
-                <w:sz w:val="17"/>
-              </w:rPr>
-              <w:t>Mecanismo</w:t>
-            </w:r>
-          </w:p>
-        </w:tc>
-        <w:tc>
-          <w:tcPr>
-            <w:tcW w:type="dxa" w:w="4309"/>
-            <w:shd w:val="clear" w:fill="2A78D6"/>
-          </w:tcPr>
-          <w:p>
-            <w:pPr>
-              <w:spacing w:after="20"/>
-            </w:pPr>
-            <w:r/>
-            <w:r>
-              <w:rPr>
-                <w:b/>
-                <w:color w:val="FFFFFF"/>
-                <w:sz w:val="17"/>
-              </w:rPr>
-              <w:t>Origem a citar</w:t>
-            </w:r>
-          </w:p>
-        </w:tc>
-      </w:tr>
-      <w:tr>
-        <w:tc>
-          <w:tcPr>
-            <w:tcW w:type="dxa" w:w="4762"/>
-          </w:tcPr>
-          <w:p>
-            <w:pPr>
-              <w:spacing w:after="20"/>
-            </w:pPr>
-            <w:r/>
-            <w:r>
-              <w:rPr>
-                <w:b w:val="0"/>
-                <w:sz w:val="17"/>
-              </w:rPr>
-              <w:t>O termo “fábrica de software” e a metáfora da linha de produção</w:t>
-            </w:r>
-          </w:p>
-        </w:tc>
-        <w:tc>
-          <w:tcPr>
-            <w:tcW w:type="dxa" w:w="4309"/>
-          </w:tcPr>
-          <w:p>
-            <w:pPr>
-              <w:spacing w:after="20"/>
-            </w:pPr>
-            <w:r/>
-            <w:r>
-              <w:rPr>
-                <w:b w:val="0"/>
-                <w:sz w:val="17"/>
-              </w:rPr>
-              <w:t>CUSUMANO, 1991 — anterior aos modelos de linguagem</w:t>
-            </w:r>
-          </w:p>
-        </w:tc>
-      </w:tr>
-      <w:tr>
-        <w:tc>
-          <w:tcPr>
-            <w:tcW w:type="dxa" w:w="4762"/>
-            <w:shd w:val="clear" w:fill="F5F5F2"/>
-          </w:tcPr>
-          <w:p>
-            <w:pPr>
-              <w:spacing w:after="20"/>
-            </w:pPr>
-            <w:r/>
-            <w:r>
-              <w:rPr>
-                <w:b w:val="0"/>
-                <w:sz w:val="17"/>
-              </w:rPr>
-              <w:t>Papéis especializados de agentes produzindo software</w:t>
-            </w:r>
-          </w:p>
-        </w:tc>
-        <w:tc>
-          <w:tcPr>
-            <w:tcW w:type="dxa" w:w="4309"/>
-            <w:shd w:val="clear" w:fill="F5F5F2"/>
-          </w:tcPr>
-          <w:p>
-            <w:pPr>
-              <w:spacing w:after="20"/>
-            </w:pPr>
-            <w:r/>
-            <w:r>
-              <w:rPr>
-                <w:b w:val="0"/>
-                <w:sz w:val="17"/>
-              </w:rPr>
-              <w:t>ChatDev e MetaGPT, 2023</w:t>
-            </w:r>
-          </w:p>
-        </w:tc>
-      </w:tr>
-      <w:tr>
-        <w:tc>
-          <w:tcPr>
-            <w:tcW w:type="dxa" w:w="4762"/>
-          </w:tcPr>
-          <w:p>
-            <w:pPr>
-              <w:spacing w:after="20"/>
-            </w:pPr>
-            <w:r/>
-            <w:r>
-              <w:rPr>
-                <w:b w:val="0"/>
-                <w:sz w:val="17"/>
-              </w:rPr>
-              <w:t>Separação entre quem escreve e quem revisa</w:t>
-            </w:r>
-          </w:p>
-        </w:tc>
-        <w:tc>
-          <w:tcPr>
-            <w:tcW w:type="dxa" w:w="4309"/>
-          </w:tcPr>
-          <w:p>
-            <w:pPr>
-              <w:spacing w:after="20"/>
-            </w:pPr>
-            <w:r/>
-            <w:r>
-              <w:rPr>
-                <w:b w:val="0"/>
-                <w:sz w:val="17"/>
-              </w:rPr>
-              <w:t>ChatDev — o revisor aponta, o programador corrige</w:t>
-            </w:r>
-          </w:p>
-        </w:tc>
-      </w:tr>
-      <w:tr>
-        <w:tc>
-          <w:tcPr>
-            <w:tcW w:type="dxa" w:w="4762"/>
-            <w:shd w:val="clear" w:fill="F5F5F2"/>
-          </w:tcPr>
-          <w:p>
-            <w:pPr>
-              <w:spacing w:after="20"/>
-            </w:pPr>
-            <w:r/>
-            <w:r>
-              <w:rPr>
-                <w:b w:val="0"/>
-                <w:sz w:val="17"/>
-              </w:rPr>
-              <w:t>Limite declarado de iteração</w:t>
-            </w:r>
-          </w:p>
-        </w:tc>
-        <w:tc>
-          <w:tcPr>
-            <w:tcW w:type="dxa" w:w="4309"/>
-            <w:shd w:val="clear" w:fill="F5F5F2"/>
-          </w:tcPr>
-          <w:p>
-            <w:pPr>
-              <w:spacing w:after="20"/>
-            </w:pPr>
-            <w:r/>
-            <w:r>
-              <w:rPr>
-                <w:b w:val="0"/>
-                <w:sz w:val="17"/>
-              </w:rPr>
-              <w:t>ChatDev — dez rodadas ou duas modificações sem mudança</w:t>
-            </w:r>
-          </w:p>
-        </w:tc>
-      </w:tr>
-      <w:tr>
-        <w:tc>
-          <w:tcPr>
-            <w:tcW w:type="dxa" w:w="4762"/>
-          </w:tcPr>
-          <w:p>
-            <w:pPr>
-              <w:spacing w:after="20"/>
-            </w:pPr>
-            <w:r/>
-            <w:r>
-              <w:rPr>
-                <w:b w:val="0"/>
-                <w:sz w:val="17"/>
-              </w:rPr>
-              <w:t>Portão de qualidade, commit por unidade, modelo por papel, estimativa de custo</w:t>
-            </w:r>
-          </w:p>
-        </w:tc>
-        <w:tc>
-          <w:tcPr>
-            <w:tcW w:type="dxa" w:w="4309"/>
-          </w:tcPr>
-          <w:p>
-            <w:pPr>
-              <w:spacing w:after="20"/>
-            </w:pPr>
-            <w:r/>
-            <w:r>
-              <w:rPr>
-                <w:b w:val="0"/>
-                <w:sz w:val="17"/>
-              </w:rPr>
-              <w:t>softwarefabrik.io</w:t>
-            </w:r>
-          </w:p>
-        </w:tc>
-      </w:tr>
-      <w:tr>
-        <w:tc>
-          <w:tcPr>
-            <w:tcW w:type="dxa" w:w="4762"/>
-            <w:shd w:val="clear" w:fill="F5F5F2"/>
-          </w:tcPr>
-          <w:p>
-            <w:pPr>
-              <w:spacing w:after="20"/>
-            </w:pPr>
-            <w:r/>
-            <w:r>
-              <w:rPr>
-                <w:b w:val="0"/>
-                <w:sz w:val="17"/>
-              </w:rPr>
-              <w:t>Agente como processo supervisionado em OTP</w:t>
-            </w:r>
-          </w:p>
-        </w:tc>
-        <w:tc>
-          <w:tcPr>
-            <w:tcW w:type="dxa" w:w="4309"/>
-            <w:shd w:val="clear" w:fill="F5F5F2"/>
-          </w:tcPr>
-          <w:p>
-            <w:pPr>
-              <w:spacing w:after="20"/>
-            </w:pPr>
-            <w:r/>
-            <w:r>
-              <w:rPr>
-                <w:b w:val="0"/>
-                <w:sz w:val="17"/>
-              </w:rPr>
-              <w:t>Cortex, Sagents, SwarmEx, Synapse — prática corrente em Elixir</w:t>
-            </w:r>
-          </w:p>
-        </w:tc>
-      </w:tr>
-    </w:tbl>
-    <w:p>
-      <w:pPr>
-        <w:spacing w:after="80"/>
-      </w:pPr>
-    </w:p>
-    <w:p>
-      <w:pPr>
-        <w:spacing w:after="120"/>
-        <w:jc w:val="both"/>
-      </w:pPr>
-      <w:r>
-        <w:rPr>
-          <w:b/>
-          <w:i w:val="0"/>
-          <w:sz w:val="20"/>
-        </w:rPr>
-        <w:t>São itens a citar, não a reivindicar.</w:t>
-      </w:r>
-    </w:p>
-    <w:p>
-      <w:pPr>
-        <w:keepNext/>
-        <w:spacing w:before="320" w:after="100"/>
-      </w:pPr>
-      <w:r>
-        <w:rPr>
-          <w:b/>
-          <w:color w:val="184F95"/>
-          <w:sz w:val="26"/>
-        </w:rPr>
-        <w:t>7.  Convergência independente, e não plágio</w:t>
-      </w:r>
-    </w:p>
-    <w:p>
-      <w:pPr>
-        <w:spacing w:after="120"/>
-        <w:jc w:val="both"/>
-      </w:pPr>
-      <w:r>
-        <w:rPr>
-          <w:b w:val="0"/>
-          <w:i w:val="0"/>
-          <w:sz w:val="20"/>
-        </w:rPr>
-        <w:t>Três argumentos, em ordem de força:</w:t>
-      </w:r>
-    </w:p>
-    <w:p>
-      <w:pPr>
-        <w:pStyle w:val="ListBullet"/>
-        <w:spacing w:after="60"/>
-        <w:ind w:left="397"/>
-      </w:pPr>
-      <w:r>
-        <w:rPr>
-          <w:b/>
-          <w:sz w:val="20"/>
-        </w:rPr>
-        <w:t>As soluções divergem onde o problema é o mesmo.</w:t>
-      </w:r>
-      <w:r>
-        <w:rPr>
-          <w:b w:val="0"/>
-          <w:sz w:val="20"/>
-        </w:rPr>
-        <w:t xml:space="preserve"> A autoaprovação é atacada pelos três sistemas. O comercial resolve pondo um humano no portão, ao custo da autonomia; os acadêmicos, por convenção do protocolo de diálogo; este, por ausência da ferramenta no catálogo do papel. Divergência sob problema comum é o oposto de cópia.</w:t>
-      </w:r>
-    </w:p>
-    <w:p>
-      <w:pPr>
-        <w:pStyle w:val="ListBullet"/>
-        <w:spacing w:after="60"/>
-        <w:ind w:left="397"/>
-      </w:pPr>
-      <w:r>
-        <w:rPr>
-          <w:b/>
-          <w:sz w:val="20"/>
-        </w:rPr>
-        <w:t>O regime é diferente, e os mecanismos acompanham.</w:t>
-      </w:r>
-      <w:r>
-        <w:rPr>
-          <w:b w:val="0"/>
-          <w:sz w:val="20"/>
-        </w:rPr>
-        <w:t xml:space="preserve"> Contexto por papel, começo reaproveitado e estado que sobrevive à sessão não são melhorias sobre os sistemas de sessão única: são exigências de um regime que eles não enfrentam.</w:t>
-      </w:r>
-    </w:p>
-    <w:p>
-      <w:pPr>
-        <w:pStyle w:val="ListBullet"/>
-        <w:spacing w:after="60"/>
-        <w:ind w:left="397"/>
-      </w:pPr>
-      <w:r>
-        <w:rPr>
-          <w:b/>
-          <w:sz w:val="20"/>
-        </w:rPr>
-        <w:t>A cronologia mostra derivação, não transcrição.</w:t>
-      </w:r>
-      <w:r>
-        <w:rPr>
-          <w:b w:val="0"/>
-          <w:sz w:val="20"/>
-        </w:rPr>
-        <w:t xml:space="preserve"> Os conceitos aparecem no repositório em sequência, cada um depois do incidente que o motivou, ao longo de seis semanas.</w:t>
-      </w:r>
-    </w:p>
-    <w:tbl>
-      <w:tblPr>
-        <w:tblW w:type="auto" w:w="0"/>
-        <w:jc w:val="center"/>
-        <w:tblLook w:firstColumn="1" w:firstRow="1" w:lastColumn="0" w:lastRow="0" w:noHBand="0" w:noVBand="1" w:val="04A0"/>
-      </w:tblPr>
-      <w:tblGrid>
-        <w:gridCol w:w="9518"/>
-      </w:tblGrid>
-      <w:tr>
-        <w:tc>
-          <w:tcPr>
-            <w:tcW w:type="dxa" w:w="9518"/>
-            <w:shd w:val="clear" w:fill="F2F5FA"/>
-          </w:tcPr>
-          <w:p>
-            <w:pPr>
-              <w:spacing w:after="0"/>
-            </w:pPr>
-            <w:r/>
-            <w:r>
-              <w:rPr>
-                <w:b/>
-                <w:color w:val="184F95"/>
-                <w:sz w:val="17"/>
-              </w:rPr>
-              <w:t xml:space="preserve">POSICIONAMENTO SUGERIDO  </w:t>
-            </w:r>
-            <w:r>
-              <w:rPr>
-                <w:sz w:val="19"/>
-              </w:rPr>
-              <w:t>O trabalho deve ser apresentado em diálogo com a literatura, e não em oposição a ela: adota o diagnóstico e o vocabulário já estabelecidos, herda mecanismos citados nominalmente, e investiga uma pergunta que os antecessores não fazem — se a separação entre construir e aprovar se sustenta sem operador humano no laço, num regime de semanas, e quanto isso custa. É contribuição incremental declarada, que é o que se espera de um trabalho de conclusão.</w:t>
-            </w:r>
-          </w:p>
-        </w:tc>
-      </w:tr>
-    </w:tbl>
-    <w:p>
-      <w:pPr>
-        <w:spacing w:after="80"/>
-      </w:pPr>
-    </w:p>
-    <w:p>
-      <w:pPr>
-        <w:keepNext/>
-        <w:spacing w:before="320" w:after="100"/>
-      </w:pPr>
-      <w:r>
-        <w:rPr>
-          <w:b/>
-          <w:color w:val="184F95"/>
-          <w:sz w:val="26"/>
-        </w:rPr>
-        <w:t>8.  Evidência</w:t>
-      </w:r>
-    </w:p>
-    <w:p>
-      <w:pPr>
-        <w:spacing w:after="120"/>
-        <w:jc w:val="both"/>
-      </w:pPr>
-      <w:r>
-        <w:rPr>
-          <w:b w:val="0"/>
-          <w:i w:val="0"/>
-          <w:sz w:val="20"/>
-        </w:rPr>
-        <w:t>O repositório é público, com 205 commits entre 18 de julho e 28 de agosto de 2026. Os mecanismos centrais têm commit e data:</w:t>
+        <w:t>As decisões arquiteturais deste trabalho têm data e commit no repositório público, e aparecem em sequência ao longo de seis semanas, cada uma depois do problema que a motivou:</w:t>
       </w:r>
     </w:p>
     <w:tbl>
@@ -3237,7 +3384,7 @@
                 <w:color w:val="FFFFFF"/>
                 <w:sz w:val="16"/>
               </w:rPr>
-              <w:t>O que registra</w:t>
+              <w:t>Decisão arquitetural</w:t>
             </w:r>
           </w:p>
         </w:tc>
@@ -3293,7 +3440,7 @@
                 <w:b w:val="0"/>
                 <w:sz w:val="16"/>
               </w:rPr>
-              <w:t>Índice denso do projeto no lugar da varredura de arquivos</w:t>
+              <w:t>Índice do projeto entregue pronto, no lugar da varredura de arquivos pelo agente</w:t>
             </w:r>
           </w:p>
         </w:tc>
@@ -3314,7 +3461,7 @@
                 <w:b w:val="0"/>
                 <w:sz w:val="16"/>
               </w:rPr>
-              <w:t>9d43b61</w:t>
+              <w:t>2255150</w:t>
             </w:r>
           </w:p>
         </w:tc>
@@ -3352,7 +3499,7 @@
                 <w:b w:val="0"/>
                 <w:sz w:val="16"/>
               </w:rPr>
-              <w:t>Doutrina de custo: o modelo, a medição e as cinco alavancas</w:t>
+              <w:t>Roteamento por domínio: o elenco de agentes deixa de ser único</w:t>
             </w:r>
           </w:p>
         </w:tc>
@@ -3408,7 +3555,7 @@
                 <w:b w:val="0"/>
                 <w:sz w:val="16"/>
               </w:rPr>
-              <w:t>Montador de contexto por papel e teto de custo com parada limpa</w:t>
+              <w:t>Contexto passa a ser função do papel, e não do projeto</w:t>
             </w:r>
           </w:p>
         </w:tc>
@@ -3429,7 +3576,7 @@
                 <w:b w:val="0"/>
                 <w:sz w:val="16"/>
               </w:rPr>
-              <w:t>4c559ef</w:t>
+              <w:t>91559b8</w:t>
             </w:r>
           </w:p>
         </w:tc>
@@ -3467,7 +3614,7 @@
                 <w:b w:val="0"/>
                 <w:sz w:val="16"/>
               </w:rPr>
-              <w:t>Começo reaproveitável e critérios de aceite executáveis</w:t>
+              <w:t>O laço de coordenação sai do modelo e vira código testado</w:t>
             </w:r>
           </w:p>
         </w:tc>
@@ -3487,7 +3634,7 @@
                 <w:b w:val="0"/>
                 <w:sz w:val="16"/>
               </w:rPr>
-              <w:t>91559b8</w:t>
+              <w:t>8017c41</w:t>
             </w:r>
           </w:p>
         </w:tc>
@@ -3523,7 +3670,7 @@
                 <w:b w:val="0"/>
                 <w:sz w:val="16"/>
               </w:rPr>
-              <w:t>O laço de orquestração vira código testado</w:t>
+              <w:t>O avanço deixa de depender de julgamento humano</w:t>
             </w:r>
           </w:p>
         </w:tc>
@@ -3544,7 +3691,7 @@
                 <w:b w:val="0"/>
                 <w:sz w:val="16"/>
               </w:rPr>
-              <w:t>8017c41</w:t>
+              <w:t>9a1c186</w:t>
             </w:r>
           </w:p>
         </w:tc>
@@ -3563,7 +3710,7 @@
                 <w:b w:val="0"/>
                 <w:sz w:val="16"/>
               </w:rPr>
-              <w:t>02/08</w:t>
+              <w:t>14/08</w:t>
             </w:r>
           </w:p>
         </w:tc>
@@ -3582,7 +3729,7 @@
                 <w:b w:val="0"/>
                 <w:sz w:val="16"/>
               </w:rPr>
-              <w:t>O pipeline decide sozinho, sem portão de julgamento humano</w:t>
+              <w:t>O verificador passa a declarar o grau de prova de cada critério</w:t>
             </w:r>
           </w:p>
         </w:tc>
@@ -3638,7 +3785,7 @@
                 <w:b w:val="0"/>
                 <w:sz w:val="16"/>
               </w:rPr>
-              <w:t>Fechamento do portão nos dois caminhos de saída do construtor</w:t>
+              <w:t>O portão é fechado nos dois caminhos de saída do construtor</w:t>
             </w:r>
           </w:p>
         </w:tc>
@@ -3651,20 +3798,6 @@
     </w:p>
     <w:p>
       <w:pPr>
-        <w:keepNext/>
-        <w:spacing w:before="200" w:after="60"/>
-      </w:pPr>
-      <w:r>
-        <w:rPr>
-          <w:b/>
-          <w:color w:val="1A1A1A"/>
-          <w:sz w:val="21"/>
-        </w:rPr>
-        <w:t>Medições que contrariaram a própria hipótese</w:t>
-      </w:r>
-    </w:p>
-    <w:p>
-      <w:pPr>
         <w:spacing w:after="120"/>
         <w:jc w:val="both"/>
       </w:pPr>
@@ -3674,225 +3807,7 @@
           <w:i w:val="0"/>
           <w:sz w:val="20"/>
         </w:rPr>
-        <w:t>O sinal de que o método é honesto não é a medição que confirma o que já se supunha, e sim a que obriga a mudar de rumo:</w:t>
-      </w:r>
-    </w:p>
-    <w:p>
-      <w:pPr>
-        <w:pStyle w:val="ListBullet"/>
-        <w:spacing w:after="60"/>
-        <w:ind w:left="397"/>
-      </w:pPr>
-      <w:r>
-        <w:rPr>
-          <w:b/>
-          <w:sz w:val="20"/>
-        </w:rPr>
-        <w:t>174f0a0 (31/07) — previsões escritas antes da rodada</w:t>
-      </w:r>
-      <w:r>
-        <w:rPr>
-          <w:b w:val="0"/>
-          <w:sz w:val="20"/>
-        </w:rPr>
-        <w:t>, para confrontá-las com o resultado depois.</w:t>
-      </w:r>
-    </w:p>
-    <w:p>
-      <w:pPr>
-        <w:pStyle w:val="ListBullet"/>
-        <w:spacing w:after="60"/>
-        <w:ind w:left="397"/>
-      </w:pPr>
-      <w:r>
-        <w:rPr>
-          <w:b/>
-          <w:sz w:val="20"/>
-        </w:rPr>
-        <w:t>696762e (31/07) — um ganho de 12% foi remedido e identificado como ruído</w:t>
-      </w:r>
-      <w:r>
-        <w:rPr>
-          <w:b w:val="0"/>
-          <w:sz w:val="20"/>
-        </w:rPr>
-        <w:t>, e a afirmação foi retirada.</w:t>
-      </w:r>
-    </w:p>
-    <w:p>
-      <w:pPr>
-        <w:pStyle w:val="ListBullet"/>
-        <w:spacing w:after="60"/>
-        <w:ind w:left="397"/>
-      </w:pPr>
-      <w:r>
-        <w:rPr>
-          <w:b/>
-          <w:sz w:val="20"/>
-        </w:rPr>
-        <w:t>dea9e9c (31/07) — a contagem de saída estava cem vezes subestimada</w:t>
-      </w:r>
-      <w:r>
-        <w:rPr>
-          <w:b w:val="0"/>
-          <w:sz w:val="20"/>
-        </w:rPr>
-        <w:t>; o instrumento foi corrigido antes de qualquer conclusão.</w:t>
-      </w:r>
-    </w:p>
-    <w:p>
-      <w:pPr>
-        <w:pStyle w:val="ListBullet"/>
-        <w:spacing w:after="60"/>
-        <w:ind w:left="397"/>
-      </w:pPr>
-      <w:r>
-        <w:rPr>
-          <w:b/>
-          <w:sz w:val="20"/>
-        </w:rPr>
-        <w:t>e8974c5 (21/08) — hipótese de gargalo avaliada e descartada</w:t>
-      </w:r>
-      <w:r>
-        <w:rPr>
-          <w:b w:val="0"/>
-          <w:sz w:val="20"/>
-        </w:rPr>
-        <w:t>: supunha-se que o portão de verificação limitaria a vazão; medido sobre quarenta e três rodadas, houve zero segundo de espera, e a otimização já desenhada foi abandonada.</w:t>
-      </w:r>
-    </w:p>
-    <w:p>
-      <w:pPr>
-        <w:spacing w:after="120"/>
-        <w:jc w:val="both"/>
-      </w:pPr>
-      <w:r>
-        <w:rPr>
-          <w:b w:val="0"/>
-          <w:i w:val="0"/>
-          <w:sz w:val="20"/>
-        </w:rPr>
-        <w:t>Em operação real, a primeira versão entregou 86 tarefas concluídas de 89, em três projetos de domínios distintos — um jogo de tabuleiro em versão web multijogador em tempo real; um serviço permanente embarcado no computador de placa única que controla uma impressora 3D; e uma plataforma de dados com camada de análise por modelos de linguagem. São 139 execuções gravadas e preservadas no repositório.</w:t>
-      </w:r>
-    </w:p>
-    <w:tbl>
-      <w:tblPr>
-        <w:tblW w:type="auto" w:w="0"/>
-        <w:jc w:val="center"/>
-        <w:tblLook w:firstColumn="1" w:firstRow="1" w:lastColumn="0" w:lastRow="0" w:noHBand="0" w:noVBand="1" w:val="04A0"/>
-      </w:tblPr>
-      <w:tblGrid>
-        <w:gridCol w:w="9518"/>
-      </w:tblGrid>
-      <w:tr>
-        <w:tc>
-          <w:tcPr>
-            <w:tcW w:type="dxa" w:w="9518"/>
-            <w:shd w:val="clear" w:fill="F2F5FA"/>
-          </w:tcPr>
-          <w:p>
-            <w:pPr>
-              <w:spacing w:after="0"/>
-            </w:pPr>
-            <w:r/>
-            <w:r>
-              <w:rPr>
-                <w:b/>
-                <w:color w:val="184F95"/>
-                <w:sz w:val="17"/>
-              </w:rPr>
-              <w:t xml:space="preserve">SOBRE A EXTENSÃO A ARTEFATOS NÃO-SOFTWARE  </w:t>
-            </w:r>
-            <w:r>
-              <w:rPr>
-                <w:sz w:val="19"/>
-              </w:rPr>
-              <w:t>O sistema também opera fora de software, com uma escada de prova que obriga o verificador a declarar se o critério foi executado, inspecionado ou julgado. É extensão do mesmo princípio — se a prova não vem de graça, ela tem de ser declarada — e vale registro, mas não é a contribuição central deste trabalho.</w:t>
-            </w:r>
-          </w:p>
-        </w:tc>
-      </w:tr>
-    </w:tbl>
-    <w:p>
-      <w:pPr>
-        <w:spacing w:after="80"/>
-      </w:pPr>
-    </w:p>
-    <w:p>
-      <w:pPr>
-        <w:keepNext/>
-        <w:spacing w:before="320" w:after="100"/>
-      </w:pPr>
-      <w:r>
-        <w:rPr>
-          <w:b/>
-          <w:color w:val="184F95"/>
-          <w:sz w:val="26"/>
-        </w:rPr>
-        <w:t>9.  Encaminhamento</w:t>
-      </w:r>
-    </w:p>
-    <w:p>
-      <w:pPr>
-        <w:pStyle w:val="ListBullet"/>
-        <w:spacing w:after="60"/>
-        <w:ind w:left="397"/>
-      </w:pPr>
-      <w:r>
-        <w:rPr>
-          <w:b/>
-          <w:sz w:val="20"/>
-        </w:rPr>
-        <w:t>Declarar o regime na primeira página do trabalho</w:t>
-      </w:r>
-      <w:r>
-        <w:rPr>
-          <w:b w:val="0"/>
-          <w:sz w:val="20"/>
-        </w:rPr>
-        <w:t>. É ele que torna a comparação honesta e que explica por que metade dos mecanismos existe.</w:t>
-      </w:r>
-    </w:p>
-    <w:p>
-      <w:pPr>
-        <w:pStyle w:val="ListBullet"/>
-        <w:spacing w:after="60"/>
-        <w:ind w:left="397"/>
-      </w:pPr>
-      <w:r>
-        <w:rPr>
-          <w:b/>
-          <w:sz w:val="20"/>
-        </w:rPr>
-        <w:t>Escrever a seção de trabalhos relacionados e citar antes de ser questionado</w:t>
-      </w:r>
-      <w:r>
-        <w:rPr>
-          <w:b w:val="0"/>
-          <w:sz w:val="20"/>
-        </w:rPr>
-        <w:t>: ChatDev e MetaGPT; softwarefabrik.io e Factory.ai; os frameworks de agentes em Elixir/OTP; e Cusumano pelo termo.</w:t>
-      </w:r>
-    </w:p>
-    <w:p>
-      <w:pPr>
-        <w:pStyle w:val="ListBullet"/>
-        <w:spacing w:after="60"/>
-        <w:ind w:left="397"/>
-      </w:pPr>
-      <w:r>
-        <w:rPr>
-          <w:b/>
-          <w:sz w:val="20"/>
-        </w:rPr>
-        <w:t>Enunciar a contribuição pela pergunta, não pelo artefato</w:t>
-      </w:r>
-      <w:r>
-        <w:rPr>
-          <w:b w:val="0"/>
-          <w:sz w:val="20"/>
-        </w:rPr>
-        <w:t>: não “construí uma fábrica de software multi-agente”, e sim “investiguei se a separação entre construir e aprovar se sustenta sem operador humano no laço, num regime de semanas, e medi o que isso custa”.</w:t>
+        <w:t>Em operação, a primeira versão entregou 86 tarefas concluídas de 89, em três projetos de domínios distintos — um jogo de tabuleiro em versão web multijogador em tempo real; um serviço permanente embarcado no computador de placa única que controla uma impressora 3D; e uma plataforma de dados com camada de análise por modelos de linguagem.</w:t>
       </w:r>
     </w:p>
     <w:p>
@@ -3920,20 +3835,6 @@
           <w:b w:val="0"/>
           <w:sz w:val="18"/>
         </w:rPr>
-        <w:t>CUSUMANO, M. Japan's Software Factories. Oxford University Press, 1991.</w:t>
-      </w:r>
-    </w:p>
-    <w:p>
-      <w:pPr>
-        <w:pStyle w:val="ListBullet"/>
-        <w:spacing w:after="60"/>
-        <w:ind w:left="397"/>
-      </w:pPr>
-      <w:r>
-        <w:rPr>
-          <w:b w:val="0"/>
-          <w:sz w:val="18"/>
-        </w:rPr>
         <w:t>QIAN, C. et al. ChatDev: Communicative Agents for Software Development. arXiv:2307.07924, 2023.</w:t>
       </w:r>
     </w:p>
@@ -3948,7 +3849,7 @@
           <w:b w:val="0"/>
           <w:sz w:val="18"/>
         </w:rPr>
-        <w:t>HONG, S. et al. MetaGPT: Meta Programming for a Multi-Agent Collaborative Framework, 2023.</w:t>
+        <w:t>HONG, S. et al. MetaGPT: Meta Programming for a Multi-Agent Collaborative Framework. arXiv:2308.00352, 2023.</w:t>
       </w:r>
     </w:p>
     <w:p>
@@ -3976,7 +3877,7 @@
           <w:b w:val="0"/>
           <w:sz w:val="18"/>
         </w:rPr>
-        <w:t>Factory.ai. Factory 2.0: from coding agents to software factories.</w:t>
+        <w:t>CUSUMANO, M. Japan's Software Factories. Oxford University Press, 1991.</w:t>
       </w:r>
     </w:p>
     <w:p>
@@ -3990,7 +3891,7 @@
           <w:b w:val="0"/>
           <w:sz w:val="18"/>
         </w:rPr>
-        <w:t>Cortex (github.com/itsHabib/cortex); Sagents (github.com/sagents-ai/sagents).</w:t>
+        <w:t>Cortex (github.com/itsHabib/cortex) e Sagents (github.com/sagents-ai/sagents) — agentes supervisionados em Elixir/OTP.</w:t>
       </w:r>
     </w:p>
     <w:sectPr>

--- a/originalidade-completo.docx
+++ b/originalidade-completo.docx
@@ -53,7 +53,7 @@
           <w:i w:val="0"/>
           <w:sz w:val="20"/>
         </w:rPr>
-        <w:t>Comparação entre quatro sistemas que constroem software com múltiplos agentes. O recorte é arquitetural: como cada um organiza o trabalho, como os agentes se conectam, onde vive o estado, quem decide o que acontece em seguida e como a autoridade de cada papel é imposta. Ferramentas, linguagens e custos ficam de fora de propósito — são consequência das escolhas abaixo, não causa.</w:t>
+        <w:t>Quatro sistemas que constroem software com múltiplos agentes, comparados pela arquitetura. O documento responde, nesta ordem: o que essas arquiteturas têm em comum, o que as separa, e — em detalhe — onde este trabalho se afasta do softwarefabrik.io, que é o vizinho mais próximo. Ferramentas, linguagens e custos ficam de fora de propósito: são consequência das escolhas abaixo, não causa.</w:t>
       </w:r>
     </w:p>
     <w:p>
@@ -67,7 +67,7 @@
           <w:color w:val="184F95"/>
           <w:sz w:val="26"/>
         </w:rPr>
-        <w:t>1.  Os sistemas comparados</w:t>
+        <w:t>1.  Os quatro sistemas, em fluxo</w:t>
       </w:r>
     </w:p>
     <w:p>
@@ -88,7 +88,7 @@
           <w:b w:val="0"/>
           <w:sz w:val="20"/>
         </w:rPr>
-        <w:t xml:space="preserve"> (arXiv:2307.07924, 2023) — agentes com papéis de empresa de software percorrem um ciclo em cascata. Cada fase é decomposta em subtarefas, e cada subtarefa é resolvida por uma dupla de agentes conversando.</w:t>
+        <w:t xml:space="preserve"> — arXiv:2307.07924, 2023</w:t>
       </w:r>
     </w:p>
     <w:p>
@@ -109,7 +109,7 @@
           <w:b w:val="0"/>
           <w:sz w:val="20"/>
         </w:rPr>
-        <w:t xml:space="preserve"> (arXiv:2308.00352, 2023) — mesma metáfora de empresa, mas a coordenação acontece por um quadro de mensagens compartilhado: cada papel publica o que produziu e assina o que lhe interessa. Procedimentos operacionais padrão definem a sequência.</w:t>
+        <w:t xml:space="preserve"> — arXiv:2308.00352, 2023</w:t>
       </w:r>
     </w:p>
     <w:p>
@@ -130,7 +130,7 @@
           <w:b w:val="0"/>
           <w:sz w:val="20"/>
         </w:rPr>
-        <w:t xml:space="preserve"> (produto comercial, v0.30.0, 2026) — um assistente coleta o pedido, uma execução isolada produz o trabalho, e um comitê de revisores prepara a decisão final, que é humana.</w:t>
+        <w:t xml:space="preserve"> — produto comercial, v0.30.0, 2026</w:t>
       </w:r>
     </w:p>
     <w:p>
@@ -151,7 +151,877 @@
           <w:b w:val="0"/>
           <w:sz w:val="20"/>
         </w:rPr>
-        <w:t xml:space="preserve"> — o pedido é decomposto numa fila de tarefas nomeadas, com dependências declaradas; cada tarefa percorre um pipeline próprio, e uma máquina de estados decide o que vem depois.</w:t>
+        <w:t xml:space="preserve"> — repositório público, 2026</w:t>
+      </w:r>
+    </w:p>
+    <w:p>
+      <w:pPr>
+        <w:keepNext/>
+        <w:spacing w:before="160" w:after="60"/>
+      </w:pPr>
+      <w:r>
+        <w:rPr>
+          <w:b/>
+          <w:color w:val="184F95"/>
+          <w:sz w:val="19"/>
+        </w:rPr>
+        <w:t>ChatDev</w:t>
+      </w:r>
+    </w:p>
+    <w:tbl>
+      <w:tblPr>
+        <w:tblW w:type="auto" w:w="0"/>
+        <w:jc w:val="center"/>
+        <w:tblLook w:firstColumn="1" w:firstRow="1" w:lastColumn="0" w:lastRow="0" w:noHBand="0" w:noVBand="1" w:val="04A0"/>
+      </w:tblPr>
+      <w:tblGrid>
+        <w:gridCol w:w="1058"/>
+        <w:gridCol w:w="1058"/>
+        <w:gridCol w:w="1058"/>
+        <w:gridCol w:w="1058"/>
+        <w:gridCol w:w="1058"/>
+        <w:gridCol w:w="1058"/>
+        <w:gridCol w:w="1058"/>
+        <w:gridCol w:w="1058"/>
+        <w:gridCol w:w="1058"/>
+      </w:tblGrid>
+      <w:tr>
+        <w:tc>
+          <w:tcPr>
+            <w:tcW w:type="dxa" w:w="1510"/>
+            <w:shd w:val="clear" w:fill="E8EFF9"/>
+          </w:tcPr>
+          <w:p>
+            <w:pPr>
+              <w:spacing w:after="20"/>
+              <w:jc w:val="center"/>
+            </w:pPr>
+            <w:r/>
+            <w:r>
+              <w:rPr>
+                <w:b w:val="0"/>
+                <w:color w:val="1A1A1A"/>
+                <w:sz w:val="16"/>
+              </w:rPr>
+              <w:t>projeto</w:t>
+            </w:r>
+          </w:p>
+        </w:tc>
+        <w:tc>
+          <w:tcPr>
+            <w:tcW w:type="dxa" w:w="351"/>
+          </w:tcPr>
+          <w:p>
+            <w:pPr>
+              <w:spacing w:after="20"/>
+              <w:jc w:val="center"/>
+            </w:pPr>
+            <w:r/>
+            <w:r>
+              <w:rPr>
+                <w:color w:val="555B66"/>
+                <w:sz w:val="18"/>
+              </w:rPr>
+              <w:t>→</w:t>
+            </w:r>
+          </w:p>
+        </w:tc>
+        <w:tc>
+          <w:tcPr>
+            <w:tcW w:type="dxa" w:w="1510"/>
+            <w:shd w:val="clear" w:fill="E8EFF9"/>
+          </w:tcPr>
+          <w:p>
+            <w:pPr>
+              <w:spacing w:after="20"/>
+              <w:jc w:val="center"/>
+            </w:pPr>
+            <w:r/>
+            <w:r>
+              <w:rPr>
+                <w:b w:val="0"/>
+                <w:color w:val="1A1A1A"/>
+                <w:sz w:val="16"/>
+              </w:rPr>
+              <w:t>desenho</w:t>
+            </w:r>
+          </w:p>
+        </w:tc>
+        <w:tc>
+          <w:tcPr>
+            <w:tcW w:type="dxa" w:w="351"/>
+          </w:tcPr>
+          <w:p>
+            <w:pPr>
+              <w:spacing w:after="20"/>
+              <w:jc w:val="center"/>
+            </w:pPr>
+            <w:r/>
+            <w:r>
+              <w:rPr>
+                <w:color w:val="555B66"/>
+                <w:sz w:val="18"/>
+              </w:rPr>
+              <w:t>→</w:t>
+            </w:r>
+          </w:p>
+        </w:tc>
+        <w:tc>
+          <w:tcPr>
+            <w:tcW w:type="dxa" w:w="1510"/>
+            <w:shd w:val="clear" w:fill="E8EFF9"/>
+          </w:tcPr>
+          <w:p>
+            <w:pPr>
+              <w:spacing w:after="20"/>
+              <w:jc w:val="center"/>
+            </w:pPr>
+            <w:r/>
+            <w:r>
+              <w:rPr>
+                <w:b w:val="0"/>
+                <w:color w:val="1A1A1A"/>
+                <w:sz w:val="16"/>
+              </w:rPr>
+              <w:t>codificação</w:t>
+            </w:r>
+          </w:p>
+        </w:tc>
+        <w:tc>
+          <w:tcPr>
+            <w:tcW w:type="dxa" w:w="351"/>
+          </w:tcPr>
+          <w:p>
+            <w:pPr>
+              <w:spacing w:after="20"/>
+              <w:jc w:val="center"/>
+            </w:pPr>
+            <w:r/>
+            <w:r>
+              <w:rPr>
+                <w:color w:val="555B66"/>
+                <w:sz w:val="18"/>
+              </w:rPr>
+              <w:t>→</w:t>
+            </w:r>
+          </w:p>
+        </w:tc>
+        <w:tc>
+          <w:tcPr>
+            <w:tcW w:type="dxa" w:w="1510"/>
+            <w:shd w:val="clear" w:fill="E8EFF9"/>
+          </w:tcPr>
+          <w:p>
+            <w:pPr>
+              <w:spacing w:after="20"/>
+              <w:jc w:val="center"/>
+            </w:pPr>
+            <w:r/>
+            <w:r>
+              <w:rPr>
+                <w:b w:val="0"/>
+                <w:color w:val="1A1A1A"/>
+                <w:sz w:val="16"/>
+              </w:rPr>
+              <w:t>testes</w:t>
+            </w:r>
+          </w:p>
+        </w:tc>
+        <w:tc>
+          <w:tcPr>
+            <w:tcW w:type="dxa" w:w="351"/>
+          </w:tcPr>
+          <w:p>
+            <w:pPr>
+              <w:spacing w:after="20"/>
+              <w:jc w:val="center"/>
+            </w:pPr>
+            <w:r/>
+            <w:r>
+              <w:rPr>
+                <w:color w:val="555B66"/>
+                <w:sz w:val="18"/>
+              </w:rPr>
+              <w:t>→</w:t>
+            </w:r>
+          </w:p>
+        </w:tc>
+        <w:tc>
+          <w:tcPr>
+            <w:tcW w:type="dxa" w:w="1510"/>
+            <w:shd w:val="clear" w:fill="E8EFF9"/>
+          </w:tcPr>
+          <w:p>
+            <w:pPr>
+              <w:spacing w:after="20"/>
+              <w:jc w:val="center"/>
+            </w:pPr>
+            <w:r/>
+            <w:r>
+              <w:rPr>
+                <w:b w:val="0"/>
+                <w:color w:val="1A1A1A"/>
+                <w:sz w:val="16"/>
+              </w:rPr>
+              <w:t>documentação</w:t>
+            </w:r>
+          </w:p>
+        </w:tc>
+      </w:tr>
+    </w:tbl>
+    <w:p>
+      <w:pPr>
+        <w:spacing w:after="180" w:before="20"/>
+      </w:pPr>
+      <w:r>
+        <w:rPr>
+          <w:i/>
+          <w:color w:val="555B66"/>
+          <w:sz w:val="16"/>
+        </w:rPr>
+        <w:t>Cascata de fases; dentro de cada uma, uma dupla de agentes conversa até fechar a subtarefa, com teto de rodadas.</w:t>
+      </w:r>
+    </w:p>
+    <w:p>
+      <w:pPr>
+        <w:keepNext/>
+        <w:spacing w:before="160" w:after="60"/>
+      </w:pPr>
+      <w:r>
+        <w:rPr>
+          <w:b/>
+          <w:color w:val="184F95"/>
+          <w:sz w:val="19"/>
+        </w:rPr>
+        <w:t>MetaGPT</w:t>
+      </w:r>
+    </w:p>
+    <w:tbl>
+      <w:tblPr>
+        <w:tblW w:type="auto" w:w="0"/>
+        <w:jc w:val="center"/>
+        <w:tblLook w:firstColumn="1" w:firstRow="1" w:lastColumn="0" w:lastRow="0" w:noHBand="0" w:noVBand="1" w:val="04A0"/>
+      </w:tblPr>
+      <w:tblGrid>
+        <w:gridCol w:w="1904"/>
+        <w:gridCol w:w="1904"/>
+        <w:gridCol w:w="1904"/>
+        <w:gridCol w:w="1904"/>
+        <w:gridCol w:w="1904"/>
+      </w:tblGrid>
+      <w:tr>
+        <w:tc>
+          <w:tcPr>
+            <w:tcW w:type="dxa" w:w="2751"/>
+            <w:shd w:val="clear" w:fill="E8EFF9"/>
+          </w:tcPr>
+          <w:p>
+            <w:pPr>
+              <w:spacing w:after="20"/>
+              <w:jc w:val="center"/>
+            </w:pPr>
+            <w:r/>
+            <w:r>
+              <w:rPr>
+                <w:b w:val="0"/>
+                <w:color w:val="1A1A1A"/>
+                <w:sz w:val="16"/>
+              </w:rPr>
+              <w:t>papel publica</w:t>
+            </w:r>
+          </w:p>
+        </w:tc>
+        <w:tc>
+          <w:tcPr>
+            <w:tcW w:type="dxa" w:w="351"/>
+          </w:tcPr>
+          <w:p>
+            <w:pPr>
+              <w:spacing w:after="20"/>
+              <w:jc w:val="center"/>
+            </w:pPr>
+            <w:r/>
+            <w:r>
+              <w:rPr>
+                <w:color w:val="555B66"/>
+                <w:sz w:val="18"/>
+              </w:rPr>
+              <w:t>→</w:t>
+            </w:r>
+          </w:p>
+        </w:tc>
+        <w:tc>
+          <w:tcPr>
+            <w:tcW w:type="dxa" w:w="2751"/>
+            <w:shd w:val="clear" w:fill="D6E6FA"/>
+          </w:tcPr>
+          <w:p>
+            <w:pPr>
+              <w:spacing w:after="20"/>
+              <w:jc w:val="center"/>
+            </w:pPr>
+            <w:r/>
+            <w:r>
+              <w:rPr>
+                <w:b/>
+                <w:color w:val="184F95"/>
+                <w:sz w:val="16"/>
+              </w:rPr>
+              <w:t>quadro de mensagens compartilhado</w:t>
+            </w:r>
+          </w:p>
+        </w:tc>
+        <w:tc>
+          <w:tcPr>
+            <w:tcW w:type="dxa" w:w="351"/>
+          </w:tcPr>
+          <w:p>
+            <w:pPr>
+              <w:spacing w:after="20"/>
+              <w:jc w:val="center"/>
+            </w:pPr>
+            <w:r/>
+            <w:r>
+              <w:rPr>
+                <w:color w:val="555B66"/>
+                <w:sz w:val="18"/>
+              </w:rPr>
+              <w:t>→</w:t>
+            </w:r>
+          </w:p>
+        </w:tc>
+        <w:tc>
+          <w:tcPr>
+            <w:tcW w:type="dxa" w:w="2751"/>
+            <w:shd w:val="clear" w:fill="E8EFF9"/>
+          </w:tcPr>
+          <w:p>
+            <w:pPr>
+              <w:spacing w:after="20"/>
+              <w:jc w:val="center"/>
+            </w:pPr>
+            <w:r/>
+            <w:r>
+              <w:rPr>
+                <w:b w:val="0"/>
+                <w:color w:val="1A1A1A"/>
+                <w:sz w:val="16"/>
+              </w:rPr>
+              <w:t>papel assina</w:t>
+            </w:r>
+          </w:p>
+        </w:tc>
+      </w:tr>
+    </w:tbl>
+    <w:p>
+      <w:pPr>
+        <w:spacing w:after="180" w:before="20"/>
+      </w:pPr>
+      <w:r>
+        <w:rPr>
+          <w:i/>
+          <w:color w:val="555B66"/>
+          <w:sz w:val="16"/>
+        </w:rPr>
+        <w:t>Os papéis não se falam: publicam no quadro e assinam o que lhes interessa. A ordem das etapas vem do procedimento operacional, fixado antes de começar.</w:t>
+      </w:r>
+    </w:p>
+    <w:p>
+      <w:pPr>
+        <w:keepNext/>
+        <w:spacing w:before="160" w:after="60"/>
+      </w:pPr>
+      <w:r>
+        <w:rPr>
+          <w:b/>
+          <w:color w:val="184F95"/>
+          <w:sz w:val="19"/>
+        </w:rPr>
+        <w:t>softwarefabrik.io</w:t>
+      </w:r>
+    </w:p>
+    <w:tbl>
+      <w:tblPr>
+        <w:tblW w:type="auto" w:w="0"/>
+        <w:jc w:val="center"/>
+        <w:tblLook w:firstColumn="1" w:firstRow="1" w:lastColumn="0" w:lastRow="0" w:noHBand="0" w:noVBand="1" w:val="04A0"/>
+      </w:tblPr>
+      <w:tblGrid>
+        <w:gridCol w:w="1058"/>
+        <w:gridCol w:w="1058"/>
+        <w:gridCol w:w="1058"/>
+        <w:gridCol w:w="1058"/>
+        <w:gridCol w:w="1058"/>
+        <w:gridCol w:w="1058"/>
+        <w:gridCol w:w="1058"/>
+        <w:gridCol w:w="1058"/>
+        <w:gridCol w:w="1058"/>
+      </w:tblGrid>
+      <w:tr>
+        <w:tc>
+          <w:tcPr>
+            <w:tcW w:type="dxa" w:w="1510"/>
+            <w:shd w:val="clear" w:fill="E8EFF9"/>
+          </w:tcPr>
+          <w:p>
+            <w:pPr>
+              <w:spacing w:after="20"/>
+              <w:jc w:val="center"/>
+            </w:pPr>
+            <w:r/>
+            <w:r>
+              <w:rPr>
+                <w:b w:val="0"/>
+                <w:color w:val="1A1A1A"/>
+                <w:sz w:val="16"/>
+              </w:rPr>
+              <w:t>pedido no assistente</w:t>
+            </w:r>
+          </w:p>
+        </w:tc>
+        <w:tc>
+          <w:tcPr>
+            <w:tcW w:type="dxa" w:w="351"/>
+          </w:tcPr>
+          <w:p>
+            <w:pPr>
+              <w:spacing w:after="20"/>
+              <w:jc w:val="center"/>
+            </w:pPr>
+            <w:r/>
+            <w:r>
+              <w:rPr>
+                <w:color w:val="555B66"/>
+                <w:sz w:val="18"/>
+              </w:rPr>
+              <w:t>→</w:t>
+            </w:r>
+          </w:p>
+        </w:tc>
+        <w:tc>
+          <w:tcPr>
+            <w:tcW w:type="dxa" w:w="1510"/>
+            <w:shd w:val="clear" w:fill="E8EFF9"/>
+          </w:tcPr>
+          <w:p>
+            <w:pPr>
+              <w:spacing w:after="20"/>
+              <w:jc w:val="center"/>
+            </w:pPr>
+            <w:r/>
+            <w:r>
+              <w:rPr>
+                <w:b w:val="0"/>
+                <w:color w:val="1A1A1A"/>
+                <w:sz w:val="16"/>
+              </w:rPr>
+              <w:t>execução em contêiner</w:t>
+            </w:r>
+          </w:p>
+        </w:tc>
+        <w:tc>
+          <w:tcPr>
+            <w:tcW w:type="dxa" w:w="351"/>
+          </w:tcPr>
+          <w:p>
+            <w:pPr>
+              <w:spacing w:after="20"/>
+              <w:jc w:val="center"/>
+            </w:pPr>
+            <w:r/>
+            <w:r>
+              <w:rPr>
+                <w:color w:val="555B66"/>
+                <w:sz w:val="18"/>
+              </w:rPr>
+              <w:t>→</w:t>
+            </w:r>
+          </w:p>
+        </w:tc>
+        <w:tc>
+          <w:tcPr>
+            <w:tcW w:type="dxa" w:w="1510"/>
+            <w:shd w:val="clear" w:fill="E8EFF9"/>
+          </w:tcPr>
+          <w:p>
+            <w:pPr>
+              <w:spacing w:after="20"/>
+              <w:jc w:val="center"/>
+            </w:pPr>
+            <w:r/>
+            <w:r>
+              <w:rPr>
+                <w:b w:val="0"/>
+                <w:color w:val="1A1A1A"/>
+                <w:sz w:val="16"/>
+              </w:rPr>
+              <w:t>comitê de 6 revisores</w:t>
+            </w:r>
+          </w:p>
+        </w:tc>
+        <w:tc>
+          <w:tcPr>
+            <w:tcW w:type="dxa" w:w="351"/>
+          </w:tcPr>
+          <w:p>
+            <w:pPr>
+              <w:spacing w:after="20"/>
+              <w:jc w:val="center"/>
+            </w:pPr>
+            <w:r/>
+            <w:r>
+              <w:rPr>
+                <w:color w:val="555B66"/>
+                <w:sz w:val="18"/>
+              </w:rPr>
+              <w:t>→</w:t>
+            </w:r>
+          </w:p>
+        </w:tc>
+        <w:tc>
+          <w:tcPr>
+            <w:tcW w:type="dxa" w:w="1510"/>
+            <w:shd w:val="clear" w:fill="D6E6FA"/>
+          </w:tcPr>
+          <w:p>
+            <w:pPr>
+              <w:spacing w:after="20"/>
+              <w:jc w:val="center"/>
+            </w:pPr>
+            <w:r/>
+            <w:r>
+              <w:rPr>
+                <w:b/>
+                <w:color w:val="184F95"/>
+                <w:sz w:val="16"/>
+              </w:rPr>
+              <w:t>PESSOA APROVA</w:t>
+            </w:r>
+          </w:p>
+        </w:tc>
+        <w:tc>
+          <w:tcPr>
+            <w:tcW w:type="dxa" w:w="351"/>
+          </w:tcPr>
+          <w:p>
+            <w:pPr>
+              <w:spacing w:after="20"/>
+              <w:jc w:val="center"/>
+            </w:pPr>
+            <w:r/>
+            <w:r>
+              <w:rPr>
+                <w:color w:val="555B66"/>
+                <w:sz w:val="18"/>
+              </w:rPr>
+              <w:t>→</w:t>
+            </w:r>
+          </w:p>
+        </w:tc>
+        <w:tc>
+          <w:tcPr>
+            <w:tcW w:type="dxa" w:w="1510"/>
+            <w:shd w:val="clear" w:fill="E8EFF9"/>
+          </w:tcPr>
+          <w:p>
+            <w:pPr>
+              <w:spacing w:after="20"/>
+              <w:jc w:val="center"/>
+            </w:pPr>
+            <w:r/>
+            <w:r>
+              <w:rPr>
+                <w:b w:val="0"/>
+                <w:color w:val="1A1A1A"/>
+                <w:sz w:val="16"/>
+              </w:rPr>
+              <w:t>commit</w:t>
+            </w:r>
+          </w:p>
+        </w:tc>
+      </w:tr>
+    </w:tbl>
+    <w:p>
+      <w:pPr>
+        <w:spacing w:after="180" w:before="20"/>
+      </w:pPr>
+      <w:r>
+        <w:rPr>
+          <w:i/>
+          <w:color w:val="555B66"/>
+          <w:sz w:val="16"/>
+        </w:rPr>
+        <w:t>A execução inteira é a unidade. O comitê prepara a decisão; quem decide é a pessoa — e sem ela o fluxo não avança.</w:t>
+      </w:r>
+    </w:p>
+    <w:p>
+      <w:pPr>
+        <w:keepNext/>
+        <w:spacing w:before="160" w:after="60"/>
+      </w:pPr>
+      <w:r>
+        <w:rPr>
+          <w:b/>
+          <w:color w:val="184F95"/>
+          <w:sz w:val="19"/>
+        </w:rPr>
+        <w:t>Este trabalho</w:t>
+      </w:r>
+    </w:p>
+    <w:tbl>
+      <w:tblPr>
+        <w:tblW w:type="auto" w:w="0"/>
+        <w:jc w:val="center"/>
+        <w:tblLook w:firstColumn="1" w:firstRow="1" w:lastColumn="0" w:lastRow="0" w:noHBand="0" w:noVBand="1" w:val="04A0"/>
+      </w:tblPr>
+      <w:tblGrid>
+        <w:gridCol w:w="865"/>
+        <w:gridCol w:w="865"/>
+        <w:gridCol w:w="865"/>
+        <w:gridCol w:w="865"/>
+        <w:gridCol w:w="865"/>
+        <w:gridCol w:w="865"/>
+        <w:gridCol w:w="865"/>
+        <w:gridCol w:w="865"/>
+        <w:gridCol w:w="865"/>
+        <w:gridCol w:w="865"/>
+        <w:gridCol w:w="865"/>
+      </w:tblGrid>
+      <w:tr>
+        <w:tc>
+          <w:tcPr>
+            <w:tcW w:type="dxa" w:w="1200"/>
+            <w:shd w:val="clear" w:fill="E8EFF9"/>
+          </w:tcPr>
+          <w:p>
+            <w:pPr>
+              <w:spacing w:after="20"/>
+              <w:jc w:val="center"/>
+            </w:pPr>
+            <w:r/>
+            <w:r>
+              <w:rPr>
+                <w:b w:val="0"/>
+                <w:color w:val="1A1A1A"/>
+                <w:sz w:val="16"/>
+              </w:rPr>
+              <w:t>pedido</w:t>
+            </w:r>
+          </w:p>
+        </w:tc>
+        <w:tc>
+          <w:tcPr>
+            <w:tcW w:type="dxa" w:w="351"/>
+          </w:tcPr>
+          <w:p>
+            <w:pPr>
+              <w:spacing w:after="20"/>
+              <w:jc w:val="center"/>
+            </w:pPr>
+            <w:r/>
+            <w:r>
+              <w:rPr>
+                <w:color w:val="555B66"/>
+                <w:sz w:val="18"/>
+              </w:rPr>
+              <w:t>→</w:t>
+            </w:r>
+          </w:p>
+        </w:tc>
+        <w:tc>
+          <w:tcPr>
+            <w:tcW w:type="dxa" w:w="1200"/>
+            <w:shd w:val="clear" w:fill="D6E6FA"/>
+          </w:tcPr>
+          <w:p>
+            <w:pPr>
+              <w:spacing w:after="20"/>
+              <w:jc w:val="center"/>
+            </w:pPr>
+            <w:r/>
+            <w:r>
+              <w:rPr>
+                <w:b/>
+                <w:color w:val="184F95"/>
+                <w:sz w:val="16"/>
+              </w:rPr>
+              <w:t>plano e fila</w:t>
+            </w:r>
+          </w:p>
+        </w:tc>
+        <w:tc>
+          <w:tcPr>
+            <w:tcW w:type="dxa" w:w="351"/>
+          </w:tcPr>
+          <w:p>
+            <w:pPr>
+              <w:spacing w:after="20"/>
+              <w:jc w:val="center"/>
+            </w:pPr>
+            <w:r/>
+            <w:r>
+              <w:rPr>
+                <w:color w:val="555B66"/>
+                <w:sz w:val="18"/>
+              </w:rPr>
+              <w:t>→</w:t>
+            </w:r>
+          </w:p>
+        </w:tc>
+        <w:tc>
+          <w:tcPr>
+            <w:tcW w:type="dxa" w:w="1200"/>
+            <w:shd w:val="clear" w:fill="E8EFF9"/>
+          </w:tcPr>
+          <w:p>
+            <w:pPr>
+              <w:spacing w:after="20"/>
+              <w:jc w:val="center"/>
+            </w:pPr>
+            <w:r/>
+            <w:r>
+              <w:rPr>
+                <w:b w:val="0"/>
+                <w:color w:val="1A1A1A"/>
+                <w:sz w:val="16"/>
+              </w:rPr>
+              <w:t>construtor</w:t>
+            </w:r>
+          </w:p>
+        </w:tc>
+        <w:tc>
+          <w:tcPr>
+            <w:tcW w:type="dxa" w:w="351"/>
+          </w:tcPr>
+          <w:p>
+            <w:pPr>
+              <w:spacing w:after="20"/>
+              <w:jc w:val="center"/>
+            </w:pPr>
+            <w:r/>
+            <w:r>
+              <w:rPr>
+                <w:color w:val="555B66"/>
+                <w:sz w:val="18"/>
+              </w:rPr>
+              <w:t>→</w:t>
+            </w:r>
+          </w:p>
+        </w:tc>
+        <w:tc>
+          <w:tcPr>
+            <w:tcW w:type="dxa" w:w="1200"/>
+            <w:shd w:val="clear" w:fill="E8EFF9"/>
+          </w:tcPr>
+          <w:p>
+            <w:pPr>
+              <w:spacing w:after="20"/>
+              <w:jc w:val="center"/>
+            </w:pPr>
+            <w:r/>
+            <w:r>
+              <w:rPr>
+                <w:b w:val="0"/>
+                <w:color w:val="1A1A1A"/>
+                <w:sz w:val="16"/>
+              </w:rPr>
+              <w:t>verificador</w:t>
+            </w:r>
+          </w:p>
+        </w:tc>
+        <w:tc>
+          <w:tcPr>
+            <w:tcW w:type="dxa" w:w="351"/>
+          </w:tcPr>
+          <w:p>
+            <w:pPr>
+              <w:spacing w:after="20"/>
+              <w:jc w:val="center"/>
+            </w:pPr>
+            <w:r/>
+            <w:r>
+              <w:rPr>
+                <w:color w:val="555B66"/>
+                <w:sz w:val="18"/>
+              </w:rPr>
+              <w:t>→</w:t>
+            </w:r>
+          </w:p>
+        </w:tc>
+        <w:tc>
+          <w:tcPr>
+            <w:tcW w:type="dxa" w:w="1200"/>
+            <w:shd w:val="clear" w:fill="E8EFF9"/>
+          </w:tcPr>
+          <w:p>
+            <w:pPr>
+              <w:spacing w:after="20"/>
+              <w:jc w:val="center"/>
+            </w:pPr>
+            <w:r/>
+            <w:r>
+              <w:rPr>
+                <w:b w:val="0"/>
+                <w:color w:val="1A1A1A"/>
+                <w:sz w:val="16"/>
+              </w:rPr>
+              <w:t>revisor</w:t>
+            </w:r>
+          </w:p>
+        </w:tc>
+        <w:tc>
+          <w:tcPr>
+            <w:tcW w:type="dxa" w:w="351"/>
+          </w:tcPr>
+          <w:p>
+            <w:pPr>
+              <w:spacing w:after="20"/>
+              <w:jc w:val="center"/>
+            </w:pPr>
+            <w:r/>
+            <w:r>
+              <w:rPr>
+                <w:color w:val="555B66"/>
+                <w:sz w:val="18"/>
+              </w:rPr>
+              <w:t>→</w:t>
+            </w:r>
+          </w:p>
+        </w:tc>
+        <w:tc>
+          <w:tcPr>
+            <w:tcW w:type="dxa" w:w="1200"/>
+            <w:shd w:val="clear" w:fill="E8EFF9"/>
+          </w:tcPr>
+          <w:p>
+            <w:pPr>
+              <w:spacing w:after="20"/>
+              <w:jc w:val="center"/>
+            </w:pPr>
+            <w:r/>
+            <w:r>
+              <w:rPr>
+                <w:b w:val="0"/>
+                <w:color w:val="1A1A1A"/>
+                <w:sz w:val="16"/>
+              </w:rPr>
+              <w:t>commit</w:t>
+            </w:r>
+          </w:p>
+        </w:tc>
+      </w:tr>
+    </w:tbl>
+    <w:p>
+      <w:pPr>
+        <w:spacing w:after="180" w:before="20"/>
+      </w:pPr>
+      <w:r>
+        <w:rPr>
+          <w:i/>
+          <w:color w:val="555B66"/>
+          <w:sz w:val="16"/>
+        </w:rPr>
+        <w:t>A tarefa é a unidade, e ela tem estado próprio. Reprovada, volta ao construtor: 3 ciclos, e a cada volta o sistema muda de estratégia — sobe de modelo, troca de especialista, redivide a tarefa. Ninguém precisa estar presente.</w:t>
       </w:r>
     </w:p>
     <w:p>
@@ -165,7 +1035,7 @@
           <w:color w:val="184F95"/>
           <w:sz w:val="26"/>
         </w:rPr>
-        <w:t>2.  A forma de cada arquitetura</w:t>
+        <w:t>2.  O que os quatro têm em comum</w:t>
       </w:r>
     </w:p>
     <w:p>
@@ -179,214 +1049,147 @@
           <w:i w:val="0"/>
           <w:sz w:val="20"/>
         </w:rPr>
-        <w:t>Antes das dimensões, a topologia — é ela que explica a maior parte das diferenças seguintes.</w:t>
+        <w:t>A convergência é grande, e reconhecê-la vem antes de qualquer diferença. Cinco escolhas estruturais aparecem nos quatro sistemas:</w:t>
+      </w:r>
+    </w:p>
+    <w:p>
+      <w:pPr>
+        <w:pStyle w:val="ListBullet"/>
+        <w:spacing w:after="60"/>
+        <w:ind w:left="397"/>
+      </w:pPr>
+      <w:r>
+        <w:rPr>
+          <w:b/>
+          <w:sz w:val="20"/>
+        </w:rPr>
+        <w:t>Papéis especializados no lugar de um agente único.</w:t>
+      </w:r>
+      <w:r>
+        <w:rPr>
+          <w:b w:val="0"/>
+          <w:sz w:val="20"/>
+        </w:rPr>
+        <w:t xml:space="preserve"> Os quatro rejeitam o agente generalista, e os quatro relatam ganho com a divisão.</w:t>
+      </w:r>
+    </w:p>
+    <w:p>
+      <w:pPr>
+        <w:pStyle w:val="ListBullet"/>
+        <w:spacing w:after="60"/>
+        <w:ind w:left="397"/>
+      </w:pPr>
+      <w:r>
+        <w:rPr>
+          <w:b/>
+          <w:sz w:val="20"/>
+        </w:rPr>
+        <w:t>Decomposição antes da execução.</w:t>
+      </w:r>
+      <w:r>
+        <w:rPr>
+          <w:b w:val="0"/>
+          <w:sz w:val="20"/>
+        </w:rPr>
+        <w:t xml:space="preserve"> O pedido nunca vai inteiro ao modelo: vira fases, etapas, execuções ou tarefas.</w:t>
+      </w:r>
+    </w:p>
+    <w:p>
+      <w:pPr>
+        <w:pStyle w:val="ListBullet"/>
+        <w:spacing w:after="60"/>
+        <w:ind w:left="397"/>
+      </w:pPr>
+      <w:r>
+        <w:rPr>
+          <w:b/>
+          <w:sz w:val="20"/>
+        </w:rPr>
+        <w:t>Quem produz não é quem aprova.</w:t>
+      </w:r>
+      <w:r>
+        <w:rPr>
+          <w:b w:val="0"/>
+          <w:sz w:val="20"/>
+        </w:rPr>
+        <w:t xml:space="preserve"> Em nenhum dos quatro o autor do trabalho é quem o aprova.</w:t>
+      </w:r>
+    </w:p>
+    <w:p>
+      <w:pPr>
+        <w:pStyle w:val="ListBullet"/>
+        <w:spacing w:after="60"/>
+        <w:ind w:left="397"/>
+      </w:pPr>
+      <w:r>
+        <w:rPr>
+          <w:b/>
+          <w:sz w:val="20"/>
+        </w:rPr>
+        <w:t>Artefato versionado como saída.</w:t>
+      </w:r>
+      <w:r>
+        <w:rPr>
+          <w:b w:val="0"/>
+          <w:sz w:val="20"/>
+        </w:rPr>
+        <w:t xml:space="preserve"> O controle de versão é o registro comum do que foi produzido.</w:t>
+      </w:r>
+    </w:p>
+    <w:p>
+      <w:pPr>
+        <w:pStyle w:val="ListBullet"/>
+        <w:spacing w:after="60"/>
+        <w:ind w:left="397"/>
+      </w:pPr>
+      <w:r>
+        <w:rPr>
+          <w:b/>
+          <w:sz w:val="20"/>
+        </w:rPr>
+        <w:t>Algum limite de repetição.</w:t>
+      </w:r>
+      <w:r>
+        <w:rPr>
+          <w:b w:val="0"/>
+          <w:sz w:val="20"/>
+        </w:rPr>
+        <w:t xml:space="preserve"> Três declaram um teto explícito; no quarto, é a pessoa que corta.</w:t>
       </w:r>
     </w:p>
     <w:tbl>
       <w:tblPr>
-        <w:tblStyle w:val="TableGrid"/>
         <w:tblW w:type="auto" w:w="0"/>
         <w:jc w:val="center"/>
         <w:tblLook w:firstColumn="1" w:firstRow="1" w:lastColumn="0" w:lastRow="0" w:noHBand="0" w:noVBand="1" w:val="04A0"/>
       </w:tblPr>
       <w:tblGrid>
-        <w:gridCol w:w="4759"/>
-        <w:gridCol w:w="4759"/>
+        <w:gridCol w:w="9518"/>
       </w:tblGrid>
       <w:tr>
         <w:tc>
           <w:tcPr>
-            <w:tcW w:type="dxa" w:w="1928"/>
-            <w:shd w:val="clear" w:fill="2A78D6"/>
+            <w:tcW w:type="dxa" w:w="9518"/>
+            <w:shd w:val="clear" w:fill="F2F5FA"/>
           </w:tcPr>
           <w:p>
             <w:pPr>
-              <w:spacing w:after="20"/>
+              <w:spacing w:after="0"/>
             </w:pPr>
             <w:r/>
             <w:r>
               <w:rPr>
                 <w:b/>
-                <w:color w:val="FFFFFF"/>
+                <w:color w:val="184F95"/>
                 <w:sz w:val="17"/>
               </w:rPr>
-              <w:t>Sistema</w:t>
+              <w:t xml:space="preserve">LEITURA  </w:t>
             </w:r>
-          </w:p>
-        </w:tc>
-        <w:tc>
-          <w:tcPr>
-            <w:tcW w:type="dxa" w:w="7143"/>
-            <w:shd w:val="clear" w:fill="2A78D6"/>
-          </w:tcPr>
-          <w:p>
-            <w:pPr>
-              <w:spacing w:after="20"/>
-            </w:pPr>
-            <w:r/>
             <w:r>
               <w:rPr>
-                <w:b/>
-                <w:color w:val="FFFFFF"/>
-                <w:sz w:val="17"/>
+                <w:sz w:val="19"/>
               </w:rPr>
-              <w:t>Como os agentes se conectam</w:t>
-            </w:r>
-          </w:p>
-        </w:tc>
-      </w:tr>
-      <w:tr>
-        <w:tc>
-          <w:tcPr>
-            <w:tcW w:type="dxa" w:w="1928"/>
-          </w:tcPr>
-          <w:p>
-            <w:pPr>
-              <w:spacing w:after="20"/>
-            </w:pPr>
-            <w:r/>
-            <w:r>
-              <w:rPr>
-                <w:b w:val="0"/>
-                <w:sz w:val="17"/>
-              </w:rPr>
-              <w:t>ChatDev</w:t>
-            </w:r>
-          </w:p>
-        </w:tc>
-        <w:tc>
-          <w:tcPr>
-            <w:tcW w:type="dxa" w:w="7143"/>
-          </w:tcPr>
-          <w:p>
-            <w:pPr>
-              <w:spacing w:after="20"/>
-            </w:pPr>
-            <w:r/>
-            <w:r>
-              <w:rPr>
-                <w:b w:val="0"/>
-                <w:sz w:val="17"/>
-              </w:rPr>
-              <w:t>Duplas em diálogo, encadeadas por fase. A conversa é o canal, e o próximo par recebe o resultado da fase anterior.</w:t>
-            </w:r>
-          </w:p>
-        </w:tc>
-      </w:tr>
-      <w:tr>
-        <w:tc>
-          <w:tcPr>
-            <w:tcW w:type="dxa" w:w="1928"/>
-            <w:shd w:val="clear" w:fill="F5F5F2"/>
-          </w:tcPr>
-          <w:p>
-            <w:pPr>
-              <w:spacing w:after="20"/>
-            </w:pPr>
-            <w:r/>
-            <w:r>
-              <w:rPr>
-                <w:b w:val="0"/>
-                <w:sz w:val="17"/>
-              </w:rPr>
-              <w:t>MetaGPT</w:t>
-            </w:r>
-          </w:p>
-        </w:tc>
-        <w:tc>
-          <w:tcPr>
-            <w:tcW w:type="dxa" w:w="7143"/>
-            <w:shd w:val="clear" w:fill="F5F5F2"/>
-          </w:tcPr>
-          <w:p>
-            <w:pPr>
-              <w:spacing w:after="20"/>
-            </w:pPr>
-            <w:r/>
-            <w:r>
-              <w:rPr>
-                <w:b w:val="0"/>
-                <w:sz w:val="17"/>
-              </w:rPr>
-              <w:t>Rede desacoplada: ninguém fala com ninguém diretamente. Todos publicam num quadro compartilhado e assinam o que interessa ao seu papel.</w:t>
-            </w:r>
-          </w:p>
-        </w:tc>
-      </w:tr>
-      <w:tr>
-        <w:tc>
-          <w:tcPr>
-            <w:tcW w:type="dxa" w:w="1928"/>
-          </w:tcPr>
-          <w:p>
-            <w:pPr>
-              <w:spacing w:after="20"/>
-            </w:pPr>
-            <w:r/>
-            <w:r>
-              <w:rPr>
-                <w:b w:val="0"/>
-                <w:sz w:val="17"/>
-              </w:rPr>
-              <w:t>softwarefabrik.io</w:t>
-            </w:r>
-          </w:p>
-        </w:tc>
-        <w:tc>
-          <w:tcPr>
-            <w:tcW w:type="dxa" w:w="7143"/>
-          </w:tcPr>
-          <w:p>
-            <w:pPr>
-              <w:spacing w:after="20"/>
-            </w:pPr>
-            <w:r/>
-            <w:r>
-              <w:rPr>
-                <w:b w:val="0"/>
-                <w:sz w:val="17"/>
-              </w:rPr>
-              <w:t>Uma execução linear produz o trabalho; ao fim, um comitê de seis revisores avalia em paralelo e o operador decide.</w:t>
-            </w:r>
-          </w:p>
-        </w:tc>
-      </w:tr>
-      <w:tr>
-        <w:tc>
-          <w:tcPr>
-            <w:tcW w:type="dxa" w:w="1928"/>
-            <w:shd w:val="clear" w:fill="F5F5F2"/>
-          </w:tcPr>
-          <w:p>
-            <w:pPr>
-              <w:spacing w:after="20"/>
-            </w:pPr>
-            <w:r/>
-            <w:r>
-              <w:rPr>
-                <w:b w:val="0"/>
-                <w:sz w:val="17"/>
-              </w:rPr>
-              <w:t>Este trabalho</w:t>
-            </w:r>
-          </w:p>
-        </w:tc>
-        <w:tc>
-          <w:tcPr>
-            <w:tcW w:type="dxa" w:w="7143"/>
-            <w:shd w:val="clear" w:fill="F5F5F2"/>
-          </w:tcPr>
-          <w:p>
-            <w:pPr>
-              <w:spacing w:after="20"/>
-            </w:pPr>
-            <w:r/>
-            <w:r>
-              <w:rPr>
-                <w:b w:val="0"/>
-                <w:sz w:val="17"/>
-              </w:rPr>
-              <w:t>Fila de tarefas ordenada por dependência. Cada tarefa percorre construtor, verificador e revisor, em série; tarefas independentes correm em paralelo.</w:t>
+              <w:t>Que quatro sistemas construídos de forma independente cheguem às mesmas cinco escolhas sugere que elas não são preferência de projeto, e sim resposta necessária ao substrato: modelos de linguagem sem memória entre execuções, produzindo artefatos que precisam ser conferidos por quem não os produziu. A comparação séria, portanto, não é sobre essa base comum — é sobre o que se escolhe além dela.</w:t>
             </w:r>
           </w:p>
         </w:tc>
@@ -408,7 +1211,2591 @@
           <w:color w:val="184F95"/>
           <w:sz w:val="26"/>
         </w:rPr>
-        <w:t>3.  Como o trabalho é organizado</w:t>
+        <w:t>3.  O que separa: três perguntas</w:t>
+      </w:r>
+    </w:p>
+    <w:p>
+      <w:pPr>
+        <w:spacing w:after="120"/>
+        <w:jc w:val="both"/>
+      </w:pPr>
+      <w:r>
+        <w:rPr>
+          <w:b w:val="0"/>
+          <w:i w:val="0"/>
+          <w:sz w:val="20"/>
+        </w:rPr>
+        <w:t>Descontado o que é comum, restam três perguntas que toda arquitetura dessas precisa responder. As respostas são o que realmente distingue os quatro sistemas.</w:t>
+      </w:r>
+    </w:p>
+    <w:p>
+      <w:pPr>
+        <w:keepNext/>
+        <w:spacing w:before="200" w:after="60"/>
+      </w:pPr>
+      <w:r>
+        <w:rPr>
+          <w:b/>
+          <w:color w:val="1A1A1A"/>
+          <w:sz w:val="21"/>
+        </w:rPr>
+        <w:t>3.1  Onde fica o estado do trabalho?</w:t>
+      </w:r>
+    </w:p>
+    <w:tbl>
+      <w:tblPr>
+        <w:tblStyle w:val="TableGrid"/>
+        <w:tblW w:type="auto" w:w="0"/>
+        <w:jc w:val="center"/>
+        <w:tblLook w:firstColumn="1" w:firstRow="1" w:lastColumn="0" w:lastRow="0" w:noHBand="0" w:noVBand="1" w:val="04A0"/>
+      </w:tblPr>
+      <w:tblGrid>
+        <w:gridCol w:w="3173"/>
+        <w:gridCol w:w="3173"/>
+        <w:gridCol w:w="3173"/>
+      </w:tblGrid>
+      <w:tr>
+        <w:trPr>
+          <w:cantSplit/>
+        </w:trPr>
+        <w:tc>
+          <w:tcPr>
+            <w:tcW w:type="dxa" w:w="1814"/>
+            <w:shd w:val="clear" w:fill="2A78D6"/>
+          </w:tcPr>
+          <w:p>
+            <w:pPr>
+              <w:spacing w:after="20"/>
+            </w:pPr>
+            <w:r/>
+            <w:r>
+              <w:rPr>
+                <w:b/>
+                <w:color w:val="FFFFFF"/>
+                <w:sz w:val="16"/>
+              </w:rPr>
+              <w:t>Sistema</w:t>
+            </w:r>
+          </w:p>
+        </w:tc>
+        <w:tc>
+          <w:tcPr>
+            <w:tcW w:type="dxa" w:w="3288"/>
+            <w:shd w:val="clear" w:fill="2A78D6"/>
+          </w:tcPr>
+          <w:p>
+            <w:pPr>
+              <w:spacing w:after="20"/>
+            </w:pPr>
+            <w:r/>
+            <w:r>
+              <w:rPr>
+                <w:b/>
+                <w:color w:val="FFFFFF"/>
+                <w:sz w:val="16"/>
+              </w:rPr>
+              <w:t>Resposta</w:t>
+            </w:r>
+          </w:p>
+        </w:tc>
+        <w:tc>
+          <w:tcPr>
+            <w:tcW w:type="dxa" w:w="3969"/>
+            <w:shd w:val="clear" w:fill="2A78D6"/>
+          </w:tcPr>
+          <w:p>
+            <w:pPr>
+              <w:spacing w:after="20"/>
+            </w:pPr>
+            <w:r/>
+            <w:r>
+              <w:rPr>
+                <w:b/>
+                <w:color w:val="FFFFFF"/>
+                <w:sz w:val="16"/>
+              </w:rPr>
+              <w:t>Consequência</w:t>
+            </w:r>
+          </w:p>
+        </w:tc>
+      </w:tr>
+      <w:tr>
+        <w:trPr>
+          <w:cantSplit/>
+        </w:trPr>
+        <w:tc>
+          <w:tcPr>
+            <w:tcW w:type="dxa" w:w="1814"/>
+          </w:tcPr>
+          <w:p>
+            <w:pPr>
+              <w:spacing w:after="20"/>
+            </w:pPr>
+            <w:r/>
+            <w:r>
+              <w:rPr>
+                <w:b w:val="0"/>
+                <w:sz w:val="16"/>
+              </w:rPr>
+              <w:t>ChatDev</w:t>
+            </w:r>
+          </w:p>
+        </w:tc>
+        <w:tc>
+          <w:tcPr>
+            <w:tcW w:type="dxa" w:w="3288"/>
+          </w:tcPr>
+          <w:p>
+            <w:pPr>
+              <w:spacing w:after="20"/>
+            </w:pPr>
+            <w:r/>
+            <w:r>
+              <w:rPr>
+                <w:b w:val="0"/>
+                <w:sz w:val="16"/>
+              </w:rPr>
+              <w:t>Na memória do diálogo — curta dentro da fase, resumida entre fases</w:t>
+            </w:r>
+          </w:p>
+        </w:tc>
+        <w:tc>
+          <w:tcPr>
+            <w:tcW w:type="dxa" w:w="3969"/>
+          </w:tcPr>
+          <w:p>
+            <w:pPr>
+              <w:spacing w:after="20"/>
+            </w:pPr>
+            <w:r/>
+            <w:r>
+              <w:rPr>
+                <w:b w:val="0"/>
+                <w:sz w:val="16"/>
+              </w:rPr>
+              <w:t>A execução é a unidade: quando ela termina, não há a que voltar</w:t>
+            </w:r>
+          </w:p>
+        </w:tc>
+      </w:tr>
+      <w:tr>
+        <w:trPr>
+          <w:cantSplit/>
+        </w:trPr>
+        <w:tc>
+          <w:tcPr>
+            <w:tcW w:type="dxa" w:w="1814"/>
+            <w:shd w:val="clear" w:fill="F5F5F2"/>
+          </w:tcPr>
+          <w:p>
+            <w:pPr>
+              <w:spacing w:after="20"/>
+            </w:pPr>
+            <w:r/>
+            <w:r>
+              <w:rPr>
+                <w:b w:val="0"/>
+                <w:sz w:val="16"/>
+              </w:rPr>
+              <w:t>MetaGPT</w:t>
+            </w:r>
+          </w:p>
+        </w:tc>
+        <w:tc>
+          <w:tcPr>
+            <w:tcW w:type="dxa" w:w="3288"/>
+            <w:shd w:val="clear" w:fill="F5F5F2"/>
+          </w:tcPr>
+          <w:p>
+            <w:pPr>
+              <w:spacing w:after="20"/>
+            </w:pPr>
+            <w:r/>
+            <w:r>
+              <w:rPr>
+                <w:b w:val="0"/>
+                <w:sz w:val="16"/>
+              </w:rPr>
+              <w:t>Num quadro de mensagens em memória, mais uma memória global</w:t>
+            </w:r>
+          </w:p>
+        </w:tc>
+        <w:tc>
+          <w:tcPr>
+            <w:tcW w:type="dxa" w:w="3969"/>
+            <w:shd w:val="clear" w:fill="F5F5F2"/>
+          </w:tcPr>
+          <w:p>
+            <w:pPr>
+              <w:spacing w:after="20"/>
+            </w:pPr>
+            <w:r/>
+            <w:r>
+              <w:rPr>
+                <w:b w:val="0"/>
+                <w:sz w:val="16"/>
+              </w:rPr>
+              <w:t>Os papéis se desacoplam entre si, mas o estado ainda morre com a execução</w:t>
+            </w:r>
+          </w:p>
+        </w:tc>
+      </w:tr>
+      <w:tr>
+        <w:trPr>
+          <w:cantSplit/>
+        </w:trPr>
+        <w:tc>
+          <w:tcPr>
+            <w:tcW w:type="dxa" w:w="1814"/>
+          </w:tcPr>
+          <w:p>
+            <w:pPr>
+              <w:spacing w:after="20"/>
+            </w:pPr>
+            <w:r/>
+            <w:r>
+              <w:rPr>
+                <w:b w:val="0"/>
+                <w:sz w:val="16"/>
+              </w:rPr>
+              <w:t>softwarefabrik.io</w:t>
+            </w:r>
+          </w:p>
+        </w:tc>
+        <w:tc>
+          <w:tcPr>
+            <w:tcW w:type="dxa" w:w="3288"/>
+          </w:tcPr>
+          <w:p>
+            <w:pPr>
+              <w:spacing w:after="20"/>
+            </w:pPr>
+            <w:r/>
+            <w:r>
+              <w:rPr>
+                <w:b w:val="0"/>
+                <w:sz w:val="16"/>
+              </w:rPr>
+              <w:t>No espaço de trabalho versionado, mais a espera pela aprovação</w:t>
+            </w:r>
+          </w:p>
+        </w:tc>
+        <w:tc>
+          <w:tcPr>
+            <w:tcW w:type="dxa" w:w="3969"/>
+          </w:tcPr>
+          <w:p>
+            <w:pPr>
+              <w:spacing w:after="20"/>
+            </w:pPr>
+            <w:r/>
+            <w:r>
+              <w:rPr>
+                <w:b w:val="0"/>
+                <w:sz w:val="16"/>
+              </w:rPr>
+              <w:t>O trabalho sobrevive à execução; a espera por uma pessoa é parte do estado</w:t>
+            </w:r>
+          </w:p>
+        </w:tc>
+      </w:tr>
+      <w:tr>
+        <w:trPr>
+          <w:cantSplit/>
+        </w:trPr>
+        <w:tc>
+          <w:tcPr>
+            <w:tcW w:type="dxa" w:w="1814"/>
+            <w:shd w:val="clear" w:fill="F5F5F2"/>
+          </w:tcPr>
+          <w:p>
+            <w:pPr>
+              <w:spacing w:after="20"/>
+            </w:pPr>
+            <w:r/>
+            <w:r>
+              <w:rPr>
+                <w:b w:val="0"/>
+                <w:sz w:val="16"/>
+              </w:rPr>
+              <w:t>Este trabalho</w:t>
+            </w:r>
+          </w:p>
+        </w:tc>
+        <w:tc>
+          <w:tcPr>
+            <w:tcW w:type="dxa" w:w="3288"/>
+            <w:shd w:val="clear" w:fill="F5F5F2"/>
+          </w:tcPr>
+          <w:p>
+            <w:pPr>
+              <w:spacing w:after="20"/>
+            </w:pPr>
+            <w:r/>
+            <w:r>
+              <w:rPr>
+                <w:b w:val="0"/>
+                <w:sz w:val="16"/>
+              </w:rPr>
+              <w:t>Em arquivo, por tarefa: estado, dependências, tentativas. A conversa nunca é fonte</w:t>
+            </w:r>
+          </w:p>
+        </w:tc>
+        <w:tc>
+          <w:tcPr>
+            <w:tcW w:type="dxa" w:w="3969"/>
+            <w:shd w:val="clear" w:fill="F5F5F2"/>
+          </w:tcPr>
+          <w:p>
+            <w:pPr>
+              <w:spacing w:after="20"/>
+            </w:pPr>
+            <w:r/>
+            <w:r>
+              <w:rPr>
+                <w:b w:val="0"/>
+                <w:sz w:val="16"/>
+              </w:rPr>
+              <w:t>Uma sessão nova continua de onde a anterior parou, só lendo os arquivos</w:t>
+            </w:r>
+          </w:p>
+        </w:tc>
+      </w:tr>
+    </w:tbl>
+    <w:p>
+      <w:pPr>
+        <w:spacing w:after="80"/>
+      </w:pPr>
+    </w:p>
+    <w:p>
+      <w:pPr>
+        <w:keepNext/>
+        <w:spacing w:before="200" w:after="60"/>
+      </w:pPr>
+      <w:r>
+        <w:rPr>
+          <w:b/>
+          <w:color w:val="1A1A1A"/>
+          <w:sz w:val="21"/>
+        </w:rPr>
+        <w:t>3.2  Quem decide o que acontece em seguida?</w:t>
+      </w:r>
+    </w:p>
+    <w:tbl>
+      <w:tblPr>
+        <w:tblStyle w:val="TableGrid"/>
+        <w:tblW w:type="auto" w:w="0"/>
+        <w:jc w:val="center"/>
+        <w:tblLook w:firstColumn="1" w:firstRow="1" w:lastColumn="0" w:lastRow="0" w:noHBand="0" w:noVBand="1" w:val="04A0"/>
+      </w:tblPr>
+      <w:tblGrid>
+        <w:gridCol w:w="3173"/>
+        <w:gridCol w:w="3173"/>
+        <w:gridCol w:w="3173"/>
+      </w:tblGrid>
+      <w:tr>
+        <w:trPr>
+          <w:cantSplit/>
+        </w:trPr>
+        <w:tc>
+          <w:tcPr>
+            <w:tcW w:type="dxa" w:w="1814"/>
+            <w:shd w:val="clear" w:fill="2A78D6"/>
+          </w:tcPr>
+          <w:p>
+            <w:pPr>
+              <w:spacing w:after="20"/>
+            </w:pPr>
+            <w:r/>
+            <w:r>
+              <w:rPr>
+                <w:b/>
+                <w:color w:val="FFFFFF"/>
+                <w:sz w:val="16"/>
+              </w:rPr>
+              <w:t>Sistema</w:t>
+            </w:r>
+          </w:p>
+        </w:tc>
+        <w:tc>
+          <w:tcPr>
+            <w:tcW w:type="dxa" w:w="3288"/>
+            <w:shd w:val="clear" w:fill="2A78D6"/>
+          </w:tcPr>
+          <w:p>
+            <w:pPr>
+              <w:spacing w:after="20"/>
+            </w:pPr>
+            <w:r/>
+            <w:r>
+              <w:rPr>
+                <w:b/>
+                <w:color w:val="FFFFFF"/>
+                <w:sz w:val="16"/>
+              </w:rPr>
+              <w:t>Resposta</w:t>
+            </w:r>
+          </w:p>
+        </w:tc>
+        <w:tc>
+          <w:tcPr>
+            <w:tcW w:type="dxa" w:w="3969"/>
+            <w:shd w:val="clear" w:fill="2A78D6"/>
+          </w:tcPr>
+          <w:p>
+            <w:pPr>
+              <w:spacing w:after="20"/>
+            </w:pPr>
+            <w:r/>
+            <w:r>
+              <w:rPr>
+                <w:b/>
+                <w:color w:val="FFFFFF"/>
+                <w:sz w:val="16"/>
+              </w:rPr>
+              <w:t>Consequência</w:t>
+            </w:r>
+          </w:p>
+        </w:tc>
+      </w:tr>
+      <w:tr>
+        <w:trPr>
+          <w:cantSplit/>
+        </w:trPr>
+        <w:tc>
+          <w:tcPr>
+            <w:tcW w:type="dxa" w:w="1814"/>
+          </w:tcPr>
+          <w:p>
+            <w:pPr>
+              <w:spacing w:after="20"/>
+            </w:pPr>
+            <w:r/>
+            <w:r>
+              <w:rPr>
+                <w:b w:val="0"/>
+                <w:sz w:val="16"/>
+              </w:rPr>
+              <w:t>ChatDev</w:t>
+            </w:r>
+          </w:p>
+        </w:tc>
+        <w:tc>
+          <w:tcPr>
+            <w:tcW w:type="dxa" w:w="3288"/>
+          </w:tcPr>
+          <w:p>
+            <w:pPr>
+              <w:spacing w:after="20"/>
+            </w:pPr>
+            <w:r/>
+            <w:r>
+              <w:rPr>
+                <w:b w:val="0"/>
+                <w:sz w:val="16"/>
+              </w:rPr>
+              <w:t>A cascata: a fase seguinte é fixa</w:t>
+            </w:r>
+          </w:p>
+        </w:tc>
+        <w:tc>
+          <w:tcPr>
+            <w:tcW w:type="dxa" w:w="3969"/>
+          </w:tcPr>
+          <w:p>
+            <w:pPr>
+              <w:spacing w:after="20"/>
+            </w:pPr>
+            <w:r/>
+            <w:r>
+              <w:rPr>
+                <w:b w:val="0"/>
+                <w:sz w:val="16"/>
+              </w:rPr>
+              <w:t>A ordem inteira é conhecida antes de começar e não muda em execução</w:t>
+            </w:r>
+          </w:p>
+        </w:tc>
+      </w:tr>
+      <w:tr>
+        <w:trPr>
+          <w:cantSplit/>
+        </w:trPr>
+        <w:tc>
+          <w:tcPr>
+            <w:tcW w:type="dxa" w:w="1814"/>
+            <w:shd w:val="clear" w:fill="F5F5F2"/>
+          </w:tcPr>
+          <w:p>
+            <w:pPr>
+              <w:spacing w:after="20"/>
+            </w:pPr>
+            <w:r/>
+            <w:r>
+              <w:rPr>
+                <w:b w:val="0"/>
+                <w:sz w:val="16"/>
+              </w:rPr>
+              <w:t>MetaGPT</w:t>
+            </w:r>
+          </w:p>
+        </w:tc>
+        <w:tc>
+          <w:tcPr>
+            <w:tcW w:type="dxa" w:w="3288"/>
+            <w:shd w:val="clear" w:fill="F5F5F2"/>
+          </w:tcPr>
+          <w:p>
+            <w:pPr>
+              <w:spacing w:after="20"/>
+            </w:pPr>
+            <w:r/>
+            <w:r>
+              <w:rPr>
+                <w:b w:val="0"/>
+                <w:sz w:val="16"/>
+              </w:rPr>
+              <w:t>O procedimento operacional: a sequência de etapas é fixa</w:t>
+            </w:r>
+          </w:p>
+        </w:tc>
+        <w:tc>
+          <w:tcPr>
+            <w:tcW w:type="dxa" w:w="3969"/>
+            <w:shd w:val="clear" w:fill="F5F5F2"/>
+          </w:tcPr>
+          <w:p>
+            <w:pPr>
+              <w:spacing w:after="20"/>
+            </w:pPr>
+            <w:r/>
+            <w:r>
+              <w:rPr>
+                <w:b w:val="0"/>
+                <w:sz w:val="16"/>
+              </w:rPr>
+              <w:t>Idem — o quadro desacopla quem lê de quem escreve, mas não altera a ordem</w:t>
+            </w:r>
+          </w:p>
+        </w:tc>
+      </w:tr>
+      <w:tr>
+        <w:trPr>
+          <w:cantSplit/>
+        </w:trPr>
+        <w:tc>
+          <w:tcPr>
+            <w:tcW w:type="dxa" w:w="1814"/>
+          </w:tcPr>
+          <w:p>
+            <w:pPr>
+              <w:spacing w:after="20"/>
+            </w:pPr>
+            <w:r/>
+            <w:r>
+              <w:rPr>
+                <w:b w:val="0"/>
+                <w:sz w:val="16"/>
+              </w:rPr>
+              <w:t>softwarefabrik.io</w:t>
+            </w:r>
+          </w:p>
+        </w:tc>
+        <w:tc>
+          <w:tcPr>
+            <w:tcW w:type="dxa" w:w="3288"/>
+          </w:tcPr>
+          <w:p>
+            <w:pPr>
+              <w:spacing w:after="20"/>
+            </w:pPr>
+            <w:r/>
+            <w:r>
+              <w:rPr>
+                <w:b w:val="0"/>
+                <w:sz w:val="16"/>
+              </w:rPr>
+              <w:t>O operador humano, no portão de aprovação</w:t>
+            </w:r>
+          </w:p>
+        </w:tc>
+        <w:tc>
+          <w:tcPr>
+            <w:tcW w:type="dxa" w:w="3969"/>
+          </w:tcPr>
+          <w:p>
+            <w:pPr>
+              <w:spacing w:after="20"/>
+            </w:pPr>
+            <w:r/>
+            <w:r>
+              <w:rPr>
+                <w:b w:val="0"/>
+                <w:sz w:val="16"/>
+              </w:rPr>
+              <w:t>O sistema avança na velocidade da atenção de uma pessoa</w:t>
+            </w:r>
+          </w:p>
+        </w:tc>
+      </w:tr>
+      <w:tr>
+        <w:trPr>
+          <w:cantSplit/>
+        </w:trPr>
+        <w:tc>
+          <w:tcPr>
+            <w:tcW w:type="dxa" w:w="1814"/>
+            <w:shd w:val="clear" w:fill="F5F5F2"/>
+          </w:tcPr>
+          <w:p>
+            <w:pPr>
+              <w:spacing w:after="20"/>
+            </w:pPr>
+            <w:r/>
+            <w:r>
+              <w:rPr>
+                <w:b w:val="0"/>
+                <w:sz w:val="16"/>
+              </w:rPr>
+              <w:t>Este trabalho</w:t>
+            </w:r>
+          </w:p>
+        </w:tc>
+        <w:tc>
+          <w:tcPr>
+            <w:tcW w:type="dxa" w:w="3288"/>
+            <w:shd w:val="clear" w:fill="F5F5F2"/>
+          </w:tcPr>
+          <w:p>
+            <w:pPr>
+              <w:spacing w:after="20"/>
+            </w:pPr>
+            <w:r/>
+            <w:r>
+              <w:rPr>
+                <w:b w:val="0"/>
+                <w:sz w:val="16"/>
+              </w:rPr>
+              <w:t>Código: uma máquina de estados lê dependências e estados e monta a fila</w:t>
+            </w:r>
+          </w:p>
+        </w:tc>
+        <w:tc>
+          <w:tcPr>
+            <w:tcW w:type="dxa" w:w="3969"/>
+            <w:shd w:val="clear" w:fill="F5F5F2"/>
+          </w:tcPr>
+          <w:p>
+            <w:pPr>
+              <w:spacing w:after="20"/>
+            </w:pPr>
+            <w:r/>
+            <w:r>
+              <w:rPr>
+                <w:b w:val="0"/>
+                <w:sz w:val="16"/>
+              </w:rPr>
+              <w:t>A ordem é derivada em execução e se refaz a cada tarefa que conclui</w:t>
+            </w:r>
+          </w:p>
+        </w:tc>
+      </w:tr>
+    </w:tbl>
+    <w:p>
+      <w:pPr>
+        <w:spacing w:after="80"/>
+      </w:pPr>
+    </w:p>
+    <w:p>
+      <w:pPr>
+        <w:keepNext/>
+        <w:spacing w:before="200" w:after="60"/>
+      </w:pPr>
+      <w:r>
+        <w:rPr>
+          <w:b/>
+          <w:color w:val="1A1A1A"/>
+          <w:sz w:val="21"/>
+        </w:rPr>
+        <w:t>3.3  Como se impede um papel de fazer o que não é dele?</w:t>
+      </w:r>
+    </w:p>
+    <w:tbl>
+      <w:tblPr>
+        <w:tblStyle w:val="TableGrid"/>
+        <w:tblW w:type="auto" w:w="0"/>
+        <w:jc w:val="center"/>
+        <w:tblLook w:firstColumn="1" w:firstRow="1" w:lastColumn="0" w:lastRow="0" w:noHBand="0" w:noVBand="1" w:val="04A0"/>
+      </w:tblPr>
+      <w:tblGrid>
+        <w:gridCol w:w="3173"/>
+        <w:gridCol w:w="3173"/>
+        <w:gridCol w:w="3173"/>
+      </w:tblGrid>
+      <w:tr>
+        <w:trPr>
+          <w:cantSplit/>
+        </w:trPr>
+        <w:tc>
+          <w:tcPr>
+            <w:tcW w:type="dxa" w:w="1814"/>
+            <w:shd w:val="clear" w:fill="2A78D6"/>
+          </w:tcPr>
+          <w:p>
+            <w:pPr>
+              <w:spacing w:after="20"/>
+            </w:pPr>
+            <w:r/>
+            <w:r>
+              <w:rPr>
+                <w:b/>
+                <w:color w:val="FFFFFF"/>
+                <w:sz w:val="16"/>
+              </w:rPr>
+              <w:t>Sistema</w:t>
+            </w:r>
+          </w:p>
+        </w:tc>
+        <w:tc>
+          <w:tcPr>
+            <w:tcW w:type="dxa" w:w="3288"/>
+            <w:shd w:val="clear" w:fill="2A78D6"/>
+          </w:tcPr>
+          <w:p>
+            <w:pPr>
+              <w:spacing w:after="20"/>
+            </w:pPr>
+            <w:r/>
+            <w:r>
+              <w:rPr>
+                <w:b/>
+                <w:color w:val="FFFFFF"/>
+                <w:sz w:val="16"/>
+              </w:rPr>
+              <w:t>Resposta</w:t>
+            </w:r>
+          </w:p>
+        </w:tc>
+        <w:tc>
+          <w:tcPr>
+            <w:tcW w:type="dxa" w:w="3969"/>
+            <w:shd w:val="clear" w:fill="2A78D6"/>
+          </w:tcPr>
+          <w:p>
+            <w:pPr>
+              <w:spacing w:after="20"/>
+            </w:pPr>
+            <w:r/>
+            <w:r>
+              <w:rPr>
+                <w:b/>
+                <w:color w:val="FFFFFF"/>
+                <w:sz w:val="16"/>
+              </w:rPr>
+              <w:t>Consequência</w:t>
+            </w:r>
+          </w:p>
+        </w:tc>
+      </w:tr>
+      <w:tr>
+        <w:trPr>
+          <w:cantSplit/>
+        </w:trPr>
+        <w:tc>
+          <w:tcPr>
+            <w:tcW w:type="dxa" w:w="1814"/>
+          </w:tcPr>
+          <w:p>
+            <w:pPr>
+              <w:spacing w:after="20"/>
+            </w:pPr>
+            <w:r/>
+            <w:r>
+              <w:rPr>
+                <w:b w:val="0"/>
+                <w:sz w:val="16"/>
+              </w:rPr>
+              <w:t>ChatDev</w:t>
+            </w:r>
+          </w:p>
+        </w:tc>
+        <w:tc>
+          <w:tcPr>
+            <w:tcW w:type="dxa" w:w="3288"/>
+          </w:tcPr>
+          <w:p>
+            <w:pPr>
+              <w:spacing w:after="20"/>
+            </w:pPr>
+            <w:r/>
+            <w:r>
+              <w:rPr>
+                <w:b w:val="0"/>
+                <w:sz w:val="16"/>
+              </w:rPr>
+              <w:t>Texto: a instrução escrita no papel</w:t>
+            </w:r>
+          </w:p>
+        </w:tc>
+        <w:tc>
+          <w:tcPr>
+            <w:tcW w:type="dxa" w:w="3969"/>
+          </w:tcPr>
+          <w:p>
+            <w:pPr>
+              <w:spacing w:after="20"/>
+            </w:pPr>
+            <w:r/>
+            <w:r>
+              <w:rPr>
+                <w:b w:val="0"/>
+                <w:sz w:val="16"/>
+              </w:rPr>
+              <w:t>A regra vale enquanto o modelo a obedecer</w:t>
+            </w:r>
+          </w:p>
+        </w:tc>
+      </w:tr>
+      <w:tr>
+        <w:trPr>
+          <w:cantSplit/>
+        </w:trPr>
+        <w:tc>
+          <w:tcPr>
+            <w:tcW w:type="dxa" w:w="1814"/>
+            <w:shd w:val="clear" w:fill="F5F5F2"/>
+          </w:tcPr>
+          <w:p>
+            <w:pPr>
+              <w:spacing w:after="20"/>
+            </w:pPr>
+            <w:r/>
+            <w:r>
+              <w:rPr>
+                <w:b w:val="0"/>
+                <w:sz w:val="16"/>
+              </w:rPr>
+              <w:t>MetaGPT</w:t>
+            </w:r>
+          </w:p>
+        </w:tc>
+        <w:tc>
+          <w:tcPr>
+            <w:tcW w:type="dxa" w:w="3288"/>
+            <w:shd w:val="clear" w:fill="F5F5F2"/>
+          </w:tcPr>
+          <w:p>
+            <w:pPr>
+              <w:spacing w:after="20"/>
+            </w:pPr>
+            <w:r/>
+            <w:r>
+              <w:rPr>
+                <w:b w:val="0"/>
+                <w:sz w:val="16"/>
+              </w:rPr>
+              <w:t>Texto, mais o formato do artefato que o papel precisa produzir</w:t>
+            </w:r>
+          </w:p>
+        </w:tc>
+        <w:tc>
+          <w:tcPr>
+            <w:tcW w:type="dxa" w:w="3969"/>
+            <w:shd w:val="clear" w:fill="F5F5F2"/>
+          </w:tcPr>
+          <w:p>
+            <w:pPr>
+              <w:spacing w:after="20"/>
+            </w:pPr>
+            <w:r/>
+            <w:r>
+              <w:rPr>
+                <w:b w:val="0"/>
+                <w:sz w:val="16"/>
+              </w:rPr>
+              <w:t>O formato restringe a saída, mas a fronteira do papel continua sendo texto</w:t>
+            </w:r>
+          </w:p>
+        </w:tc>
+      </w:tr>
+      <w:tr>
+        <w:trPr>
+          <w:cantSplit/>
+        </w:trPr>
+        <w:tc>
+          <w:tcPr>
+            <w:tcW w:type="dxa" w:w="1814"/>
+          </w:tcPr>
+          <w:p>
+            <w:pPr>
+              <w:spacing w:after="20"/>
+            </w:pPr>
+            <w:r/>
+            <w:r>
+              <w:rPr>
+                <w:b w:val="0"/>
+                <w:sz w:val="16"/>
+              </w:rPr>
+              <w:t>softwarefabrik.io</w:t>
+            </w:r>
+          </w:p>
+        </w:tc>
+        <w:tc>
+          <w:tcPr>
+            <w:tcW w:type="dxa" w:w="3288"/>
+          </w:tcPr>
+          <w:p>
+            <w:pPr>
+              <w:spacing w:after="20"/>
+            </w:pPr>
+            <w:r/>
+            <w:r>
+              <w:rPr>
+                <w:b w:val="0"/>
+                <w:sz w:val="16"/>
+              </w:rPr>
+              <w:t>Interface: o portão de aprovação humano</w:t>
+            </w:r>
+          </w:p>
+        </w:tc>
+        <w:tc>
+          <w:tcPr>
+            <w:tcW w:type="dxa" w:w="3969"/>
+          </w:tcPr>
+          <w:p>
+            <w:pPr>
+              <w:spacing w:after="20"/>
+            </w:pPr>
+            <w:r/>
+            <w:r>
+              <w:rPr>
+                <w:b w:val="0"/>
+                <w:sz w:val="16"/>
+              </w:rPr>
+              <w:t>A regra é garantida, ao custo de exigir alguém presente</w:t>
+            </w:r>
+          </w:p>
+        </w:tc>
+      </w:tr>
+      <w:tr>
+        <w:trPr>
+          <w:cantSplit/>
+        </w:trPr>
+        <w:tc>
+          <w:tcPr>
+            <w:tcW w:type="dxa" w:w="1814"/>
+            <w:shd w:val="clear" w:fill="F5F5F2"/>
+          </w:tcPr>
+          <w:p>
+            <w:pPr>
+              <w:spacing w:after="20"/>
+            </w:pPr>
+            <w:r/>
+            <w:r>
+              <w:rPr>
+                <w:b w:val="0"/>
+                <w:sz w:val="16"/>
+              </w:rPr>
+              <w:t>Este trabalho</w:t>
+            </w:r>
+          </w:p>
+        </w:tc>
+        <w:tc>
+          <w:tcPr>
+            <w:tcW w:type="dxa" w:w="3288"/>
+            <w:shd w:val="clear" w:fill="F5F5F2"/>
+          </w:tcPr>
+          <w:p>
+            <w:pPr>
+              <w:spacing w:after="20"/>
+            </w:pPr>
+            <w:r/>
+            <w:r>
+              <w:rPr>
+                <w:b w:val="0"/>
+                <w:sz w:val="16"/>
+              </w:rPr>
+              <w:t>Ferramenta: o revisor não recebe a ferramenta de escrever</w:t>
+            </w:r>
+          </w:p>
+        </w:tc>
+        <w:tc>
+          <w:tcPr>
+            <w:tcW w:type="dxa" w:w="3969"/>
+            <w:shd w:val="clear" w:fill="F5F5F2"/>
+          </w:tcPr>
+          <w:p>
+            <w:pPr>
+              <w:spacing w:after="20"/>
+            </w:pPr>
+            <w:r/>
+            <w:r>
+              <w:rPr>
+                <w:b w:val="0"/>
+                <w:sz w:val="16"/>
+              </w:rPr>
+              <w:t>A regra vira impossibilidade — não existe a ação para ser desobedecida</w:t>
+            </w:r>
+          </w:p>
+        </w:tc>
+      </w:tr>
+    </w:tbl>
+    <w:p>
+      <w:pPr>
+        <w:spacing w:after="80"/>
+      </w:pPr>
+    </w:p>
+    <w:p>
+      <w:pPr>
+        <w:spacing w:after="120"/>
+        <w:jc w:val="both"/>
+      </w:pPr>
+      <w:r>
+        <w:rPr>
+          <w:b w:val="0"/>
+          <w:i w:val="0"/>
+          <w:sz w:val="20"/>
+        </w:rPr>
+        <w:t>As duas primeiras arquiteturas respondem à primeira pergunta do mesmo jeito — o estado vive dentro da execução — e isso as afasta das outras duas mais do que qualquer detalhe de implementação. Restam, próximas, softwarefabrik.io e este trabalho: as únicas em que o trabalho sobrevive ao fim da execução. É onde a comparação precisa apertar.</w:t>
+      </w:r>
+    </w:p>
+    <w:p>
+      <w:r>
+        <w:br w:type="page"/>
+      </w:r>
+    </w:p>
+    <w:p>
+      <w:pPr>
+        <w:keepNext/>
+        <w:spacing w:before="320" w:after="100"/>
+      </w:pPr>
+      <w:r>
+        <w:rPr>
+          <w:b/>
+          <w:color w:val="184F95"/>
+          <w:sz w:val="26"/>
+        </w:rPr>
+        <w:t>4.  O vizinho próximo: este trabalho × softwarefabrik.io</w:t>
+      </w:r>
+    </w:p>
+    <w:p>
+      <w:pPr>
+        <w:spacing w:after="120"/>
+        <w:jc w:val="both"/>
+      </w:pPr>
+      <w:r>
+        <w:rPr>
+          <w:b w:val="0"/>
+          <w:i w:val="0"/>
+          <w:sz w:val="20"/>
+        </w:rPr>
+        <w:t>Confronto linha a linha das duas arquiteturas que persistem estado fora da conversa. O selo à esquerda diz se a escolha é a mesma, se a intenção é a mesma com mecanismo diferente, ou se as escolhas são opostas.</w:t>
+      </w:r>
+    </w:p>
+    <w:tbl>
+      <w:tblPr>
+        <w:tblW w:type="auto" w:w="0"/>
+        <w:jc w:val="center"/>
+        <w:tblLook w:firstColumn="1" w:firstRow="1" w:lastColumn="0" w:lastRow="0" w:noHBand="0" w:noVBand="1" w:val="04A0"/>
+      </w:tblPr>
+      <w:tblGrid>
+        <w:gridCol w:w="3173"/>
+        <w:gridCol w:w="3173"/>
+        <w:gridCol w:w="3173"/>
+      </w:tblGrid>
+      <w:tr>
+        <w:trPr>
+          <w:cantSplit/>
+        </w:trPr>
+        <w:tc>
+          <w:tcPr>
+            <w:tcW w:type="dxa" w:w="3022"/>
+            <w:shd w:val="clear" w:fill="E3F3E7"/>
+          </w:tcPr>
+          <w:p>
+            <w:pPr>
+              <w:spacing w:after="20"/>
+              <w:jc w:val="center"/>
+            </w:pPr>
+            <w:r/>
+            <w:r>
+              <w:rPr>
+                <w:b/>
+                <w:color w:val="1B6B33"/>
+                <w:sz w:val="16"/>
+              </w:rPr>
+              <w:t xml:space="preserve">IGUAL  </w:t>
+            </w:r>
+            <w:r>
+              <w:rPr>
+                <w:color w:val="1B6B33"/>
+                <w:sz w:val="16"/>
+              </w:rPr>
+              <w:t>mesma escolha</w:t>
+            </w:r>
+          </w:p>
+        </w:tc>
+        <w:tc>
+          <w:tcPr>
+            <w:tcW w:type="dxa" w:w="3022"/>
+            <w:shd w:val="clear" w:fill="FDF3D6"/>
+          </w:tcPr>
+          <w:p>
+            <w:pPr>
+              <w:spacing w:after="20"/>
+              <w:jc w:val="center"/>
+            </w:pPr>
+            <w:r/>
+            <w:r>
+              <w:rPr>
+                <w:b/>
+                <w:color w:val="8A5D00"/>
+                <w:sz w:val="16"/>
+              </w:rPr>
+              <w:t xml:space="preserve">PARCIAL  </w:t>
+            </w:r>
+            <w:r>
+              <w:rPr>
+                <w:color w:val="8A5D00"/>
+                <w:sz w:val="16"/>
+              </w:rPr>
+              <w:t>mesma intenção, outro meio</w:t>
+            </w:r>
+          </w:p>
+        </w:tc>
+        <w:tc>
+          <w:tcPr>
+            <w:tcW w:type="dxa" w:w="3022"/>
+            <w:shd w:val="clear" w:fill="FBE4E2"/>
+          </w:tcPr>
+          <w:p>
+            <w:pPr>
+              <w:spacing w:after="20"/>
+              <w:jc w:val="center"/>
+            </w:pPr>
+            <w:r/>
+            <w:r>
+              <w:rPr>
+                <w:b/>
+                <w:color w:val="A82A21"/>
+                <w:sz w:val="16"/>
+              </w:rPr>
+              <w:t xml:space="preserve">DIFERE  </w:t>
+            </w:r>
+            <w:r>
+              <w:rPr>
+                <w:color w:val="A82A21"/>
+                <w:sz w:val="16"/>
+              </w:rPr>
+              <w:t>escolha oposta</w:t>
+            </w:r>
+          </w:p>
+        </w:tc>
+      </w:tr>
+    </w:tbl>
+    <w:p>
+      <w:pPr>
+        <w:keepNext/>
+        <w:spacing w:after="80"/>
+      </w:pPr>
+    </w:p>
+    <w:tbl>
+      <w:tblPr>
+        <w:tblStyle w:val="TableGrid"/>
+        <w:tblW w:type="auto" w:w="0"/>
+        <w:jc w:val="center"/>
+        <w:tblLook w:firstColumn="1" w:firstRow="1" w:lastColumn="0" w:lastRow="0" w:noHBand="0" w:noVBand="1" w:val="04A0"/>
+      </w:tblPr>
+      <w:tblGrid>
+        <w:gridCol w:w="2379"/>
+        <w:gridCol w:w="2379"/>
+        <w:gridCol w:w="2379"/>
+        <w:gridCol w:w="2379"/>
+      </w:tblGrid>
+      <w:tr>
+        <w:trPr>
+          <w:cantSplit/>
+        </w:trPr>
+        <w:tc>
+          <w:tcPr>
+            <w:tcW w:type="dxa" w:w="1077"/>
+            <w:shd w:val="clear" w:fill="2A78D6"/>
+          </w:tcPr>
+          <w:p>
+            <w:pPr>
+              <w:spacing w:after="20"/>
+            </w:pPr>
+            <w:r/>
+            <w:r>
+              <w:rPr>
+                <w:b/>
+                <w:color w:val="FFFFFF"/>
+                <w:sz w:val="16"/>
+              </w:rPr>
+            </w:r>
+          </w:p>
+        </w:tc>
+        <w:tc>
+          <w:tcPr>
+            <w:tcW w:type="dxa" w:w="1871"/>
+            <w:shd w:val="clear" w:fill="2A78D6"/>
+          </w:tcPr>
+          <w:p>
+            <w:pPr>
+              <w:spacing w:after="20"/>
+            </w:pPr>
+            <w:r/>
+            <w:r>
+              <w:rPr>
+                <w:b/>
+                <w:color w:val="FFFFFF"/>
+                <w:sz w:val="16"/>
+              </w:rPr>
+              <w:t>Dimensão arquitetural</w:t>
+            </w:r>
+          </w:p>
+        </w:tc>
+        <w:tc>
+          <w:tcPr>
+            <w:tcW w:type="dxa" w:w="3005"/>
+            <w:shd w:val="clear" w:fill="2A78D6"/>
+          </w:tcPr>
+          <w:p>
+            <w:pPr>
+              <w:spacing w:after="20"/>
+            </w:pPr>
+            <w:r/>
+            <w:r>
+              <w:rPr>
+                <w:b/>
+                <w:color w:val="FFFFFF"/>
+                <w:sz w:val="16"/>
+              </w:rPr>
+              <w:t>softwarefabrik.io</w:t>
+            </w:r>
+          </w:p>
+        </w:tc>
+        <w:tc>
+          <w:tcPr>
+            <w:tcW w:type="dxa" w:w="3005"/>
+            <w:shd w:val="clear" w:fill="2A78D6"/>
+          </w:tcPr>
+          <w:p>
+            <w:pPr>
+              <w:spacing w:after="20"/>
+            </w:pPr>
+            <w:r/>
+            <w:r>
+              <w:rPr>
+                <w:b/>
+                <w:color w:val="FFFFFF"/>
+                <w:sz w:val="16"/>
+              </w:rPr>
+              <w:t>Este trabalho</w:t>
+            </w:r>
+          </w:p>
+        </w:tc>
+      </w:tr>
+      <w:tr>
+        <w:trPr>
+          <w:cantSplit/>
+        </w:trPr>
+        <w:tc>
+          <w:tcPr>
+            <w:tcW w:type="dxa" w:w="1077"/>
+            <w:shd w:val="clear" w:fill="E3F3E7"/>
+          </w:tcPr>
+          <w:p>
+            <w:pPr>
+              <w:spacing w:after="20"/>
+              <w:jc w:val="center"/>
+            </w:pPr>
+            <w:r/>
+            <w:r>
+              <w:rPr>
+                <w:b/>
+                <w:color w:val="1B6B33"/>
+                <w:sz w:val="15"/>
+              </w:rPr>
+              <w:t>IGUAL</w:t>
+            </w:r>
+          </w:p>
+        </w:tc>
+        <w:tc>
+          <w:tcPr>
+            <w:tcW w:type="dxa" w:w="1871"/>
+            <w:shd w:val="clear" w:fill="F2F9F4"/>
+          </w:tcPr>
+          <w:p>
+            <w:pPr>
+              <w:spacing w:after="20"/>
+            </w:pPr>
+            <w:r/>
+            <w:r>
+              <w:rPr>
+                <w:b w:val="0"/>
+                <w:sz w:val="16"/>
+              </w:rPr>
+              <w:t>Papéis especializados</w:t>
+            </w:r>
+          </w:p>
+        </w:tc>
+        <w:tc>
+          <w:tcPr>
+            <w:tcW w:type="dxa" w:w="3005"/>
+            <w:shd w:val="clear" w:fill="F2F9F4"/>
+          </w:tcPr>
+          <w:p>
+            <w:pPr>
+              <w:spacing w:after="20"/>
+            </w:pPr>
+            <w:r/>
+            <w:r>
+              <w:rPr>
+                <w:b w:val="0"/>
+                <w:sz w:val="16"/>
+              </w:rPr>
+              <w:t>Papéis distintos para produzir e para revisar</w:t>
+            </w:r>
+          </w:p>
+        </w:tc>
+        <w:tc>
+          <w:tcPr>
+            <w:tcW w:type="dxa" w:w="3005"/>
+            <w:shd w:val="clear" w:fill="F2F9F4"/>
+          </w:tcPr>
+          <w:p>
+            <w:pPr>
+              <w:spacing w:after="20"/>
+            </w:pPr>
+            <w:r/>
+            <w:r>
+              <w:rPr>
+                <w:b w:val="0"/>
+                <w:sz w:val="16"/>
+              </w:rPr>
+              <w:t>Papéis distintos: planejador, construtor, verificador, revisor</w:t>
+            </w:r>
+          </w:p>
+        </w:tc>
+      </w:tr>
+      <w:tr>
+        <w:trPr>
+          <w:cantSplit/>
+        </w:trPr>
+        <w:tc>
+          <w:tcPr>
+            <w:tcW w:type="dxa" w:w="1077"/>
+            <w:shd w:val="clear" w:fill="E3F3E7"/>
+          </w:tcPr>
+          <w:p>
+            <w:pPr>
+              <w:spacing w:after="20"/>
+              <w:jc w:val="center"/>
+            </w:pPr>
+            <w:r/>
+            <w:r>
+              <w:rPr>
+                <w:b/>
+                <w:color w:val="1B6B33"/>
+                <w:sz w:val="15"/>
+              </w:rPr>
+              <w:t>IGUAL</w:t>
+            </w:r>
+          </w:p>
+        </w:tc>
+        <w:tc>
+          <w:tcPr>
+            <w:tcW w:type="dxa" w:w="1871"/>
+            <w:shd w:val="clear" w:fill="F2F9F4"/>
+          </w:tcPr>
+          <w:p>
+            <w:pPr>
+              <w:spacing w:after="20"/>
+            </w:pPr>
+            <w:r/>
+            <w:r>
+              <w:rPr>
+                <w:b w:val="0"/>
+                <w:sz w:val="16"/>
+              </w:rPr>
+              <w:t>Decomposição antes de executar</w:t>
+            </w:r>
+          </w:p>
+        </w:tc>
+        <w:tc>
+          <w:tcPr>
+            <w:tcW w:type="dxa" w:w="3005"/>
+            <w:shd w:val="clear" w:fill="F2F9F4"/>
+          </w:tcPr>
+          <w:p>
+            <w:pPr>
+              <w:spacing w:after="20"/>
+            </w:pPr>
+            <w:r/>
+            <w:r>
+              <w:rPr>
+                <w:b w:val="0"/>
+                <w:sz w:val="16"/>
+              </w:rPr>
+              <w:t>O assistente traduz o pedido em plano antes da execução</w:t>
+            </w:r>
+          </w:p>
+        </w:tc>
+        <w:tc>
+          <w:tcPr>
+            <w:tcW w:type="dxa" w:w="3005"/>
+            <w:shd w:val="clear" w:fill="F2F9F4"/>
+          </w:tcPr>
+          <w:p>
+            <w:pPr>
+              <w:spacing w:after="20"/>
+            </w:pPr>
+            <w:r/>
+            <w:r>
+              <w:rPr>
+                <w:b w:val="0"/>
+                <w:sz w:val="16"/>
+              </w:rPr>
+              <w:t>O planejador traduz o pedido em plano e tarefas antes da execução</w:t>
+            </w:r>
+          </w:p>
+        </w:tc>
+      </w:tr>
+      <w:tr>
+        <w:trPr>
+          <w:cantSplit/>
+        </w:trPr>
+        <w:tc>
+          <w:tcPr>
+            <w:tcW w:type="dxa" w:w="1077"/>
+            <w:shd w:val="clear" w:fill="E3F3E7"/>
+          </w:tcPr>
+          <w:p>
+            <w:pPr>
+              <w:spacing w:after="20"/>
+              <w:jc w:val="center"/>
+            </w:pPr>
+            <w:r/>
+            <w:r>
+              <w:rPr>
+                <w:b/>
+                <w:color w:val="1B6B33"/>
+                <w:sz w:val="15"/>
+              </w:rPr>
+              <w:t>IGUAL</w:t>
+            </w:r>
+          </w:p>
+        </w:tc>
+        <w:tc>
+          <w:tcPr>
+            <w:tcW w:type="dxa" w:w="1871"/>
+            <w:shd w:val="clear" w:fill="F2F9F4"/>
+          </w:tcPr>
+          <w:p>
+            <w:pPr>
+              <w:spacing w:after="20"/>
+            </w:pPr>
+            <w:r/>
+            <w:r>
+              <w:rPr>
+                <w:b w:val="0"/>
+                <w:sz w:val="16"/>
+              </w:rPr>
+              <w:t>Quem produz não aprova</w:t>
+            </w:r>
+          </w:p>
+        </w:tc>
+        <w:tc>
+          <w:tcPr>
+            <w:tcW w:type="dxa" w:w="3005"/>
+            <w:shd w:val="clear" w:fill="F2F9F4"/>
+          </w:tcPr>
+          <w:p>
+            <w:pPr>
+              <w:spacing w:after="20"/>
+            </w:pPr>
+            <w:r/>
+            <w:r>
+              <w:rPr>
+                <w:b w:val="0"/>
+                <w:sz w:val="16"/>
+              </w:rPr>
+              <w:t>O comitê de revisores não escreve o código</w:t>
+            </w:r>
+          </w:p>
+        </w:tc>
+        <w:tc>
+          <w:tcPr>
+            <w:tcW w:type="dxa" w:w="3005"/>
+            <w:shd w:val="clear" w:fill="F2F9F4"/>
+          </w:tcPr>
+          <w:p>
+            <w:pPr>
+              <w:spacing w:after="20"/>
+            </w:pPr>
+            <w:r/>
+            <w:r>
+              <w:rPr>
+                <w:b w:val="0"/>
+                <w:sz w:val="16"/>
+              </w:rPr>
+              <w:t>Verificador e revisor não escrevem o código</w:t>
+            </w:r>
+          </w:p>
+        </w:tc>
+      </w:tr>
+      <w:tr>
+        <w:trPr>
+          <w:cantSplit/>
+        </w:trPr>
+        <w:tc>
+          <w:tcPr>
+            <w:tcW w:type="dxa" w:w="1077"/>
+            <w:shd w:val="clear" w:fill="E3F3E7"/>
+          </w:tcPr>
+          <w:p>
+            <w:pPr>
+              <w:spacing w:after="20"/>
+              <w:jc w:val="center"/>
+            </w:pPr>
+            <w:r/>
+            <w:r>
+              <w:rPr>
+                <w:b/>
+                <w:color w:val="1B6B33"/>
+                <w:sz w:val="15"/>
+              </w:rPr>
+              <w:t>IGUAL</w:t>
+            </w:r>
+          </w:p>
+        </w:tc>
+        <w:tc>
+          <w:tcPr>
+            <w:tcW w:type="dxa" w:w="1871"/>
+            <w:shd w:val="clear" w:fill="F2F9F4"/>
+          </w:tcPr>
+          <w:p>
+            <w:pPr>
+              <w:spacing w:after="20"/>
+            </w:pPr>
+            <w:r/>
+            <w:r>
+              <w:rPr>
+                <w:b w:val="0"/>
+                <w:sz w:val="16"/>
+              </w:rPr>
+              <w:t>Artefato versionado</w:t>
+            </w:r>
+          </w:p>
+        </w:tc>
+        <w:tc>
+          <w:tcPr>
+            <w:tcW w:type="dxa" w:w="3005"/>
+            <w:shd w:val="clear" w:fill="F2F9F4"/>
+          </w:tcPr>
+          <w:p>
+            <w:pPr>
+              <w:spacing w:after="20"/>
+            </w:pPr>
+            <w:r/>
+            <w:r>
+              <w:rPr>
+                <w:b w:val="0"/>
+                <w:sz w:val="16"/>
+              </w:rPr>
+              <w:t>Git no espaço de trabalho</w:t>
+            </w:r>
+          </w:p>
+        </w:tc>
+        <w:tc>
+          <w:tcPr>
+            <w:tcW w:type="dxa" w:w="3005"/>
+            <w:shd w:val="clear" w:fill="F2F9F4"/>
+          </w:tcPr>
+          <w:p>
+            <w:pPr>
+              <w:spacing w:after="20"/>
+            </w:pPr>
+            <w:r/>
+            <w:r>
+              <w:rPr>
+                <w:b w:val="0"/>
+                <w:sz w:val="16"/>
+              </w:rPr>
+              <w:t>Git por projeto, um commit por tarefa</w:t>
+            </w:r>
+          </w:p>
+        </w:tc>
+      </w:tr>
+      <w:tr>
+        <w:trPr>
+          <w:cantSplit/>
+        </w:trPr>
+        <w:tc>
+          <w:tcPr>
+            <w:tcW w:type="dxa" w:w="1077"/>
+            <w:shd w:val="clear" w:fill="E3F3E7"/>
+          </w:tcPr>
+          <w:p>
+            <w:pPr>
+              <w:spacing w:after="20"/>
+              <w:jc w:val="center"/>
+            </w:pPr>
+            <w:r/>
+            <w:r>
+              <w:rPr>
+                <w:b/>
+                <w:color w:val="1B6B33"/>
+                <w:sz w:val="15"/>
+              </w:rPr>
+              <w:t>IGUAL</w:t>
+            </w:r>
+          </w:p>
+        </w:tc>
+        <w:tc>
+          <w:tcPr>
+            <w:tcW w:type="dxa" w:w="1871"/>
+            <w:shd w:val="clear" w:fill="F2F9F4"/>
+          </w:tcPr>
+          <w:p>
+            <w:pPr>
+              <w:spacing w:after="20"/>
+            </w:pPr>
+            <w:r/>
+            <w:r>
+              <w:rPr>
+                <w:b w:val="0"/>
+                <w:sz w:val="16"/>
+              </w:rPr>
+              <w:t>Execução confinada</w:t>
+            </w:r>
+          </w:p>
+        </w:tc>
+        <w:tc>
+          <w:tcPr>
+            <w:tcW w:type="dxa" w:w="3005"/>
+            <w:shd w:val="clear" w:fill="F2F9F4"/>
+          </w:tcPr>
+          <w:p>
+            <w:pPr>
+              <w:spacing w:after="20"/>
+            </w:pPr>
+            <w:r/>
+            <w:r>
+              <w:rPr>
+                <w:b w:val="0"/>
+                <w:sz w:val="16"/>
+              </w:rPr>
+              <w:t>Contêiner por execução</w:t>
+            </w:r>
+          </w:p>
+        </w:tc>
+        <w:tc>
+          <w:tcPr>
+            <w:tcW w:type="dxa" w:w="3005"/>
+            <w:shd w:val="clear" w:fill="F2F9F4"/>
+          </w:tcPr>
+          <w:p>
+            <w:pPr>
+              <w:spacing w:after="20"/>
+            </w:pPr>
+            <w:r/>
+            <w:r>
+              <w:rPr>
+                <w:b w:val="0"/>
+                <w:sz w:val="16"/>
+              </w:rPr>
+              <w:t>Confinamento ao diretório do projeto</w:t>
+            </w:r>
+          </w:p>
+        </w:tc>
+      </w:tr>
+      <w:tr>
+        <w:trPr>
+          <w:cantSplit/>
+        </w:trPr>
+        <w:tc>
+          <w:tcPr>
+            <w:tcW w:type="dxa" w:w="1077"/>
+            <w:shd w:val="clear" w:fill="FDF3D6"/>
+          </w:tcPr>
+          <w:p>
+            <w:pPr>
+              <w:spacing w:after="20"/>
+              <w:jc w:val="center"/>
+            </w:pPr>
+            <w:r/>
+            <w:r>
+              <w:rPr>
+                <w:b/>
+                <w:color w:val="8A5D00"/>
+                <w:sz w:val="15"/>
+              </w:rPr>
+              <w:t>PARCIAL</w:t>
+            </w:r>
+          </w:p>
+        </w:tc>
+        <w:tc>
+          <w:tcPr>
+            <w:tcW w:type="dxa" w:w="1871"/>
+            <w:shd w:val="clear" w:fill="FDF3D6"/>
+          </w:tcPr>
+          <w:p>
+            <w:pPr>
+              <w:spacing w:after="20"/>
+            </w:pPr>
+            <w:r/>
+            <w:r>
+              <w:rPr>
+                <w:b w:val="0"/>
+                <w:sz w:val="16"/>
+              </w:rPr>
+              <w:t>Onde vive o estado</w:t>
+            </w:r>
+          </w:p>
+        </w:tc>
+        <w:tc>
+          <w:tcPr>
+            <w:tcW w:type="dxa" w:w="3005"/>
+            <w:shd w:val="clear" w:fill="FDF3D6"/>
+          </w:tcPr>
+          <w:p>
+            <w:pPr>
+              <w:spacing w:after="20"/>
+            </w:pPr>
+            <w:r/>
+            <w:r>
+              <w:rPr>
+                <w:b w:val="0"/>
+                <w:sz w:val="16"/>
+              </w:rPr>
+              <w:t>Fora da conversa: espaço de trabalho versionado, mais o estado de espera pela aprovação</w:t>
+            </w:r>
+          </w:p>
+        </w:tc>
+        <w:tc>
+          <w:tcPr>
+            <w:tcW w:type="dxa" w:w="3005"/>
+            <w:shd w:val="clear" w:fill="FDF3D6"/>
+          </w:tcPr>
+          <w:p>
+            <w:pPr>
+              <w:spacing w:after="20"/>
+            </w:pPr>
+            <w:r/>
+            <w:r>
+              <w:rPr>
+                <w:b w:val="0"/>
+                <w:sz w:val="16"/>
+              </w:rPr>
+              <w:t>Fora da conversa também — mas por TAREFA: em que ponto do pipeline está, de quem depende, quantas vezes já falhou</w:t>
+            </w:r>
+          </w:p>
+        </w:tc>
+      </w:tr>
+      <w:tr>
+        <w:trPr>
+          <w:cantSplit/>
+        </w:trPr>
+        <w:tc>
+          <w:tcPr>
+            <w:tcW w:type="dxa" w:w="1077"/>
+            <w:shd w:val="clear" w:fill="FDF3D6"/>
+          </w:tcPr>
+          <w:p>
+            <w:pPr>
+              <w:spacing w:after="20"/>
+              <w:jc w:val="center"/>
+            </w:pPr>
+            <w:r/>
+            <w:r>
+              <w:rPr>
+                <w:b/>
+                <w:color w:val="8A5D00"/>
+                <w:sz w:val="15"/>
+              </w:rPr>
+              <w:t>PARCIAL</w:t>
+            </w:r>
+          </w:p>
+        </w:tc>
+        <w:tc>
+          <w:tcPr>
+            <w:tcW w:type="dxa" w:w="1871"/>
+            <w:shd w:val="clear" w:fill="FDF3D6"/>
+          </w:tcPr>
+          <w:p>
+            <w:pPr>
+              <w:spacing w:after="20"/>
+            </w:pPr>
+            <w:r/>
+            <w:r>
+              <w:rPr>
+                <w:b w:val="0"/>
+                <w:sz w:val="16"/>
+              </w:rPr>
+              <w:t>De onde vem a especialização</w:t>
+            </w:r>
+          </w:p>
+        </w:tc>
+        <w:tc>
+          <w:tcPr>
+            <w:tcW w:type="dxa" w:w="3005"/>
+            <w:shd w:val="clear" w:fill="FDF3D6"/>
+          </w:tcPr>
+          <w:p>
+            <w:pPr>
+              <w:spacing w:after="20"/>
+            </w:pPr>
+            <w:r/>
+            <w:r>
+              <w:rPr>
+                <w:b w:val="0"/>
+                <w:sz w:val="16"/>
+              </w:rPr>
+              <w:t>Escolhida de um catálogo de modelos de stack, definido antes do pedido</w:t>
+            </w:r>
+          </w:p>
+        </w:tc>
+        <w:tc>
+          <w:tcPr>
+            <w:tcW w:type="dxa" w:w="3005"/>
+            <w:shd w:val="clear" w:fill="FDF3D6"/>
+          </w:tcPr>
+          <w:p>
+            <w:pPr>
+              <w:spacing w:after="20"/>
+            </w:pPr>
+            <w:r/>
+            <w:r>
+              <w:rPr>
+                <w:b w:val="0"/>
+                <w:sz w:val="16"/>
+              </w:rPr>
+              <w:t>Sintetizada do próprio pedido: uma equipe nova, declarada por projeto</w:t>
+            </w:r>
+          </w:p>
+        </w:tc>
+      </w:tr>
+      <w:tr>
+        <w:trPr>
+          <w:cantSplit/>
+        </w:trPr>
+        <w:tc>
+          <w:tcPr>
+            <w:tcW w:type="dxa" w:w="1077"/>
+            <w:shd w:val="clear" w:fill="FDF3D6"/>
+          </w:tcPr>
+          <w:p>
+            <w:pPr>
+              <w:spacing w:after="20"/>
+              <w:jc w:val="center"/>
+            </w:pPr>
+            <w:r/>
+            <w:r>
+              <w:rPr>
+                <w:b/>
+                <w:color w:val="8A5D00"/>
+                <w:sz w:val="15"/>
+              </w:rPr>
+              <w:t>PARCIAL</w:t>
+            </w:r>
+          </w:p>
+        </w:tc>
+        <w:tc>
+          <w:tcPr>
+            <w:tcW w:type="dxa" w:w="1871"/>
+            <w:shd w:val="clear" w:fill="FDF3D6"/>
+          </w:tcPr>
+          <w:p>
+            <w:pPr>
+              <w:spacing w:after="20"/>
+            </w:pPr>
+            <w:r/>
+            <w:r>
+              <w:rPr>
+                <w:b w:val="0"/>
+                <w:sz w:val="16"/>
+              </w:rPr>
+              <w:t>Isolamento entre trabalhos</w:t>
+            </w:r>
+          </w:p>
+        </w:tc>
+        <w:tc>
+          <w:tcPr>
+            <w:tcW w:type="dxa" w:w="3005"/>
+            <w:shd w:val="clear" w:fill="FDF3D6"/>
+          </w:tcPr>
+          <w:p>
+            <w:pPr>
+              <w:spacing w:after="20"/>
+            </w:pPr>
+            <w:r/>
+            <w:r>
+              <w:rPr>
+                <w:b w:val="0"/>
+                <w:sz w:val="16"/>
+              </w:rPr>
+              <w:t>Físico: um contêiner por execução, uma execução por vez</w:t>
+            </w:r>
+          </w:p>
+        </w:tc>
+        <w:tc>
+          <w:tcPr>
+            <w:tcW w:type="dxa" w:w="3005"/>
+            <w:shd w:val="clear" w:fill="FDF3D6"/>
+          </w:tcPr>
+          <w:p>
+            <w:pPr>
+              <w:spacing w:after="20"/>
+            </w:pPr>
+            <w:r/>
+            <w:r>
+              <w:rPr>
+                <w:b w:val="0"/>
+                <w:sz w:val="16"/>
+              </w:rPr>
+              <w:t>Lógico: cada tarefa declara os arquivos que toca; até três em paralelo se não se cruzam</w:t>
+            </w:r>
+          </w:p>
+        </w:tc>
+      </w:tr>
+      <w:tr>
+        <w:trPr>
+          <w:cantSplit/>
+        </w:trPr>
+        <w:tc>
+          <w:tcPr>
+            <w:tcW w:type="dxa" w:w="1077"/>
+            <w:shd w:val="clear" w:fill="FDF3D6"/>
+          </w:tcPr>
+          <w:p>
+            <w:pPr>
+              <w:spacing w:after="20"/>
+              <w:jc w:val="center"/>
+            </w:pPr>
+            <w:r/>
+            <w:r>
+              <w:rPr>
+                <w:b/>
+                <w:color w:val="8A5D00"/>
+                <w:sz w:val="15"/>
+              </w:rPr>
+              <w:t>PARCIAL</w:t>
+            </w:r>
+          </w:p>
+        </w:tc>
+        <w:tc>
+          <w:tcPr>
+            <w:tcW w:type="dxa" w:w="1871"/>
+            <w:shd w:val="clear" w:fill="FDF3D6"/>
+          </w:tcPr>
+          <w:p>
+            <w:pPr>
+              <w:spacing w:after="20"/>
+            </w:pPr>
+            <w:r/>
+            <w:r>
+              <w:rPr>
+                <w:b w:val="0"/>
+                <w:sz w:val="16"/>
+              </w:rPr>
+              <w:t>Limite de repetição</w:t>
+            </w:r>
+          </w:p>
+        </w:tc>
+        <w:tc>
+          <w:tcPr>
+            <w:tcW w:type="dxa" w:w="3005"/>
+            <w:shd w:val="clear" w:fill="FDF3D6"/>
+          </w:tcPr>
+          <w:p>
+            <w:pPr>
+              <w:spacing w:after="20"/>
+            </w:pPr>
+            <w:r/>
+            <w:r>
+              <w:rPr>
+                <w:b w:val="0"/>
+                <w:sz w:val="16"/>
+              </w:rPr>
+              <w:t>Existe, mas quem corta é a pessoa</w:t>
+            </w:r>
+          </w:p>
+        </w:tc>
+        <w:tc>
+          <w:tcPr>
+            <w:tcW w:type="dxa" w:w="3005"/>
+            <w:shd w:val="clear" w:fill="FDF3D6"/>
+          </w:tcPr>
+          <w:p>
+            <w:pPr>
+              <w:spacing w:after="20"/>
+            </w:pPr>
+            <w:r/>
+            <w:r>
+              <w:rPr>
+                <w:b w:val="0"/>
+                <w:sz w:val="16"/>
+              </w:rPr>
+              <w:t>Contado pelo sistema: 3 ciclos por tarefa, verificados em código</w:t>
+            </w:r>
+          </w:p>
+        </w:tc>
+      </w:tr>
+      <w:tr>
+        <w:trPr>
+          <w:cantSplit/>
+        </w:trPr>
+        <w:tc>
+          <w:tcPr>
+            <w:tcW w:type="dxa" w:w="1077"/>
+            <w:shd w:val="clear" w:fill="FBE4E2"/>
+          </w:tcPr>
+          <w:p>
+            <w:pPr>
+              <w:spacing w:after="20"/>
+              <w:jc w:val="center"/>
+            </w:pPr>
+            <w:r/>
+            <w:r>
+              <w:rPr>
+                <w:b/>
+                <w:color w:val="A82A21"/>
+                <w:sz w:val="15"/>
+              </w:rPr>
+              <w:t>DIFERE</w:t>
+            </w:r>
+          </w:p>
+        </w:tc>
+        <w:tc>
+          <w:tcPr>
+            <w:tcW w:type="dxa" w:w="1871"/>
+            <w:shd w:val="clear" w:fill="FBE4E2"/>
+          </w:tcPr>
+          <w:p>
+            <w:pPr>
+              <w:spacing w:after="20"/>
+            </w:pPr>
+            <w:r/>
+            <w:r>
+              <w:rPr>
+                <w:b w:val="0"/>
+                <w:sz w:val="16"/>
+              </w:rPr>
+              <w:t>Quem fecha o laço de controle</w:t>
+            </w:r>
+          </w:p>
+        </w:tc>
+        <w:tc>
+          <w:tcPr>
+            <w:tcW w:type="dxa" w:w="3005"/>
+            <w:shd w:val="clear" w:fill="FBE4E2"/>
+          </w:tcPr>
+          <w:p>
+            <w:pPr>
+              <w:spacing w:after="20"/>
+            </w:pPr>
+            <w:r/>
+            <w:r>
+              <w:rPr>
+                <w:b w:val="0"/>
+                <w:sz w:val="16"/>
+              </w:rPr>
+              <w:t>O operador humano: nada avança sem aprovação</w:t>
+            </w:r>
+          </w:p>
+        </w:tc>
+        <w:tc>
+          <w:tcPr>
+            <w:tcW w:type="dxa" w:w="3005"/>
+            <w:shd w:val="clear" w:fill="FBE4E2"/>
+          </w:tcPr>
+          <w:p>
+            <w:pPr>
+              <w:spacing w:after="20"/>
+            </w:pPr>
+            <w:r/>
+            <w:r>
+              <w:rPr>
+                <w:b w:val="0"/>
+                <w:sz w:val="16"/>
+              </w:rPr>
+              <w:t>Código: uma máquina de estados lê dependências e estados e monta a fila</w:t>
+            </w:r>
+          </w:p>
+        </w:tc>
+      </w:tr>
+      <w:tr>
+        <w:trPr>
+          <w:cantSplit/>
+        </w:trPr>
+        <w:tc>
+          <w:tcPr>
+            <w:tcW w:type="dxa" w:w="1077"/>
+            <w:shd w:val="clear" w:fill="FBE4E2"/>
+          </w:tcPr>
+          <w:p>
+            <w:pPr>
+              <w:spacing w:after="20"/>
+              <w:jc w:val="center"/>
+            </w:pPr>
+            <w:r/>
+            <w:r>
+              <w:rPr>
+                <w:b/>
+                <w:color w:val="A82A21"/>
+                <w:sz w:val="15"/>
+              </w:rPr>
+              <w:t>DIFERE</w:t>
+            </w:r>
+          </w:p>
+        </w:tc>
+        <w:tc>
+          <w:tcPr>
+            <w:tcW w:type="dxa" w:w="1871"/>
+            <w:shd w:val="clear" w:fill="FBE4E2"/>
+          </w:tcPr>
+          <w:p>
+            <w:pPr>
+              <w:spacing w:after="20"/>
+            </w:pPr>
+            <w:r/>
+            <w:r>
+              <w:rPr>
+                <w:b w:val="0"/>
+                <w:sz w:val="16"/>
+              </w:rPr>
+              <w:t>Unidade de trabalho</w:t>
+            </w:r>
+          </w:p>
+        </w:tc>
+        <w:tc>
+          <w:tcPr>
+            <w:tcW w:type="dxa" w:w="3005"/>
+            <w:shd w:val="clear" w:fill="FBE4E2"/>
+          </w:tcPr>
+          <w:p>
+            <w:pPr>
+              <w:spacing w:after="20"/>
+            </w:pPr>
+            <w:r/>
+            <w:r>
+              <w:rPr>
+                <w:b w:val="0"/>
+                <w:sz w:val="16"/>
+              </w:rPr>
+              <w:t>A execução — um ciclo sobre o projeto, que termina e se encerra</w:t>
+            </w:r>
+          </w:p>
+        </w:tc>
+        <w:tc>
+          <w:tcPr>
+            <w:tcW w:type="dxa" w:w="3005"/>
+            <w:shd w:val="clear" w:fill="FBE4E2"/>
+          </w:tcPr>
+          <w:p>
+            <w:pPr>
+              <w:spacing w:after="20"/>
+            </w:pPr>
+            <w:r/>
+            <w:r>
+              <w:rPr>
+                <w:b w:val="0"/>
+                <w:sz w:val="16"/>
+              </w:rPr>
+              <w:t>A tarefa — entidade nomeada, com estado próprio, que sobrevive à sessão</w:t>
+            </w:r>
+          </w:p>
+        </w:tc>
+      </w:tr>
+      <w:tr>
+        <w:trPr>
+          <w:cantSplit/>
+        </w:trPr>
+        <w:tc>
+          <w:tcPr>
+            <w:tcW w:type="dxa" w:w="1077"/>
+            <w:shd w:val="clear" w:fill="FBE4E2"/>
+          </w:tcPr>
+          <w:p>
+            <w:pPr>
+              <w:spacing w:after="20"/>
+              <w:jc w:val="center"/>
+            </w:pPr>
+            <w:r/>
+            <w:r>
+              <w:rPr>
+                <w:b/>
+                <w:color w:val="A82A21"/>
+                <w:sz w:val="15"/>
+              </w:rPr>
+              <w:t>DIFERE</w:t>
+            </w:r>
+          </w:p>
+        </w:tc>
+        <w:tc>
+          <w:tcPr>
+            <w:tcW w:type="dxa" w:w="1871"/>
+            <w:shd w:val="clear" w:fill="FBE4E2"/>
+          </w:tcPr>
+          <w:p>
+            <w:pPr>
+              <w:spacing w:after="20"/>
+            </w:pPr>
+            <w:r/>
+            <w:r>
+              <w:rPr>
+                <w:b w:val="0"/>
+                <w:sz w:val="16"/>
+              </w:rPr>
+              <w:t>Como a autoridade é imposta</w:t>
+            </w:r>
+          </w:p>
+        </w:tc>
+        <w:tc>
+          <w:tcPr>
+            <w:tcW w:type="dxa" w:w="3005"/>
+            <w:shd w:val="clear" w:fill="FBE4E2"/>
+          </w:tcPr>
+          <w:p>
+            <w:pPr>
+              <w:spacing w:after="20"/>
+            </w:pPr>
+            <w:r/>
+            <w:r>
+              <w:rPr>
+                <w:b w:val="0"/>
+                <w:sz w:val="16"/>
+              </w:rPr>
+              <w:t>Pela interface: o portão de aprovação, com a pessoa atrás dele</w:t>
+            </w:r>
+          </w:p>
+        </w:tc>
+        <w:tc>
+          <w:tcPr>
+            <w:tcW w:type="dxa" w:w="3005"/>
+            <w:shd w:val="clear" w:fill="FBE4E2"/>
+          </w:tcPr>
+          <w:p>
+            <w:pPr>
+              <w:spacing w:after="20"/>
+            </w:pPr>
+            <w:r/>
+            <w:r>
+              <w:rPr>
+                <w:b w:val="0"/>
+                <w:sz w:val="16"/>
+              </w:rPr>
+              <w:t>Pela ferramenta: o revisor não recebe a ferramenta de escrever</w:t>
+            </w:r>
+          </w:p>
+        </w:tc>
+      </w:tr>
+      <w:tr>
+        <w:trPr>
+          <w:cantSplit/>
+        </w:trPr>
+        <w:tc>
+          <w:tcPr>
+            <w:tcW w:type="dxa" w:w="1077"/>
+            <w:shd w:val="clear" w:fill="FBE4E2"/>
+          </w:tcPr>
+          <w:p>
+            <w:pPr>
+              <w:spacing w:after="20"/>
+              <w:jc w:val="center"/>
+            </w:pPr>
+            <w:r/>
+            <w:r>
+              <w:rPr>
+                <w:b/>
+                <w:color w:val="A82A21"/>
+                <w:sz w:val="15"/>
+              </w:rPr>
+              <w:t>DIFERE</w:t>
+            </w:r>
+          </w:p>
+        </w:tc>
+        <w:tc>
+          <w:tcPr>
+            <w:tcW w:type="dxa" w:w="1871"/>
+            <w:shd w:val="clear" w:fill="FBE4E2"/>
+          </w:tcPr>
+          <w:p>
+            <w:pPr>
+              <w:spacing w:after="20"/>
+            </w:pPr>
+            <w:r/>
+            <w:r>
+              <w:rPr>
+                <w:b w:val="0"/>
+                <w:sz w:val="16"/>
+              </w:rPr>
+              <w:t>Resposta ao fracasso</w:t>
+            </w:r>
+          </w:p>
+        </w:tc>
+        <w:tc>
+          <w:tcPr>
+            <w:tcW w:type="dxa" w:w="3005"/>
+            <w:shd w:val="clear" w:fill="FBE4E2"/>
+          </w:tcPr>
+          <w:p>
+            <w:pPr>
+              <w:spacing w:after="20"/>
+            </w:pPr>
+            <w:r/>
+            <w:r>
+              <w:rPr>
+                <w:b w:val="0"/>
+                <w:sz w:val="16"/>
+              </w:rPr>
+              <w:t>Devolvida à pessoa, que aprova, rejeita ou intervém</w:t>
+            </w:r>
+          </w:p>
+        </w:tc>
+        <w:tc>
+          <w:tcPr>
+            <w:tcW w:type="dxa" w:w="3005"/>
+            <w:shd w:val="clear" w:fill="FBE4E2"/>
+          </w:tcPr>
+          <w:p>
+            <w:pPr>
+              <w:spacing w:after="20"/>
+            </w:pPr>
+            <w:r/>
+            <w:r>
+              <w:rPr>
+                <w:b w:val="0"/>
+                <w:sz w:val="16"/>
+              </w:rPr>
+              <w:t>Escada automática: sobe de modelo, troca de especialista, redivide a tarefa, e só então bloqueia</w:t>
+            </w:r>
+          </w:p>
+        </w:tc>
+      </w:tr>
+      <w:tr>
+        <w:trPr>
+          <w:cantSplit/>
+        </w:trPr>
+        <w:tc>
+          <w:tcPr>
+            <w:tcW w:type="dxa" w:w="1077"/>
+            <w:shd w:val="clear" w:fill="FBE4E2"/>
+          </w:tcPr>
+          <w:p>
+            <w:pPr>
+              <w:spacing w:after="20"/>
+              <w:jc w:val="center"/>
+            </w:pPr>
+            <w:r/>
+            <w:r>
+              <w:rPr>
+                <w:b/>
+                <w:color w:val="A82A21"/>
+                <w:sz w:val="15"/>
+              </w:rPr>
+              <w:t>DIFERE</w:t>
+            </w:r>
+          </w:p>
+        </w:tc>
+        <w:tc>
+          <w:tcPr>
+            <w:tcW w:type="dxa" w:w="1871"/>
+            <w:shd w:val="clear" w:fill="FBE4E2"/>
+          </w:tcPr>
+          <w:p>
+            <w:pPr>
+              <w:spacing w:after="20"/>
+            </w:pPr>
+            <w:r/>
+            <w:r>
+              <w:rPr>
+                <w:b w:val="0"/>
+                <w:sz w:val="16"/>
+              </w:rPr>
+              <w:t>Alcance</w:t>
+            </w:r>
+          </w:p>
+        </w:tc>
+        <w:tc>
+          <w:tcPr>
+            <w:tcW w:type="dxa" w:w="3005"/>
+            <w:shd w:val="clear" w:fill="FBE4E2"/>
+          </w:tcPr>
+          <w:p>
+            <w:pPr>
+              <w:spacing w:after="20"/>
+            </w:pPr>
+            <w:r/>
+            <w:r>
+              <w:rPr>
+                <w:b w:val="0"/>
+                <w:sz w:val="16"/>
+              </w:rPr>
+              <w:t>Software, sobre o catálogo de stacks</w:t>
+            </w:r>
+          </w:p>
+        </w:tc>
+        <w:tc>
+          <w:tcPr>
+            <w:tcW w:type="dxa" w:w="3005"/>
+            <w:shd w:val="clear" w:fill="FBE4E2"/>
+          </w:tcPr>
+          <w:p>
+            <w:pPr>
+              <w:spacing w:after="20"/>
+            </w:pPr>
+            <w:r/>
+            <w:r>
+              <w:rPr>
+                <w:b w:val="0"/>
+                <w:sz w:val="16"/>
+              </w:rPr>
+              <w:t>Qualquer artefato: o domínio declarado roteia trilhas distintas</w:t>
+            </w:r>
+          </w:p>
+        </w:tc>
+      </w:tr>
+    </w:tbl>
+    <w:p>
+      <w:pPr>
+        <w:spacing w:after="80"/>
+      </w:pPr>
+    </w:p>
+    <w:p>
+      <w:pPr>
+        <w:keepNext/>
+        <w:spacing w:before="200" w:after="60"/>
+      </w:pPr>
+      <w:r>
+        <w:rPr>
+          <w:b/>
+          <w:color w:val="1A1A1A"/>
+          <w:sz w:val="21"/>
+        </w:rPr>
+        <w:t>As três diferenças que decidem tudo</w:t>
+      </w:r>
+    </w:p>
+    <w:p>
+      <w:pPr>
+        <w:pStyle w:val="ListBullet"/>
+        <w:spacing w:after="60"/>
+        <w:ind w:left="397"/>
+      </w:pPr>
+      <w:r>
+        <w:rPr>
+          <w:b/>
+          <w:sz w:val="20"/>
+        </w:rPr>
+        <w:t>O laço de controle.</w:t>
+      </w:r>
+      <w:r>
+        <w:rPr>
+          <w:b w:val="0"/>
+          <w:sz w:val="20"/>
+        </w:rPr>
+        <w:t xml:space="preserve"> No softwarefabrik o avanço é uma decisão humana: o comitê prepara o parecer, e a pessoa aprova. Aqui é derivado por código — a máquina de estados lê as dependências e o estado de cada tarefa e monta a fila sozinha. Não é a mesma arquitetura com um botão a menos: sem ninguém para interromper, o sistema precisa contar os próprios fracassos, e é daí que vem todo o resto.</w:t>
+      </w:r>
+    </w:p>
+    <w:p>
+      <w:pPr>
+        <w:pStyle w:val="ListBullet"/>
+        <w:spacing w:after="60"/>
+        <w:ind w:left="397"/>
+      </w:pPr>
+      <w:r>
+        <w:rPr>
+          <w:b/>
+          <w:sz w:val="20"/>
+        </w:rPr>
+        <w:t>A unidade de trabalho.</w:t>
+      </w:r>
+      <w:r>
+        <w:rPr>
+          <w:b w:val="0"/>
+          <w:sz w:val="20"/>
+        </w:rPr>
+        <w:t xml:space="preserve"> Lá, a unidade é a execução: um ciclo sobre o projeto, que começa, termina e se encerra. Aqui, é a tarefa — entidade nomeada, com estado, dependências e arquivos declarados, que existe em arquivo antes e depois da execução. É essa granularidade que permite retomar no meio, paralelizar e redividir o que falhou.</w:t>
+      </w:r>
+    </w:p>
+    <w:p>
+      <w:pPr>
+        <w:pStyle w:val="ListBullet"/>
+        <w:spacing w:after="60"/>
+        <w:ind w:left="397"/>
+      </w:pPr>
+      <w:r>
+        <w:rPr>
+          <w:b/>
+          <w:sz w:val="20"/>
+        </w:rPr>
+        <w:t>A forma de impor a autoridade.</w:t>
+      </w:r>
+      <w:r>
+        <w:rPr>
+          <w:b w:val="0"/>
+          <w:sz w:val="20"/>
+        </w:rPr>
+        <w:t xml:space="preserve"> Os dois querem a mesma coisa: que quem revisa não conserte por conta própria, escondendo o defeito em vez de reportá-lo. O softwarefabrik garante pela interface, com a pessoa atrás do portão; aqui, pela ausência da ferramenta — o revisor não deixa de corrigir porque foi instruído a não corrigir, mas porque a ação não existe para ele.</w:t>
+      </w:r>
+    </w:p>
+    <w:tbl>
+      <w:tblPr>
+        <w:tblW w:type="auto" w:w="0"/>
+        <w:jc w:val="center"/>
+        <w:tblLook w:firstColumn="1" w:firstRow="1" w:lastColumn="0" w:lastRow="0" w:noHBand="0" w:noVBand="1" w:val="04A0"/>
+      </w:tblPr>
+      <w:tblGrid>
+        <w:gridCol w:w="9518"/>
+      </w:tblGrid>
+      <w:tr>
+        <w:tc>
+          <w:tcPr>
+            <w:tcW w:type="dxa" w:w="9518"/>
+            <w:shd w:val="clear" w:fill="F2F5FA"/>
+          </w:tcPr>
+          <w:p>
+            <w:pPr>
+              <w:spacing w:after="0"/>
+            </w:pPr>
+            <w:r/>
+            <w:r>
+              <w:rPr>
+                <w:b/>
+                <w:color w:val="184F95"/>
+                <w:sz w:val="17"/>
+              </w:rPr>
+              <w:t xml:space="preserve">EM UMA FRASE  </w:t>
+            </w:r>
+            <w:r>
+              <w:rPr>
+                <w:sz w:val="19"/>
+              </w:rPr>
+              <w:t>As três se somam num único ponto: o softwarefabrik é a arquitetura mais próxima justamente porque também tira o estado da conversa — e se separa dela porque mantém a pessoa dentro do laço. Este trabalho tira a pessoa do laço sem perder a separação entre construir e aprovar, e paga esse preço com a maquinaria que os outros não precisam ter: contagem de ciclos, escalonamento de modelo, troca de especialista e redivisão automática de tarefa.</w:t>
+            </w:r>
+          </w:p>
+        </w:tc>
+      </w:tr>
+    </w:tbl>
+    <w:p>
+      <w:pPr>
+        <w:spacing w:after="80"/>
+      </w:pPr>
+    </w:p>
+    <w:p>
+      <w:pPr>
+        <w:keepNext/>
+        <w:spacing w:before="320" w:after="100"/>
+      </w:pPr>
+      <w:r>
+        <w:rPr>
+          <w:b/>
+          <w:color w:val="184F95"/>
+          <w:sz w:val="26"/>
+        </w:rPr>
+        <w:t>5.  Onde os quatro se colocam</w:t>
       </w:r>
     </w:p>
     <w:tbl>
@@ -426,6 +3813,9 @@
         <w:gridCol w:w="1904"/>
       </w:tblGrid>
       <w:tr>
+        <w:trPr>
+          <w:cantSplit/>
+        </w:trPr>
         <w:tc>
           <w:tcPr>
             <w:tcW w:type="dxa" w:w="1644"/>
@@ -528,102 +3918,12 @@
         </w:tc>
       </w:tr>
       <w:tr>
+        <w:trPr>
+          <w:cantSplit/>
+        </w:trPr>
         <w:tc>
           <w:tcPr>
             <w:tcW w:type="dxa" w:w="1644"/>
-          </w:tcPr>
-          <w:p>
-            <w:pPr>
-              <w:spacing w:after="20"/>
-            </w:pPr>
-            <w:r/>
-            <w:r>
-              <w:rPr>
-                <w:b w:val="0"/>
-                <w:sz w:val="15"/>
-              </w:rPr>
-              <w:t>Metáfora organizadora</w:t>
-            </w:r>
-          </w:p>
-        </w:tc>
-        <w:tc>
-          <w:tcPr>
-            <w:tcW w:type="dxa" w:w="1871"/>
-          </w:tcPr>
-          <w:p>
-            <w:pPr>
-              <w:spacing w:after="20"/>
-            </w:pPr>
-            <w:r/>
-            <w:r>
-              <w:rPr>
-                <w:b w:val="0"/>
-                <w:sz w:val="15"/>
-              </w:rPr>
-              <w:t>Empresa de software em cascata</w:t>
-            </w:r>
-          </w:p>
-        </w:tc>
-        <w:tc>
-          <w:tcPr>
-            <w:tcW w:type="dxa" w:w="1871"/>
-          </w:tcPr>
-          <w:p>
-            <w:pPr>
-              <w:spacing w:after="20"/>
-            </w:pPr>
-            <w:r/>
-            <w:r>
-              <w:rPr>
-                <w:b w:val="0"/>
-                <w:sz w:val="15"/>
-              </w:rPr>
-              <w:t>Linha de montagem regida por procedimentos</w:t>
-            </w:r>
-          </w:p>
-        </w:tc>
-        <w:tc>
-          <w:tcPr>
-            <w:tcW w:type="dxa" w:w="1871"/>
-          </w:tcPr>
-          <w:p>
-            <w:pPr>
-              <w:spacing w:after="20"/>
-            </w:pPr>
-            <w:r/>
-            <w:r>
-              <w:rPr>
-                <w:b w:val="0"/>
-                <w:sz w:val="15"/>
-              </w:rPr>
-              <w:t>Linha de montagem com posto de inspeção</w:t>
-            </w:r>
-          </w:p>
-        </w:tc>
-        <w:tc>
-          <w:tcPr>
-            <w:tcW w:type="dxa" w:w="1928"/>
-          </w:tcPr>
-          <w:p>
-            <w:pPr>
-              <w:spacing w:after="20"/>
-            </w:pPr>
-            <w:r/>
-            <w:r>
-              <w:rPr>
-                <w:b w:val="0"/>
-                <w:sz w:val="15"/>
-              </w:rPr>
-              <w:t>Linha de produção com fila de tarefas</w:t>
-            </w:r>
-          </w:p>
-        </w:tc>
-      </w:tr>
-      <w:tr>
-        <w:tc>
-          <w:tcPr>
-            <w:tcW w:type="dxa" w:w="1644"/>
-            <w:shd w:val="clear" w:fill="F5F5F2"/>
           </w:tcPr>
           <w:p>
             <w:pPr>
@@ -642,6 +3942,83 @@
         <w:tc>
           <w:tcPr>
             <w:tcW w:type="dxa" w:w="1871"/>
+          </w:tcPr>
+          <w:p>
+            <w:pPr>
+              <w:spacing w:after="20"/>
+            </w:pPr>
+            <w:r/>
+            <w:r>
+              <w:rPr>
+                <w:b w:val="0"/>
+                <w:sz w:val="15"/>
+              </w:rPr>
+              <w:t>Subtarefa de uma fase</w:t>
+            </w:r>
+          </w:p>
+        </w:tc>
+        <w:tc>
+          <w:tcPr>
+            <w:tcW w:type="dxa" w:w="1871"/>
+          </w:tcPr>
+          <w:p>
+            <w:pPr>
+              <w:spacing w:after="20"/>
+            </w:pPr>
+            <w:r/>
+            <w:r>
+              <w:rPr>
+                <w:b w:val="0"/>
+                <w:sz w:val="15"/>
+              </w:rPr>
+              <w:t>Etapa do procedimento, com artefato de saída</w:t>
+            </w:r>
+          </w:p>
+        </w:tc>
+        <w:tc>
+          <w:tcPr>
+            <w:tcW w:type="dxa" w:w="1871"/>
+          </w:tcPr>
+          <w:p>
+            <w:pPr>
+              <w:spacing w:after="20"/>
+            </w:pPr>
+            <w:r/>
+            <w:r>
+              <w:rPr>
+                <w:b w:val="0"/>
+                <w:sz w:val="15"/>
+              </w:rPr>
+              <w:t>Uma execução sobre o projeto</w:t>
+            </w:r>
+          </w:p>
+        </w:tc>
+        <w:tc>
+          <w:tcPr>
+            <w:tcW w:type="dxa" w:w="1928"/>
+          </w:tcPr>
+          <w:p>
+            <w:pPr>
+              <w:spacing w:after="20"/>
+            </w:pPr>
+            <w:r/>
+            <w:r>
+              <w:rPr>
+                <w:b w:val="0"/>
+                <w:sz w:val="15"/>
+              </w:rPr>
+              <w:t>Tarefa nomeada, com estado, dependências e arquivos declarados</w:t>
+            </w:r>
+          </w:p>
+        </w:tc>
+      </w:tr>
+      <w:tr>
+        <w:trPr>
+          <w:cantSplit/>
+        </w:trPr>
+        <w:tc>
+          <w:tcPr>
+            <w:tcW w:type="dxa" w:w="1644"/>
             <w:shd w:val="clear" w:fill="F5F5F2"/>
           </w:tcPr>
           <w:p>
@@ -654,7 +4031,7 @@
                 <w:b w:val="0"/>
                 <w:sz w:val="15"/>
               </w:rPr>
-              <w:t>Subtarefa de uma fase, resolvida em diálogo</w:t>
+              <w:t>De onde vem a estrutura</w:t>
             </w:r>
           </w:p>
         </w:tc>
@@ -673,7 +4050,7 @@
                 <w:b w:val="0"/>
                 <w:sz w:val="15"/>
               </w:rPr>
-              <w:t>Etapa do procedimento, com artefato de saída</w:t>
+              <w:t>Elenco de papéis fixo</w:t>
             </w:r>
           </w:p>
         </w:tc>
@@ -692,7 +4069,26 @@
                 <w:b w:val="0"/>
                 <w:sz w:val="15"/>
               </w:rPr>
-              <w:t>Uma execução sobre o projeto</w:t>
+              <w:t>Procedimento fixo</w:t>
+            </w:r>
+          </w:p>
+        </w:tc>
+        <w:tc>
+          <w:tcPr>
+            <w:tcW w:type="dxa" w:w="1871"/>
+            <w:shd w:val="clear" w:fill="F5F5F2"/>
+          </w:tcPr>
+          <w:p>
+            <w:pPr>
+              <w:spacing w:after="20"/>
+            </w:pPr>
+            <w:r/>
+            <w:r>
+              <w:rPr>
+                <w:b w:val="0"/>
+                <w:sz w:val="15"/>
+              </w:rPr>
+              <w:t>Catálogo de modelos de stack</w:t>
             </w:r>
           </w:p>
         </w:tc>
@@ -711,1226 +4107,15 @@
                 <w:b w:val="0"/>
                 <w:sz w:val="15"/>
               </w:rPr>
-              <w:t>Tarefa nomeada, com estado, dependências e arquivos declarados</w:t>
+              <w:t>Sintetizada do próprio pedido, projeto a projeto</w:t>
             </w:r>
           </w:p>
         </w:tc>
       </w:tr>
       <w:tr>
-        <w:tc>
-          <w:tcPr>
-            <w:tcW w:type="dxa" w:w="1644"/>
-          </w:tcPr>
-          <w:p>
-            <w:pPr>
-              <w:spacing w:after="20"/>
-            </w:pPr>
-            <w:r/>
-            <w:r>
-              <w:rPr>
-                <w:b w:val="0"/>
-                <w:sz w:val="15"/>
-              </w:rPr>
-              <w:t>Como o sistema é estendido</w:t>
-            </w:r>
-          </w:p>
-        </w:tc>
-        <w:tc>
-          <w:tcPr>
-            <w:tcW w:type="dxa" w:w="1871"/>
-          </w:tcPr>
-          <w:p>
-            <w:pPr>
-              <w:spacing w:after="20"/>
-            </w:pPr>
-            <w:r/>
-            <w:r>
-              <w:rPr>
-                <w:b w:val="0"/>
-                <w:sz w:val="15"/>
-              </w:rPr>
-              <w:t>Novo papel é um novo texto no elenco fixo</w:t>
-            </w:r>
-          </w:p>
-        </w:tc>
-        <w:tc>
-          <w:tcPr>
-            <w:tcW w:type="dxa" w:w="1871"/>
-          </w:tcPr>
-          <w:p>
-            <w:pPr>
-              <w:spacing w:after="20"/>
-            </w:pPr>
-            <w:r/>
-            <w:r>
-              <w:rPr>
-                <w:b w:val="0"/>
-                <w:sz w:val="15"/>
-              </w:rPr>
-              <w:t>Nova etapa e novo artefato no procedimento</w:t>
-            </w:r>
-          </w:p>
-        </w:tc>
-        <w:tc>
-          <w:tcPr>
-            <w:tcW w:type="dxa" w:w="1871"/>
-          </w:tcPr>
-          <w:p>
-            <w:pPr>
-              <w:spacing w:after="20"/>
-            </w:pPr>
-            <w:r/>
-            <w:r>
-              <w:rPr>
-                <w:b w:val="0"/>
-                <w:sz w:val="15"/>
-              </w:rPr>
-              <w:t>Novo modelo de stack ou novo adaptador</w:t>
-            </w:r>
-          </w:p>
-        </w:tc>
-        <w:tc>
-          <w:tcPr>
-            <w:tcW w:type="dxa" w:w="1928"/>
-          </w:tcPr>
-          <w:p>
-            <w:pPr>
-              <w:spacing w:after="20"/>
-            </w:pPr>
-            <w:r/>
-            <w:r>
-              <w:rPr>
-                <w:b w:val="0"/>
-                <w:sz w:val="15"/>
-              </w:rPr>
-              <w:t>A equipe é sintetizada por projeto; domínio novo exige declarar artefato, geração e verificação</w:t>
-            </w:r>
-          </w:p>
-        </w:tc>
-      </w:tr>
-    </w:tbl>
-    <w:p>
-      <w:pPr>
-        <w:spacing w:after="80"/>
-      </w:pPr>
-    </w:p>
-    <w:p>
-      <w:pPr>
-        <w:spacing w:after="120"/>
-        <w:jc w:val="both"/>
-      </w:pPr>
-      <w:r>
-        <w:rPr>
-          <w:b w:val="0"/>
-          <w:i w:val="0"/>
-          <w:sz w:val="20"/>
-        </w:rPr>
-        <w:t>Os três primeiros partem de um catálogo — de papéis, de etapas ou de modelos de stack — definido antes de conhecer o pedido. O quarto não tem catálogo: a especificação, o plano, as tarefas e a equipe são derivados do próprio pedido. A diferença aparece no limite: um catálogo delimita o que o sistema aceita construir; a síntese desloca esse limite para a capacidade de decompor.</w:t>
-      </w:r>
-    </w:p>
-    <w:p>
-      <w:pPr>
-        <w:keepNext/>
-        <w:spacing w:before="320" w:after="100"/>
-      </w:pPr>
-      <w:r>
-        <w:rPr>
-          <w:b/>
-          <w:color w:val="184F95"/>
-          <w:sz w:val="26"/>
-        </w:rPr>
-        <w:t>4.  Como os agentes se conectam, e quem decide o próximo passo</w:t>
-      </w:r>
-    </w:p>
-    <w:tbl>
-      <w:tblPr>
-        <w:tblStyle w:val="TableGrid"/>
-        <w:tblW w:type="auto" w:w="0"/>
-        <w:jc w:val="center"/>
-        <w:tblLook w:firstColumn="1" w:firstRow="1" w:lastColumn="0" w:lastRow="0" w:noHBand="0" w:noVBand="1" w:val="04A0"/>
-      </w:tblPr>
-      <w:tblGrid>
-        <w:gridCol w:w="1904"/>
-        <w:gridCol w:w="1904"/>
-        <w:gridCol w:w="1904"/>
-        <w:gridCol w:w="1904"/>
-        <w:gridCol w:w="1904"/>
-      </w:tblGrid>
-      <w:tr>
-        <w:tc>
-          <w:tcPr>
-            <w:tcW w:type="dxa" w:w="1644"/>
-            <w:shd w:val="clear" w:fill="2A78D6"/>
-          </w:tcPr>
-          <w:p>
-            <w:pPr>
-              <w:spacing w:after="20"/>
-            </w:pPr>
-            <w:r/>
-            <w:r>
-              <w:rPr>
-                <w:b/>
-                <w:color w:val="FFFFFF"/>
-                <w:sz w:val="15"/>
-              </w:rPr>
-              <w:t>Dimensão</w:t>
-            </w:r>
-          </w:p>
-        </w:tc>
-        <w:tc>
-          <w:tcPr>
-            <w:tcW w:type="dxa" w:w="1871"/>
-            <w:shd w:val="clear" w:fill="2A78D6"/>
-          </w:tcPr>
-          <w:p>
-            <w:pPr>
-              <w:spacing w:after="20"/>
-            </w:pPr>
-            <w:r/>
-            <w:r>
-              <w:rPr>
-                <w:b/>
-                <w:color w:val="FFFFFF"/>
-                <w:sz w:val="15"/>
-              </w:rPr>
-              <w:t>ChatDev</w:t>
-            </w:r>
-          </w:p>
-        </w:tc>
-        <w:tc>
-          <w:tcPr>
-            <w:tcW w:type="dxa" w:w="1871"/>
-            <w:shd w:val="clear" w:fill="2A78D6"/>
-          </w:tcPr>
-          <w:p>
-            <w:pPr>
-              <w:spacing w:after="20"/>
-            </w:pPr>
-            <w:r/>
-            <w:r>
-              <w:rPr>
-                <w:b/>
-                <w:color w:val="FFFFFF"/>
-                <w:sz w:val="15"/>
-              </w:rPr>
-              <w:t>MetaGPT</w:t>
-            </w:r>
-          </w:p>
-        </w:tc>
-        <w:tc>
-          <w:tcPr>
-            <w:tcW w:type="dxa" w:w="1871"/>
-            <w:shd w:val="clear" w:fill="2A78D6"/>
-          </w:tcPr>
-          <w:p>
-            <w:pPr>
-              <w:spacing w:after="20"/>
-            </w:pPr>
-            <w:r/>
-            <w:r>
-              <w:rPr>
-                <w:b/>
-                <w:color w:val="FFFFFF"/>
-                <w:sz w:val="15"/>
-              </w:rPr>
-              <w:t>softwarefabrik.io</w:t>
-            </w:r>
-          </w:p>
-        </w:tc>
-        <w:tc>
-          <w:tcPr>
-            <w:tcW w:type="dxa" w:w="1928"/>
-            <w:shd w:val="clear" w:fill="2A78D6"/>
-          </w:tcPr>
-          <w:p>
-            <w:pPr>
-              <w:spacing w:after="20"/>
-            </w:pPr>
-            <w:r/>
-            <w:r>
-              <w:rPr>
-                <w:b/>
-                <w:color w:val="FFFFFF"/>
-                <w:sz w:val="15"/>
-              </w:rPr>
-              <w:t>Este trabalho</w:t>
-            </w:r>
-          </w:p>
-        </w:tc>
-      </w:tr>
-      <w:tr>
-        <w:tc>
-          <w:tcPr>
-            <w:tcW w:type="dxa" w:w="1644"/>
-          </w:tcPr>
-          <w:p>
-            <w:pPr>
-              <w:spacing w:after="20"/>
-            </w:pPr>
-            <w:r/>
-            <w:r>
-              <w:rPr>
-                <w:b w:val="0"/>
-                <w:sz w:val="15"/>
-              </w:rPr>
-              <w:t>Canal entre agentes</w:t>
-            </w:r>
-          </w:p>
-        </w:tc>
-        <w:tc>
-          <w:tcPr>
-            <w:tcW w:type="dxa" w:w="1871"/>
-          </w:tcPr>
-          <w:p>
-            <w:pPr>
-              <w:spacing w:after="20"/>
-            </w:pPr>
-            <w:r/>
-            <w:r>
-              <w:rPr>
-                <w:b w:val="0"/>
-                <w:sz w:val="15"/>
-              </w:rPr>
-              <w:t>Diálogo direto, em duplas</w:t>
-            </w:r>
-          </w:p>
-        </w:tc>
-        <w:tc>
-          <w:tcPr>
-            <w:tcW w:type="dxa" w:w="1871"/>
-          </w:tcPr>
-          <w:p>
-            <w:pPr>
-              <w:spacing w:after="20"/>
-            </w:pPr>
-            <w:r/>
-            <w:r>
-              <w:rPr>
-                <w:b w:val="0"/>
-                <w:sz w:val="15"/>
-              </w:rPr>
-              <w:t>Quadro de mensagens, com publicação e assinatura</w:t>
-            </w:r>
-          </w:p>
-        </w:tc>
-        <w:tc>
-          <w:tcPr>
-            <w:tcW w:type="dxa" w:w="1871"/>
-          </w:tcPr>
-          <w:p>
-            <w:pPr>
-              <w:spacing w:after="20"/>
-            </w:pPr>
-            <w:r/>
-            <w:r>
-              <w:rPr>
-                <w:b w:val="0"/>
-                <w:sz w:val="15"/>
-              </w:rPr>
-              <w:t>O espaço de trabalho compartilhado</w:t>
-            </w:r>
-          </w:p>
-        </w:tc>
-        <w:tc>
-          <w:tcPr>
-            <w:tcW w:type="dxa" w:w="1928"/>
-          </w:tcPr>
-          <w:p>
-            <w:pPr>
-              <w:spacing w:after="20"/>
-            </w:pPr>
-            <w:r/>
-            <w:r>
-              <w:rPr>
-                <w:b w:val="0"/>
-                <w:sz w:val="15"/>
-              </w:rPr>
-              <w:t>O arquivo da tarefa e o commit</w:t>
-            </w:r>
-          </w:p>
-        </w:tc>
-      </w:tr>
-      <w:tr>
-        <w:tc>
-          <w:tcPr>
-            <w:tcW w:type="dxa" w:w="1644"/>
-            <w:shd w:val="clear" w:fill="F5F5F2"/>
-          </w:tcPr>
-          <w:p>
-            <w:pPr>
-              <w:spacing w:after="20"/>
-            </w:pPr>
-            <w:r/>
-            <w:r>
-              <w:rPr>
-                <w:b w:val="0"/>
-                <w:sz w:val="15"/>
-              </w:rPr>
-              <w:t>Quem decide o próximo passo</w:t>
-            </w:r>
-          </w:p>
-        </w:tc>
-        <w:tc>
-          <w:tcPr>
-            <w:tcW w:type="dxa" w:w="1871"/>
-            <w:shd w:val="clear" w:fill="F5F5F2"/>
-          </w:tcPr>
-          <w:p>
-            <w:pPr>
-              <w:spacing w:after="20"/>
-            </w:pPr>
-            <w:r/>
-            <w:r>
-              <w:rPr>
-                <w:b w:val="0"/>
-                <w:sz w:val="15"/>
-              </w:rPr>
-              <w:t>A cascata: a fase seguinte é fixa</w:t>
-            </w:r>
-          </w:p>
-        </w:tc>
-        <w:tc>
-          <w:tcPr>
-            <w:tcW w:type="dxa" w:w="1871"/>
-            <w:shd w:val="clear" w:fill="F5F5F2"/>
-          </w:tcPr>
-          <w:p>
-            <w:pPr>
-              <w:spacing w:after="20"/>
-            </w:pPr>
-            <w:r/>
-            <w:r>
-              <w:rPr>
-                <w:b w:val="0"/>
-                <w:sz w:val="15"/>
-              </w:rPr>
-              <w:t>O procedimento: a sequência é fixa</w:t>
-            </w:r>
-          </w:p>
-        </w:tc>
-        <w:tc>
-          <w:tcPr>
-            <w:tcW w:type="dxa" w:w="1871"/>
-            <w:shd w:val="clear" w:fill="F5F5F2"/>
-          </w:tcPr>
-          <w:p>
-            <w:pPr>
-              <w:spacing w:after="20"/>
-            </w:pPr>
-            <w:r/>
-            <w:r>
-              <w:rPr>
-                <w:b w:val="0"/>
-                <w:sz w:val="15"/>
-              </w:rPr>
-              <w:t>O operador humano, no ponto de aprovação</w:t>
-            </w:r>
-          </w:p>
-        </w:tc>
-        <w:tc>
-          <w:tcPr>
-            <w:tcW w:type="dxa" w:w="1928"/>
-            <w:shd w:val="clear" w:fill="F5F5F2"/>
-          </w:tcPr>
-          <w:p>
-            <w:pPr>
-              <w:spacing w:after="20"/>
-            </w:pPr>
-            <w:r/>
-            <w:r>
-              <w:rPr>
-                <w:b w:val="0"/>
-                <w:sz w:val="15"/>
-              </w:rPr>
-              <w:t>Máquina de estados, a partir das dependências e do estado da tarefa</w:t>
-            </w:r>
-          </w:p>
-        </w:tc>
-      </w:tr>
-      <w:tr>
-        <w:tc>
-          <w:tcPr>
-            <w:tcW w:type="dxa" w:w="1644"/>
-          </w:tcPr>
-          <w:p>
-            <w:pPr>
-              <w:spacing w:after="20"/>
-            </w:pPr>
-            <w:r/>
-            <w:r>
-              <w:rPr>
-                <w:b w:val="0"/>
-                <w:sz w:val="15"/>
-              </w:rPr>
-              <w:t>Lugar do humano na arquitetura</w:t>
-            </w:r>
-          </w:p>
-        </w:tc>
-        <w:tc>
-          <w:tcPr>
-            <w:tcW w:type="dxa" w:w="1871"/>
-          </w:tcPr>
-          <w:p>
-            <w:pPr>
-              <w:spacing w:after="20"/>
-            </w:pPr>
-            <w:r/>
-            <w:r>
-              <w:rPr>
-                <w:b w:val="0"/>
-                <w:sz w:val="15"/>
-              </w:rPr>
-              <w:t>Fornece o pedido e observa</w:t>
-            </w:r>
-          </w:p>
-        </w:tc>
-        <w:tc>
-          <w:tcPr>
-            <w:tcW w:type="dxa" w:w="1871"/>
-          </w:tcPr>
-          <w:p>
-            <w:pPr>
-              <w:spacing w:after="20"/>
-            </w:pPr>
-            <w:r/>
-            <w:r>
-              <w:rPr>
-                <w:b w:val="0"/>
-                <w:sz w:val="15"/>
-              </w:rPr>
-              <w:t>Fornece o pedido e observa</w:t>
-            </w:r>
-          </w:p>
-        </w:tc>
-        <w:tc>
-          <w:tcPr>
-            <w:tcW w:type="dxa" w:w="1871"/>
-          </w:tcPr>
-          <w:p>
-            <w:pPr>
-              <w:spacing w:after="20"/>
-            </w:pPr>
-            <w:r/>
-            <w:r>
-              <w:rPr>
-                <w:b w:val="0"/>
-                <w:sz w:val="15"/>
-              </w:rPr>
-              <w:t>É componente do laço: o portão de aprovação</w:t>
-            </w:r>
-          </w:p>
-        </w:tc>
-        <w:tc>
-          <w:tcPr>
-            <w:tcW w:type="dxa" w:w="1928"/>
-          </w:tcPr>
-          <w:p>
-            <w:pPr>
-              <w:spacing w:after="20"/>
-            </w:pPr>
-            <w:r/>
-            <w:r>
-              <w:rPr>
-                <w:b w:val="0"/>
-                <w:sz w:val="15"/>
-              </w:rPr>
-              <w:t>Fornece o pedido; fica fora do laço de decisão</w:t>
-            </w:r>
-          </w:p>
-        </w:tc>
-      </w:tr>
-    </w:tbl>
-    <w:p>
-      <w:pPr>
-        <w:spacing w:after="80"/>
-      </w:pPr>
-    </w:p>
-    <w:p>
-      <w:pPr>
-        <w:spacing w:after="120"/>
-        <w:jc w:val="both"/>
-      </w:pPr>
-      <w:r>
-        <w:rPr>
-          <w:b w:val="0"/>
-          <w:i w:val="0"/>
-          <w:sz w:val="20"/>
-        </w:rPr>
-        <w:t xml:space="preserve">Aqui está a divergência de fundo. Em ChatDev e MetaGPT a ordem do trabalho é </w:t>
-      </w:r>
-      <w:r>
-        <w:rPr>
-          <w:b/>
-          <w:i w:val="0"/>
-          <w:sz w:val="20"/>
-        </w:rPr>
-        <w:t>fixada no desenho</w:t>
-      </w:r>
-      <w:r>
-        <w:rPr>
-          <w:b w:val="0"/>
-          <w:i w:val="0"/>
-          <w:sz w:val="20"/>
-        </w:rPr>
-        <w:t xml:space="preserve"> — cascata ou procedimento — e não muda em execução. Em softwarefabrik a ordem existe, mas o avanço depende de uma decisão humana. Neste trabalho a ordem é </w:t>
-      </w:r>
-      <w:r>
-        <w:rPr>
-          <w:b/>
-          <w:i w:val="0"/>
-          <w:sz w:val="20"/>
-        </w:rPr>
-        <w:t>derivada em execução</w:t>
-      </w:r>
-      <w:r>
-        <w:rPr>
-          <w:b w:val="0"/>
-          <w:i w:val="0"/>
-          <w:sz w:val="20"/>
-        </w:rPr>
-        <w:t>: uma tarefa só fica disponível quando suas dependências concluem, e a fila se reordena sozinha a cada mudança de estado.</w:t>
-      </w:r>
-    </w:p>
-    <w:p>
-      <w:pPr>
-        <w:keepNext/>
-        <w:spacing w:before="320" w:after="100"/>
-      </w:pPr>
-      <w:r>
-        <w:rPr>
-          <w:b/>
-          <w:color w:val="184F95"/>
-          <w:sz w:val="26"/>
-        </w:rPr>
-        <w:t>5.  Onde vivem o estado e a autoridade</w:t>
-      </w:r>
-    </w:p>
-    <w:tbl>
-      <w:tblPr>
-        <w:tblStyle w:val="TableGrid"/>
-        <w:tblW w:type="auto" w:w="0"/>
-        <w:jc w:val="center"/>
-        <w:tblLook w:firstColumn="1" w:firstRow="1" w:lastColumn="0" w:lastRow="0" w:noHBand="0" w:noVBand="1" w:val="04A0"/>
-      </w:tblPr>
-      <w:tblGrid>
-        <w:gridCol w:w="1904"/>
-        <w:gridCol w:w="1904"/>
-        <w:gridCol w:w="1904"/>
-        <w:gridCol w:w="1904"/>
-        <w:gridCol w:w="1904"/>
-      </w:tblGrid>
-      <w:tr>
-        <w:tc>
-          <w:tcPr>
-            <w:tcW w:type="dxa" w:w="1644"/>
-            <w:shd w:val="clear" w:fill="2A78D6"/>
-          </w:tcPr>
-          <w:p>
-            <w:pPr>
-              <w:spacing w:after="20"/>
-            </w:pPr>
-            <w:r/>
-            <w:r>
-              <w:rPr>
-                <w:b/>
-                <w:color w:val="FFFFFF"/>
-                <w:sz w:val="15"/>
-              </w:rPr>
-              <w:t>Dimensão</w:t>
-            </w:r>
-          </w:p>
-        </w:tc>
-        <w:tc>
-          <w:tcPr>
-            <w:tcW w:type="dxa" w:w="1871"/>
-            <w:shd w:val="clear" w:fill="2A78D6"/>
-          </w:tcPr>
-          <w:p>
-            <w:pPr>
-              <w:spacing w:after="20"/>
-            </w:pPr>
-            <w:r/>
-            <w:r>
-              <w:rPr>
-                <w:b/>
-                <w:color w:val="FFFFFF"/>
-                <w:sz w:val="15"/>
-              </w:rPr>
-              <w:t>ChatDev</w:t>
-            </w:r>
-          </w:p>
-        </w:tc>
-        <w:tc>
-          <w:tcPr>
-            <w:tcW w:type="dxa" w:w="1871"/>
-            <w:shd w:val="clear" w:fill="2A78D6"/>
-          </w:tcPr>
-          <w:p>
-            <w:pPr>
-              <w:spacing w:after="20"/>
-            </w:pPr>
-            <w:r/>
-            <w:r>
-              <w:rPr>
-                <w:b/>
-                <w:color w:val="FFFFFF"/>
-                <w:sz w:val="15"/>
-              </w:rPr>
-              <w:t>MetaGPT</w:t>
-            </w:r>
-          </w:p>
-        </w:tc>
-        <w:tc>
-          <w:tcPr>
-            <w:tcW w:type="dxa" w:w="1871"/>
-            <w:shd w:val="clear" w:fill="2A78D6"/>
-          </w:tcPr>
-          <w:p>
-            <w:pPr>
-              <w:spacing w:after="20"/>
-            </w:pPr>
-            <w:r/>
-            <w:r>
-              <w:rPr>
-                <w:b/>
-                <w:color w:val="FFFFFF"/>
-                <w:sz w:val="15"/>
-              </w:rPr>
-              <w:t>softwarefabrik.io</w:t>
-            </w:r>
-          </w:p>
-        </w:tc>
-        <w:tc>
-          <w:tcPr>
-            <w:tcW w:type="dxa" w:w="1928"/>
-            <w:shd w:val="clear" w:fill="2A78D6"/>
-          </w:tcPr>
-          <w:p>
-            <w:pPr>
-              <w:spacing w:after="20"/>
-            </w:pPr>
-            <w:r/>
-            <w:r>
-              <w:rPr>
-                <w:b/>
-                <w:color w:val="FFFFFF"/>
-                <w:sz w:val="15"/>
-              </w:rPr>
-              <w:t>Este trabalho</w:t>
-            </w:r>
-          </w:p>
-        </w:tc>
-      </w:tr>
-      <w:tr>
-        <w:tc>
-          <w:tcPr>
-            <w:tcW w:type="dxa" w:w="1644"/>
-          </w:tcPr>
-          <w:p>
-            <w:pPr>
-              <w:spacing w:after="20"/>
-            </w:pPr>
-            <w:r/>
-            <w:r>
-              <w:rPr>
-                <w:b w:val="0"/>
-                <w:sz w:val="15"/>
-              </w:rPr>
-              <w:t>Onde vive o estado</w:t>
-            </w:r>
-          </w:p>
-        </w:tc>
-        <w:tc>
-          <w:tcPr>
-            <w:tcW w:type="dxa" w:w="1871"/>
-          </w:tcPr>
-          <w:p>
-            <w:pPr>
-              <w:spacing w:after="20"/>
-            </w:pPr>
-            <w:r/>
-            <w:r>
-              <w:rPr>
-                <w:b w:val="0"/>
-                <w:sz w:val="15"/>
-              </w:rPr>
-              <w:t>Memória de diálogo: curta dentro da fase, longa entre fases</w:t>
-            </w:r>
-          </w:p>
-        </w:tc>
-        <w:tc>
-          <w:tcPr>
-            <w:tcW w:type="dxa" w:w="1871"/>
-          </w:tcPr>
-          <w:p>
-            <w:pPr>
-              <w:spacing w:after="20"/>
-            </w:pPr>
-            <w:r/>
-            <w:r>
-              <w:rPr>
-                <w:b w:val="0"/>
-                <w:sz w:val="15"/>
-              </w:rPr>
-              <w:t>Quadro de mensagens e memória global, consultáveis pelos papéis</w:t>
-            </w:r>
-          </w:p>
-        </w:tc>
-        <w:tc>
-          <w:tcPr>
-            <w:tcW w:type="dxa" w:w="1871"/>
-          </w:tcPr>
-          <w:p>
-            <w:pPr>
-              <w:spacing w:after="20"/>
-            </w:pPr>
-            <w:r/>
-            <w:r>
-              <w:rPr>
-                <w:b w:val="0"/>
-                <w:sz w:val="15"/>
-              </w:rPr>
-              <w:t>Espaço de trabalho versionado, mais o estado de espera por aprovação</w:t>
-            </w:r>
-          </w:p>
-        </w:tc>
-        <w:tc>
-          <w:tcPr>
-            <w:tcW w:type="dxa" w:w="1928"/>
-          </w:tcPr>
-          <w:p>
-            <w:pPr>
-              <w:spacing w:after="20"/>
-            </w:pPr>
-            <w:r/>
-            <w:r>
-              <w:rPr>
-                <w:b w:val="0"/>
-                <w:sz w:val="15"/>
-              </w:rPr>
-              <w:t>Arquivo de tarefa com estado explícito, e banco transacional; a conversa nunca é fonte</w:t>
-            </w:r>
-          </w:p>
-        </w:tc>
-      </w:tr>
-      <w:tr>
-        <w:tc>
-          <w:tcPr>
-            <w:tcW w:type="dxa" w:w="1644"/>
-            <w:shd w:val="clear" w:fill="F5F5F2"/>
-          </w:tcPr>
-          <w:p>
-            <w:pPr>
-              <w:spacing w:after="20"/>
-            </w:pPr>
-            <w:r/>
-            <w:r>
-              <w:rPr>
-                <w:b w:val="0"/>
-                <w:sz w:val="15"/>
-              </w:rPr>
-              <w:t>Interface entre papéis</w:t>
-            </w:r>
-          </w:p>
-        </w:tc>
-        <w:tc>
-          <w:tcPr>
-            <w:tcW w:type="dxa" w:w="1871"/>
-            <w:shd w:val="clear" w:fill="F5F5F2"/>
-          </w:tcPr>
-          <w:p>
-            <w:pPr>
-              <w:spacing w:after="20"/>
-            </w:pPr>
-            <w:r/>
-            <w:r>
-              <w:rPr>
-                <w:b w:val="0"/>
-                <w:sz w:val="15"/>
-              </w:rPr>
-              <w:t>A própria conversa</w:t>
-            </w:r>
-          </w:p>
-        </w:tc>
-        <w:tc>
-          <w:tcPr>
-            <w:tcW w:type="dxa" w:w="1871"/>
-            <w:shd w:val="clear" w:fill="F5F5F2"/>
-          </w:tcPr>
-          <w:p>
-            <w:pPr>
-              <w:spacing w:after="20"/>
-            </w:pPr>
-            <w:r/>
-            <w:r>
-              <w:rPr>
-                <w:b w:val="0"/>
-                <w:sz w:val="15"/>
-              </w:rPr>
-              <w:t>Artefatos estruturados: requisitos, projeto, interfaces</w:t>
-            </w:r>
-          </w:p>
-        </w:tc>
-        <w:tc>
-          <w:tcPr>
-            <w:tcW w:type="dxa" w:w="1871"/>
-            <w:shd w:val="clear" w:fill="F5F5F2"/>
-          </w:tcPr>
-          <w:p>
-            <w:pPr>
-              <w:spacing w:after="20"/>
-            </w:pPr>
-            <w:r/>
-            <w:r>
-              <w:rPr>
-                <w:b w:val="0"/>
-                <w:sz w:val="15"/>
-              </w:rPr>
-              <w:t>O espaço de trabalho e as diferenças acumuladas</w:t>
-            </w:r>
-          </w:p>
-        </w:tc>
-        <w:tc>
-          <w:tcPr>
-            <w:tcW w:type="dxa" w:w="1928"/>
-            <w:shd w:val="clear" w:fill="F5F5F2"/>
-          </w:tcPr>
-          <w:p>
-            <w:pPr>
-              <w:spacing w:after="20"/>
-            </w:pPr>
-            <w:r/>
-            <w:r>
-              <w:rPr>
-                <w:b w:val="0"/>
-                <w:sz w:val="15"/>
-              </w:rPr>
-              <w:t>O arquivo da tarefa, com seções separadas por papel</w:t>
-            </w:r>
-          </w:p>
-        </w:tc>
-      </w:tr>
-      <w:tr>
-        <w:tc>
-          <w:tcPr>
-            <w:tcW w:type="dxa" w:w="1644"/>
-          </w:tcPr>
-          <w:p>
-            <w:pPr>
-              <w:spacing w:after="20"/>
-            </w:pPr>
-            <w:r/>
-            <w:r>
-              <w:rPr>
-                <w:b w:val="0"/>
-                <w:sz w:val="15"/>
-              </w:rPr>
-              <w:t>Onde a autoridade do papel é definida</w:t>
-            </w:r>
-          </w:p>
-        </w:tc>
-        <w:tc>
-          <w:tcPr>
-            <w:tcW w:type="dxa" w:w="1871"/>
-          </w:tcPr>
-          <w:p>
-            <w:pPr>
-              <w:spacing w:after="20"/>
-            </w:pPr>
-            <w:r/>
-            <w:r>
-              <w:rPr>
-                <w:b w:val="0"/>
-                <w:sz w:val="15"/>
-              </w:rPr>
-              <w:t>No texto do papel</w:t>
-            </w:r>
-          </w:p>
-        </w:tc>
-        <w:tc>
-          <w:tcPr>
-            <w:tcW w:type="dxa" w:w="1871"/>
-          </w:tcPr>
-          <w:p>
-            <w:pPr>
-              <w:spacing w:after="20"/>
-            </w:pPr>
-            <w:r/>
-            <w:r>
-              <w:rPr>
-                <w:b w:val="0"/>
-                <w:sz w:val="15"/>
-              </w:rPr>
-              <w:t>Na especificação de ação do papel, dentro do procedimento</w:t>
-            </w:r>
-          </w:p>
-        </w:tc>
-        <w:tc>
-          <w:tcPr>
-            <w:tcW w:type="dxa" w:w="1871"/>
-          </w:tcPr>
-          <w:p>
-            <w:pPr>
-              <w:spacing w:after="20"/>
-            </w:pPr>
-            <w:r/>
-            <w:r>
-              <w:rPr>
-                <w:b w:val="0"/>
-                <w:sz w:val="15"/>
-              </w:rPr>
-              <w:t>Em arquivos de papel escritos no espaço de trabalho antes da execução</w:t>
-            </w:r>
-          </w:p>
-        </w:tc>
-        <w:tc>
-          <w:tcPr>
-            <w:tcW w:type="dxa" w:w="1928"/>
-          </w:tcPr>
-          <w:p>
-            <w:pPr>
-              <w:spacing w:after="20"/>
-            </w:pPr>
-            <w:r/>
-            <w:r>
-              <w:rPr>
-                <w:b w:val="0"/>
-                <w:sz w:val="15"/>
-              </w:rPr>
-              <w:t>No catálogo de ferramentas do papel: o revisor não recebe a ferramenta de escrever</w:t>
-            </w:r>
-          </w:p>
-        </w:tc>
-      </w:tr>
-    </w:tbl>
-    <w:p>
-      <w:pPr>
-        <w:spacing w:after="80"/>
-      </w:pPr>
-    </w:p>
-    <w:p>
-      <w:pPr>
-        <w:spacing w:after="120"/>
-        <w:jc w:val="both"/>
-      </w:pPr>
-      <w:r>
-        <w:rPr>
-          <w:b w:val="0"/>
-          <w:i w:val="0"/>
-          <w:sz w:val="20"/>
-        </w:rPr>
-        <w:t xml:space="preserve">A linha do meio é a mais reveladora. MetaGPT resolve a comunicação com </w:t>
-      </w:r>
-      <w:r>
-        <w:rPr>
-          <w:b/>
-          <w:i w:val="0"/>
-          <w:sz w:val="20"/>
-        </w:rPr>
-        <w:t>artefatos padronizados</w:t>
-      </w:r>
-      <w:r>
-        <w:rPr>
-          <w:b w:val="0"/>
-          <w:i w:val="0"/>
-          <w:sz w:val="20"/>
-        </w:rPr>
-        <w:t xml:space="preserve"> em vez de conversa, o que é a mesma intuição deste trabalho — a diferença é que ali o artefato circula entre papéis dentro de uma execução, e aqui ele é o estado persistente da tarefa, que sobrevive ao fim da sessão.</w:t>
-      </w:r>
-    </w:p>
-    <w:p>
-      <w:pPr>
-        <w:spacing w:after="120"/>
-        <w:jc w:val="both"/>
-      </w:pPr>
-      <w:r>
-        <w:rPr>
-          <w:b w:val="0"/>
-          <w:i w:val="0"/>
-          <w:sz w:val="20"/>
-        </w:rPr>
-        <w:t xml:space="preserve">A última linha é a que separa três abordagens de um mesmo problema. Nos dois sistemas acadêmicos, a autoridade é </w:t>
-      </w:r>
-      <w:r>
-        <w:rPr>
-          <w:b/>
-          <w:i w:val="0"/>
-          <w:sz w:val="20"/>
-        </w:rPr>
-        <w:t>texto que o modelo interpreta</w:t>
-      </w:r>
-      <w:r>
-        <w:rPr>
-          <w:b w:val="0"/>
-          <w:i w:val="0"/>
-          <w:sz w:val="20"/>
-        </w:rPr>
-        <w:t xml:space="preserve">; no comercial, é uma </w:t>
-      </w:r>
-      <w:r>
-        <w:rPr>
-          <w:b/>
-          <w:i w:val="0"/>
-          <w:sz w:val="20"/>
-        </w:rPr>
-        <w:t>barreira de interface, com o humano atrás dela</w:t>
-      </w:r>
-      <w:r>
-        <w:rPr>
-          <w:b w:val="0"/>
-          <w:i w:val="0"/>
-          <w:sz w:val="20"/>
-        </w:rPr>
-        <w:t xml:space="preserve">; aqui, é </w:t>
-      </w:r>
-      <w:r>
-        <w:rPr>
-          <w:b/>
-          <w:i w:val="0"/>
-          <w:sz w:val="20"/>
-        </w:rPr>
-        <w:t>a ausência da ferramenta no catálogo do papel</w:t>
-      </w:r>
-      <w:r>
-        <w:rPr>
-          <w:b w:val="0"/>
-          <w:i w:val="0"/>
-          <w:sz w:val="20"/>
-        </w:rPr>
-        <w:t xml:space="preserve"> — o revisor não deixa de corrigir porque foi instruído a não corrigir, e sim porque a ação não existe para ele.</w:t>
-      </w:r>
-    </w:p>
-    <w:p>
-      <w:pPr>
-        <w:keepNext/>
-        <w:spacing w:before="320" w:after="100"/>
-      </w:pPr>
-      <w:r>
-        <w:rPr>
-          <w:b/>
-          <w:color w:val="184F95"/>
-          <w:sz w:val="26"/>
-        </w:rPr>
-        <w:t>6.  Qualidade, fracasso e concorrência</w:t>
-      </w:r>
-    </w:p>
-    <w:tbl>
-      <w:tblPr>
-        <w:tblStyle w:val="TableGrid"/>
-        <w:tblW w:type="auto" w:w="0"/>
-        <w:jc w:val="center"/>
-        <w:tblLook w:firstColumn="1" w:firstRow="1" w:lastColumn="0" w:lastRow="0" w:noHBand="0" w:noVBand="1" w:val="04A0"/>
-      </w:tblPr>
-      <w:tblGrid>
-        <w:gridCol w:w="1904"/>
-        <w:gridCol w:w="1904"/>
-        <w:gridCol w:w="1904"/>
-        <w:gridCol w:w="1904"/>
-        <w:gridCol w:w="1904"/>
-      </w:tblGrid>
-      <w:tr>
-        <w:tc>
-          <w:tcPr>
-            <w:tcW w:type="dxa" w:w="1644"/>
-            <w:shd w:val="clear" w:fill="2A78D6"/>
-          </w:tcPr>
-          <w:p>
-            <w:pPr>
-              <w:spacing w:after="20"/>
-            </w:pPr>
-            <w:r/>
-            <w:r>
-              <w:rPr>
-                <w:b/>
-                <w:color w:val="FFFFFF"/>
-                <w:sz w:val="15"/>
-              </w:rPr>
-              <w:t>Dimensão</w:t>
-            </w:r>
-          </w:p>
-        </w:tc>
-        <w:tc>
-          <w:tcPr>
-            <w:tcW w:type="dxa" w:w="1871"/>
-            <w:shd w:val="clear" w:fill="2A78D6"/>
-          </w:tcPr>
-          <w:p>
-            <w:pPr>
-              <w:spacing w:after="20"/>
-            </w:pPr>
-            <w:r/>
-            <w:r>
-              <w:rPr>
-                <w:b/>
-                <w:color w:val="FFFFFF"/>
-                <w:sz w:val="15"/>
-              </w:rPr>
-              <w:t>ChatDev</w:t>
-            </w:r>
-          </w:p>
-        </w:tc>
-        <w:tc>
-          <w:tcPr>
-            <w:tcW w:type="dxa" w:w="1871"/>
-            <w:shd w:val="clear" w:fill="2A78D6"/>
-          </w:tcPr>
-          <w:p>
-            <w:pPr>
-              <w:spacing w:after="20"/>
-            </w:pPr>
-            <w:r/>
-            <w:r>
-              <w:rPr>
-                <w:b/>
-                <w:color w:val="FFFFFF"/>
-                <w:sz w:val="15"/>
-              </w:rPr>
-              <w:t>MetaGPT</w:t>
-            </w:r>
-          </w:p>
-        </w:tc>
-        <w:tc>
-          <w:tcPr>
-            <w:tcW w:type="dxa" w:w="1871"/>
-            <w:shd w:val="clear" w:fill="2A78D6"/>
-          </w:tcPr>
-          <w:p>
-            <w:pPr>
-              <w:spacing w:after="20"/>
-            </w:pPr>
-            <w:r/>
-            <w:r>
-              <w:rPr>
-                <w:b/>
-                <w:color w:val="FFFFFF"/>
-                <w:sz w:val="15"/>
-              </w:rPr>
-              <w:t>softwarefabrik.io</w:t>
-            </w:r>
-          </w:p>
-        </w:tc>
-        <w:tc>
-          <w:tcPr>
-            <w:tcW w:type="dxa" w:w="1928"/>
-            <w:shd w:val="clear" w:fill="2A78D6"/>
-          </w:tcPr>
-          <w:p>
-            <w:pPr>
-              <w:spacing w:after="20"/>
-            </w:pPr>
-            <w:r/>
-            <w:r>
-              <w:rPr>
-                <w:b/>
-                <w:color w:val="FFFFFF"/>
-                <w:sz w:val="15"/>
-              </w:rPr>
-              <w:t>Este trabalho</w:t>
-            </w:r>
-          </w:p>
-        </w:tc>
-      </w:tr>
-      <w:tr>
+        <w:trPr>
+          <w:cantSplit/>
+        </w:trPr>
         <w:tc>
           <w:tcPr>
             <w:tcW w:type="dxa" w:w="1644"/>
@@ -1963,7 +4148,7 @@
                 <w:b w:val="0"/>
                 <w:sz w:val="15"/>
               </w:rPr>
-              <w:t>Revisor e testador dentro do diálogo; o revisor aponta e o programador corrige</w:t>
+              <w:t>Revisor e testador dentro do diálogo</w:t>
             </w:r>
           </w:p>
         </w:tc>
@@ -1981,7 +4166,7 @@
                 <w:b w:val="0"/>
                 <w:sz w:val="15"/>
               </w:rPr>
-              <w:t>Revisão embutida nas etapas do procedimento, com artefato conferido</w:t>
+              <w:t>Revisão embutida nas etapas, sobre artefato estruturado</w:t>
             </w:r>
           </w:p>
         </w:tc>
@@ -1999,7 +4184,7 @@
                 <w:b w:val="0"/>
                 <w:sz w:val="15"/>
               </w:rPr>
-              <w:t>Comitê de seis revisores em paralelo, e decisão humana ao fim</w:t>
+              <w:t>Comitê de seis revisores em paralelo, e decisão humana</w:t>
             </w:r>
           </w:p>
         </w:tc>
@@ -2017,12 +4202,15 @@
                 <w:b w:val="0"/>
                 <w:sz w:val="15"/>
               </w:rPr>
-              <w:t>Dois portões em série, com perguntas distintas: funciona? e é o que foi pedido?</w:t>
+              <w:t>Dois portões em série, com perguntas distintas: funciona? é o que foi pedido?</w:t>
             </w:r>
           </w:p>
         </w:tc>
       </w:tr>
       <w:tr>
+        <w:trPr>
+          <w:cantSplit/>
+        </w:trPr>
         <w:tc>
           <w:tcPr>
             <w:tcW w:type="dxa" w:w="1644"/>
@@ -2057,7 +4245,7 @@
                 <w:b w:val="0"/>
                 <w:sz w:val="15"/>
               </w:rPr>
-              <w:t>Limite declarado de rodadas por subtarefa; passa adiante ao atingir</w:t>
+              <w:t>Teto de rodadas; ao atingir, segue adiante</w:t>
             </w:r>
           </w:p>
         </w:tc>
@@ -2076,7 +4264,7 @@
                 <w:b w:val="0"/>
                 <w:sz w:val="15"/>
               </w:rPr>
-              <w:t>Repetição dentro da etapa do procedimento</w:t>
+              <w:t>Repetição dentro da etapa</w:t>
             </w:r>
           </w:p>
         </w:tc>
@@ -2114,12 +4302,15 @@
                 <w:b w:val="0"/>
                 <w:sz w:val="15"/>
               </w:rPr>
-              <w:t>Escada: sobe de modelo, troca de especialista, redivide a tarefa e só então bloqueia</w:t>
+              <w:t>Escada: sobe de modelo, troca de especialista, redivide a tarefa, só então bloqueia</w:t>
             </w:r>
           </w:p>
         </w:tc>
       </w:tr>
       <w:tr>
+        <w:trPr>
+          <w:cantSplit/>
+        </w:trPr>
         <w:tc>
           <w:tcPr>
             <w:tcW w:type="dxa" w:w="1644"/>
@@ -2170,7 +4361,7 @@
                 <w:b w:val="0"/>
                 <w:sz w:val="15"/>
               </w:rPr>
-              <w:t>Sequencial pelo procedimento, com o quadro permitindo desacoplamento</w:t>
+              <w:t>Sequencial, com o quadro desacoplando os papéis</w:t>
             </w:r>
           </w:p>
         </w:tc>
@@ -2228,7 +4419,37 @@
           <w:i w:val="0"/>
           <w:sz w:val="20"/>
         </w:rPr>
-        <w:t>Os quatro separam quem produz de quem avalia, e três dos quatro limitam a repetição. A diferença na linha do meio não é ter limite: é o que acontece ao atingi-lo. Nos outros, o sistema segue adiante ou entrega o problema ao humano; aqui, a resposta muda de natureza a cada degrau — primeiro muda o modelo, depois muda o agente, depois muda a própria tarefa. O terceiro degrau é o incomum: tratar o fracasso repetido como sintoma de tarefa mal dimensionada, e redividi-la automaticamente.</w:t>
+        <w:t xml:space="preserve">A linha a ler com atenção é </w:t>
+      </w:r>
+      <w:r>
+        <w:rPr>
+          <w:b/>
+          <w:i w:val="0"/>
+          <w:sz w:val="20"/>
+        </w:rPr>
+        <w:t>de onde vem a estrutura</w:t>
+      </w:r>
+      <w:r>
+        <w:rPr>
+          <w:b w:val="0"/>
+          <w:i w:val="0"/>
+          <w:sz w:val="20"/>
+        </w:rPr>
+        <w:t>: os três primeiros partem de um catálogo — de papéis, de etapas ou de stacks — definido antes do pedido, e um catálogo delimita o que o sistema aceita construir. Aqui a estrutura é derivada do pedido.</w:t>
+      </w:r>
+    </w:p>
+    <w:p>
+      <w:pPr>
+        <w:keepNext/>
+        <w:spacing w:before="320" w:after="100"/>
+      </w:pPr>
+      <w:r>
+        <w:rPr>
+          <w:b/>
+          <w:color w:val="184F95"/>
+          <w:sz w:val="26"/>
+        </w:rPr>
+        <w:t>6.  Registro do desenvolvimento</w:t>
       </w:r>
     </w:p>
     <w:p>
@@ -2242,225 +4463,7 @@
           <w:i w:val="0"/>
           <w:sz w:val="20"/>
         </w:rPr>
-        <w:t>Na última linha, a fronteira de isolamento também difere. O sistema comercial isola por contêiner, um por execução; aqui o isolamento é lógico, pelos arquivos que cada tarefa declara tocar, verificado antes do despacho — o que permite paralelismo dentro de uma mesma árvore de trabalho.</w:t>
-      </w:r>
-    </w:p>
-    <w:p>
-      <w:pPr>
-        <w:keepNext/>
-        <w:spacing w:before="320" w:after="100"/>
-      </w:pPr>
-      <w:r>
-        <w:rPr>
-          <w:b/>
-          <w:color w:val="184F95"/>
-          <w:sz w:val="26"/>
-        </w:rPr>
-        <w:t>7.  O que as quatro arquiteturas compartilham</w:t>
-      </w:r>
-    </w:p>
-    <w:p>
-      <w:pPr>
-        <w:spacing w:after="120"/>
-        <w:jc w:val="both"/>
-      </w:pPr>
-      <w:r>
-        <w:rPr>
-          <w:b w:val="0"/>
-          <w:i w:val="0"/>
-          <w:sz w:val="20"/>
-        </w:rPr>
-        <w:t>A convergência é grande, e reconhecê-la é parte da comparação. Cinco escolhas estruturais aparecem nos quatro sistemas:</w:t>
-      </w:r>
-    </w:p>
-    <w:p>
-      <w:pPr>
-        <w:pStyle w:val="ListBullet"/>
-        <w:spacing w:after="60"/>
-        <w:ind w:left="397"/>
-      </w:pPr>
-      <w:r>
-        <w:rPr>
-          <w:b/>
-          <w:sz w:val="20"/>
-        </w:rPr>
-        <w:t>Papéis especializados no lugar de um agente único.</w:t>
-      </w:r>
-      <w:r>
-        <w:rPr>
-          <w:b w:val="0"/>
-          <w:sz w:val="20"/>
-        </w:rPr>
-        <w:t xml:space="preserve"> Todos rejeitam a ideia de um único agente generalista, e todos relatam ganho com a especialização.</w:t>
-      </w:r>
-    </w:p>
-    <w:p>
-      <w:pPr>
-        <w:pStyle w:val="ListBullet"/>
-        <w:spacing w:after="60"/>
-        <w:ind w:left="397"/>
-      </w:pPr>
-      <w:r>
-        <w:rPr>
-          <w:b/>
-          <w:sz w:val="20"/>
-        </w:rPr>
-        <w:t>Decomposição antes da execução.</w:t>
-      </w:r>
-      <w:r>
-        <w:rPr>
-          <w:b w:val="0"/>
-          <w:sz w:val="20"/>
-        </w:rPr>
-        <w:t xml:space="preserve"> O pedido nunca é entregue inteiro ao modelo: vira fases, etapas, execuções ou tarefas.</w:t>
-      </w:r>
-    </w:p>
-    <w:p>
-      <w:pPr>
-        <w:pStyle w:val="ListBullet"/>
-        <w:spacing w:after="60"/>
-        <w:ind w:left="397"/>
-      </w:pPr>
-      <w:r>
-        <w:rPr>
-          <w:b/>
-          <w:sz w:val="20"/>
-        </w:rPr>
-        <w:t>Separação entre quem produz e quem avalia.</w:t>
-      </w:r>
-      <w:r>
-        <w:rPr>
-          <w:b w:val="0"/>
-          <w:sz w:val="20"/>
-        </w:rPr>
-        <w:t xml:space="preserve"> Em nenhum dos quatro quem escreveu é quem aprova — o que muda é como a separação é imposta.</w:t>
-      </w:r>
-    </w:p>
-    <w:p>
-      <w:pPr>
-        <w:pStyle w:val="ListBullet"/>
-        <w:spacing w:after="60"/>
-        <w:ind w:left="397"/>
-      </w:pPr>
-      <w:r>
-        <w:rPr>
-          <w:b/>
-          <w:sz w:val="20"/>
-        </w:rPr>
-        <w:t>Artefato versionado como saída.</w:t>
-      </w:r>
-      <w:r>
-        <w:rPr>
-          <w:b w:val="0"/>
-          <w:sz w:val="20"/>
-        </w:rPr>
-        <w:t xml:space="preserve"> O controle de versão é o meio comum de registrar o que foi produzido.</w:t>
-      </w:r>
-    </w:p>
-    <w:p>
-      <w:pPr>
-        <w:pStyle w:val="ListBullet"/>
-        <w:spacing w:after="60"/>
-        <w:ind w:left="397"/>
-      </w:pPr>
-      <w:r>
-        <w:rPr>
-          <w:b/>
-          <w:sz w:val="20"/>
-        </w:rPr>
-        <w:t>Algum limite de repetição.</w:t>
-      </w:r>
-      <w:r>
-        <w:rPr>
-          <w:b w:val="0"/>
-          <w:sz w:val="20"/>
-        </w:rPr>
-        <w:t xml:space="preserve"> Três dos quatro declaram um teto explícito; no quarto, o humano cumpre esse papel.</w:t>
-      </w:r>
-    </w:p>
-    <w:tbl>
-      <w:tblPr>
-        <w:tblW w:type="auto" w:w="0"/>
-        <w:jc w:val="center"/>
-        <w:tblLook w:firstColumn="1" w:firstRow="1" w:lastColumn="0" w:lastRow="0" w:noHBand="0" w:noVBand="1" w:val="04A0"/>
-      </w:tblPr>
-      <w:tblGrid>
-        <w:gridCol w:w="9518"/>
-      </w:tblGrid>
-      <w:tr>
-        <w:tc>
-          <w:tcPr>
-            <w:tcW w:type="dxa" w:w="9518"/>
-            <w:shd w:val="clear" w:fill="F2F5FA"/>
-          </w:tcPr>
-          <w:p>
-            <w:pPr>
-              <w:spacing w:after="0"/>
-            </w:pPr>
-            <w:r/>
-            <w:r>
-              <w:rPr>
-                <w:b/>
-                <w:color w:val="184F95"/>
-                <w:sz w:val="17"/>
-              </w:rPr>
-              <w:t xml:space="preserve">LEITURA  </w:t>
-            </w:r>
-            <w:r>
-              <w:rPr>
-                <w:sz w:val="19"/>
-              </w:rPr>
-              <w:t>Que quatro sistemas construídos de forma independente cheguem às mesmas cinco escolhas sugere que elas não são preferências de projeto, e sim respostas necessárias às limitações do substrato — modelos de linguagem sem memória entre execuções, produzindo artefatos que precisam ser conferidos por alguém que não os produziu.</w:t>
-            </w:r>
-          </w:p>
-        </w:tc>
-      </w:tr>
-    </w:tbl>
-    <w:p>
-      <w:pPr>
-        <w:spacing w:after="80"/>
-      </w:pPr>
-    </w:p>
-    <w:p>
-      <w:pPr>
-        <w:keepNext/>
-        <w:spacing w:before="320" w:after="100"/>
-      </w:pPr>
-      <w:r>
-        <w:rPr>
-          <w:b/>
-          <w:color w:val="184F95"/>
-          <w:sz w:val="26"/>
-        </w:rPr>
-        <w:t>8.  As três divergências estruturais</w:t>
-      </w:r>
-    </w:p>
-    <w:p>
-      <w:pPr>
-        <w:spacing w:after="120"/>
-        <w:jc w:val="both"/>
-      </w:pPr>
-      <w:r>
-        <w:rPr>
-          <w:b w:val="0"/>
-          <w:i w:val="0"/>
-          <w:sz w:val="20"/>
-        </w:rPr>
-        <w:t>Descontado o que é comum, restam três escolhas que separam as arquiteturas. Cada uma tem consequência direta sobre o que o sistema consegue fazer.</w:t>
-      </w:r>
-    </w:p>
-    <w:p>
-      <w:pPr>
-        <w:keepNext/>
-        <w:spacing w:before="200" w:after="60"/>
-      </w:pPr>
-      <w:r>
-        <w:rPr>
-          <w:b/>
-          <w:color w:val="1A1A1A"/>
-          <w:sz w:val="21"/>
-        </w:rPr>
-        <w:t>8.1  O estado está dentro ou fora da conversa?</w:t>
+        <w:t>As decisões deste trabalho têm data e commit no repositório público, e aparecem em sequência ao longo de seis semanas, cada uma depois do problema que a motivou:</w:t>
       </w:r>
     </w:p>
     <w:tbl>
@@ -2476,858 +4479,9 @@
         <w:gridCol w:w="3173"/>
       </w:tblGrid>
       <w:tr>
-        <w:tc>
-          <w:tcPr>
-            <w:tcW w:type="dxa" w:w="1587"/>
-            <w:shd w:val="clear" w:fill="2A78D6"/>
-          </w:tcPr>
-          <w:p>
-            <w:pPr>
-              <w:spacing w:after="20"/>
-            </w:pPr>
-            <w:r/>
-            <w:r>
-              <w:rPr>
-                <w:b/>
-                <w:color w:val="FFFFFF"/>
-                <w:sz w:val="16"/>
-              </w:rPr>
-              <w:t>Posição</w:t>
-            </w:r>
-          </w:p>
-        </w:tc>
-        <w:tc>
-          <w:tcPr>
-            <w:tcW w:type="dxa" w:w="3628"/>
-            <w:shd w:val="clear" w:fill="2A78D6"/>
-          </w:tcPr>
-          <w:p>
-            <w:pPr>
-              <w:spacing w:after="20"/>
-            </w:pPr>
-            <w:r/>
-            <w:r>
-              <w:rPr>
-                <w:b/>
-                <w:color w:val="FFFFFF"/>
-                <w:sz w:val="16"/>
-              </w:rPr>
-              <w:t>Sistemas</w:t>
-            </w:r>
-          </w:p>
-        </w:tc>
-        <w:tc>
-          <w:tcPr>
-            <w:tcW w:type="dxa" w:w="3855"/>
-            <w:shd w:val="clear" w:fill="2A78D6"/>
-          </w:tcPr>
-          <w:p>
-            <w:pPr>
-              <w:spacing w:after="20"/>
-            </w:pPr>
-            <w:r/>
-            <w:r>
-              <w:rPr>
-                <w:b/>
-                <w:color w:val="FFFFFF"/>
-                <w:sz w:val="16"/>
-              </w:rPr>
-              <w:t>Consequência arquitetural</w:t>
-            </w:r>
-          </w:p>
-        </w:tc>
-      </w:tr>
-      <w:tr>
-        <w:tc>
-          <w:tcPr>
-            <w:tcW w:type="dxa" w:w="1587"/>
-          </w:tcPr>
-          <w:p>
-            <w:pPr>
-              <w:spacing w:after="20"/>
-            </w:pPr>
-            <w:r/>
-            <w:r>
-              <w:rPr>
-                <w:b w:val="0"/>
-                <w:sz w:val="16"/>
-              </w:rPr>
-              <w:t>Dentro</w:t>
-            </w:r>
-          </w:p>
-        </w:tc>
-        <w:tc>
-          <w:tcPr>
-            <w:tcW w:type="dxa" w:w="3628"/>
-          </w:tcPr>
-          <w:p>
-            <w:pPr>
-              <w:spacing w:after="20"/>
-            </w:pPr>
-            <w:r/>
-            <w:r>
-              <w:rPr>
-                <w:b w:val="0"/>
-                <w:sz w:val="16"/>
-              </w:rPr>
-              <w:t>ChatDev — memória de diálogo em dois níveis</w:t>
-            </w:r>
-          </w:p>
-        </w:tc>
-        <w:tc>
-          <w:tcPr>
-            <w:tcW w:type="dxa" w:w="3855"/>
-          </w:tcPr>
-          <w:p>
-            <w:pPr>
-              <w:spacing w:after="20"/>
-            </w:pPr>
-            <w:r/>
-            <w:r>
-              <w:rPr>
-                <w:b w:val="0"/>
-                <w:sz w:val="16"/>
-              </w:rPr>
-              <w:t>A execução é a unidade: ao terminar, não há a que voltar</w:t>
-            </w:r>
-          </w:p>
-        </w:tc>
-      </w:tr>
-      <w:tr>
-        <w:tc>
-          <w:tcPr>
-            <w:tcW w:type="dxa" w:w="1587"/>
-            <w:shd w:val="clear" w:fill="F5F5F2"/>
-          </w:tcPr>
-          <w:p>
-            <w:pPr>
-              <w:spacing w:after="20"/>
-            </w:pPr>
-            <w:r/>
-            <w:r>
-              <w:rPr>
-                <w:b w:val="0"/>
-                <w:sz w:val="16"/>
-              </w:rPr>
-              <w:t>Externo, em memória</w:t>
-            </w:r>
-          </w:p>
-        </w:tc>
-        <w:tc>
-          <w:tcPr>
-            <w:tcW w:type="dxa" w:w="3628"/>
-            <w:shd w:val="clear" w:fill="F5F5F2"/>
-          </w:tcPr>
-          <w:p>
-            <w:pPr>
-              <w:spacing w:after="20"/>
-            </w:pPr>
-            <w:r/>
-            <w:r>
-              <w:rPr>
-                <w:b w:val="0"/>
-                <w:sz w:val="16"/>
-              </w:rPr>
-              <w:t>MetaGPT — quadro de mensagens e memória global</w:t>
-            </w:r>
-          </w:p>
-        </w:tc>
-        <w:tc>
-          <w:tcPr>
-            <w:tcW w:type="dxa" w:w="3855"/>
-            <w:shd w:val="clear" w:fill="F5F5F2"/>
-          </w:tcPr>
-          <w:p>
-            <w:pPr>
-              <w:spacing w:after="20"/>
-            </w:pPr>
-            <w:r/>
-            <w:r>
-              <w:rPr>
-                <w:b w:val="0"/>
-                <w:sz w:val="16"/>
-              </w:rPr>
-              <w:t>Os papéis se desacoplam, mas o estado ainda vive dentro da execução</w:t>
-            </w:r>
-          </w:p>
-        </w:tc>
-      </w:tr>
-      <w:tr>
-        <w:tc>
-          <w:tcPr>
-            <w:tcW w:type="dxa" w:w="1587"/>
-          </w:tcPr>
-          <w:p>
-            <w:pPr>
-              <w:spacing w:after="20"/>
-            </w:pPr>
-            <w:r/>
-            <w:r>
-              <w:rPr>
-                <w:b w:val="0"/>
-                <w:sz w:val="16"/>
-              </w:rPr>
-              <w:t>Fora, persistente</w:t>
-            </w:r>
-          </w:p>
-        </w:tc>
-        <w:tc>
-          <w:tcPr>
-            <w:tcW w:type="dxa" w:w="3628"/>
-          </w:tcPr>
-          <w:p>
-            <w:pPr>
-              <w:spacing w:after="20"/>
-            </w:pPr>
-            <w:r/>
-            <w:r>
-              <w:rPr>
-                <w:b w:val="0"/>
-                <w:sz w:val="16"/>
-              </w:rPr>
-              <w:t>softwarefabrik — espaço de trabalho; este trabalho — arquivo de tarefa e banco</w:t>
-            </w:r>
-          </w:p>
-        </w:tc>
-        <w:tc>
-          <w:tcPr>
-            <w:tcW w:type="dxa" w:w="3855"/>
-          </w:tcPr>
-          <w:p>
-            <w:pPr>
-              <w:spacing w:after="20"/>
-            </w:pPr>
-            <w:r/>
-            <w:r>
-              <w:rPr>
-                <w:b w:val="0"/>
-                <w:sz w:val="16"/>
-              </w:rPr>
-              <w:t>O trabalho sobrevive ao fim da sessão e pode ser retomado por outra execução</w:t>
-            </w:r>
-          </w:p>
-        </w:tc>
-      </w:tr>
-    </w:tbl>
-    <w:p>
-      <w:pPr>
-        <w:spacing w:after="80"/>
-      </w:pPr>
-    </w:p>
-    <w:p>
-      <w:pPr>
-        <w:keepNext/>
-        <w:spacing w:before="200" w:after="60"/>
-      </w:pPr>
-      <w:r>
-        <w:rPr>
-          <w:b/>
-          <w:color w:val="1A1A1A"/>
-          <w:sz w:val="21"/>
-        </w:rPr>
-        <w:t>8.2  Quem fecha o laço de controle?</w:t>
-      </w:r>
-    </w:p>
-    <w:tbl>
-      <w:tblPr>
-        <w:tblStyle w:val="TableGrid"/>
-        <w:tblW w:type="auto" w:w="0"/>
-        <w:jc w:val="center"/>
-        <w:tblLook w:firstColumn="1" w:firstRow="1" w:lastColumn="0" w:lastRow="0" w:noHBand="0" w:noVBand="1" w:val="04A0"/>
-      </w:tblPr>
-      <w:tblGrid>
-        <w:gridCol w:w="3173"/>
-        <w:gridCol w:w="3173"/>
-        <w:gridCol w:w="3173"/>
-      </w:tblGrid>
-      <w:tr>
-        <w:tc>
-          <w:tcPr>
-            <w:tcW w:type="dxa" w:w="2041"/>
-            <w:shd w:val="clear" w:fill="2A78D6"/>
-          </w:tcPr>
-          <w:p>
-            <w:pPr>
-              <w:spacing w:after="20"/>
-            </w:pPr>
-            <w:r/>
-            <w:r>
-              <w:rPr>
-                <w:b/>
-                <w:color w:val="FFFFFF"/>
-                <w:sz w:val="16"/>
-              </w:rPr>
-              <w:t>Quem fecha</w:t>
-            </w:r>
-          </w:p>
-        </w:tc>
-        <w:tc>
-          <w:tcPr>
-            <w:tcW w:type="dxa" w:w="3175"/>
-            <w:shd w:val="clear" w:fill="2A78D6"/>
-          </w:tcPr>
-          <w:p>
-            <w:pPr>
-              <w:spacing w:after="20"/>
-            </w:pPr>
-            <w:r/>
-            <w:r>
-              <w:rPr>
-                <w:b/>
-                <w:color w:val="FFFFFF"/>
-                <w:sz w:val="16"/>
-              </w:rPr>
-              <w:t>Sistemas</w:t>
-            </w:r>
-          </w:p>
-        </w:tc>
-        <w:tc>
-          <w:tcPr>
-            <w:tcW w:type="dxa" w:w="3855"/>
-            <w:shd w:val="clear" w:fill="2A78D6"/>
-          </w:tcPr>
-          <w:p>
-            <w:pPr>
-              <w:spacing w:after="20"/>
-            </w:pPr>
-            <w:r/>
-            <w:r>
-              <w:rPr>
-                <w:b/>
-                <w:color w:val="FFFFFF"/>
-                <w:sz w:val="16"/>
-              </w:rPr>
-              <w:t>Consequência arquitetural</w:t>
-            </w:r>
-          </w:p>
-        </w:tc>
-      </w:tr>
-      <w:tr>
-        <w:tc>
-          <w:tcPr>
-            <w:tcW w:type="dxa" w:w="2041"/>
-          </w:tcPr>
-          <w:p>
-            <w:pPr>
-              <w:spacing w:after="20"/>
-            </w:pPr>
-            <w:r/>
-            <w:r>
-              <w:rPr>
-                <w:b w:val="0"/>
-                <w:sz w:val="16"/>
-              </w:rPr>
-              <w:t>A estrutura do processo</w:t>
-            </w:r>
-          </w:p>
-        </w:tc>
-        <w:tc>
-          <w:tcPr>
-            <w:tcW w:type="dxa" w:w="3175"/>
-          </w:tcPr>
-          <w:p>
-            <w:pPr>
-              <w:spacing w:after="20"/>
-            </w:pPr>
-            <w:r/>
-            <w:r>
-              <w:rPr>
-                <w:b w:val="0"/>
-                <w:sz w:val="16"/>
-              </w:rPr>
-              <w:t>ChatDev (cascata) e MetaGPT (procedimento)</w:t>
-            </w:r>
-          </w:p>
-        </w:tc>
-        <w:tc>
-          <w:tcPr>
-            <w:tcW w:type="dxa" w:w="3855"/>
-          </w:tcPr>
-          <w:p>
-            <w:pPr>
-              <w:spacing w:after="20"/>
-            </w:pPr>
-            <w:r/>
-            <w:r>
-              <w:rPr>
-                <w:b w:val="0"/>
-                <w:sz w:val="16"/>
-              </w:rPr>
-              <w:t>A ordem é conhecida antes de começar e não muda em execução</w:t>
-            </w:r>
-          </w:p>
-        </w:tc>
-      </w:tr>
-      <w:tr>
-        <w:tc>
-          <w:tcPr>
-            <w:tcW w:type="dxa" w:w="2041"/>
-            <w:shd w:val="clear" w:fill="F5F5F2"/>
-          </w:tcPr>
-          <w:p>
-            <w:pPr>
-              <w:spacing w:after="20"/>
-            </w:pPr>
-            <w:r/>
-            <w:r>
-              <w:rPr>
-                <w:b w:val="0"/>
-                <w:sz w:val="16"/>
-              </w:rPr>
-              <w:t>O operador humano</w:t>
-            </w:r>
-          </w:p>
-        </w:tc>
-        <w:tc>
-          <w:tcPr>
-            <w:tcW w:type="dxa" w:w="3175"/>
-            <w:shd w:val="clear" w:fill="F5F5F2"/>
-          </w:tcPr>
-          <w:p>
-            <w:pPr>
-              <w:spacing w:after="20"/>
-            </w:pPr>
-            <w:r/>
-            <w:r>
-              <w:rPr>
-                <w:b w:val="0"/>
-                <w:sz w:val="16"/>
-              </w:rPr>
-              <w:t>softwarefabrik</w:t>
-            </w:r>
-          </w:p>
-        </w:tc>
-        <w:tc>
-          <w:tcPr>
-            <w:tcW w:type="dxa" w:w="3855"/>
-            <w:shd w:val="clear" w:fill="F5F5F2"/>
-          </w:tcPr>
-          <w:p>
-            <w:pPr>
-              <w:spacing w:after="20"/>
-            </w:pPr>
-            <w:r/>
-            <w:r>
-              <w:rPr>
-                <w:b w:val="0"/>
-                <w:sz w:val="16"/>
-              </w:rPr>
-              <w:t>O sistema avança na velocidade da atenção de uma pessoa</w:t>
-            </w:r>
-          </w:p>
-        </w:tc>
-      </w:tr>
-      <w:tr>
-        <w:tc>
-          <w:tcPr>
-            <w:tcW w:type="dxa" w:w="2041"/>
-          </w:tcPr>
-          <w:p>
-            <w:pPr>
-              <w:spacing w:after="20"/>
-            </w:pPr>
-            <w:r/>
-            <w:r>
-              <w:rPr>
-                <w:b w:val="0"/>
-                <w:sz w:val="16"/>
-              </w:rPr>
-              <w:t>Código que lê estado e decide</w:t>
-            </w:r>
-          </w:p>
-        </w:tc>
-        <w:tc>
-          <w:tcPr>
-            <w:tcW w:type="dxa" w:w="3175"/>
-          </w:tcPr>
-          <w:p>
-            <w:pPr>
-              <w:spacing w:after="20"/>
-            </w:pPr>
-            <w:r/>
-            <w:r>
-              <w:rPr>
-                <w:b w:val="0"/>
-                <w:sz w:val="16"/>
-              </w:rPr>
-              <w:t>Este trabalho</w:t>
-            </w:r>
-          </w:p>
-        </w:tc>
-        <w:tc>
-          <w:tcPr>
-            <w:tcW w:type="dxa" w:w="3855"/>
-          </w:tcPr>
-          <w:p>
-            <w:pPr>
-              <w:spacing w:after="20"/>
-            </w:pPr>
-            <w:r/>
-            <w:r>
-              <w:rPr>
-                <w:b w:val="0"/>
-                <w:sz w:val="16"/>
-              </w:rPr>
-              <w:t>A ordem é derivada em execução, das dependências e do estado de cada tarefa</w:t>
-            </w:r>
-          </w:p>
-        </w:tc>
-      </w:tr>
-    </w:tbl>
-    <w:p>
-      <w:pPr>
-        <w:spacing w:after="80"/>
-      </w:pPr>
-    </w:p>
-    <w:p>
-      <w:pPr>
-        <w:keepNext/>
-        <w:spacing w:before="200" w:after="60"/>
-      </w:pPr>
-      <w:r>
-        <w:rPr>
-          <w:b/>
-          <w:color w:val="1A1A1A"/>
-          <w:sz w:val="21"/>
-        </w:rPr>
-        <w:t>8.3  Como a autoridade de um papel é imposta?</w:t>
-      </w:r>
-    </w:p>
-    <w:tbl>
-      <w:tblPr>
-        <w:tblStyle w:val="TableGrid"/>
-        <w:tblW w:type="auto" w:w="0"/>
-        <w:jc w:val="center"/>
-        <w:tblLook w:firstColumn="1" w:firstRow="1" w:lastColumn="0" w:lastRow="0" w:noHBand="0" w:noVBand="1" w:val="04A0"/>
-      </w:tblPr>
-      <w:tblGrid>
-        <w:gridCol w:w="3173"/>
-        <w:gridCol w:w="3173"/>
-        <w:gridCol w:w="3173"/>
-      </w:tblGrid>
-      <w:tr>
-        <w:tc>
-          <w:tcPr>
-            <w:tcW w:type="dxa" w:w="2041"/>
-            <w:shd w:val="clear" w:fill="2A78D6"/>
-          </w:tcPr>
-          <w:p>
-            <w:pPr>
-              <w:spacing w:after="20"/>
-            </w:pPr>
-            <w:r/>
-            <w:r>
-              <w:rPr>
-                <w:b/>
-                <w:color w:val="FFFFFF"/>
-                <w:sz w:val="16"/>
-              </w:rPr>
-              <w:t>Mecanismo</w:t>
-            </w:r>
-          </w:p>
-        </w:tc>
-        <w:tc>
-          <w:tcPr>
-            <w:tcW w:type="dxa" w:w="2494"/>
-            <w:shd w:val="clear" w:fill="2A78D6"/>
-          </w:tcPr>
-          <w:p>
-            <w:pPr>
-              <w:spacing w:after="20"/>
-            </w:pPr>
-            <w:r/>
-            <w:r>
-              <w:rPr>
-                <w:b/>
-                <w:color w:val="FFFFFF"/>
-                <w:sz w:val="16"/>
-              </w:rPr>
-              <w:t>Sistemas</w:t>
-            </w:r>
-          </w:p>
-        </w:tc>
-        <w:tc>
-          <w:tcPr>
-            <w:tcW w:type="dxa" w:w="4535"/>
-            <w:shd w:val="clear" w:fill="2A78D6"/>
-          </w:tcPr>
-          <w:p>
-            <w:pPr>
-              <w:spacing w:after="20"/>
-            </w:pPr>
-            <w:r/>
-            <w:r>
-              <w:rPr>
-                <w:b/>
-                <w:color w:val="FFFFFF"/>
-                <w:sz w:val="16"/>
-              </w:rPr>
-              <w:t>Consequência arquitetural</w:t>
-            </w:r>
-          </w:p>
-        </w:tc>
-      </w:tr>
-      <w:tr>
-        <w:tc>
-          <w:tcPr>
-            <w:tcW w:type="dxa" w:w="2041"/>
-          </w:tcPr>
-          <w:p>
-            <w:pPr>
-              <w:spacing w:after="20"/>
-            </w:pPr>
-            <w:r/>
-            <w:r>
-              <w:rPr>
-                <w:b w:val="0"/>
-                <w:sz w:val="16"/>
-              </w:rPr>
-              <w:t>Texto no papel</w:t>
-            </w:r>
-          </w:p>
-        </w:tc>
-        <w:tc>
-          <w:tcPr>
-            <w:tcW w:type="dxa" w:w="2494"/>
-          </w:tcPr>
-          <w:p>
-            <w:pPr>
-              <w:spacing w:after="20"/>
-            </w:pPr>
-            <w:r/>
-            <w:r>
-              <w:rPr>
-                <w:b w:val="0"/>
-                <w:sz w:val="16"/>
-              </w:rPr>
-              <w:t>ChatDev e MetaGPT</w:t>
-            </w:r>
-          </w:p>
-        </w:tc>
-        <w:tc>
-          <w:tcPr>
-            <w:tcW w:type="dxa" w:w="4535"/>
-          </w:tcPr>
-          <w:p>
-            <w:pPr>
-              <w:spacing w:after="20"/>
-            </w:pPr>
-            <w:r/>
-            <w:r>
-              <w:rPr>
-                <w:b w:val="0"/>
-                <w:sz w:val="16"/>
-              </w:rPr>
-              <w:t>A regra é interpretada pelo modelo, e pode ser contornada por ele</w:t>
-            </w:r>
-          </w:p>
-        </w:tc>
-      </w:tr>
-      <w:tr>
-        <w:tc>
-          <w:tcPr>
-            <w:tcW w:type="dxa" w:w="2041"/>
-            <w:shd w:val="clear" w:fill="F5F5F2"/>
-          </w:tcPr>
-          <w:p>
-            <w:pPr>
-              <w:spacing w:after="20"/>
-            </w:pPr>
-            <w:r/>
-            <w:r>
-              <w:rPr>
-                <w:b w:val="0"/>
-                <w:sz w:val="16"/>
-              </w:rPr>
-              <w:t>Barreira de interface</w:t>
-            </w:r>
-          </w:p>
-        </w:tc>
-        <w:tc>
-          <w:tcPr>
-            <w:tcW w:type="dxa" w:w="2494"/>
-            <w:shd w:val="clear" w:fill="F5F5F2"/>
-          </w:tcPr>
-          <w:p>
-            <w:pPr>
-              <w:spacing w:after="20"/>
-            </w:pPr>
-            <w:r/>
-            <w:r>
-              <w:rPr>
-                <w:b w:val="0"/>
-                <w:sz w:val="16"/>
-              </w:rPr>
-              <w:t>softwarefabrik</w:t>
-            </w:r>
-          </w:p>
-        </w:tc>
-        <w:tc>
-          <w:tcPr>
-            <w:tcW w:type="dxa" w:w="4535"/>
-            <w:shd w:val="clear" w:fill="F5F5F2"/>
-          </w:tcPr>
-          <w:p>
-            <w:pPr>
-              <w:spacing w:after="20"/>
-            </w:pPr>
-            <w:r/>
-            <w:r>
-              <w:rPr>
-                <w:b w:val="0"/>
-                <w:sz w:val="16"/>
-              </w:rPr>
-              <w:t>A regra é garantida, ao custo de exigir um humano presente</w:t>
-            </w:r>
-          </w:p>
-        </w:tc>
-      </w:tr>
-      <w:tr>
-        <w:tc>
-          <w:tcPr>
-            <w:tcW w:type="dxa" w:w="2041"/>
-          </w:tcPr>
-          <w:p>
-            <w:pPr>
-              <w:spacing w:after="20"/>
-            </w:pPr>
-            <w:r/>
-            <w:r>
-              <w:rPr>
-                <w:b w:val="0"/>
-                <w:sz w:val="16"/>
-              </w:rPr>
-              <w:t>Catálogo de ferramentas</w:t>
-            </w:r>
-          </w:p>
-        </w:tc>
-        <w:tc>
-          <w:tcPr>
-            <w:tcW w:type="dxa" w:w="2494"/>
-          </w:tcPr>
-          <w:p>
-            <w:pPr>
-              <w:spacing w:after="20"/>
-            </w:pPr>
-            <w:r/>
-            <w:r>
-              <w:rPr>
-                <w:b w:val="0"/>
-                <w:sz w:val="16"/>
-              </w:rPr>
-              <w:t>Este trabalho</w:t>
-            </w:r>
-          </w:p>
-        </w:tc>
-        <w:tc>
-          <w:tcPr>
-            <w:tcW w:type="dxa" w:w="4535"/>
-          </w:tcPr>
-          <w:p>
-            <w:pPr>
-              <w:spacing w:after="20"/>
-            </w:pPr>
-            <w:r/>
-            <w:r>
-              <w:rPr>
-                <w:b w:val="0"/>
-                <w:sz w:val="16"/>
-              </w:rPr>
-              <w:t>A regra vira impossibilidade: a ação não existe para aquele papel</w:t>
-            </w:r>
-          </w:p>
-        </w:tc>
-      </w:tr>
-    </w:tbl>
-    <w:p>
-      <w:pPr>
-        <w:spacing w:after="80"/>
-      </w:pPr>
-    </w:p>
-    <w:tbl>
-      <w:tblPr>
-        <w:tblW w:type="auto" w:w="0"/>
-        <w:jc w:val="center"/>
-        <w:tblLook w:firstColumn="1" w:firstRow="1" w:lastColumn="0" w:lastRow="0" w:noHBand="0" w:noVBand="1" w:val="04A0"/>
-      </w:tblPr>
-      <w:tblGrid>
-        <w:gridCol w:w="9518"/>
-      </w:tblGrid>
-      <w:tr>
-        <w:tc>
-          <w:tcPr>
-            <w:tcW w:type="dxa" w:w="9518"/>
-            <w:shd w:val="clear" w:fill="F2F5FA"/>
-          </w:tcPr>
-          <w:p>
-            <w:pPr>
-              <w:spacing w:after="0"/>
-            </w:pPr>
-            <w:r/>
-            <w:r>
-              <w:rPr>
-                <w:b/>
-                <w:color w:val="184F95"/>
-                <w:sz w:val="17"/>
-              </w:rPr>
-              <w:t xml:space="preserve">AS TRÊS EM UMA FRASE  </w:t>
-            </w:r>
-            <w:r>
-              <w:rPr>
-                <w:sz w:val="19"/>
-              </w:rPr>
-              <w:t>As arquiteturas divergem em onde guardam o estado, em quem decide o próximo passo e em como impõem a autoridade dos papéis. Este trabalho ocupa a combinação que os outros não ocupam: estado fora da conversa e persistente, laço de controle fechado por código, e autoridade imposta por ausência de ferramenta — o que o coloca no único ponto do espaço em que a separação entre construir e aprovar se mantém sem operador humano presente.</w:t>
-            </w:r>
-          </w:p>
-        </w:tc>
-      </w:tr>
-    </w:tbl>
-    <w:p>
-      <w:pPr>
-        <w:spacing w:after="80"/>
-      </w:pPr>
-    </w:p>
-    <w:p>
-      <w:pPr>
-        <w:keepNext/>
-        <w:spacing w:before="320" w:after="100"/>
-      </w:pPr>
-      <w:r>
-        <w:rPr>
-          <w:b/>
-          <w:color w:val="184F95"/>
-          <w:sz w:val="26"/>
-        </w:rPr>
-        <w:t>9.  Registro do desenvolvimento</w:t>
-      </w:r>
-    </w:p>
-    <w:p>
-      <w:pPr>
-        <w:spacing w:after="120"/>
-        <w:jc w:val="both"/>
-      </w:pPr>
-      <w:r>
-        <w:rPr>
-          <w:b w:val="0"/>
-          <w:i w:val="0"/>
-          <w:sz w:val="20"/>
-        </w:rPr>
-        <w:t>As decisões arquiteturais deste trabalho têm data e commit no repositório público, e aparecem em sequência ao longo de seis semanas, cada uma depois do problema que a motivou:</w:t>
-      </w:r>
-    </w:p>
-    <w:tbl>
-      <w:tblPr>
-        <w:tblStyle w:val="TableGrid"/>
-        <w:tblW w:type="auto" w:w="0"/>
-        <w:jc w:val="center"/>
-        <w:tblLook w:firstColumn="1" w:firstRow="1" w:lastColumn="0" w:lastRow="0" w:noHBand="0" w:noVBand="1" w:val="04A0"/>
-      </w:tblPr>
-      <w:tblGrid>
-        <w:gridCol w:w="3173"/>
-        <w:gridCol w:w="3173"/>
-        <w:gridCol w:w="3173"/>
-      </w:tblGrid>
-      <w:tr>
+        <w:trPr>
+          <w:cantSplit/>
+        </w:trPr>
         <w:tc>
           <w:tcPr>
             <w:tcW w:type="dxa" w:w="1247"/>
@@ -3390,6 +4544,9 @@
         </w:tc>
       </w:tr>
       <w:tr>
+        <w:trPr>
+          <w:cantSplit/>
+        </w:trPr>
         <w:tc>
           <w:tcPr>
             <w:tcW w:type="dxa" w:w="1247"/>
@@ -3446,6 +4603,9 @@
         </w:tc>
       </w:tr>
       <w:tr>
+        <w:trPr>
+          <w:cantSplit/>
+        </w:trPr>
         <w:tc>
           <w:tcPr>
             <w:tcW w:type="dxa" w:w="1247"/>
@@ -3505,6 +4665,9 @@
         </w:tc>
       </w:tr>
       <w:tr>
+        <w:trPr>
+          <w:cantSplit/>
+        </w:trPr>
         <w:tc>
           <w:tcPr>
             <w:tcW w:type="dxa" w:w="1247"/>
@@ -3555,12 +4718,15 @@
                 <w:b w:val="0"/>
                 <w:sz w:val="16"/>
               </w:rPr>
-              <w:t>Contexto passa a ser função do papel, e não do projeto</w:t>
+              <w:t>O contexto entregue a um agente passa a ser função do papel dele, e não do projeto</w:t>
             </w:r>
           </w:p>
         </w:tc>
       </w:tr>
       <w:tr>
+        <w:trPr>
+          <w:cantSplit/>
+        </w:trPr>
         <w:tc>
           <w:tcPr>
             <w:tcW w:type="dxa" w:w="1247"/>
@@ -3620,6 +4786,9 @@
         </w:tc>
       </w:tr>
       <w:tr>
+        <w:trPr>
+          <w:cantSplit/>
+        </w:trPr>
         <w:tc>
           <w:tcPr>
             <w:tcW w:type="dxa" w:w="1247"/>
@@ -3670,12 +4839,15 @@
                 <w:b w:val="0"/>
                 <w:sz w:val="16"/>
               </w:rPr>
-              <w:t>O avanço deixa de depender de julgamento humano</w:t>
+              <w:t>O avanço entre tarefas deixa de depender de julgamento humano</w:t>
             </w:r>
           </w:p>
         </w:tc>
       </w:tr>
       <w:tr>
+        <w:trPr>
+          <w:cantSplit/>
+        </w:trPr>
         <w:tc>
           <w:tcPr>
             <w:tcW w:type="dxa" w:w="1247"/>
@@ -3735,6 +4907,9 @@
         </w:tc>
       </w:tr>
       <w:tr>
+        <w:trPr>
+          <w:cantSplit/>
+        </w:trPr>
         <w:tc>
           <w:tcPr>
             <w:tcW w:type="dxa" w:w="1247"/>
@@ -3785,7 +4960,7 @@
                 <w:b w:val="0"/>
                 <w:sz w:val="16"/>
               </w:rPr>
-              <w:t>O portão é fechado nos dois caminhos de saída do construtor</w:t>
+              <w:t>O portão de verificação é fechado nos dois caminhos de saída do construtor</w:t>
             </w:r>
           </w:p>
         </w:tc>
@@ -3807,7 +4982,7 @@
           <w:i w:val="0"/>
           <w:sz w:val="20"/>
         </w:rPr>
-        <w:t>Em operação, a primeira versão entregou 86 tarefas concluídas de 89, em três projetos de domínios distintos — um jogo de tabuleiro em versão web multijogador em tempo real; um serviço permanente embarcado no computador de placa única que controla uma impressora 3D; e uma plataforma de dados com camada de análise por modelos de linguagem.</w:t>
+        <w:t>Em operação, a primeira versão entregou 86 tarefas concluídas de 89, em três projetos de domínios distintos: um jogo de tabuleiro web multijogador em tempo real; um serviço embarcado numa impressora 3D; e uma plataforma de dados com análise por modelos de linguagem.</w:t>
       </w:r>
     </w:p>
     <w:p>
@@ -3833,7 +5008,7 @@
       <w:r>
         <w:rPr>
           <w:b w:val="0"/>
-          <w:sz w:val="18"/>
+          <w:sz w:val="17"/>
         </w:rPr>
         <w:t>QIAN, C. et al. ChatDev: Communicative Agents for Software Development. arXiv:2307.07924, 2023.</w:t>
       </w:r>
@@ -3847,7 +5022,7 @@
       <w:r>
         <w:rPr>
           <w:b w:val="0"/>
-          <w:sz w:val="18"/>
+          <w:sz w:val="17"/>
         </w:rPr>
         <w:t>HONG, S. et al. MetaGPT: Meta Programming for a Multi-Agent Collaborative Framework. arXiv:2308.00352, 2023.</w:t>
       </w:r>
@@ -3861,7 +5036,7 @@
       <w:r>
         <w:rPr>
           <w:b w:val="0"/>
-          <w:sz w:val="18"/>
+          <w:sz w:val="17"/>
         </w:rPr>
         <w:t>JANDA, M. Agentic Software Factory. softwarefabrik.io, v0.30.0, 2026.</w:t>
       </w:r>
@@ -3875,23 +5050,9 @@
       <w:r>
         <w:rPr>
           <w:b w:val="0"/>
-          <w:sz w:val="18"/>
+          <w:sz w:val="17"/>
         </w:rPr>
         <w:t>CUSUMANO, M. Japan's Software Factories. Oxford University Press, 1991.</w:t>
-      </w:r>
-    </w:p>
-    <w:p>
-      <w:pPr>
-        <w:pStyle w:val="ListBullet"/>
-        <w:spacing w:after="60"/>
-        <w:ind w:left="397"/>
-      </w:pPr>
-      <w:r>
-        <w:rPr>
-          <w:b w:val="0"/>
-          <w:sz w:val="18"/>
-        </w:rPr>
-        <w:t>Cortex (github.com/itsHabib/cortex) e Sagents (github.com/sagents-ai/sagents) — agentes supervisionados em Elixir/OTP.</w:t>
       </w:r>
     </w:p>
     <w:sectPr>
